--- a/buecher/band-4-reinigung/Was-die-Natur-uns-schenkt-Band-4.docx
+++ b/buecher/band-4-reinigung/Was-die-Natur-uns-schenkt-Band-4.docx
@@ -380,7 +380,7 @@
           <w:sz w:val="20"/>
           <w:szCs w:val="20"/>
         </w:rPr>
-        <w:t xml:space="preserve">Waschmittel selbst machen</w:t>
+        <w:t xml:space="preserve">Waschmittel aus der Natur</w:t>
       </w:r>
       <w:r>
         <w:tab/>
@@ -413,7 +413,7 @@
       </w:r>
       <w:fldSimple w:instr="PAGEREF k_flecken \h">
         <w:r>
-          <w:t xml:space="preserve">13</w:t>
+          <w:t xml:space="preserve">14</w:t>
         </w:r>
       </w:fldSimple>
     </w:p>
@@ -439,7 +439,7 @@
       </w:r>
       <w:fldSimple w:instr="PAGEREF k_waeschepflege \h">
         <w:r>
-          <w:t xml:space="preserve">15</w:t>
+          <w:t xml:space="preserve">17</w:t>
         </w:r>
       </w:fldSimple>
     </w:p>
@@ -465,7 +465,7 @@
       </w:r>
       <w:fldSimple w:instr="PAGEREF k_wolle_feines \h">
         <w:r>
-          <w:t xml:space="preserve">17</w:t>
+          <w:t xml:space="preserve">19</w:t>
         </w:r>
       </w:fldSimple>
     </w:p>
@@ -491,7 +491,7 @@
       </w:r>
       <w:fldSimple w:instr="PAGEREF s_kueche \h">
         <w:r>
-          <w:t xml:space="preserve">19</w:t>
+          <w:t xml:space="preserve">21</w:t>
         </w:r>
       </w:fldSimple>
     </w:p>
@@ -517,7 +517,7 @@
       </w:r>
       <w:fldSimple w:instr="PAGEREF k_spuelen \h">
         <w:r>
-          <w:t xml:space="preserve">20</w:t>
+          <w:t xml:space="preserve">22</w:t>
         </w:r>
       </w:fldSimple>
     </w:p>
@@ -543,7 +543,7 @@
       </w:r>
       <w:fldSimple w:instr="PAGEREF k_backofen_herd \h">
         <w:r>
-          <w:t xml:space="preserve">22</w:t>
+          <w:t xml:space="preserve">24</w:t>
         </w:r>
       </w:fldSimple>
     </w:p>
@@ -569,7 +569,7 @@
       </w:r>
       <w:fldSimple w:instr="PAGEREF k_kuehlschrank_flaechen \h">
         <w:r>
-          <w:t xml:space="preserve">24</w:t>
+          <w:t xml:space="preserve">26</w:t>
         </w:r>
       </w:fldSimple>
     </w:p>
@@ -595,7 +595,7 @@
       </w:r>
       <w:fldSimple w:instr="PAGEREF s_bad \h">
         <w:r>
-          <w:t xml:space="preserve">26</w:t>
+          <w:t xml:space="preserve">28</w:t>
         </w:r>
       </w:fldSimple>
     </w:p>
@@ -621,7 +621,7 @@
       </w:r>
       <w:fldSimple w:instr="PAGEREF k_kalk_armaturen \h">
         <w:r>
-          <w:t xml:space="preserve">27</w:t>
+          <w:t xml:space="preserve">29</w:t>
         </w:r>
       </w:fldSimple>
     </w:p>
@@ -647,7 +647,7 @@
       </w:r>
       <w:fldSimple w:instr="PAGEREF k_wc_fugen_abfluss \h">
         <w:r>
-          <w:t xml:space="preserve">29</w:t>
+          <w:t xml:space="preserve">31</w:t>
         </w:r>
       </w:fldSimple>
     </w:p>
@@ -673,7 +673,7 @@
       </w:r>
       <w:fldSimple w:instr="PAGEREF s_wohnen \h">
         <w:r>
-          <w:t xml:space="preserve">31</w:t>
+          <w:t xml:space="preserve">33</w:t>
         </w:r>
       </w:fldSimple>
     </w:p>
@@ -699,7 +699,7 @@
       </w:r>
       <w:fldSimple w:instr="PAGEREF k_allzweck_boeden \h">
         <w:r>
-          <w:t xml:space="preserve">32</w:t>
+          <w:t xml:space="preserve">34</w:t>
         </w:r>
       </w:fldSimple>
     </w:p>
@@ -725,7 +725,7 @@
       </w:r>
       <w:fldSimple w:instr="PAGEREF k_fenster_glas \h">
         <w:r>
-          <w:t xml:space="preserve">34</w:t>
+          <w:t xml:space="preserve">36</w:t>
         </w:r>
       </w:fldSimple>
     </w:p>
@@ -751,7 +751,7 @@
       </w:r>
       <w:fldSimple w:instr="PAGEREF k_moebel_leder_metall \h">
         <w:r>
-          <w:t xml:space="preserve">35</w:t>
+          <w:t xml:space="preserve">37</w:t>
         </w:r>
       </w:fldSimple>
     </w:p>
@@ -777,7 +777,7 @@
       </w:r>
       <w:fldSimple w:instr="PAGEREF k_luft_schimmel \h">
         <w:r>
-          <w:t xml:space="preserve">37</w:t>
+          <w:t xml:space="preserve">39</w:t>
         </w:r>
       </w:fldSimple>
     </w:p>
@@ -803,7 +803,7 @@
       </w:r>
       <w:fldSimple w:instr="PAGEREF k_ungeziefer \h">
         <w:r>
-          <w:t xml:space="preserve">39</w:t>
+          <w:t xml:space="preserve">41</w:t>
         </w:r>
       </w:fldSimple>
     </w:p>
@@ -829,7 +829,7 @@
       </w:r>
       <w:fldSimple w:instr="PAGEREF s_routine \h">
         <w:r>
-          <w:t xml:space="preserve">41</w:t>
+          <w:t xml:space="preserve">43</w:t>
         </w:r>
       </w:fldSimple>
     </w:p>
@@ -855,7 +855,7 @@
       </w:r>
       <w:fldSimple w:instr="PAGEREF k_putzplan \h">
         <w:r>
-          <w:t xml:space="preserve">42</w:t>
+          <w:t xml:space="preserve">44</w:t>
         </w:r>
       </w:fldSimple>
     </w:p>
@@ -881,7 +881,7 @@
       </w:r>
       <w:fldSimple w:instr="PAGEREF t25 \h">
         <w:r>
-          <w:t xml:space="preserve">44</w:t>
+          <w:t xml:space="preserve">46</w:t>
         </w:r>
       </w:fldSimple>
     </w:p>
@@ -907,7 +907,7 @@
       </w:r>
       <w:fldSimple w:instr="PAGEREF t26 \h">
         <w:r>
-          <w:t xml:space="preserve">45</w:t>
+          <w:t xml:space="preserve">47</w:t>
         </w:r>
       </w:fldSimple>
     </w:p>
@@ -1087,10 +1087,20 @@
                 <w:b/>
                 <w:bCs/>
               </w:rPr>
-              <w:t xml:space="preserve">Soda, Natronlauge, Essigessenz und Zitronensäure</w:t>
-            </w:r>
-            <w:r>
-              <w:t xml:space="preserve"> reizen Haut, Augen und Atemwege. Trage </w:t>
+              <w:t xml:space="preserve">Essigessenz und Zitronensäure</w:t>
+            </w:r>
+            <w:r>
+              <w:t xml:space="preserve"> reizen Haut, Augen und Atemwege, </w:t>
+            </w:r>
+            <w:r>
+              <w:rPr>
+                <w:b/>
+                <w:bCs/>
+              </w:rPr>
+              <w:t xml:space="preserve">Pflanzensude</w:t>
+            </w:r>
+            <w:r>
+              <w:t xml:space="preserve"> aus Efeu und Kastanien die Haut. Trage </w:t>
             </w:r>
             <w:r>
               <w:rPr>
@@ -1123,37 +1133,14 @@
               <w:spacing w:after="60" w:line="280"/>
             </w:pPr>
             <w:r>
-              <w:t xml:space="preserve">Alle Mischungen </w:t>
-            </w:r>
-            <w:r>
               <w:rPr>
                 <w:b/>
                 <w:bCs/>
               </w:rPr>
-              <w:t xml:space="preserve">beschriften</w:t>
-            </w:r>
-            <w:r>
-              <w:t xml:space="preserve">, in </w:t>
-            </w:r>
-            <w:r>
-              <w:rPr>
-                <w:b/>
-                <w:bCs/>
-              </w:rPr>
-              <w:t xml:space="preserve">eindeutigen</w:t>
-            </w:r>
-            <w:r>
-              <w:t xml:space="preserve"> Flaschen aufbewahren – nie in Getränkeflaschen – und </w:t>
-            </w:r>
-            <w:r>
-              <w:rPr>
-                <w:b/>
-                <w:bCs/>
-              </w:rPr>
-              <w:t xml:space="preserve">außer Reichweite von Kindern</w:t>
-            </w:r>
-            <w:r>
-              <w:t xml:space="preserve"> lagern.</w:t>
+              <w:t xml:space="preserve">Rosskastanien und Efeu sind giftig.</w:t>
+            </w:r>
+            <w:r>
+              <w:t xml:space="preserve"> Sude und Pulver daraus nie in Getränkeflaschen füllen und nicht essen; Geschirr nach dem Spülen damit gründlich klar nachspülen.</w:t>
             </w:r>
           </w:p>
           <w:p>
@@ -1166,14 +1153,37 @@
               <w:spacing w:after="60" w:line="280"/>
             </w:pPr>
             <w:r>
+              <w:t xml:space="preserve">Alle Mischungen </w:t>
+            </w:r>
+            <w:r>
               <w:rPr>
                 <w:b/>
                 <w:bCs/>
               </w:rPr>
-              <w:t xml:space="preserve">Neue Mittel immer zuerst an einer unauffälligen Stelle testen.</w:t>
-            </w:r>
-            <w:r>
-              <w:t xml:space="preserve"> Naturstein, Holz, Lack, Aluminium, Gummidichtungen und empfindliche Textilien können Schaden nehmen.</w:t>
+              <w:t xml:space="preserve">beschriften</w:t>
+            </w:r>
+            <w:r>
+              <w:t xml:space="preserve">, in </w:t>
+            </w:r>
+            <w:r>
+              <w:rPr>
+                <w:b/>
+                <w:bCs/>
+              </w:rPr>
+              <w:t xml:space="preserve">eindeutigen</w:t>
+            </w:r>
+            <w:r>
+              <w:t xml:space="preserve"> Flaschen aufbewahren – nie in Getränkeflaschen – und </w:t>
+            </w:r>
+            <w:r>
+              <w:rPr>
+                <w:b/>
+                <w:bCs/>
+              </w:rPr>
+              <w:t xml:space="preserve">außer Reichweite von Kindern</w:t>
+            </w:r>
+            <w:r>
+              <w:t xml:space="preserve"> lagern.</w:t>
             </w:r>
           </w:p>
           <w:p>
@@ -1186,23 +1196,43 @@
               <w:spacing w:after="60" w:line="280"/>
             </w:pPr>
             <w:r>
-              <w:t xml:space="preserve">Im Notfall: </w:t>
-            </w:r>
-            <w:r>
               <w:rPr>
                 <w:b/>
                 <w:bCs/>
               </w:rPr>
-              <w:t xml:space="preserve">Giftnotruf</w:t>
-            </w:r>
-            <w:r>
-              <w:t xml:space="preserve"> (z. B. Berlin 030 19240, München 089 19240) oder </w:t>
+              <w:t xml:space="preserve">Neue Mittel immer zuerst an einer unauffälligen Stelle testen.</w:t>
+            </w:r>
+            <w:r>
+              <w:t xml:space="preserve"> Naturstein, Holz, Lack, Aluminium, Gummidichtungen und empfindliche Textilien können Schaden nehmen.</w:t>
+            </w:r>
+          </w:p>
+          <w:p>
+            <w:pPr>
+              <w:pStyle w:val="ListParagraph"/>
+              <w:numPr>
+                <w:ilvl w:val="0"/>
+                <w:numId w:val="2"/>
+              </w:numPr>
+              <w:spacing w:after="60" w:line="280"/>
+            </w:pPr>
+            <w:r>
+              <w:t xml:space="preserve">Im Notfall: </w:t>
             </w:r>
             <w:r>
               <w:rPr>
                 <w:b/>
                 <w:bCs/>
               </w:rPr>
+              <w:t xml:space="preserve">Giftnotruf</w:t>
+            </w:r>
+            <w:r>
+              <w:t xml:space="preserve"> (z. B. Berlin 030 19240, München 089 19240) oder </w:t>
+            </w:r>
+            <w:r>
+              <w:rPr>
+                <w:b/>
+                <w:bCs/>
+              </w:rPr>
               <w:t xml:space="preserve">112</w:t>
             </w:r>
             <w:r>
@@ -1328,17 +1358,17 @@
         <w:jc w:val="both"/>
       </w:pPr>
       <w:r>
-        <w:t xml:space="preserve">Unter der Spüle stehen in den meisten Haushalten zehn, fünfzehn verschiedene Flaschen: für Glas, für Bad, für Küche, für Fliesen, für Holz, für Edelstahl. Dabei reichen für fast alles </w:t>
+        <w:t xml:space="preserve">Unter der Spüle stehen in den meisten Haushalten zehn, fünfzehn verschiedene Flaschen: für Glas, für Bad, für Küche, für Fliesen, für Holz, für Edelstahl. Dabei reichen für fast alles ein paar </w:t>
       </w:r>
       <w:r>
         <w:rPr>
           <w:b/>
           <w:bCs/>
         </w:rPr>
-        <w:t xml:space="preserve">fünf Grundzutaten</w:t>
-      </w:r>
-      <w:r>
-        <w:t xml:space="preserve">, die unsere Großmütter schon kannten: Natron, Soda, Zitronensäure, Essig und Kernseife.</w:t>
+        <w:t xml:space="preserve">Grundzutaten aus der Natur</w:t>
+      </w:r>
+      <w:r>
+        <w:t xml:space="preserve">, die unsere Großmütter schon kannten: Pflanzen, die waschen – Rosskastanien, Efeu, Seifenkraut –, dazu Essig, Zitrone, Natron und Salz. Und die Sonne als Bleiche.</w:t>
       </w:r>
     </w:p>
     <w:p>
@@ -1347,7 +1377,7 @@
         <w:jc w:val="both"/>
       </w:pPr>
       <w:r>
-        <w:t xml:space="preserve">In diesem Buch zeige ich dir, wie du daraus alles mischst, was du zum Putzen und Waschen brauchst – günstiger, mit weniger Plastik und ohne Duftstoffe, die in der Nase beißen. Und ich sage dir auch ehrlich, wo Hausmittel an ihre Grenzen kommen.</w:t>
+        <w:t xml:space="preserve">In diesem Buch zeige ich dir, wie du daraus alles machst, was du zum Putzen und Waschen brauchst – günstiger, mit weniger Plastik und ohne Duftstoffe, die in der Nase beißen. Und ich sage dir auch ehrlich, wo Hausmittel an ihre Grenzen kommen.</w:t>
       </w:r>
     </w:p>
     <w:p>
@@ -1398,7 +1428,7 @@
         <w:jc w:val="both"/>
       </w:pPr>
       <w:r>
-        <w:t xml:space="preserve">Mit diesen Zutaten kommst du durch fast den ganzen Haushalt. Du bekommst sie in der Drogerie, im Supermarkt oder online.</w:t>
+        <w:t xml:space="preserve">Mit diesen Zutaten kommst du durch fast den ganzen Haushalt. Die Pflanzen sammelst du selbst, den Rest bekommst du im Supermarkt, in der Drogerie oder Apotheke. Seifen, Spiritus und chemische Bleichmittel brauchst du nicht.</w:t>
       </w:r>
     </w:p>
     <w:tbl>
@@ -1554,7 +1584,7 @@
               <w:t xml:space="preserve">Natron</w:t>
             </w:r>
             <w:r>
-              <w:t xml:space="preserve"> (Natriumhydrogencarbonat, Backnatron)</w:t>
+              <w:t xml:space="preserve"> (Natriumhydrogencarbonat, Backnatron; kommt auch als Mineral in der Natur vor)</w:t>
             </w:r>
           </w:p>
         </w:tc>
@@ -1642,10 +1672,17 @@
                 <w:b/>
                 <w:bCs/>
               </w:rPr>
-              <w:t xml:space="preserve">Soda</w:t>
-            </w:r>
-            <w:r>
-              <w:t xml:space="preserve"> (Waschsoda, Natriumcarbonat)</w:t>
+              <w:t xml:space="preserve">Zitronensäure</w:t>
+            </w:r>
+            <w:r>
+              <w:t xml:space="preserve"> (Pulver) und </w:t>
+            </w:r>
+            <w:r>
+              <w:rPr>
+                <w:b/>
+                <w:bCs/>
+              </w:rPr>
+              <w:t xml:space="preserve">Zitronensaft</w:t>
             </w:r>
           </w:p>
         </w:tc>
@@ -1671,7 +1708,7 @@
               <w:jc w:val="left"/>
             </w:pPr>
             <w:r>
-              <w:t xml:space="preserve">stark basisch: löst Fett und Schmutz kräftig, enthärtet Wasser</w:t>
+              <w:t xml:space="preserve">Fruchtsäure: löst Kalk, Urinstein und Rost, bleicht mit Sonne</w:t>
             </w:r>
           </w:p>
         </w:tc>
@@ -1697,14 +1734,17 @@
               <w:jc w:val="left"/>
             </w:pPr>
             <w:r>
+              <w:t xml:space="preserve">nur </w:t>
+            </w:r>
+            <w:r>
               <w:rPr>
                 <w:b/>
                 <w:bCs/>
               </w:rPr>
-              <w:t xml:space="preserve">reizt Haut und Augen</w:t>
-            </w:r>
-            <w:r>
-              <w:t xml:space="preserve"> – Handschuhe; nicht auf Aluminium, Lack, Holz, Wolle, Seide</w:t>
+              <w:t xml:space="preserve">kalt bis handwarm</w:t>
+            </w:r>
+            <w:r>
+              <w:t xml:space="preserve"> verwenden – heiß bildet sich schwer lösliches Calciumcitrat; nicht auf Naturstein, Emaille-Schäden möglich</w:t>
             </w:r>
           </w:p>
         </w:tc>
@@ -1740,10 +1780,10 @@
                 <w:b/>
                 <w:bCs/>
               </w:rPr>
-              <w:t xml:space="preserve">Zitronensäure</w:t>
-            </w:r>
-            <w:r>
-              <w:t xml:space="preserve"> (Pulver)</w:t>
+              <w:t xml:space="preserve">Essig</w:t>
+            </w:r>
+            <w:r>
+              <w:t xml:space="preserve"> (Haushaltsessig 5 %, Essigessenz 25 %)</w:t>
             </w:r>
           </w:p>
         </w:tc>
@@ -1769,7 +1809,7 @@
               <w:jc w:val="left"/>
             </w:pPr>
             <w:r>
-              <w:t xml:space="preserve">löst Kalk, Urinstein und Rost</w:t>
+              <w:t xml:space="preserve">löst Kalk, macht Glas streifenfrei, neutralisiert Gerüche</w:t>
             </w:r>
           </w:p>
         </w:tc>
@@ -1795,17 +1835,7 @@
               <w:jc w:val="left"/>
             </w:pPr>
             <w:r>
-              <w:t xml:space="preserve">nur </w:t>
-            </w:r>
-            <w:r>
-              <w:rPr>
-                <w:b/>
-                <w:bCs/>
-              </w:rPr>
-              <w:t xml:space="preserve">kalt bis handwarm</w:t>
-            </w:r>
-            <w:r>
-              <w:t xml:space="preserve"> verwenden – heiß bildet sich schwer lösliches Calciumcitrat; nicht auf Naturstein, Emaille-Schäden möglich</w:t>
+              <w:t xml:space="preserve">Essigessenz nur verdünnt; nicht auf Naturstein (Marmor, Kalkstein), nicht häufig auf Gummidichtungen; nie mit Chlor mischen</w:t>
             </w:r>
           </w:p>
         </w:tc>
@@ -1841,10 +1871,7 @@
                 <w:b/>
                 <w:bCs/>
               </w:rPr>
-              <w:t xml:space="preserve">Essig</w:t>
-            </w:r>
-            <w:r>
-              <w:t xml:space="preserve"> (Haushaltsessig 5 %, Essigessenz 25 %)</w:t>
+              <w:t xml:space="preserve">Rosskastanien, Efeu</w:t>
             </w:r>
           </w:p>
         </w:tc>
@@ -1870,7 +1897,7 @@
               <w:jc w:val="left"/>
             </w:pPr>
             <w:r>
-              <w:t xml:space="preserve">löst Kalk, macht Glas streifenfrei, neutralisiert Gerüche</w:t>
+              <w:t xml:space="preserve">natürliche Saponine: waschen Wäsche, lösen Fett, für Böden und Geschirr</w:t>
             </w:r>
           </w:p>
         </w:tc>
@@ -1896,7 +1923,14 @@
               <w:jc w:val="left"/>
             </w:pPr>
             <w:r>
-              <w:t xml:space="preserve">Essigessenz nur verdünnt; nicht auf Naturstein (Marmor, Kalkstein), nicht häufig auf Gummidichtungen; nie mit Chlor mischen</w:t>
+              <w:rPr>
+                <w:b/>
+                <w:bCs/>
+              </w:rPr>
+              <w:t xml:space="preserve">giftig</w:t>
+            </w:r>
+            <w:r>
+              <w:t xml:space="preserve"> – beschriften, nicht essen, vor Kindern sichern; Sud hält nur wenige Tage</w:t>
             </w:r>
           </w:p>
         </w:tc>
@@ -1932,10 +1966,7 @@
                 <w:b/>
                 <w:bCs/>
               </w:rPr>
-              <w:t xml:space="preserve">Kernseife</w:t>
-            </w:r>
-            <w:r>
-              <w:t xml:space="preserve"> (Natronseife, ohne Zusätze)</w:t>
+              <w:t xml:space="preserve">Seifenkraut, Waschnüsse</w:t>
             </w:r>
           </w:p>
         </w:tc>
@@ -1961,7 +1992,7 @@
               <w:jc w:val="left"/>
             </w:pPr>
             <w:r>
-              <w:t xml:space="preserve">reinigt und löst Fett, Grundlage für Waschmittel</w:t>
+              <w:t xml:space="preserve">mildere Saponine für Wolle, Feines und Geschirr</w:t>
             </w:r>
           </w:p>
         </w:tc>
@@ -1987,7 +2018,7 @@
               <w:jc w:val="left"/>
             </w:pPr>
             <w:r>
-              <w:t xml:space="preserve">in hartem Wasser bildet sie Kalkseife – mit Soda kombinieren</w:t>
+              <w:t xml:space="preserve">nicht in die Augen bringen; Seifenkraut siehe Band 1</w:t>
             </w:r>
           </w:p>
         </w:tc>
@@ -2023,10 +2054,7 @@
                 <w:b/>
                 <w:bCs/>
               </w:rPr>
-              <w:t xml:space="preserve">Schmierseife</w:t>
-            </w:r>
-            <w:r>
-              <w:t xml:space="preserve"> (Kaliseife, flüssig)</w:t>
+              <w:t xml:space="preserve">Salz</w:t>
             </w:r>
           </w:p>
         </w:tc>
@@ -2052,7 +2080,7 @@
               <w:jc w:val="left"/>
             </w:pPr>
             <w:r>
-              <w:t xml:space="preserve">für Böden, Fliesen, Holz; mild</w:t>
+              <w:t xml:space="preserve">scheuert, saugt frische Flecken auf, löst eingetrocknetes Blut</w:t>
             </w:r>
           </w:p>
         </w:tc>
@@ -2078,7 +2106,7 @@
               <w:jc w:val="left"/>
             </w:pPr>
             <w:r>
-              <w:t xml:space="preserve">kann auf versiegelten Flächen Schlieren machen – sparsam dosieren</w:t>
+              <w:t xml:space="preserve">nicht auf empfindlichem Lack und Edelstahl reiben</w:t>
             </w:r>
           </w:p>
         </w:tc>
@@ -2114,7 +2142,7 @@
                 <w:b/>
                 <w:bCs/>
               </w:rPr>
-              <w:t xml:space="preserve">Gallseife</w:t>
+              <w:t xml:space="preserve">Speisestärke, Kartoffelmehl</w:t>
             </w:r>
           </w:p>
         </w:tc>
@@ -2140,7 +2168,7 @@
               <w:jc w:val="left"/>
             </w:pPr>
             <w:r>
-              <w:t xml:space="preserve">Flecken aus Fett, Gras, Blut, Kaffee</w:t>
+              <w:t xml:space="preserve">saugt Fett aus Textilien und Polstern</w:t>
             </w:r>
           </w:p>
         </w:tc>
@@ -2166,7 +2194,7 @@
               <w:jc w:val="left"/>
             </w:pPr>
             <w:r>
-              <w:t xml:space="preserve">klassisch mit Rindergalle; es gibt vegane Varianten mit Pflanzenenzymen</w:t>
+              <w:t xml:space="preserve">gut ausbürsten</w:t>
             </w:r>
           </w:p>
         </w:tc>
@@ -2202,10 +2230,7 @@
                 <w:b/>
                 <w:bCs/>
               </w:rPr>
-              <w:t xml:space="preserve">Spiritus</w:t>
-            </w:r>
-            <w:r>
-              <w:t xml:space="preserve"> (Brennspiritus, Ethanol)</w:t>
+              <w:t xml:space="preserve">Sonne</w:t>
             </w:r>
           </w:p>
         </w:tc>
@@ -2231,7 +2256,7 @@
               <w:jc w:val="left"/>
             </w:pPr>
             <w:r>
-              <w:t xml:space="preserve">löst Fett, verdunstet streifenfrei, gegen Schimmel auf kleinen Flächen</w:t>
+              <w:t xml:space="preserve">bleicht Weißwäsche und viele Flecken, desinfiziert ein wenig</w:t>
             </w:r>
           </w:p>
         </w:tc>
@@ -2257,193 +2282,7 @@
               <w:jc w:val="left"/>
             </w:pPr>
             <w:r>
-              <w:rPr>
-                <w:b/>
-                <w:bCs/>
-              </w:rPr>
-              <w:t xml:space="preserve">leicht entzündlich</w:t>
-            </w:r>
-            <w:r>
-              <w:t xml:space="preserve"> – nicht in der Nähe von Flammen, gut lüften</w:t>
-            </w:r>
-          </w:p>
-        </w:tc>
-      </w:tr>
-      <w:tr>
-        <w:trPr>
-          <w:cantSplit/>
-          <w:tblHeader w:val="false"/>
-        </w:trPr>
-        <w:tc>
-          <w:tcPr>
-            <w:tcW w:type="dxa" w:w="2600"/>
-            <w:tcBorders>
-              <w:top w:val="single" w:color="C9C2AE" w:sz="4"/>
-              <w:left w:val="single" w:color="C9C2AE" w:sz="4"/>
-              <w:bottom w:val="single" w:color="C9C2AE" w:sz="4"/>
-              <w:right w:val="single" w:color="C9C2AE" w:sz="4"/>
-            </w:tcBorders>
-            <w:tcMar>
-              <w:top w:type="dxa" w:w="70"/>
-              <w:left w:type="dxa" w:w="110"/>
-              <w:bottom w:type="dxa" w:w="70"/>
-              <w:right w:type="dxa" w:w="110"/>
-            </w:tcMar>
-          </w:tcPr>
-          <w:p>
-            <w:pPr>
-              <w:spacing w:after="0" w:line="260"/>
-              <w:jc w:val="left"/>
-            </w:pPr>
-            <w:r>
-              <w:rPr>
-                <w:b/>
-                <w:bCs/>
-              </w:rPr>
-              <w:t xml:space="preserve">Natriumpercarbonat</w:t>
-            </w:r>
-            <w:r>
-              <w:t xml:space="preserve"> (Sauerstoffbleiche)</w:t>
-            </w:r>
-          </w:p>
-        </w:tc>
-        <w:tc>
-          <w:tcPr>
-            <w:tcW w:type="dxa" w:w="3400"/>
-            <w:tcBorders>
-              <w:top w:val="single" w:color="C9C2AE" w:sz="4"/>
-              <w:left w:val="single" w:color="C9C2AE" w:sz="4"/>
-              <w:bottom w:val="single" w:color="C9C2AE" w:sz="4"/>
-              <w:right w:val="single" w:color="C9C2AE" w:sz="4"/>
-            </w:tcBorders>
-            <w:tcMar>
-              <w:top w:type="dxa" w:w="70"/>
-              <w:left w:type="dxa" w:w="110"/>
-              <w:bottom w:type="dxa" w:w="70"/>
-              <w:right w:type="dxa" w:w="110"/>
-            </w:tcMar>
-          </w:tcPr>
-          <w:p>
-            <w:pPr>
-              <w:spacing w:after="0" w:line="260"/>
-              <w:jc w:val="left"/>
-            </w:pPr>
-            <w:r>
-              <w:t xml:space="preserve">bleicht und entfernt Flecken auf Weißwäsche</w:t>
-            </w:r>
-          </w:p>
-        </w:tc>
-        <w:tc>
-          <w:tcPr>
-            <w:tcW w:type="dxa" w:w="3070"/>
-            <w:tcBorders>
-              <w:top w:val="single" w:color="C9C2AE" w:sz="4"/>
-              <w:left w:val="single" w:color="C9C2AE" w:sz="4"/>
-              <w:bottom w:val="single" w:color="C9C2AE" w:sz="4"/>
-              <w:right w:val="single" w:color="C9C2AE" w:sz="4"/>
-            </w:tcBorders>
-            <w:tcMar>
-              <w:top w:type="dxa" w:w="70"/>
-              <w:left w:type="dxa" w:w="110"/>
-              <w:bottom w:type="dxa" w:w="70"/>
-              <w:right w:type="dxa" w:w="110"/>
-            </w:tcMar>
-          </w:tcPr>
-          <w:p>
-            <w:pPr>
-              <w:spacing w:after="0" w:line="260"/>
-              <w:jc w:val="left"/>
-            </w:pPr>
-            <w:r>
-              <w:t xml:space="preserve">reizt Augen; ab 40 °C wirksam; nicht auf Wolle und Seide</w:t>
-            </w:r>
-          </w:p>
-        </w:tc>
-      </w:tr>
-      <w:tr>
-        <w:trPr>
-          <w:cantSplit/>
-          <w:tblHeader w:val="false"/>
-        </w:trPr>
-        <w:tc>
-          <w:tcPr>
-            <w:tcW w:type="dxa" w:w="2600"/>
-            <w:tcBorders>
-              <w:top w:val="single" w:color="C9C2AE" w:sz="4"/>
-              <w:left w:val="single" w:color="C9C2AE" w:sz="4"/>
-              <w:bottom w:val="single" w:color="C9C2AE" w:sz="4"/>
-              <w:right w:val="single" w:color="C9C2AE" w:sz="4"/>
-            </w:tcBorders>
-            <w:tcMar>
-              <w:top w:type="dxa" w:w="70"/>
-              <w:left w:type="dxa" w:w="110"/>
-              <w:bottom w:type="dxa" w:w="70"/>
-              <w:right w:type="dxa" w:w="110"/>
-            </w:tcMar>
-          </w:tcPr>
-          <w:p>
-            <w:pPr>
-              <w:spacing w:after="0" w:line="260"/>
-              <w:jc w:val="left"/>
-            </w:pPr>
-            <w:r>
-              <w:rPr>
-                <w:b/>
-                <w:bCs/>
-              </w:rPr>
-              <w:t xml:space="preserve">Kastanien, Efeu, Seifenkraut</w:t>
-            </w:r>
-          </w:p>
-        </w:tc>
-        <w:tc>
-          <w:tcPr>
-            <w:tcW w:type="dxa" w:w="3400"/>
-            <w:tcBorders>
-              <w:top w:val="single" w:color="C9C2AE" w:sz="4"/>
-              <w:left w:val="single" w:color="C9C2AE" w:sz="4"/>
-              <w:bottom w:val="single" w:color="C9C2AE" w:sz="4"/>
-              <w:right w:val="single" w:color="C9C2AE" w:sz="4"/>
-            </w:tcBorders>
-            <w:tcMar>
-              <w:top w:type="dxa" w:w="70"/>
-              <w:left w:type="dxa" w:w="110"/>
-              <w:bottom w:type="dxa" w:w="70"/>
-              <w:right w:type="dxa" w:w="110"/>
-            </w:tcMar>
-          </w:tcPr>
-          <w:p>
-            <w:pPr>
-              <w:spacing w:after="0" w:line="260"/>
-              <w:jc w:val="left"/>
-            </w:pPr>
-            <w:r>
-              <w:t xml:space="preserve">natürliche Saponine zum Waschen</w:t>
-            </w:r>
-          </w:p>
-        </w:tc>
-        <w:tc>
-          <w:tcPr>
-            <w:tcW w:type="dxa" w:w="3070"/>
-            <w:tcBorders>
-              <w:top w:val="single" w:color="C9C2AE" w:sz="4"/>
-              <w:left w:val="single" w:color="C9C2AE" w:sz="4"/>
-              <w:bottom w:val="single" w:color="C9C2AE" w:sz="4"/>
-              <w:right w:val="single" w:color="C9C2AE" w:sz="4"/>
-            </w:tcBorders>
-            <w:tcMar>
-              <w:top w:type="dxa" w:w="70"/>
-              <w:left w:type="dxa" w:w="110"/>
-              <w:bottom w:type="dxa" w:w="70"/>
-              <w:right w:type="dxa" w:w="110"/>
-            </w:tcMar>
-          </w:tcPr>
-          <w:p>
-            <w:pPr>
-              <w:spacing w:after="0" w:line="260"/>
-              <w:jc w:val="left"/>
-            </w:pPr>
-            <w:r>
-              <w:t xml:space="preserve">siehe Band 1 und 2; giftig – nicht essen</w:t>
+              <w:t xml:space="preserve">bleicht auch Farben – Buntes im Schatten trocknen</w:t>
             </w:r>
           </w:p>
         </w:tc>
@@ -2485,7 +2324,7 @@
         <w:spacing w:after="80" w:line="290"/>
       </w:pPr>
       <w:r>
-        <w:t xml:space="preserve">Gummihandschuhe, Schutzbrille für Soda und Essigessenz</w:t>
+        <w:t xml:space="preserve">Gummihandschuhe, Schutzbrille für Essigessenz und Pulver</w:t>
       </w:r>
     </w:p>
     <w:p>
@@ -2511,7 +2350,7 @@
         <w:spacing w:after="80" w:line="290"/>
       </w:pPr>
       <w:r>
-        <w:t xml:space="preserve">Messbecher, Küchenwaage, Trichter, Reibe nur für Seife</w:t>
+        <w:t xml:space="preserve">Messbecher, Küchenwaage, Trichter, Topf und Sieb nur für Pflanzensude, Mulltuch</w:t>
       </w:r>
     </w:p>
     <w:p>
@@ -2795,7 +2634,7 @@
               <w:jc w:val="left"/>
             </w:pPr>
             <w:r>
-              <w:t xml:space="preserve">Natron oder Soda + Essig oder Zitronensäure in einer Flasche</w:t>
+              <w:t xml:space="preserve">Natron + Essig oder Zitronensäure in einer Flasche</w:t>
             </w:r>
           </w:p>
         </w:tc>
@@ -3010,7 +2849,7 @@
           <w:sz w:val="20"/>
           <w:szCs w:val="20"/>
         </w:rPr>
-        <w:t xml:space="preserve">Waschmittel selbst machen · Flecken entfernen · Wäschepflege: weich, frisch und weiß · Wolle, Seide und Feines</w:t>
+        <w:t xml:space="preserve">Waschmittel aus der Natur · Flecken entfernen · Wäschepflege: weich, frisch und weiß · Wolle, Seide und Feines</w:t>
       </w:r>
     </w:p>
     <w:p>
@@ -3020,7 +2859,7 @@
       </w:pPr>
       <w:bookmarkStart w:name="k_waschmittel" w:id="1"/>
       <w:r>
-        <w:t xml:space="preserve">Waschmittel selbst machen</w:t>
+        <w:t xml:space="preserve">Waschmittel aus der Natur</w:t>
       </w:r>
       <w:bookmarkEnd w:id="1"/>
     </w:p>
@@ -3030,15 +2869,17 @@
         <w:jc w:val="both"/>
       </w:pPr>
       <w:r>
-        <w:t xml:space="preserve">Ein selbst gemachtes Waschmittel kostet nur wenige Cent pro Wäsche und kommt ohne Duftstoffe, optische Aufheller und Plastikverpackung aus. Für normal verschmutzte Alltagswäsche reicht es gut. Für stark verschmutzte Arbeitskleidung, hygienisch heikle Wäsche (z. B. bei Krankheit) und sehr hartes Wasser ist ein gekauftes Vollwaschmittel manchmal die bessere Wahl.</w:t>
-      </w:r>
-    </w:p>
-    <w:p>
-      <w:pPr>
-        <w:pStyle w:val="Heading2"/>
-      </w:pPr>
-      <w:r>
-        <w:t xml:space="preserve">Wie hart ist dein Wasser?</w:t>
+        <w:t xml:space="preserve">Lange bevor es Waschpulver gab, wurde mit Pflanzen gewaschen. </w:t>
+      </w:r>
+      <w:r>
+        <w:rPr>
+          <w:b/>
+          <w:bCs/>
+        </w:rPr>
+        <w:t xml:space="preserve">Rosskastanien, Efeu, Seifenkraut und Waschnüsse</w:t>
+      </w:r>
+      <w:r>
+        <w:t xml:space="preserve"> enthalten Saponine – natürliche Waschstoffe, die im Wasser schäumen und Schmutz und Fett lösen. Ein Waschmittel daraus kostet fast nichts, kommt ohne Duftstoffe, optische Aufheller und Plastikverpackung aus und reicht für normal verschmutzte Alltagswäsche gut.</w:t>
       </w:r>
     </w:p>
     <w:p>
@@ -3047,17 +2888,181 @@
         <w:jc w:val="both"/>
       </w:pPr>
       <w:r>
-        <w:t xml:space="preserve">Seifenbasierte Waschmittel funktionieren in </w:t>
-      </w:r>
+        <w:t xml:space="preserve">Ehrlich gesagt: Für stark verschmutzte Arbeitskleidung und hygienisch heikle Wäsche (z. B. bei Krankheit) stoßen Pflanzenwaschmittel an ihre Grenzen. Dann hilft eine heiße Wäsche (60 bis 90 °C) – oder ausnahmsweise ein gekauftes Vollwaschmittel.</w:t>
+      </w:r>
+    </w:p>
+    <w:tbl>
+      <w:tblPr>
+        <w:tblW w:type="dxa" w:w="9070"/>
+        <w:tblBorders>
+          <w:top w:val="single" w:color="auto" w:sz="4"/>
+          <w:left w:val="single" w:color="auto" w:sz="4"/>
+          <w:bottom w:val="single" w:color="auto" w:sz="4"/>
+          <w:right w:val="single" w:color="auto" w:sz="4"/>
+          <w:insideH w:val="single" w:color="auto" w:sz="4"/>
+          <w:insideV w:val="single" w:color="auto" w:sz="4"/>
+        </w:tblBorders>
+      </w:tblPr>
+      <w:tblGrid>
+        <w:gridCol w:w="9070"/>
+      </w:tblGrid>
+      <w:tr>
+        <w:trPr>
+          <w:cantSplit/>
+        </w:trPr>
+        <w:tc>
+          <w:tcPr>
+            <w:tcW w:type="dxa" w:w="9070"/>
+            <w:tcBorders>
+              <w:top w:val="none" w:color="FFFFFF" w:sz="0"/>
+              <w:left w:val="single" w:color="B5482F" w:sz="24"/>
+              <w:bottom w:val="none" w:color="FFFFFF" w:sz="0"/>
+              <w:right w:val="none" w:color="FFFFFF" w:sz="0"/>
+            </w:tcBorders>
+            <w:shd w:fill="FBEDE7" w:color="auto" w:val="clear"/>
+            <w:tcMar>
+              <w:top w:type="dxa" w:w="160"/>
+              <w:left w:type="dxa" w:w="240"/>
+              <w:bottom w:type="dxa" w:w="160"/>
+              <w:right w:type="dxa" w:w="200"/>
+            </w:tcMar>
+          </w:tcPr>
+          <w:p>
+            <w:pPr>
+              <w:spacing w:after="100"/>
+            </w:pPr>
+            <w:r>
+              <w:rPr>
+                <w:b/>
+                <w:bCs/>
+                <w:color w:val="B5482F"/>
+                <w:sz w:val="24"/>
+                <w:szCs w:val="24"/>
+              </w:rPr>
+              <w:t xml:space="preserve">Giftig – nicht essen</w:t>
+            </w:r>
+          </w:p>
+          <w:p>
+            <w:pPr>
+              <w:spacing w:after="80" w:line="280"/>
+            </w:pPr>
+            <w:r>
+              <w:t xml:space="preserve">Rosskastanien und Efeu sind </w:t>
+            </w:r>
+            <w:r>
+              <w:rPr>
+                <w:b/>
+                <w:bCs/>
+              </w:rPr>
+              <w:t xml:space="preserve">giftig</w:t>
+            </w:r>
+            <w:r>
+              <w:t xml:space="preserve">. Sude und Pulver immer </w:t>
+            </w:r>
+            <w:r>
+              <w:rPr>
+                <w:b/>
+                <w:bCs/>
+              </w:rPr>
+              <w:t xml:space="preserve">beschriften</w:t>
+            </w:r>
+            <w:r>
+              <w:t xml:space="preserve">, nicht in Getränkeflaschen füllen und </w:t>
+            </w:r>
+            <w:r>
+              <w:rPr>
+                <w:b/>
+                <w:bCs/>
+              </w:rPr>
+              <w:t xml:space="preserve">außer Reichweite von Kindern und Haustieren</w:t>
+            </w:r>
+            <w:r>
+              <w:t xml:space="preserve"> aufbewahren. Beim Zerkleinern von Efeu Handschuhe tragen – der Pflanzensaft kann die Haut reizen.</w:t>
+            </w:r>
+          </w:p>
+        </w:tc>
+      </w:tr>
+    </w:tbl>
+    <w:p>
+      <w:pPr>
+        <w:spacing w:after="120"/>
+      </w:pPr>
+    </w:p>
+    <w:p>
+      <w:pPr>
+        <w:pStyle w:val="Heading2"/>
+      </w:pPr>
+      <w:r>
+        <w:t xml:space="preserve">Gut zu wissen</w:t>
+      </w:r>
+    </w:p>
+    <w:p>
+      <w:pPr>
+        <w:pStyle w:val="ListParagraph"/>
+        <w:numPr>
+          <w:ilvl w:val="0"/>
+          <w:numId w:val="2"/>
+        </w:numPr>
+        <w:spacing w:after="80" w:line="290"/>
+      </w:pPr>
       <w:r>
         <w:rPr>
           <w:b/>
           <w:bCs/>
         </w:rPr>
-        <w:t xml:space="preserve">weichem</w:t>
-      </w:r>
-      <w:r>
-        <w:t xml:space="preserve"> Wasser am besten. In hartem Wasser bildet Seife mit dem Kalk „Kalkseife“, die Wäsche wird grau und steif. Den Härtegrad erfährst du bei deinem Wasserversorger oder auf dessen Website. Ab „mittel“ (über 8,4 °dH) gehört Soda in die Mischung, das enthärtet.</w:t>
+        <w:t xml:space="preserve">Saponine bilden keine Kalkseife</w:t>
+      </w:r>
+      <w:r>
+        <w:t xml:space="preserve"> – sie funktionieren auch in hartem Wasser. Bei sehr hartem Wasser hilft ein Schuss Essig im Weichspülerfach gegen Kalkablagerungen.</w:t>
+      </w:r>
+    </w:p>
+    <w:p>
+      <w:pPr>
+        <w:pStyle w:val="ListParagraph"/>
+        <w:numPr>
+          <w:ilvl w:val="0"/>
+          <w:numId w:val="2"/>
+        </w:numPr>
+        <w:spacing w:after="80" w:line="290"/>
+      </w:pPr>
+      <w:r>
+        <w:t xml:space="preserve">Pflanzensude halten nur </w:t>
+      </w:r>
+      <w:r>
+        <w:rPr>
+          <w:b/>
+          <w:bCs/>
+        </w:rPr>
+        <w:t xml:space="preserve">wenige Tage</w:t>
+      </w:r>
+      <w:r>
+        <w:t xml:space="preserve"> (im Kühlschrank bis etwa eine Woche). Lieber frisch ansetzen oder auf Pulver und getrocknete Kastanien ausweichen.</w:t>
+      </w:r>
+    </w:p>
+    <w:p>
+      <w:pPr>
+        <w:pStyle w:val="ListParagraph"/>
+        <w:numPr>
+          <w:ilvl w:val="0"/>
+          <w:numId w:val="2"/>
+        </w:numPr>
+        <w:spacing w:after="80" w:line="290"/>
+      </w:pPr>
+      <w:r>
+        <w:t xml:space="preserve">Pflanzenwaschmittel duften nicht. Wer Duft mag, gibt Duftessig (Kapitel Wäschepflege) ins Weichspülerfach.</w:t>
+      </w:r>
+    </w:p>
+    <w:p>
+      <w:pPr>
+        <w:pStyle w:val="ListParagraph"/>
+        <w:numPr>
+          <w:ilvl w:val="0"/>
+          <w:numId w:val="2"/>
+        </w:numPr>
+        <w:spacing w:after="80" w:line="290"/>
+      </w:pPr>
+      <w:r>
+        <w:t xml:space="preserve">Die ausführlichen Pflanzenporträts stehen in Band 1 (Seifenkraut) und Band 2 (Rosskastanie, Efeu).</w:t>
       </w:r>
     </w:p>
     <w:p>
@@ -3066,7 +3071,7 @@
       </w:pPr>
       <w:bookmarkStart w:name="r1" w:id="1"/>
       <w:r>
-        <w:t xml:space="preserve">Flüssigwaschmittel aus Kernseife und Soda</w:t>
+        <w:t xml:space="preserve">Kastanien-Waschmittel</w:t>
       </w:r>
       <w:bookmarkEnd w:id="1"/>
     </w:p>
@@ -3080,7 +3085,7 @@
           <w:i/>
           <w:iCs/>
         </w:rPr>
-        <w:t xml:space="preserve">Für etwa 2 Liter, reicht für 15 bis 20 Wäschen</w:t>
+        <w:t xml:space="preserve">Für eine Ladung</w:t>
       </w:r>
     </w:p>
     <w:p>
@@ -3105,7 +3110,7 @@
         <w:spacing w:after="80" w:line="290"/>
       </w:pPr>
       <w:r>
-        <w:t xml:space="preserve">30 g reine Kernseife (ohne Zusätze), fein gerieben</w:t>
+        <w:t xml:space="preserve">6 bis 8 Rosskastanien (für Weißwäsche geschält, sonst färbt die braune Schale leicht)</w:t>
       </w:r>
     </w:p>
     <w:p>
@@ -3118,7 +3123,7 @@
         <w:spacing w:after="80" w:line="290"/>
       </w:pPr>
       <w:r>
-        <w:t xml:space="preserve">2 gehäufte EL Waschsoda</w:t>
+        <w:t xml:space="preserve">300 ml Wasser</w:t>
       </w:r>
     </w:p>
     <w:p>
@@ -3131,7 +3136,7 @@
         <w:spacing w:after="80" w:line="290"/>
       </w:pPr>
       <w:r>
-        <w:t xml:space="preserve">2 Liter Wasser</w:t>
+        <w:t xml:space="preserve">ein Schraubglas, ein Sieb oder Mulltuch</w:t>
       </w:r>
     </w:p>
     <w:p>
@@ -3144,20 +3149,7 @@
         <w:spacing w:after="80" w:line="290"/>
       </w:pPr>
       <w:r>
-        <w:t xml:space="preserve">ein großer Topf, ein Schneebesen, saubere Flaschen mit weiter Öffnung</w:t>
-      </w:r>
-    </w:p>
-    <w:p>
-      <w:pPr>
-        <w:pStyle w:val="ListParagraph"/>
-        <w:numPr>
-          <w:ilvl w:val="0"/>
-          <w:numId w:val="2"/>
-        </w:numPr>
-        <w:spacing w:after="80" w:line="290"/>
-      </w:pPr>
-      <w:r>
-        <w:t xml:space="preserve">Handschuhe</w:t>
+        <w:t xml:space="preserve">ein stabiles Messer oder ein Mixer</w:t>
       </w:r>
     </w:p>
     <w:p>
@@ -3182,7 +3174,7 @@
         <w:spacing w:after="80" w:line="290"/>
       </w:pPr>
       <w:r>
-        <w:t xml:space="preserve">1 Liter Wasser im Topf erhitzen, die geriebene Seife darin unter Rühren vollständig auflösen.</w:t>
+        <w:t xml:space="preserve">Kastanien vierteln, hacken oder grob im Mixer zerkleinern.</w:t>
       </w:r>
     </w:p>
     <w:p>
@@ -3195,7 +3187,7 @@
         <w:spacing w:after="80" w:line="290"/>
       </w:pPr>
       <w:r>
-        <w:t xml:space="preserve">Topf vom Herd nehmen, mit Handschuhen das Soda einrühren (es kann kurz aufschäumen).</w:t>
+        <w:t xml:space="preserve">Mit Wasser im Glas übergießen und über Nacht stehen lassen – oder mit heißem Wasser 30 Minuten ziehen lassen.</w:t>
       </w:r>
     </w:p>
     <w:p>
@@ -3208,7 +3200,7 @@
         <w:spacing w:after="80" w:line="290"/>
       </w:pPr>
       <w:r>
-        <w:t xml:space="preserve">Den zweiten Liter Wasser dazugeben, umrühren und über Nacht abkühlen lassen. Die Mischung wird zu einem Gel.</w:t>
+        <w:t xml:space="preserve">Durch ein Sieb oder Tuch abgießen. Der milchige Sud ist dein Waschmittel.</w:t>
       </w:r>
     </w:p>
     <w:p>
@@ -3221,20 +3213,7 @@
         <w:spacing w:after="80" w:line="290"/>
       </w:pPr>
       <w:r>
-        <w:t xml:space="preserve">Am nächsten Tag kräftig durchmixen (Pürierstab oder Schneebesen), bis es gleichmäßig ist.</w:t>
-      </w:r>
-    </w:p>
-    <w:p>
-      <w:pPr>
-        <w:pStyle w:val="ListParagraph"/>
-        <w:numPr>
-          <w:ilvl w:val="0"/>
-          <w:numId w:val="3"/>
-        </w:numPr>
-        <w:spacing w:after="80" w:line="290"/>
-      </w:pPr>
-      <w:r>
-        <w:t xml:space="preserve">In Flaschen füllen und beschriften. Vor jedem Gebrauch schütteln.</w:t>
+        <w:t xml:space="preserve">Den Sud ins Hauptwaschfach geben und wie gewohnt waschen.</w:t>
       </w:r>
     </w:p>
     <w:p>
@@ -3247,7 +3226,7 @@
           <w:i/>
           <w:iCs/>
         </w:rPr>
-        <w:t xml:space="preserve">Tipp: Dosierung: 100 bis 150 ml pro Maschinenladung direkt in die Trommel oder ins Hauptwaschfach. Für Weißwäsche 1 EL Natriumpercarbonat dazugeben (ab 40 °C).</w:t>
+        <w:t xml:space="preserve">Tipp: Die ausgelaugten Stücke kannst du ein zweites Mal ansetzen. Funktioniert von 30 bis 60 °C.</w:t>
       </w:r>
     </w:p>
     <w:p>
@@ -3256,7 +3235,7 @@
       </w:pPr>
       <w:bookmarkStart w:name="r2" w:id="1"/>
       <w:r>
-        <w:t xml:space="preserve">Waschpulver aus Kernseife, Soda und Natron</w:t>
+        <w:t xml:space="preserve">Kastanienpulver für den Vorrat</w:t>
       </w:r>
       <w:bookmarkEnd w:id="1"/>
     </w:p>
@@ -3270,7 +3249,7 @@
           <w:i/>
           <w:iCs/>
         </w:rPr>
-        <w:t xml:space="preserve">Für etwa 25 Wäschen</w:t>
+        <w:t xml:space="preserve">Für viele Wäschen</w:t>
       </w:r>
     </w:p>
     <w:p>
@@ -3295,7 +3274,7 @@
         <w:spacing w:after="80" w:line="290"/>
       </w:pPr>
       <w:r>
-        <w:t xml:space="preserve">100 g Kernseife, sehr fein gerieben</w:t>
+        <w:t xml:space="preserve">Rosskastanien aus dem Herbst</w:t>
       </w:r>
     </w:p>
     <w:p>
@@ -3308,7 +3287,7 @@
         <w:spacing w:after="80" w:line="290"/>
       </w:pPr>
       <w:r>
-        <w:t xml:space="preserve">200 g Waschsoda</w:t>
+        <w:t xml:space="preserve">ein kräftiger Mixer oder eine alte Kaffeemühle</w:t>
       </w:r>
     </w:p>
     <w:p>
@@ -3321,33 +3300,7 @@
         <w:spacing w:after="80" w:line="290"/>
       </w:pPr>
       <w:r>
-        <w:t xml:space="preserve">100 g Natron</w:t>
-      </w:r>
-    </w:p>
-    <w:p>
-      <w:pPr>
-        <w:pStyle w:val="ListParagraph"/>
-        <w:numPr>
-          <w:ilvl w:val="0"/>
-          <w:numId w:val="2"/>
-        </w:numPr>
-        <w:spacing w:after="80" w:line="290"/>
-      </w:pPr>
-      <w:r>
-        <w:t xml:space="preserve">ein Schraubglas</w:t>
-      </w:r>
-    </w:p>
-    <w:p>
-      <w:pPr>
-        <w:pStyle w:val="ListParagraph"/>
-        <w:numPr>
-          <w:ilvl w:val="0"/>
-          <w:numId w:val="2"/>
-        </w:numPr>
-        <w:spacing w:after="80" w:line="290"/>
-      </w:pPr>
-      <w:r>
-        <w:t xml:space="preserve">Handschuhe, Schutzbrille (Staub)</w:t>
+        <w:t xml:space="preserve">Backblech, Schraubglas</w:t>
       </w:r>
     </w:p>
     <w:p>
@@ -3372,7 +3325,7 @@
         <w:spacing w:after="80" w:line="290"/>
       </w:pPr>
       <w:r>
-        <w:t xml:space="preserve">Die Seife möglichst fein reiben – in einer alten Küchenmaschine geht es schneller.</w:t>
+        <w:t xml:space="preserve">Kastanien vierteln oder hacken.</w:t>
       </w:r>
     </w:p>
     <w:p>
@@ -3385,7 +3338,7 @@
         <w:spacing w:after="80" w:line="290"/>
       </w:pPr>
       <w:r>
-        <w:t xml:space="preserve">Mit Soda und Natron gut vermischen.</w:t>
+        <w:t xml:space="preserve">Auf dem Blech an einem luftigen Ort oder bei 50 °C im Ofen (Tür einen Spalt offen) vollständig trocknen lassen.</w:t>
       </w:r>
     </w:p>
     <w:p>
@@ -3398,7 +3351,20 @@
         <w:spacing w:after="80" w:line="290"/>
       </w:pPr>
       <w:r>
-        <w:t xml:space="preserve">In ein Glas füllen und beschriften.</w:t>
+        <w:t xml:space="preserve">Fein mahlen und in ein trockenes, beschriftetes Glas füllen.</w:t>
+      </w:r>
+    </w:p>
+    <w:p>
+      <w:pPr>
+        <w:pStyle w:val="ListParagraph"/>
+        <w:numPr>
+          <w:ilvl w:val="0"/>
+          <w:numId w:val="4"/>
+        </w:numPr>
+        <w:spacing w:after="80" w:line="290"/>
+      </w:pPr>
+      <w:r>
+        <w:t xml:space="preserve">Für eine Ladung 2 bis 3 EL Pulver über Nacht in 300 ml Wasser einweichen, abseihen und den Sud verwenden.</w:t>
       </w:r>
     </w:p>
     <w:p>
@@ -3411,15 +3377,158 @@
           <w:i/>
           <w:iCs/>
         </w:rPr>
-        <w:t xml:space="preserve">Tipp: 2 bis 3 EL pro Ladung direkt in die Trommel. Bei 30 °C löst sich Pulver schlechter – dann vorher in etwas heißem Wasser auflösen.</w:t>
-      </w:r>
-    </w:p>
-    <w:p>
-      <w:pPr>
-        <w:pStyle w:val="Heading2"/>
-      </w:pPr>
-      <w:r>
-        <w:t xml:space="preserve">Waschmittel aus der Natur</w:t>
+        <w:t xml:space="preserve">Tipp: Trocken und dunkel gelagert hält das Pulver bis zur nächsten Kastaniensaison.</w:t>
+      </w:r>
+    </w:p>
+    <w:p>
+      <w:pPr>
+        <w:pStyle w:val="Heading3"/>
+      </w:pPr>
+      <w:bookmarkStart w:name="r3" w:id="1"/>
+      <w:r>
+        <w:t xml:space="preserve">Efeu-Waschmittel</w:t>
+      </w:r>
+      <w:bookmarkEnd w:id="1"/>
+    </w:p>
+    <w:p>
+      <w:pPr>
+        <w:spacing w:after="140" w:line="300"/>
+        <w:jc w:val="left"/>
+      </w:pPr>
+      <w:r>
+        <w:rPr>
+          <w:i/>
+          <w:iCs/>
+        </w:rPr>
+        <w:t xml:space="preserve">Für zwei bis drei Ladungen</w:t>
+      </w:r>
+    </w:p>
+    <w:p>
+      <w:pPr>
+        <w:spacing w:after="60"/>
+      </w:pPr>
+      <w:r>
+        <w:rPr>
+          <w:b/>
+          <w:bCs/>
+        </w:rPr>
+        <w:t xml:space="preserve">Du brauchst</w:t>
+      </w:r>
+    </w:p>
+    <w:p>
+      <w:pPr>
+        <w:pStyle w:val="ListParagraph"/>
+        <w:numPr>
+          <w:ilvl w:val="0"/>
+          <w:numId w:val="2"/>
+        </w:numPr>
+        <w:spacing w:after="80" w:line="290"/>
+      </w:pPr>
+      <w:r>
+        <w:t xml:space="preserve">15 bis 20 Efeublätter (Gewöhnlicher Efeu)</w:t>
+      </w:r>
+    </w:p>
+    <w:p>
+      <w:pPr>
+        <w:pStyle w:val="ListParagraph"/>
+        <w:numPr>
+          <w:ilvl w:val="0"/>
+          <w:numId w:val="2"/>
+        </w:numPr>
+        <w:spacing w:after="80" w:line="290"/>
+      </w:pPr>
+      <w:r>
+        <w:t xml:space="preserve">500 ml Wasser</w:t>
+      </w:r>
+    </w:p>
+    <w:p>
+      <w:pPr>
+        <w:pStyle w:val="ListParagraph"/>
+        <w:numPr>
+          <w:ilvl w:val="0"/>
+          <w:numId w:val="2"/>
+        </w:numPr>
+        <w:spacing w:after="80" w:line="290"/>
+      </w:pPr>
+      <w:r>
+        <w:t xml:space="preserve">Topf, Sieb, Flasche</w:t>
+      </w:r>
+    </w:p>
+    <w:p>
+      <w:pPr>
+        <w:pStyle w:val="ListParagraph"/>
+        <w:numPr>
+          <w:ilvl w:val="0"/>
+          <w:numId w:val="2"/>
+        </w:numPr>
+        <w:spacing w:after="80" w:line="290"/>
+      </w:pPr>
+      <w:r>
+        <w:t xml:space="preserve">Handschuhe</w:t>
+      </w:r>
+    </w:p>
+    <w:p>
+      <w:pPr>
+        <w:spacing w:after="60" w:before="120"/>
+      </w:pPr>
+      <w:r>
+        <w:rPr>
+          <w:b/>
+          <w:bCs/>
+        </w:rPr>
+        <w:t xml:space="preserve">So geht es</w:t>
+      </w:r>
+    </w:p>
+    <w:p>
+      <w:pPr>
+        <w:pStyle w:val="ListParagraph"/>
+        <w:numPr>
+          <w:ilvl w:val="0"/>
+          <w:numId w:val="5"/>
+        </w:numPr>
+        <w:spacing w:after="80" w:line="290"/>
+      </w:pPr>
+      <w:r>
+        <w:t xml:space="preserve">Blätter mit Handschuhen in Streifen schneiden oder reißen.</w:t>
+      </w:r>
+    </w:p>
+    <w:p>
+      <w:pPr>
+        <w:pStyle w:val="ListParagraph"/>
+        <w:numPr>
+          <w:ilvl w:val="0"/>
+          <w:numId w:val="5"/>
+        </w:numPr>
+        <w:spacing w:after="80" w:line="290"/>
+      </w:pPr>
+      <w:r>
+        <w:t xml:space="preserve">Im Topf mit Wasser aufkochen und 10 bis 15 Minuten leise köcheln lassen.</w:t>
+      </w:r>
+    </w:p>
+    <w:p>
+      <w:pPr>
+        <w:pStyle w:val="ListParagraph"/>
+        <w:numPr>
+          <w:ilvl w:val="0"/>
+          <w:numId w:val="5"/>
+        </w:numPr>
+        <w:spacing w:after="80" w:line="290"/>
+      </w:pPr>
+      <w:r>
+        <w:t xml:space="preserve">Abkühlen lassen, abseihen und in eine beschriftete Flasche füllen.</w:t>
+      </w:r>
+    </w:p>
+    <w:p>
+      <w:pPr>
+        <w:pStyle w:val="ListParagraph"/>
+        <w:numPr>
+          <w:ilvl w:val="0"/>
+          <w:numId w:val="5"/>
+        </w:numPr>
+        <w:spacing w:after="80" w:line="290"/>
+      </w:pPr>
+      <w:r>
+        <w:t xml:space="preserve">Etwa 150 ml pro Ladung ins Hauptwaschfach geben.</w:t>
       </w:r>
     </w:p>
     <w:p>
@@ -3428,62 +3537,177 @@
         <w:jc w:val="both"/>
       </w:pPr>
       <w:r>
-        <w:t xml:space="preserve">Die Saponine von </w:t>
-      </w:r>
+        <w:rPr>
+          <w:i/>
+          <w:iCs/>
+        </w:rPr>
+        <w:t xml:space="preserve">Tipp: Efeu wächst das ganze Jahr – ideal, wenn die Kastanien aufgebraucht sind. Der Sud kann helle Wäsche leicht grünlich tönen; für Weißes lieber geschälte Kastanien nehmen.</w:t>
+      </w:r>
+    </w:p>
+    <w:p>
+      <w:pPr>
+        <w:pStyle w:val="Heading3"/>
+      </w:pPr>
+      <w:bookmarkStart w:name="r4" w:id="1"/>
+      <w:r>
+        <w:t xml:space="preserve">Waschen mit Waschnüssen</w:t>
+      </w:r>
+      <w:bookmarkEnd w:id="1"/>
+    </w:p>
+    <w:p>
+      <w:pPr>
+        <w:spacing w:after="140" w:line="300"/>
+        <w:jc w:val="left"/>
+      </w:pPr>
+      <w:r>
+        <w:rPr>
+          <w:i/>
+          <w:iCs/>
+        </w:rPr>
+        <w:t xml:space="preserve">Für drei bis vier Ladungen</w:t>
+      </w:r>
+    </w:p>
+    <w:p>
+      <w:pPr>
+        <w:spacing w:after="60"/>
+      </w:pPr>
       <w:r>
         <w:rPr>
           <w:b/>
           <w:bCs/>
         </w:rPr>
-        <w:t xml:space="preserve">Rosskastanien</w:t>
-      </w:r>
-      <w:r>
-        <w:t xml:space="preserve"> und </w:t>
-      </w:r>
+        <w:t xml:space="preserve">Du brauchst</w:t>
+      </w:r>
+    </w:p>
+    <w:p>
+      <w:pPr>
+        <w:pStyle w:val="ListParagraph"/>
+        <w:numPr>
+          <w:ilvl w:val="0"/>
+          <w:numId w:val="2"/>
+        </w:numPr>
+        <w:spacing w:after="80" w:line="290"/>
+      </w:pPr>
+      <w:r>
+        <w:t xml:space="preserve">4 bis 8 Waschnuss-Schalenhälften (je nach Verschmutzung und Wasserhärte)</w:t>
+      </w:r>
+    </w:p>
+    <w:p>
+      <w:pPr>
+        <w:pStyle w:val="ListParagraph"/>
+        <w:numPr>
+          <w:ilvl w:val="0"/>
+          <w:numId w:val="2"/>
+        </w:numPr>
+        <w:spacing w:after="80" w:line="290"/>
+      </w:pPr>
+      <w:r>
+        <w:t xml:space="preserve">ein kleines Baumwollsäckchen</w:t>
+      </w:r>
+    </w:p>
+    <w:p>
+      <w:pPr>
+        <w:spacing w:after="60" w:before="120"/>
+      </w:pPr>
       <w:r>
         <w:rPr>
           <w:b/>
           <w:bCs/>
         </w:rPr>
-        <w:t xml:space="preserve">Efeu</w:t>
-      </w:r>
-      <w:r>
-        <w:t xml:space="preserve"> waschen ebenfalls. Die ausführlichen Anleitungen stehen in Band 2 („Bäume, Sträucher &amp; Wildobst“), Seifenkraut für Wolle in Band 1. Kurz gefasst:</w:t>
-      </w:r>
-    </w:p>
-    <w:p>
-      <w:pPr>
-        <w:pStyle w:val="Heading3"/>
-      </w:pPr>
-      <w:bookmarkStart w:name="r3" w:id="1"/>
-      <w:r>
-        <w:t xml:space="preserve">Kastanien-Waschmittel (Kurzfassung)</w:t>
-      </w:r>
-      <w:bookmarkEnd w:id="1"/>
+        <w:t xml:space="preserve">So geht es</w:t>
+      </w:r>
+    </w:p>
+    <w:p>
+      <w:pPr>
+        <w:pStyle w:val="ListParagraph"/>
+        <w:numPr>
+          <w:ilvl w:val="0"/>
+          <w:numId w:val="6"/>
+        </w:numPr>
+        <w:spacing w:after="80" w:line="290"/>
+      </w:pPr>
+      <w:r>
+        <w:t xml:space="preserve">Schalen ins Säckchen geben und gut zubinden.</w:t>
+      </w:r>
+    </w:p>
+    <w:p>
+      <w:pPr>
+        <w:pStyle w:val="ListParagraph"/>
+        <w:numPr>
+          <w:ilvl w:val="0"/>
+          <w:numId w:val="6"/>
+        </w:numPr>
+        <w:spacing w:after="80" w:line="290"/>
+      </w:pPr>
+      <w:r>
+        <w:t xml:space="preserve">Säckchen direkt zur Wäsche in die Trommel legen.</w:t>
+      </w:r>
+    </w:p>
+    <w:p>
+      <w:pPr>
+        <w:pStyle w:val="ListParagraph"/>
+        <w:numPr>
+          <w:ilvl w:val="0"/>
+          <w:numId w:val="6"/>
+        </w:numPr>
+        <w:spacing w:after="80" w:line="290"/>
+      </w:pPr>
+      <w:r>
+        <w:t xml:space="preserve">Bei 30 bis 60 °C waschen.</w:t>
+      </w:r>
+    </w:p>
+    <w:p>
+      <w:pPr>
+        <w:pStyle w:val="ListParagraph"/>
+        <w:numPr>
+          <w:ilvl w:val="0"/>
+          <w:numId w:val="6"/>
+        </w:numPr>
+        <w:spacing w:after="80" w:line="290"/>
+      </w:pPr>
+      <w:r>
+        <w:t xml:space="preserve">Säckchen herausnehmen und trocknen lassen. Die Schalen sind verbraucht, wenn sie grau und weich werden – dann auf den Kompost.</w:t>
+      </w:r>
     </w:p>
     <w:p>
       <w:pPr>
         <w:spacing w:after="140" w:line="300"/>
-        <w:jc w:val="left"/>
+        <w:jc w:val="both"/>
       </w:pPr>
       <w:r>
         <w:rPr>
           <w:i/>
           <w:iCs/>
         </w:rPr>
-        <w:t xml:space="preserve">Für eine Ladung</w:t>
-      </w:r>
-    </w:p>
-    <w:p>
-      <w:pPr>
-        <w:spacing w:after="60"/>
+        <w:t xml:space="preserve">Tipp: Waschnüsse sind die Früchte eines asiatischen Baumes und kommen von weit her. Kastanien und Efeu wachsen dagegen vor deiner Haustür.</w:t>
+      </w:r>
+    </w:p>
+    <w:p>
+      <w:pPr>
+        <w:pStyle w:val="Heading2"/>
+      </w:pPr>
+      <w:r>
+        <w:t xml:space="preserve">Weiße Wäsche ohne Bleiche</w:t>
+      </w:r>
+    </w:p>
+    <w:p>
+      <w:pPr>
+        <w:pStyle w:val="ListParagraph"/>
+        <w:numPr>
+          <w:ilvl w:val="0"/>
+          <w:numId w:val="2"/>
+        </w:numPr>
+        <w:spacing w:after="80" w:line="290"/>
       </w:pPr>
       <w:r>
         <w:rPr>
           <w:b/>
           <w:bCs/>
         </w:rPr>
-        <w:t xml:space="preserve">Du brauchst</w:t>
+        <w:t xml:space="preserve">Sonne:</w:t>
+      </w:r>
+      <w:r>
+        <w:t xml:space="preserve"> Nasse Weißwäsche in die Sonne hängen – UV-Licht bleicht auf natürliche Weise. Früher legte man sie dafür auf die Wiese („Rasenbleiche“).</w:t>
       </w:r>
     </w:p>
     <w:p>
@@ -3494,74 +3718,156 @@
           <w:numId w:val="2"/>
         </w:numPr>
         <w:spacing w:after="80" w:line="290"/>
-      </w:pPr>
-      <w:r>
-        <w:t xml:space="preserve">6 bis 8 Rosskastanien, geviertelt (für Weißwäsche geschält)</w:t>
-      </w:r>
-    </w:p>
-    <w:p>
-      <w:pPr>
-        <w:pStyle w:val="ListParagraph"/>
-        <w:numPr>
-          <w:ilvl w:val="0"/>
-          <w:numId w:val="2"/>
-        </w:numPr>
-        <w:spacing w:after="80" w:line="290"/>
-      </w:pPr>
-      <w:r>
-        <w:t xml:space="preserve">300 ml Wasser</w:t>
-      </w:r>
-    </w:p>
-    <w:p>
-      <w:pPr>
-        <w:pStyle w:val="ListParagraph"/>
-        <w:numPr>
-          <w:ilvl w:val="0"/>
-          <w:numId w:val="2"/>
-        </w:numPr>
-        <w:spacing w:after="80" w:line="290"/>
-      </w:pPr>
-      <w:r>
-        <w:t xml:space="preserve">Sieb</w:t>
-      </w:r>
-    </w:p>
-    <w:p>
-      <w:pPr>
-        <w:spacing w:after="60" w:before="120"/>
       </w:pPr>
       <w:r>
         <w:rPr>
           <w:b/>
           <w:bCs/>
         </w:rPr>
-        <w:t xml:space="preserve">So geht es</w:t>
-      </w:r>
-    </w:p>
-    <w:p>
-      <w:pPr>
-        <w:pStyle w:val="ListParagraph"/>
-        <w:numPr>
-          <w:ilvl w:val="0"/>
-          <w:numId w:val="5"/>
-        </w:numPr>
-        <w:spacing w:after="80" w:line="290"/>
-      </w:pPr>
-      <w:r>
-        <w:t xml:space="preserve">Kastanienstücke mit Wasser übergießen und über Nacht stehen lassen.</w:t>
-      </w:r>
-    </w:p>
-    <w:p>
-      <w:pPr>
-        <w:pStyle w:val="ListParagraph"/>
-        <w:numPr>
-          <w:ilvl w:val="0"/>
-          <w:numId w:val="5"/>
-        </w:numPr>
-        <w:spacing w:after="80" w:line="290"/>
-      </w:pPr>
-      <w:r>
-        <w:t xml:space="preserve">Durch ein Sieb abgießen und den milchigen Sud ins Waschmittelfach geben.</w:t>
-      </w:r>
+        <w:t xml:space="preserve">Natron:</w:t>
+      </w:r>
+      <w:r>
+        <w:t xml:space="preserve"> 1 bis 2 EL zusätzlich in die Trommel geben.</w:t>
+      </w:r>
+    </w:p>
+    <w:p>
+      <w:pPr>
+        <w:pStyle w:val="ListParagraph"/>
+        <w:numPr>
+          <w:ilvl w:val="0"/>
+          <w:numId w:val="2"/>
+        </w:numPr>
+        <w:spacing w:after="80" w:line="290"/>
+      </w:pPr>
+      <w:r>
+        <w:rPr>
+          <w:b/>
+          <w:bCs/>
+        </w:rPr>
+        <w:t xml:space="preserve">Zitrone:</w:t>
+      </w:r>
+      <w:r>
+        <w:t xml:space="preserve"> Weißwäsche über Nacht in heißem Wasser mit den Scheiben von zwei Zitronen einweichen (Rezept im Kapitel Flecken).</w:t>
+      </w:r>
+    </w:p>
+    <w:p>
+      <w:pPr>
+        <w:pStyle w:val="ListParagraph"/>
+        <w:numPr>
+          <w:ilvl w:val="0"/>
+          <w:numId w:val="2"/>
+        </w:numPr>
+        <w:spacing w:after="80" w:line="290"/>
+      </w:pPr>
+      <w:r>
+        <w:rPr>
+          <w:b/>
+          <w:bCs/>
+        </w:rPr>
+        <w:t xml:space="preserve">Heiß waschen:</w:t>
+      </w:r>
+      <w:r>
+        <w:t xml:space="preserve"> Kochfeste Baumwolle ab und zu bei 60 bis 90 °C waschen.</w:t>
+      </w:r>
+    </w:p>
+    <w:p>
+      <w:pPr>
+        <w:pStyle w:val="Heading2"/>
+      </w:pPr>
+      <w:r>
+        <w:t xml:space="preserve">Was in der Waschmaschine wirklich wichtig ist</w:t>
+      </w:r>
+    </w:p>
+    <w:p>
+      <w:pPr>
+        <w:pStyle w:val="ListParagraph"/>
+        <w:numPr>
+          <w:ilvl w:val="0"/>
+          <w:numId w:val="2"/>
+        </w:numPr>
+        <w:spacing w:after="80" w:line="290"/>
+      </w:pPr>
+      <w:r>
+        <w:rPr>
+          <w:b/>
+          <w:bCs/>
+        </w:rPr>
+        <w:t xml:space="preserve">Nicht überladen:</w:t>
+      </w:r>
+      <w:r>
+        <w:t xml:space="preserve"> Eine Handbreit Platz oben in der Trommel lassen.</w:t>
+      </w:r>
+    </w:p>
+    <w:p>
+      <w:pPr>
+        <w:pStyle w:val="ListParagraph"/>
+        <w:numPr>
+          <w:ilvl w:val="0"/>
+          <w:numId w:val="2"/>
+        </w:numPr>
+        <w:spacing w:after="80" w:line="290"/>
+      </w:pPr>
+      <w:r>
+        <w:rPr>
+          <w:b/>
+          <w:bCs/>
+        </w:rPr>
+        <w:t xml:space="preserve">Temperatur:</w:t>
+      </w:r>
+      <w:r>
+        <w:t xml:space="preserve"> 30 bis 40 °C reichen für Alltagswäsche. Handtücher, Bettwäsche und Unterwäsche gelegentlich bei 60 °C waschen.</w:t>
+      </w:r>
+    </w:p>
+    <w:p>
+      <w:pPr>
+        <w:pStyle w:val="ListParagraph"/>
+        <w:numPr>
+          <w:ilvl w:val="0"/>
+          <w:numId w:val="2"/>
+        </w:numPr>
+        <w:spacing w:after="80" w:line="290"/>
+      </w:pPr>
+      <w:r>
+        <w:rPr>
+          <w:b/>
+          <w:bCs/>
+        </w:rPr>
+        <w:t xml:space="preserve">Einmal im Monat</w:t>
+      </w:r>
+      <w:r>
+        <w:t xml:space="preserve"> ein heißer Leerwaschgang (60 bis 90 °C) mit 100 ml Essig oder 2 EL Zitronensäure – das hält die Maschine frei von Gerüchen und Belägen.</w:t>
+      </w:r>
+    </w:p>
+    <w:p>
+      <w:pPr>
+        <w:pStyle w:val="ListParagraph"/>
+        <w:numPr>
+          <w:ilvl w:val="0"/>
+          <w:numId w:val="2"/>
+        </w:numPr>
+        <w:spacing w:after="80" w:line="290"/>
+      </w:pPr>
+      <w:r>
+        <w:rPr>
+          <w:b/>
+          <w:bCs/>
+        </w:rPr>
+        <w:t xml:space="preserve">Tür und Waschmittelfach</w:t>
+      </w:r>
+      <w:r>
+        <w:t xml:space="preserve"> nach dem Waschen offen lassen.</w:t>
+      </w:r>
+    </w:p>
+    <w:p>
+      <w:pPr>
+        <w:pStyle w:val="Heading1"/>
+        <w:pageBreakBefore/>
+      </w:pPr>
+      <w:bookmarkStart w:name="k_flecken" w:id="1"/>
+      <w:r>
+        <w:t xml:space="preserve">Flecken entfernen</w:t>
+      </w:r>
+      <w:bookmarkEnd w:id="1"/>
     </w:p>
     <w:p>
       <w:pPr>
@@ -3569,39 +3875,25 @@
         <w:jc w:val="both"/>
       </w:pPr>
       <w:r>
-        <w:rPr>
-          <w:i/>
-          <w:iCs/>
-        </w:rPr>
-        <w:t xml:space="preserve">Tipp: Rosskastanien sind giftig – Sud beschriften und von Kindern fernhalten.</w:t>
-      </w:r>
-    </w:p>
-    <w:p>
-      <w:pPr>
-        <w:pStyle w:val="Heading2"/>
-      </w:pPr>
-      <w:r>
-        <w:t xml:space="preserve">Was in der Waschmaschine wirklich wichtig ist</w:t>
-      </w:r>
-    </w:p>
-    <w:p>
-      <w:pPr>
-        <w:pStyle w:val="ListParagraph"/>
-        <w:numPr>
-          <w:ilvl w:val="0"/>
-          <w:numId w:val="2"/>
-        </w:numPr>
-        <w:spacing w:after="80" w:line="290"/>
-      </w:pPr>
+        <w:t xml:space="preserve">Bei Flecken gilt: </w:t>
+      </w:r>
       <w:r>
         <w:rPr>
           <w:b/>
           <w:bCs/>
         </w:rPr>
-        <w:t xml:space="preserve">Nicht überladen:</w:t>
-      </w:r>
-      <w:r>
-        <w:t xml:space="preserve"> Eine Handbreit Platz oben in der Trommel lassen.</w:t>
+        <w:t xml:space="preserve">Je schneller, desto besser.</w:t>
+      </w:r>
+      <w:r>
+        <w:t xml:space="preserve"> Ein frischer Fleck geht fast immer heraus, ein eingetrockneter oft nicht mehr. Und für die meisten Flecken brauchst du nur, was ohnehin in der Küche steht: kaltes Wasser, Salz, Natron, Zitrone, Essig, Stärke – und die Sonne.</w:t>
+      </w:r>
+    </w:p>
+    <w:p>
+      <w:pPr>
+        <w:pStyle w:val="Heading2"/>
+      </w:pPr>
+      <w:r>
+        <w:t xml:space="preserve">Die fünf goldenen Regeln</w:t>
       </w:r>
     </w:p>
     <w:p>
@@ -3618,10 +3910,10 @@
           <w:b/>
           <w:bCs/>
         </w:rPr>
-        <w:t xml:space="preserve">Temperatur:</w:t>
-      </w:r>
-      <w:r>
-        <w:t xml:space="preserve"> 30 bis 40 °C reichen für Alltagswäsche. Handtücher, Bettwäsche und Unterwäsche gelegentlich bei 60 °C waschen.</w:t>
+        <w:t xml:space="preserve">Tupfen, nicht reiben</w:t>
+      </w:r>
+      <w:r>
+        <w:t xml:space="preserve"> – sonst arbeitest du den Fleck tiefer in den Stoff.</w:t>
       </w:r>
     </w:p>
     <w:p>
@@ -3638,10 +3930,10 @@
           <w:b/>
           <w:bCs/>
         </w:rPr>
-        <w:t xml:space="preserve">Einmal im Monat</w:t>
-      </w:r>
-      <w:r>
-        <w:t xml:space="preserve"> ein heißer Waschgang (60 bis 90 °C) mit Pulver – das hält die Maschine frei von Gerüchen und Kalkseife.</w:t>
+        <w:t xml:space="preserve">Von außen nach innen</w:t>
+      </w:r>
+      <w:r>
+        <w:t xml:space="preserve"> arbeiten, damit sich der Fleck nicht vergrößert.</w:t>
       </w:r>
     </w:p>
     <w:p>
@@ -3658,48 +3950,20 @@
           <w:b/>
           <w:bCs/>
         </w:rPr>
-        <w:t xml:space="preserve">Tür und Waschmittelfach</w:t>
-      </w:r>
-      <w:r>
-        <w:t xml:space="preserve"> nach dem Waschen offen lassen.</w:t>
-      </w:r>
-    </w:p>
-    <w:p>
-      <w:pPr>
-        <w:pStyle w:val="Heading1"/>
-        <w:pageBreakBefore/>
-      </w:pPr>
-      <w:bookmarkStart w:name="k_flecken" w:id="1"/>
-      <w:r>
-        <w:t xml:space="preserve">Flecken entfernen</w:t>
-      </w:r>
-      <w:bookmarkEnd w:id="1"/>
-    </w:p>
-    <w:p>
-      <w:pPr>
-        <w:spacing w:after="140" w:line="300"/>
-        <w:jc w:val="both"/>
-      </w:pPr>
-      <w:r>
-        <w:t xml:space="preserve">Bei Flecken gilt: </w:t>
+        <w:t xml:space="preserve">Eiweißflecken</w:t>
+      </w:r>
+      <w:r>
+        <w:t xml:space="preserve"> (Blut, Ei, Milch) immer zuerst </w:t>
       </w:r>
       <w:r>
         <w:rPr>
           <w:b/>
           <w:bCs/>
         </w:rPr>
-        <w:t xml:space="preserve">Je schneller, desto besser.</w:t>
-      </w:r>
-      <w:r>
-        <w:t xml:space="preserve"> Ein frischer Fleck geht fast immer heraus, ein eingetrockneter oft nicht mehr.</w:t>
-      </w:r>
-    </w:p>
-    <w:p>
-      <w:pPr>
-        <w:pStyle w:val="Heading2"/>
-      </w:pPr>
-      <w:r>
-        <w:t xml:space="preserve">Die fünf goldenen Regeln</w:t>
+        <w:t xml:space="preserve">kalt</w:t>
+      </w:r>
+      <w:r>
+        <w:t xml:space="preserve"> auswaschen – Wärme lässt sie gerinnen.</w:t>
       </w:r>
     </w:p>
     <w:p>
@@ -3711,88 +3975,18 @@
         </w:numPr>
         <w:spacing w:after="80" w:line="290"/>
       </w:pPr>
+      <w:r>
+        <w:t xml:space="preserve">Erst an einer </w:t>
+      </w:r>
       <w:r>
         <w:rPr>
           <w:b/>
           <w:bCs/>
         </w:rPr>
-        <w:t xml:space="preserve">Tupfen, nicht reiben</w:t>
-      </w:r>
-      <w:r>
-        <w:t xml:space="preserve"> – sonst arbeitest du den Fleck tiefer in den Stoff.</w:t>
-      </w:r>
-    </w:p>
-    <w:p>
-      <w:pPr>
-        <w:pStyle w:val="ListParagraph"/>
-        <w:numPr>
-          <w:ilvl w:val="0"/>
-          <w:numId w:val="2"/>
-        </w:numPr>
-        <w:spacing w:after="80" w:line="290"/>
-      </w:pPr>
-      <w:r>
-        <w:rPr>
-          <w:b/>
-          <w:bCs/>
-        </w:rPr>
-        <w:t xml:space="preserve">Von außen nach innen</w:t>
-      </w:r>
-      <w:r>
-        <w:t xml:space="preserve"> arbeiten, damit sich der Fleck nicht vergrößert.</w:t>
-      </w:r>
-    </w:p>
-    <w:p>
-      <w:pPr>
-        <w:pStyle w:val="ListParagraph"/>
-        <w:numPr>
-          <w:ilvl w:val="0"/>
-          <w:numId w:val="2"/>
-        </w:numPr>
-        <w:spacing w:after="80" w:line="290"/>
-      </w:pPr>
-      <w:r>
-        <w:rPr>
-          <w:b/>
-          <w:bCs/>
-        </w:rPr>
-        <w:t xml:space="preserve">Eiweißflecken</w:t>
-      </w:r>
-      <w:r>
-        <w:t xml:space="preserve"> (Blut, Ei, Milch) immer zuerst </w:t>
-      </w:r>
-      <w:r>
-        <w:rPr>
-          <w:b/>
-          <w:bCs/>
-        </w:rPr>
-        <w:t xml:space="preserve">kalt</w:t>
-      </w:r>
-      <w:r>
-        <w:t xml:space="preserve"> auswaschen – Wärme lässt sie gerinnen.</w:t>
-      </w:r>
-    </w:p>
-    <w:p>
-      <w:pPr>
-        <w:pStyle w:val="ListParagraph"/>
-        <w:numPr>
-          <w:ilvl w:val="0"/>
-          <w:numId w:val="2"/>
-        </w:numPr>
-        <w:spacing w:after="80" w:line="290"/>
-      </w:pPr>
-      <w:r>
-        <w:t xml:space="preserve">Erst an einer </w:t>
-      </w:r>
-      <w:r>
-        <w:rPr>
-          <w:b/>
-          <w:bCs/>
-        </w:rPr>
         <w:t xml:space="preserve">unauffälligen Stelle</w:t>
       </w:r>
       <w:r>
-        <w:t xml:space="preserve"> testen, vor allem bei bunten und empfindlichen Stoffen.</w:t>
+        <w:t xml:space="preserve"> testen, vor allem bei bunten und empfindlichen Stoffen. Zitrone und Sonne bleichen auch Farben.</w:t>
       </w:r>
     </w:p>
     <w:p>
@@ -3976,7 +4170,7 @@
               <w:t xml:space="preserve">kaltem</w:t>
             </w:r>
             <w:r>
-              <w:t xml:space="preserve"> Wasser auswaschen, dann mit Gallseife einreiben; bei eingetrocknetem Blut in kaltem Salzwasser einweichen</w:t>
+              <w:t xml:space="preserve"> Wasser auswaschen; eingetrocknetes Blut in kaltem Salzwasser (1 EL auf 1 Liter) einweichen, dann Natronpaste einreiben und waschen</w:t>
             </w:r>
           </w:p>
         </w:tc>
@@ -4038,7 +4232,7 @@
               <w:jc w:val="left"/>
             </w:pPr>
             <w:r>
-              <w:t xml:space="preserve">mit Mineralwasser oder kaltem Wasser ausspülen und tupfen; Gallseife; bei weißer Baumwolle Natriumpercarbonat oder Zitronensaft und Sonne</w:t>
+              <w:t xml:space="preserve">sofort Salz aufstreuen, damit es die Flüssigkeit aufsaugt; mit kaltem Wasser oder Mineralwasser ausspülen und tupfen; bei weißer Baumwolle Zitronensaft und Sonne</w:t>
             </w:r>
           </w:p>
         </w:tc>
@@ -4100,7 +4294,7 @@
               <w:jc w:val="left"/>
             </w:pPr>
             <w:r>
-              <w:t xml:space="preserve">kalt ausspülen, Gallseife; weiß: Zitronensaft oder Natriumpercarbonat</w:t>
+              <w:t xml:space="preserve">kalt ausspülen, Natronpaste einreiben, 30 Minuten einwirken lassen, waschen; weiß: Zitronensaft und Sonne</w:t>
             </w:r>
           </w:p>
         </w:tc>
@@ -4162,7 +4356,7 @@
               <w:jc w:val="left"/>
             </w:pPr>
             <w:r>
-              <w:t xml:space="preserve">überschüssiges Fett mit Speisestärke oder Kartoffelmehl aufsaugen lassen, ausbürsten; dann Spülmittel oder Gallseife einreiben, warm auswaschen</w:t>
+              <w:t xml:space="preserve">überschüssiges Fett mit Speisestärke oder Kartoffelmehl aufsaugen lassen, ausbürsten; dann mit Kastanien- oder Efeusud warm auswaschen</w:t>
             </w:r>
           </w:p>
         </w:tc>
@@ -4224,7 +4418,7 @@
               <w:jc w:val="left"/>
             </w:pPr>
             <w:r>
-              <w:t xml:space="preserve">Gallseife oder ein paar Tropfen Spiritus (auf Baumwolle), dann waschen</w:t>
+              <w:t xml:space="preserve">mit Zitronensaft oder Essig betupfen, Natronpaste einreiben, dann waschen</w:t>
             </w:r>
           </w:p>
         </w:tc>
@@ -4322,7 +4516,7 @@
                 <w:b/>
                 <w:bCs/>
               </w:rPr>
-              <w:t xml:space="preserve">Kugelschreiber, Filzstift</w:t>
+              <w:t xml:space="preserve">Kugelschreiber</w:t>
             </w:r>
           </w:p>
         </w:tc>
@@ -4348,7 +4542,7 @@
               <w:jc w:val="left"/>
             </w:pPr>
             <w:r>
-              <w:t xml:space="preserve">mit Spiritus oder hochprozentigem Alkohol betupfen, saugfähiges Tuch unterlegen</w:t>
+              <w:t xml:space="preserve">über Nacht in Milch oder Buttermilch einweichen, dann waschen; Reste mit Zitronensaft betupfen</w:t>
             </w:r>
           </w:p>
         </w:tc>
@@ -4472,7 +4666,7 @@
               <w:jc w:val="left"/>
             </w:pPr>
             <w:r>
-              <w:t xml:space="preserve">einfrieren, dann abbrechen; Reste mit etwas Öl lösen, danach Gallseife</w:t>
+              <w:t xml:space="preserve">einfrieren, dann abbrechen; Reste mit etwas Speiseöl lösen, danach mit Pflanzensud auswaschen</w:t>
             </w:r>
           </w:p>
         </w:tc>
@@ -4596,7 +4790,7 @@
               <w:jc w:val="left"/>
             </w:pPr>
             <w:r>
-              <w:t xml:space="preserve">Gallseife, dann in die </w:t>
+              <w:t xml:space="preserve">Natronpaste einreiben, auswaschen, dann in die </w:t>
             </w:r>
             <w:r>
               <w:rPr>
@@ -4668,7 +4862,7 @@
               <w:jc w:val="left"/>
             </w:pPr>
             <w:r>
-              <w:t xml:space="preserve">Gallseife oder Spülmittel, bei Lippenstift vorher mit etwas Öl lösen</w:t>
+              <w:t xml:space="preserve">mit etwas Speiseöl lösen, dann mit Kastanien- oder Efeusud auswaschen</w:t>
             </w:r>
           </w:p>
         </w:tc>
@@ -4737,7 +4931,7 @@
               <w:t xml:space="preserve">kalt</w:t>
             </w:r>
             <w:r>
-              <w:t xml:space="preserve"> auswaschen, dann Gallseife, dann normal waschen</w:t>
+              <w:t xml:space="preserve"> auswaschen, dann Natronpaste, dann normal waschen</w:t>
             </w:r>
           </w:p>
         </w:tc>
@@ -4750,11 +4944,30 @@
     </w:p>
     <w:p>
       <w:pPr>
+        <w:spacing w:after="140" w:line="300"/>
+        <w:jc w:val="both"/>
+      </w:pPr>
+      <w:r>
+        <w:t xml:space="preserve">Die </w:t>
+      </w:r>
+      <w:r>
+        <w:rPr>
+          <w:b/>
+          <w:bCs/>
+        </w:rPr>
+        <w:t xml:space="preserve">Natronpaste</w:t>
+      </w:r>
+      <w:r>
+        <w:t xml:space="preserve"> für die Tabelle: 2 EL Natron mit wenig kaltem Wasser zu einem dicken Brei verrühren.</w:t>
+      </w:r>
+    </w:p>
+    <w:p>
+      <w:pPr>
         <w:pStyle w:val="Heading3"/>
       </w:pPr>
-      <w:bookmarkStart w:name="r4" w:id="1"/>
-      <w:r>
-        <w:t xml:space="preserve">Fleckenspray für den Vorrat</w:t>
+      <w:bookmarkStart w:name="r5" w:id="1"/>
+      <w:r>
+        <w:t xml:space="preserve">Fleckenspray aus Kastanien oder Seifenkraut</w:t>
       </w:r>
       <w:bookmarkEnd w:id="1"/>
     </w:p>
@@ -4793,20 +5006,7 @@
         <w:spacing w:after="80" w:line="290"/>
       </w:pPr>
       <w:r>
-        <w:t xml:space="preserve">200 ml Wasser</w:t>
-      </w:r>
-    </w:p>
-    <w:p>
-      <w:pPr>
-        <w:pStyle w:val="ListParagraph"/>
-        <w:numPr>
-          <w:ilvl w:val="0"/>
-          <w:numId w:val="2"/>
-        </w:numPr>
-        <w:spacing w:after="80" w:line="290"/>
-      </w:pPr>
-      <w:r>
-        <w:t xml:space="preserve">2 EL flüssige Gallseife oder Spülmittel</w:t>
+        <w:t xml:space="preserve">200 ml frischer Kastaniensud (Kapitel Waschmittel) oder Seifenkrautsud (Band 1)</w:t>
       </w:r>
     </w:p>
     <w:p>
@@ -4852,25 +5052,25 @@
         <w:pStyle w:val="ListParagraph"/>
         <w:numPr>
           <w:ilvl w:val="0"/>
-          <w:numId w:val="6"/>
-        </w:numPr>
-        <w:spacing w:after="80" w:line="290"/>
-      </w:pPr>
-      <w:r>
-        <w:t xml:space="preserve">Alles in die Sprühflasche geben und vorsichtig schwenken.</w:t>
-      </w:r>
-    </w:p>
-    <w:p>
-      <w:pPr>
-        <w:pStyle w:val="ListParagraph"/>
-        <w:numPr>
-          <w:ilvl w:val="0"/>
-          <w:numId w:val="6"/>
-        </w:numPr>
-        <w:spacing w:after="80" w:line="290"/>
-      </w:pPr>
-      <w:r>
-        <w:t xml:space="preserve">Vor dem Waschen auf den Fleck sprühen, kurz einwirken lassen, dann waschen.</w:t>
+          <w:numId w:val="7"/>
+        </w:numPr>
+        <w:spacing w:after="80" w:line="290"/>
+      </w:pPr>
+      <w:r>
+        <w:t xml:space="preserve">Natron im Sud auflösen und in die Sprühflasche füllen.</w:t>
+      </w:r>
+    </w:p>
+    <w:p>
+      <w:pPr>
+        <w:pStyle w:val="ListParagraph"/>
+        <w:numPr>
+          <w:ilvl w:val="0"/>
+          <w:numId w:val="7"/>
+        </w:numPr>
+        <w:spacing w:after="80" w:line="290"/>
+      </w:pPr>
+      <w:r>
+        <w:t xml:space="preserve">Vor dem Waschen auf den Fleck sprühen, 15 Minuten einwirken lassen, dann waschen.</w:t>
       </w:r>
     </w:p>
     <w:p>
@@ -4883,16 +5083,16 @@
           <w:i/>
           <w:iCs/>
         </w:rPr>
-        <w:t xml:space="preserve">Tipp: Vor Gebrauch schütteln. Nicht auf Wolle und Seide.</w:t>
+        <w:t xml:space="preserve">Tipp: Im Kühlschrank etwa eine Woche haltbar, vor Gebrauch schütteln. Beschriften – der Sud ist nicht zum Trinken. Nicht auf Wolle und Seide.</w:t>
       </w:r>
     </w:p>
     <w:p>
       <w:pPr>
         <w:pStyle w:val="Heading3"/>
       </w:pPr>
-      <w:bookmarkStart w:name="r5" w:id="1"/>
-      <w:r>
-        <w:t xml:space="preserve">Weißmacher-Einweichbad</w:t>
+      <w:bookmarkStart w:name="r6" w:id="1"/>
+      <w:r>
+        <w:t xml:space="preserve">Weißmacher-Einweichbad mit Zitrone</w:t>
       </w:r>
       <w:bookmarkEnd w:id="1"/>
     </w:p>
@@ -4931,7 +5131,7 @@
         <w:spacing w:after="80" w:line="290"/>
       </w:pPr>
       <w:r>
-        <w:t xml:space="preserve">Eimer oder Waschbecken mit 5 Litern warmem Wasser (40 bis 60 °C)</w:t>
+        <w:t xml:space="preserve">Eimer oder Waschbecken mit 5 Litern heißem Wasser</w:t>
       </w:r>
     </w:p>
     <w:p>
@@ -4944,7 +5144,7 @@
         <w:spacing w:after="80" w:line="290"/>
       </w:pPr>
       <w:r>
-        <w:t xml:space="preserve">2 bis 3 EL Natriumpercarbonat</w:t>
+        <w:t xml:space="preserve">2 Bio-Zitronen in Scheiben (oder der Saft von 2 Zitronen)</w:t>
       </w:r>
     </w:p>
     <w:p>
@@ -4957,7 +5157,7 @@
         <w:spacing w:after="80" w:line="290"/>
       </w:pPr>
       <w:r>
-        <w:t xml:space="preserve">Handschuhe</w:t>
+        <w:t xml:space="preserve">ein sonniger Tag</w:t>
       </w:r>
     </w:p>
     <w:p>
@@ -4977,38 +5177,48 @@
         <w:pStyle w:val="ListParagraph"/>
         <w:numPr>
           <w:ilvl w:val="0"/>
-          <w:numId w:val="7"/>
-        </w:numPr>
-        <w:spacing w:after="80" w:line="290"/>
-      </w:pPr>
-      <w:r>
-        <w:t xml:space="preserve">Natriumpercarbonat im warmen Wasser auflösen.</w:t>
-      </w:r>
-    </w:p>
-    <w:p>
-      <w:pPr>
-        <w:pStyle w:val="ListParagraph"/>
-        <w:numPr>
-          <w:ilvl w:val="0"/>
-          <w:numId w:val="7"/>
-        </w:numPr>
-        <w:spacing w:after="80" w:line="290"/>
-      </w:pPr>
-      <w:r>
-        <w:t xml:space="preserve">Weiße Baumwollwäsche einlegen und 2 bis 6 Stunden einweichen lassen.</w:t>
-      </w:r>
-    </w:p>
-    <w:p>
-      <w:pPr>
-        <w:pStyle w:val="ListParagraph"/>
-        <w:numPr>
-          <w:ilvl w:val="0"/>
-          <w:numId w:val="7"/>
-        </w:numPr>
-        <w:spacing w:after="80" w:line="290"/>
-      </w:pPr>
-      <w:r>
-        <w:t xml:space="preserve">Danach normal waschen.</w:t>
+          <w:numId w:val="8"/>
+        </w:numPr>
+        <w:spacing w:after="80" w:line="290"/>
+      </w:pPr>
+      <w:r>
+        <w:t xml:space="preserve">Zitronenscheiben ins heiße Wasser geben.</w:t>
+      </w:r>
+    </w:p>
+    <w:p>
+      <w:pPr>
+        <w:pStyle w:val="ListParagraph"/>
+        <w:numPr>
+          <w:ilvl w:val="0"/>
+          <w:numId w:val="8"/>
+        </w:numPr>
+        <w:spacing w:after="80" w:line="290"/>
+      </w:pPr>
+      <w:r>
+        <w:t xml:space="preserve">Weiße Baumwoll- oder Leinenwäsche einlegen und über Nacht einweichen lassen.</w:t>
+      </w:r>
+    </w:p>
+    <w:p>
+      <w:pPr>
+        <w:pStyle w:val="ListParagraph"/>
+        <w:numPr>
+          <w:ilvl w:val="0"/>
+          <w:numId w:val="8"/>
+        </w:numPr>
+        <w:spacing w:after="80" w:line="290"/>
+      </w:pPr>
+      <w:r>
+        <w:t xml:space="preserve">Normal waschen und </w:t>
+      </w:r>
+      <w:r>
+        <w:rPr>
+          <w:b/>
+          <w:bCs/>
+        </w:rPr>
+        <w:t xml:space="preserve">nass in die Sonne</w:t>
+      </w:r>
+      <w:r>
+        <w:t xml:space="preserve"> hängen.</w:t>
       </w:r>
     </w:p>
     <w:p>
@@ -5021,7 +5231,7 @@
           <w:i/>
           <w:iCs/>
         </w:rPr>
-        <w:t xml:space="preserve">Tipp: Nur für weiße, kochfeste Textilien – nicht für Wolle, Seide und Buntes.</w:t>
+        <w:t xml:space="preserve">Tipp: Nur für weiße, robuste Textilien – nicht für Wolle, Seide und Buntes. Bei sehr vergrauter Wäsche zwei- bis dreimal wiederholen.</w:t>
       </w:r>
     </w:p>
     <w:p>
@@ -5048,7 +5258,7 @@
       <w:pPr>
         <w:pStyle w:val="Heading3"/>
       </w:pPr>
-      <w:bookmarkStart w:name="r6" w:id="1"/>
+      <w:bookmarkStart w:name="r7" w:id="1"/>
       <w:r>
         <w:t xml:space="preserve">Essig als Weichspüler</w:t>
       </w:r>
@@ -5109,7 +5319,7 @@
         <w:pStyle w:val="ListParagraph"/>
         <w:numPr>
           <w:ilvl w:val="0"/>
-          <w:numId w:val="8"/>
+          <w:numId w:val="9"/>
         </w:numPr>
         <w:spacing w:after="80" w:line="290"/>
       </w:pPr>
@@ -5122,7 +5332,7 @@
         <w:pStyle w:val="ListParagraph"/>
         <w:numPr>
           <w:ilvl w:val="0"/>
-          <w:numId w:val="8"/>
+          <w:numId w:val="9"/>
         </w:numPr>
         <w:spacing w:after="80" w:line="290"/>
       </w:pPr>
@@ -5140,14 +5350,14 @@
           <w:i/>
           <w:iCs/>
         </w:rPr>
-        <w:t xml:space="preserve">Tipp: Essig löst Seifen- und Kalkreste aus den Fasern – deshalb wird die Wäsche weicher. Nicht zusammen mit Chlorbleiche verwenden. Wer um die Gummidichtungen besorgt ist, nimmt stattdessen 1 EL Zitronensäure in 250 ml Wasser gelöst.</w:t>
+        <w:t xml:space="preserve">Tipp: Essig löst Kalk- und Waschmittelreste aus den Fasern – deshalb wird die Wäsche weicher. Nicht zusammen mit Chlorbleiche verwenden. Wer um die Gummidichtungen besorgt ist, nimmt stattdessen 1 EL Zitronensäure in 250 ml Wasser gelöst.</w:t>
       </w:r>
     </w:p>
     <w:p>
       <w:pPr>
         <w:pStyle w:val="Heading3"/>
       </w:pPr>
-      <w:bookmarkStart w:name="r7" w:id="1"/>
+      <w:bookmarkStart w:name="r8" w:id="1"/>
       <w:r>
         <w:t xml:space="preserve">Duftessig mit Zitrusschalen</w:t>
       </w:r>
@@ -5234,7 +5444,7 @@
         <w:pStyle w:val="ListParagraph"/>
         <w:numPr>
           <w:ilvl w:val="0"/>
-          <w:numId w:val="9"/>
+          <w:numId w:val="10"/>
         </w:numPr>
         <w:spacing w:after="80" w:line="290"/>
       </w:pPr>
@@ -5247,7 +5457,7 @@
         <w:pStyle w:val="ListParagraph"/>
         <w:numPr>
           <w:ilvl w:val="0"/>
-          <w:numId w:val="9"/>
+          <w:numId w:val="10"/>
         </w:numPr>
         <w:spacing w:after="80" w:line="290"/>
       </w:pPr>
@@ -5260,7 +5470,7 @@
         <w:pStyle w:val="ListParagraph"/>
         <w:numPr>
           <w:ilvl w:val="0"/>
-          <w:numId w:val="9"/>
+          <w:numId w:val="10"/>
         </w:numPr>
         <w:spacing w:after="80" w:line="290"/>
       </w:pPr>
@@ -5391,10 +5601,10 @@
           <w:b/>
           <w:bCs/>
         </w:rPr>
-        <w:t xml:space="preserve">Natriumpercarbonat</w:t>
-      </w:r>
-      <w:r>
-        <w:t xml:space="preserve"> (Sauerstoffbleiche) bei Waschtemperaturen ab 40 °C.</w:t>
+        <w:t xml:space="preserve">Zitrone:</w:t>
+      </w:r>
+      <w:r>
+        <w:t xml:space="preserve"> über Nacht in heißem Wasser mit Zitronenscheiben einweichen (Kapitel Flecken).</w:t>
       </w:r>
     </w:p>
     <w:p>
@@ -5406,14 +5616,34 @@
         </w:numPr>
         <w:spacing w:after="80" w:line="290"/>
       </w:pPr>
-      <w:r>
-        <w:t xml:space="preserve">Weiß und Bunt </w:t>
-      </w:r>
       <w:r>
         <w:rPr>
           <w:b/>
           <w:bCs/>
         </w:rPr>
+        <w:t xml:space="preserve">Natron:</w:t>
+      </w:r>
+      <w:r>
+        <w:t xml:space="preserve"> 1 bis 2 EL mit in die Trommel.</w:t>
+      </w:r>
+    </w:p>
+    <w:p>
+      <w:pPr>
+        <w:pStyle w:val="ListParagraph"/>
+        <w:numPr>
+          <w:ilvl w:val="0"/>
+          <w:numId w:val="2"/>
+        </w:numPr>
+        <w:spacing w:after="80" w:line="290"/>
+      </w:pPr>
+      <w:r>
+        <w:t xml:space="preserve">Weiß und Bunt </w:t>
+      </w:r>
+      <w:r>
+        <w:rPr>
+          <w:b/>
+          <w:bCs/>
+        </w:rPr>
         <w:t xml:space="preserve">trennen</w:t>
       </w:r>
       <w:r>
@@ -5424,7 +5654,7 @@
       <w:pPr>
         <w:pStyle w:val="Heading3"/>
       </w:pPr>
-      <w:bookmarkStart w:name="r8" w:id="1"/>
+      <w:bookmarkStart w:name="r9" w:id="1"/>
       <w:r>
         <w:t xml:space="preserve">Waschbälle und Trocknerbälle aus Wolle</w:t>
       </w:r>
@@ -5498,7 +5728,7 @@
         <w:pStyle w:val="ListParagraph"/>
         <w:numPr>
           <w:ilvl w:val="0"/>
-          <w:numId w:val="10"/>
+          <w:numId w:val="11"/>
         </w:numPr>
         <w:spacing w:after="80" w:line="290"/>
       </w:pPr>
@@ -5511,7 +5741,7 @@
         <w:pStyle w:val="ListParagraph"/>
         <w:numPr>
           <w:ilvl w:val="0"/>
-          <w:numId w:val="10"/>
+          <w:numId w:val="11"/>
         </w:numPr>
         <w:spacing w:after="80" w:line="290"/>
       </w:pPr>
@@ -5524,7 +5754,7 @@
         <w:pStyle w:val="ListParagraph"/>
         <w:numPr>
           <w:ilvl w:val="0"/>
-          <w:numId w:val="10"/>
+          <w:numId w:val="11"/>
         </w:numPr>
         <w:spacing w:after="80" w:line="290"/>
       </w:pPr>
@@ -5537,7 +5767,7 @@
         <w:pStyle w:val="ListParagraph"/>
         <w:numPr>
           <w:ilvl w:val="0"/>
-          <w:numId w:val="10"/>
+          <w:numId w:val="11"/>
         </w:numPr>
         <w:spacing w:after="80" w:line="290"/>
       </w:pPr>
@@ -5572,7 +5802,7 @@
         <w:t xml:space="preserve">keine Basen</w:t>
       </w:r>
       <w:r>
-        <w:t xml:space="preserve"> wie Soda oder Natron und keine Hitze. Am besten wäscht man sie mild, lauwarm und von Hand.</w:t>
+        <w:t xml:space="preserve"> wie Natron und keine Hitze. Am besten wäscht man sie mild, lauwarm und von Hand.</w:t>
       </w:r>
     </w:p>
     <w:p>
@@ -5646,7 +5876,7 @@
       <w:pPr>
         <w:pStyle w:val="Heading3"/>
       </w:pPr>
-      <w:bookmarkStart w:name="r9" w:id="1"/>
+      <w:bookmarkStart w:name="r10" w:id="1"/>
       <w:r>
         <w:t xml:space="preserve">Mildes Woll- und Feinwaschmittel</w:t>
       </w:r>
@@ -5700,7 +5930,7 @@
         <w:spacing w:after="80" w:line="290"/>
       </w:pPr>
       <w:r>
-        <w:t xml:space="preserve">1 EL Haarshampoo (mild, ohne Silikon) oder Seifenkrautsud (Band 1)</w:t>
+        <w:t xml:space="preserve">100 ml Seifenkrautsud (Band 1) oder Waschnusssud (Kapitel Spülen)</w:t>
       </w:r>
     </w:p>
     <w:p>
@@ -5733,20 +5963,20 @@
         <w:pStyle w:val="ListParagraph"/>
         <w:numPr>
           <w:ilvl w:val="0"/>
-          <w:numId w:val="11"/>
-        </w:numPr>
-        <w:spacing w:after="80" w:line="290"/>
-      </w:pPr>
-      <w:r>
-        <w:t xml:space="preserve">Shampoo im Wasser auflösen.</w:t>
-      </w:r>
-    </w:p>
-    <w:p>
-      <w:pPr>
-        <w:pStyle w:val="ListParagraph"/>
-        <w:numPr>
-          <w:ilvl w:val="0"/>
-          <w:numId w:val="11"/>
+          <w:numId w:val="12"/>
+        </w:numPr>
+        <w:spacing w:after="80" w:line="290"/>
+      </w:pPr>
+      <w:r>
+        <w:t xml:space="preserve">Sud ins Wasser geben und verrühren.</w:t>
+      </w:r>
+    </w:p>
+    <w:p>
+      <w:pPr>
+        <w:pStyle w:val="ListParagraph"/>
+        <w:numPr>
+          <w:ilvl w:val="0"/>
+          <w:numId w:val="12"/>
         </w:numPr>
         <w:spacing w:after="80" w:line="290"/>
       </w:pPr>
@@ -5759,7 +5989,7 @@
         <w:pStyle w:val="ListParagraph"/>
         <w:numPr>
           <w:ilvl w:val="0"/>
-          <w:numId w:val="11"/>
+          <w:numId w:val="12"/>
         </w:numPr>
         <w:spacing w:after="80" w:line="290"/>
       </w:pPr>
@@ -5772,7 +6002,7 @@
         <w:pStyle w:val="ListParagraph"/>
         <w:numPr>
           <w:ilvl w:val="0"/>
-          <w:numId w:val="11"/>
+          <w:numId w:val="12"/>
         </w:numPr>
         <w:spacing w:after="80" w:line="290"/>
       </w:pPr>
@@ -5784,7 +6014,7 @@
       <w:pPr>
         <w:pStyle w:val="Heading3"/>
       </w:pPr>
-      <w:bookmarkStart w:name="r10" w:id="1"/>
+      <w:bookmarkStart w:name="r11" w:id="1"/>
       <w:r>
         <w:t xml:space="preserve">Lanolin-Kur für Wolle (Wollwalk, Windeln)</w:t>
       </w:r>
@@ -5838,7 +6068,7 @@
         <w:spacing w:after="80" w:line="290"/>
       </w:pPr>
       <w:r>
-        <w:t xml:space="preserve">ein Glas heißes Wasser, ein Tropfen Shampoo</w:t>
+        <w:t xml:space="preserve">ein Glas heißes Wasser, 1 EL Seifenkraut- oder Waschnusssud</w:t>
       </w:r>
     </w:p>
     <w:p>
@@ -5871,20 +6101,20 @@
         <w:pStyle w:val="ListParagraph"/>
         <w:numPr>
           <w:ilvl w:val="0"/>
-          <w:numId w:val="12"/>
-        </w:numPr>
-        <w:spacing w:after="80" w:line="290"/>
-      </w:pPr>
-      <w:r>
-        <w:t xml:space="preserve">Lanolin mit dem Shampoo im heißen Wasser verrühren, bis es milchig ist.</w:t>
-      </w:r>
-    </w:p>
-    <w:p>
-      <w:pPr>
-        <w:pStyle w:val="ListParagraph"/>
-        <w:numPr>
-          <w:ilvl w:val="0"/>
-          <w:numId w:val="12"/>
+          <w:numId w:val="13"/>
+        </w:numPr>
+        <w:spacing w:after="80" w:line="290"/>
+      </w:pPr>
+      <w:r>
+        <w:t xml:space="preserve">Lanolin mit dem Sud im heißen Wasser verrühren, bis es milchig ist.</w:t>
+      </w:r>
+    </w:p>
+    <w:p>
+      <w:pPr>
+        <w:pStyle w:val="ListParagraph"/>
+        <w:numPr>
+          <w:ilvl w:val="0"/>
+          <w:numId w:val="13"/>
         </w:numPr>
         <w:spacing w:after="80" w:line="290"/>
       </w:pPr>
@@ -5897,7 +6127,7 @@
         <w:pStyle w:val="ListParagraph"/>
         <w:numPr>
           <w:ilvl w:val="0"/>
-          <w:numId w:val="12"/>
+          <w:numId w:val="13"/>
         </w:numPr>
         <w:spacing w:after="80" w:line="290"/>
       </w:pPr>
@@ -5910,7 +6140,7 @@
         <w:pStyle w:val="ListParagraph"/>
         <w:numPr>
           <w:ilvl w:val="0"/>
-          <w:numId w:val="12"/>
+          <w:numId w:val="13"/>
         </w:numPr>
         <w:spacing w:after="80" w:line="290"/>
       </w:pPr>
@@ -6024,11 +6254,30 @@
     </w:p>
     <w:p>
       <w:pPr>
+        <w:spacing w:after="140" w:line="300"/>
+        <w:jc w:val="both"/>
+      </w:pPr>
+      <w:r>
+        <w:t xml:space="preserve">Für den Abwasch brauchst du vor allem </w:t>
+      </w:r>
+      <w:r>
+        <w:rPr>
+          <w:b/>
+          <w:bCs/>
+        </w:rPr>
+        <w:t xml:space="preserve">heißes Wasser</w:t>
+      </w:r>
+      <w:r>
+        <w:t xml:space="preserve"> – es löst Fett schon allein. Dazu ein Pflanzensud, der schäumt, und für Hartnäckiges Natron, Salz und Zitrone.</w:t>
+      </w:r>
+    </w:p>
+    <w:p>
+      <w:pPr>
         <w:pStyle w:val="Heading3"/>
       </w:pPr>
-      <w:bookmarkStart w:name="r11" w:id="1"/>
-      <w:r>
-        <w:t xml:space="preserve">Spülmittel aus Kernseife</w:t>
+      <w:bookmarkStart w:name="r12" w:id="1"/>
+      <w:r>
+        <w:t xml:space="preserve">Spülmittel aus Waschnüssen</w:t>
       </w:r>
       <w:bookmarkEnd w:id="1"/>
     </w:p>
@@ -6067,7 +6316,7 @@
         <w:spacing w:after="80" w:line="290"/>
       </w:pPr>
       <w:r>
-        <w:t xml:space="preserve">15 g Kernseife, fein gerieben</w:t>
+        <w:t xml:space="preserve">8 bis 10 Waschnuss-Schalenhälften</w:t>
       </w:r>
     </w:p>
     <w:p>
@@ -6080,7 +6329,7 @@
         <w:spacing w:after="80" w:line="290"/>
       </w:pPr>
       <w:r>
-        <w:t xml:space="preserve">500 ml heißes Wasser</w:t>
+        <w:t xml:space="preserve">600 ml Wasser</w:t>
       </w:r>
     </w:p>
     <w:p>
@@ -6093,20 +6342,7 @@
         <w:spacing w:after="80" w:line="290"/>
       </w:pPr>
       <w:r>
-        <w:t xml:space="preserve">1 TL Waschsoda (für fettiges Geschirr)</w:t>
-      </w:r>
-    </w:p>
-    <w:p>
-      <w:pPr>
-        <w:pStyle w:val="ListParagraph"/>
-        <w:numPr>
-          <w:ilvl w:val="0"/>
-          <w:numId w:val="2"/>
-        </w:numPr>
-        <w:spacing w:after="80" w:line="290"/>
-      </w:pPr>
-      <w:r>
-        <w:t xml:space="preserve">Spender oder Flasche</w:t>
+        <w:t xml:space="preserve">Topf, Sieb, Spender oder Flasche</w:t>
       </w:r>
     </w:p>
     <w:p>
@@ -6126,51 +6362,38 @@
         <w:pStyle w:val="ListParagraph"/>
         <w:numPr>
           <w:ilvl w:val="0"/>
-          <w:numId w:val="13"/>
-        </w:numPr>
-        <w:spacing w:after="80" w:line="290"/>
-      </w:pPr>
-      <w:r>
-        <w:t xml:space="preserve">Seife im heißen Wasser vollständig auflösen.</w:t>
-      </w:r>
-    </w:p>
-    <w:p>
-      <w:pPr>
-        <w:pStyle w:val="ListParagraph"/>
-        <w:numPr>
-          <w:ilvl w:val="0"/>
-          <w:numId w:val="13"/>
-        </w:numPr>
-        <w:spacing w:after="80" w:line="290"/>
-      </w:pPr>
-      <w:r>
-        <w:t xml:space="preserve">Mit Handschuhen das Soda einrühren.</w:t>
-      </w:r>
-    </w:p>
-    <w:p>
-      <w:pPr>
-        <w:pStyle w:val="ListParagraph"/>
-        <w:numPr>
-          <w:ilvl w:val="0"/>
-          <w:numId w:val="13"/>
-        </w:numPr>
-        <w:spacing w:after="80" w:line="290"/>
-      </w:pPr>
-      <w:r>
-        <w:t xml:space="preserve">Abkühlen lassen – die Mischung wird dickflüssig. Kräftig schütteln oder mixen.</w:t>
-      </w:r>
-    </w:p>
-    <w:p>
-      <w:pPr>
-        <w:pStyle w:val="ListParagraph"/>
-        <w:numPr>
-          <w:ilvl w:val="0"/>
-          <w:numId w:val="13"/>
-        </w:numPr>
-        <w:spacing w:after="80" w:line="290"/>
-      </w:pPr>
-      <w:r>
-        <w:t xml:space="preserve">Einen Spritzer ins Spülwasser geben.</w:t>
+          <w:numId w:val="14"/>
+        </w:numPr>
+        <w:spacing w:after="80" w:line="290"/>
+      </w:pPr>
+      <w:r>
+        <w:t xml:space="preserve">Schalen im Wasser aufkochen und 15 Minuten leise köcheln lassen.</w:t>
+      </w:r>
+    </w:p>
+    <w:p>
+      <w:pPr>
+        <w:pStyle w:val="ListParagraph"/>
+        <w:numPr>
+          <w:ilvl w:val="0"/>
+          <w:numId w:val="14"/>
+        </w:numPr>
+        <w:spacing w:after="80" w:line="290"/>
+      </w:pPr>
+      <w:r>
+        <w:t xml:space="preserve">Abkühlen lassen, abseihen und abfüllen.</w:t>
+      </w:r>
+    </w:p>
+    <w:p>
+      <w:pPr>
+        <w:pStyle w:val="ListParagraph"/>
+        <w:numPr>
+          <w:ilvl w:val="0"/>
+          <w:numId w:val="14"/>
+        </w:numPr>
+        <w:spacing w:after="80" w:line="290"/>
+      </w:pPr>
+      <w:r>
+        <w:t xml:space="preserve">Einen guten Schuss ins heiße Spülwasser geben.</w:t>
       </w:r>
     </w:p>
     <w:p>
@@ -6183,14 +6406,14 @@
           <w:i/>
           <w:iCs/>
         </w:rPr>
-        <w:t xml:space="preserve">Tipp: Es schäumt weniger als gekauftes Spülmittel, reinigt aber genauso. Schaum hat nichts mit Reinigungskraft zu tun.</w:t>
+        <w:t xml:space="preserve">Tipp: Im Kühlschrank etwa eine Woche haltbar. Die ausgekochten Schalen kannst du noch einmal ansetzen. Es schäumt weniger als gekauftes Spülmittel, reinigt aber gut – Schaum hat nichts mit Reinigungskraft zu tun.</w:t>
       </w:r>
     </w:p>
     <w:p>
       <w:pPr>
         <w:pStyle w:val="Heading3"/>
       </w:pPr>
-      <w:bookmarkStart w:name="r12" w:id="1"/>
+      <w:bookmarkStart w:name="r13" w:id="1"/>
       <w:r>
         <w:t xml:space="preserve">Spülmittel aus Efeu oder Kastanien</w:t>
       </w:r>
@@ -6231,7 +6454,7 @@
         <w:spacing w:after="80" w:line="290"/>
       </w:pPr>
       <w:r>
-        <w:t xml:space="preserve">Efeu- oder Kastaniensud (siehe Kapitel Waschmittel und Band 2)</w:t>
+        <w:t xml:space="preserve">eine Tasse Efeu- oder Kastaniensud (Kapitel Waschmittel)</w:t>
       </w:r>
     </w:p>
     <w:p>
@@ -6251,25 +6474,48 @@
         <w:pStyle w:val="ListParagraph"/>
         <w:numPr>
           <w:ilvl w:val="0"/>
-          <w:numId w:val="14"/>
-        </w:numPr>
-        <w:spacing w:after="80" w:line="290"/>
-      </w:pPr>
-      <w:r>
-        <w:t xml:space="preserve">Eine Tasse Sud ins Spülwasser geben.</w:t>
-      </w:r>
-    </w:p>
-    <w:p>
-      <w:pPr>
-        <w:pStyle w:val="ListParagraph"/>
-        <w:numPr>
-          <w:ilvl w:val="0"/>
-          <w:numId w:val="14"/>
-        </w:numPr>
-        <w:spacing w:after="80" w:line="290"/>
-      </w:pPr>
-      <w:r>
-        <w:t xml:space="preserve">Wie gewohnt spülen und mit klarem Wasser nachspülen.</w:t>
+          <w:numId w:val="15"/>
+        </w:numPr>
+        <w:spacing w:after="80" w:line="290"/>
+      </w:pPr>
+      <w:r>
+        <w:t xml:space="preserve">Den Sud ins heiße Spülwasser geben.</w:t>
+      </w:r>
+    </w:p>
+    <w:p>
+      <w:pPr>
+        <w:pStyle w:val="ListParagraph"/>
+        <w:numPr>
+          <w:ilvl w:val="0"/>
+          <w:numId w:val="15"/>
+        </w:numPr>
+        <w:spacing w:after="80" w:line="290"/>
+      </w:pPr>
+      <w:r>
+        <w:t xml:space="preserve">Wie gewohnt spülen.</w:t>
+      </w:r>
+    </w:p>
+    <w:p>
+      <w:pPr>
+        <w:pStyle w:val="ListParagraph"/>
+        <w:numPr>
+          <w:ilvl w:val="0"/>
+          <w:numId w:val="15"/>
+        </w:numPr>
+        <w:spacing w:after="80" w:line="290"/>
+      </w:pPr>
+      <w:r>
+        <w:t xml:space="preserve">Geschirr danach </w:t>
+      </w:r>
+      <w:r>
+        <w:rPr>
+          <w:b/>
+          <w:bCs/>
+        </w:rPr>
+        <w:t xml:space="preserve">gründlich mit klarem Wasser</w:t>
+      </w:r>
+      <w:r>
+        <w:t xml:space="preserve"> abspülen.</w:t>
       </w:r>
     </w:p>
     <w:p>
@@ -6282,7 +6528,7 @@
           <w:i/>
           <w:iCs/>
         </w:rPr>
-        <w:t xml:space="preserve">Tipp: Beide Pflanzen sind giftig – Geschirr nach dem Spülen gründlich mit klarem Wasser abspülen.</w:t>
+        <w:t xml:space="preserve">Tipp: Beide Pflanzen sind giftig – deshalb das klare Nachspülen nie vergessen. Für Geschirr, das mit Lebensmitteln in Berührung kommt, sind Waschnüsse die bessere Wahl; auch hier gilt: gut nachspülen.</w:t>
       </w:r>
     </w:p>
     <w:p>
@@ -6310,7 +6556,7 @@
         <w:t xml:space="preserve">Angebrannte Töpfe:</w:t>
       </w:r>
       <w:r>
-        <w:t xml:space="preserve"> Boden mit Wasser bedecken, 2 EL Natron oder 1 EL Soda dazugeben, aufkochen und über Nacht stehen lassen. Am nächsten Tag löst sich alles mit dem Spülschwamm.</w:t>
+        <w:t xml:space="preserve"> Boden mit Wasser bedecken, 2 EL Natron dazugeben, aufkochen und über Nacht stehen lassen. Am nächsten Tag löst sich alles mit dem Spülschwamm.</w:t>
       </w:r>
     </w:p>
     <w:p>
@@ -6327,10 +6573,10 @@
           <w:b/>
           <w:bCs/>
         </w:rPr>
-        <w:t xml:space="preserve">Teeränder in Tassen:</w:t>
-      </w:r>
-      <w:r>
-        <w:t xml:space="preserve"> Natron mit wenig Wasser zu einer Paste verrühren und ausreiben.</w:t>
+        <w:t xml:space="preserve">Fettige Pfannen:</w:t>
+      </w:r>
+      <w:r>
+        <w:t xml:space="preserve"> Fett mit Küchenpapier auswischen (in den Restmüll), dann mit grobem Salz ausreiben und heiß spülen.</w:t>
       </w:r>
     </w:p>
     <w:p>
@@ -6347,10 +6593,10 @@
           <w:b/>
           <w:bCs/>
         </w:rPr>
-        <w:t xml:space="preserve">Kalk auf Gläsern:</w:t>
-      </w:r>
-      <w:r>
-        <w:t xml:space="preserve"> in lauwarmem Wasser mit einem Schuss Essig einweichen.</w:t>
+        <w:t xml:space="preserve">Teeränder in Tassen:</w:t>
+      </w:r>
+      <w:r>
+        <w:t xml:space="preserve"> Natron mit wenig Wasser zu einer Paste verrühren und ausreiben.</w:t>
       </w:r>
     </w:p>
     <w:p>
@@ -6367,10 +6613,10 @@
           <w:b/>
           <w:bCs/>
         </w:rPr>
-        <w:t xml:space="preserve">Gusseisen:</w:t>
-      </w:r>
-      <w:r>
-        <w:t xml:space="preserve"> nur heiß ausspülen und ausbürsten, kein Spülmittel, danach trocken erhitzen und dünn einölen.</w:t>
+        <w:t xml:space="preserve">Kalk auf Gläsern:</w:t>
+      </w:r>
+      <w:r>
+        <w:t xml:space="preserve"> in lauwarmem Wasser mit einem Schuss Essig einweichen.</w:t>
       </w:r>
     </w:p>
     <w:p>
@@ -6387,6 +6633,26 @@
           <w:b/>
           <w:bCs/>
         </w:rPr>
+        <w:t xml:space="preserve">Gusseisen:</w:t>
+      </w:r>
+      <w:r>
+        <w:t xml:space="preserve"> nur heiß ausspülen und ausbürsten, ohne Spülzusatz, danach trocken erhitzen und dünn einölen.</w:t>
+      </w:r>
+    </w:p>
+    <w:p>
+      <w:pPr>
+        <w:pStyle w:val="ListParagraph"/>
+        <w:numPr>
+          <w:ilvl w:val="0"/>
+          <w:numId w:val="2"/>
+        </w:numPr>
+        <w:spacing w:after="80" w:line="290"/>
+      </w:pPr>
+      <w:r>
+        <w:rPr>
+          <w:b/>
+          <w:bCs/>
+        </w:rPr>
         <w:t xml:space="preserve">Holzbretter und -löffel:</w:t>
       </w:r>
       <w:r>
@@ -6407,16 +6673,16 @@
         <w:jc w:val="both"/>
       </w:pPr>
       <w:r>
-        <w:t xml:space="preserve">Selbst gemachte Spülmaschinenpulver funktionieren je nach Wasserhärte und Maschine unterschiedlich gut. Ehrlich gesagt: Gekaufte Tabs reinigen oft gründlicher, und Gläser können mit Soda-Mischungen auf Dauer trüb werden (Glaskorrosion). Wer es probieren möchte:</w:t>
+        <w:t xml:space="preserve">Ehrlich gesagt: In der Spülmaschine kommen Hausmittel an ihre Grenzen. Für leicht verschmutztes Geschirr reicht eine einfache Mischung, bei Eingetrocknetem und Fettigem reinigen gekaufte (am besten ökologische) Tabs gründlicher. Wer es probieren möchte:</w:t>
       </w:r>
     </w:p>
     <w:p>
       <w:pPr>
         <w:pStyle w:val="Heading3"/>
       </w:pPr>
-      <w:bookmarkStart w:name="r13" w:id="1"/>
-      <w:r>
-        <w:t xml:space="preserve">Spülmaschinenpulver</w:t>
+      <w:bookmarkStart w:name="r14" w:id="1"/>
+      <w:r>
+        <w:t xml:space="preserve">Spülmaschinenpulver aus Natron und Salz</w:t>
       </w:r>
       <w:bookmarkEnd w:id="1"/>
     </w:p>
@@ -6430,7 +6696,7 @@
           <w:i/>
           <w:iCs/>
         </w:rPr>
-        <w:t xml:space="preserve">Für etwa 30 Spülgänge</w:t>
+        <w:t xml:space="preserve">Für etwa 20 Spülgänge</w:t>
       </w:r>
     </w:p>
     <w:p>
@@ -6455,7 +6721,7 @@
         <w:spacing w:after="80" w:line="290"/>
       </w:pPr>
       <w:r>
-        <w:t xml:space="preserve">200 g Waschsoda</w:t>
+        <w:t xml:space="preserve">200 g Natron</w:t>
       </w:r>
     </w:p>
     <w:p>
@@ -6468,7 +6734,7 @@
         <w:spacing w:after="80" w:line="290"/>
       </w:pPr>
       <w:r>
-        <w:t xml:space="preserve">100 g Zitronensäure</w:t>
+        <w:t xml:space="preserve">100 g feines Salz</w:t>
       </w:r>
     </w:p>
     <w:p>
@@ -6481,7 +6747,7 @@
         <w:spacing w:after="80" w:line="290"/>
       </w:pPr>
       <w:r>
-        <w:t xml:space="preserve">100 g Spülmaschinensalz (Regeneriersalz)</w:t>
+        <w:t xml:space="preserve">Schraubglas</w:t>
       </w:r>
     </w:p>
     <w:p>
@@ -6494,20 +6760,7 @@
         <w:spacing w:after="80" w:line="290"/>
       </w:pPr>
       <w:r>
-        <w:t xml:space="preserve">Schraubglas</w:t>
-      </w:r>
-    </w:p>
-    <w:p>
-      <w:pPr>
-        <w:pStyle w:val="ListParagraph"/>
-        <w:numPr>
-          <w:ilvl w:val="0"/>
-          <w:numId w:val="2"/>
-        </w:numPr>
-        <w:spacing w:after="80" w:line="290"/>
-      </w:pPr>
-      <w:r>
-        <w:t xml:space="preserve">Handschuhe, Schutzbrille</w:t>
+        <w:t xml:space="preserve">für das Klarspülerfach: Essig und Wasser 1 : 1</w:t>
       </w:r>
     </w:p>
     <w:p>
@@ -6527,38 +6780,51 @@
         <w:pStyle w:val="ListParagraph"/>
         <w:numPr>
           <w:ilvl w:val="0"/>
-          <w:numId w:val="15"/>
-        </w:numPr>
-        <w:spacing w:after="80" w:line="290"/>
-      </w:pPr>
-      <w:r>
-        <w:t xml:space="preserve">Alle Zutaten trocken in einem Glas mischen.</w:t>
-      </w:r>
-    </w:p>
-    <w:p>
-      <w:pPr>
-        <w:pStyle w:val="ListParagraph"/>
-        <w:numPr>
-          <w:ilvl w:val="0"/>
-          <w:numId w:val="15"/>
-        </w:numPr>
-        <w:spacing w:after="80" w:line="290"/>
-      </w:pPr>
-      <w:r>
-        <w:t xml:space="preserve">Gut verschlossen und trocken lagern – die Mischung zieht Feuchtigkeit und verklumpt.</w:t>
-      </w:r>
-    </w:p>
-    <w:p>
-      <w:pPr>
-        <w:pStyle w:val="ListParagraph"/>
-        <w:numPr>
-          <w:ilvl w:val="0"/>
-          <w:numId w:val="15"/>
-        </w:numPr>
-        <w:spacing w:after="80" w:line="290"/>
-      </w:pPr>
-      <w:r>
-        <w:t xml:space="preserve">1 EL pro Spülgang ins Dosierfach geben.</w:t>
+          <w:numId w:val="16"/>
+        </w:numPr>
+        <w:spacing w:after="80" w:line="290"/>
+      </w:pPr>
+      <w:r>
+        <w:t xml:space="preserve">Natron und Salz trocken in einem Glas mischen.</w:t>
+      </w:r>
+    </w:p>
+    <w:p>
+      <w:pPr>
+        <w:pStyle w:val="ListParagraph"/>
+        <w:numPr>
+          <w:ilvl w:val="0"/>
+          <w:numId w:val="16"/>
+        </w:numPr>
+        <w:spacing w:after="80" w:line="290"/>
+      </w:pPr>
+      <w:r>
+        <w:t xml:space="preserve">Gut verschlossen und trocken lagern.</w:t>
+      </w:r>
+    </w:p>
+    <w:p>
+      <w:pPr>
+        <w:pStyle w:val="ListParagraph"/>
+        <w:numPr>
+          <w:ilvl w:val="0"/>
+          <w:numId w:val="16"/>
+        </w:numPr>
+        <w:spacing w:after="80" w:line="290"/>
+      </w:pPr>
+      <w:r>
+        <w:t xml:space="preserve">1 EL pro Spülgang ins Dosierfach geben, das Klarspülerfach mit verdünntem Essig füllen.</w:t>
+      </w:r>
+    </w:p>
+    <w:p>
+      <w:pPr>
+        <w:pStyle w:val="ListParagraph"/>
+        <w:numPr>
+          <w:ilvl w:val="0"/>
+          <w:numId w:val="16"/>
+        </w:numPr>
+        <w:spacing w:after="80" w:line="290"/>
+      </w:pPr>
+      <w:r>
+        <w:t xml:space="preserve">Grobe Speisereste vorher abkratzen, Geschirr aber nicht vorspülen.</w:t>
       </w:r>
     </w:p>
     <w:p>
@@ -6571,7 +6837,7 @@
           <w:i/>
           <w:iCs/>
         </w:rPr>
-        <w:t xml:space="preserve">Tipp: Als Klarspüler-Ersatz Essig mit Wasser 1 : 1 ins Klarspülerfach. Zeigen sich weiße Beläge, ist dein Wasser zu hart – dann lieber wieder gekaufte Tabs nehmen.</w:t>
+        <w:t xml:space="preserve">Tipp: Das Regeneriersalz für den Enthärter brauchst du trotzdem, wenn deine Maschine einen hat. Zeigen sich weiße Beläge oder bleibt Fett zurück, ist dein Wasser zu hart oder das Geschirr zu schmutzig – dann lieber wieder Tabs nehmen.</w:t>
       </w:r>
     </w:p>
     <w:p>
@@ -6636,7 +6902,7 @@
       <w:pPr>
         <w:pStyle w:val="Heading3"/>
       </w:pPr>
-      <w:bookmarkStart w:name="r14" w:id="1"/>
+      <w:bookmarkStart w:name="r15" w:id="1"/>
       <w:r>
         <w:t xml:space="preserve">Backofen reinigen mit Natronpaste</w:t>
       </w:r>
@@ -6736,7 +7002,7 @@
         <w:pStyle w:val="ListParagraph"/>
         <w:numPr>
           <w:ilvl w:val="0"/>
-          <w:numId w:val="16"/>
+          <w:numId w:val="17"/>
         </w:numPr>
         <w:spacing w:after="80" w:line="290"/>
       </w:pPr>
@@ -6749,7 +7015,7 @@
         <w:pStyle w:val="ListParagraph"/>
         <w:numPr>
           <w:ilvl w:val="0"/>
-          <w:numId w:val="16"/>
+          <w:numId w:val="17"/>
         </w:numPr>
         <w:spacing w:after="80" w:line="290"/>
       </w:pPr>
@@ -6762,7 +7028,7 @@
         <w:pStyle w:val="ListParagraph"/>
         <w:numPr>
           <w:ilvl w:val="0"/>
-          <w:numId w:val="16"/>
+          <w:numId w:val="17"/>
         </w:numPr>
         <w:spacing w:after="80" w:line="290"/>
       </w:pPr>
@@ -6775,7 +7041,7 @@
         <w:pStyle w:val="ListParagraph"/>
         <w:numPr>
           <w:ilvl w:val="0"/>
-          <w:numId w:val="16"/>
+          <w:numId w:val="17"/>
         </w:numPr>
         <w:spacing w:after="80" w:line="290"/>
       </w:pPr>
@@ -6788,7 +7054,7 @@
         <w:pStyle w:val="ListParagraph"/>
         <w:numPr>
           <w:ilvl w:val="0"/>
-          <w:numId w:val="16"/>
+          <w:numId w:val="17"/>
         </w:numPr>
         <w:spacing w:after="80" w:line="290"/>
       </w:pPr>
@@ -6806,16 +7072,16 @@
           <w:i/>
           <w:iCs/>
         </w:rPr>
-        <w:t xml:space="preserve">Tipp: Ofenroste und Bleche in der Badewanne auf einem alten Handtuch mit heißem Wasser und 4 EL Soda über Nacht einweichen. Handschuhe!</w:t>
+        <w:t xml:space="preserve">Tipp: Ofenroste und Bleche in der Badewanne auf einem alten Handtuch mit heißem Wasser und 4 EL Natron über Nacht einweichen, dann mit Salz und Bürste schrubben.</w:t>
       </w:r>
     </w:p>
     <w:p>
       <w:pPr>
         <w:pStyle w:val="Heading3"/>
       </w:pPr>
-      <w:bookmarkStart w:name="r15" w:id="1"/>
-      <w:r>
-        <w:t xml:space="preserve">Backofenscheibe mit Spülmaschinentab</w:t>
+      <w:bookmarkStart w:name="r16" w:id="1"/>
+      <w:r>
+        <w:t xml:space="preserve">Backofenscheibe mit Natron und Glasschaber</w:t>
       </w:r>
       <w:bookmarkEnd w:id="1"/>
     </w:p>
@@ -6854,7 +7120,7 @@
         <w:spacing w:after="80" w:line="290"/>
       </w:pPr>
       <w:r>
-        <w:t xml:space="preserve">ein (gekaufter oder selbst gemachter) Spülmaschinentab oder 1 EL Soda</w:t>
+        <w:t xml:space="preserve">3 EL Natron, etwas Wasser</w:t>
       </w:r>
     </w:p>
     <w:p>
@@ -6867,7 +7133,7 @@
         <w:spacing w:after="80" w:line="290"/>
       </w:pPr>
       <w:r>
-        <w:t xml:space="preserve">Schüssel mit warmem Wasser</w:t>
+        <w:t xml:space="preserve">ein Glasschaber (Ceranfeldschaber)</w:t>
       </w:r>
     </w:p>
     <w:p>
@@ -6880,7 +7146,7 @@
         <w:spacing w:after="80" w:line="290"/>
       </w:pPr>
       <w:r>
-        <w:t xml:space="preserve">Handschuhe</w:t>
+        <w:t xml:space="preserve">Essig in einer Sprühflasche, weiches Tuch</w:t>
       </w:r>
     </w:p>
     <w:p>
@@ -6900,38 +7166,38 @@
         <w:pStyle w:val="ListParagraph"/>
         <w:numPr>
           <w:ilvl w:val="0"/>
-          <w:numId w:val="17"/>
-        </w:numPr>
-        <w:spacing w:after="80" w:line="290"/>
-      </w:pPr>
-      <w:r>
-        <w:t xml:space="preserve">Tab kurz in Wasser tauchen.</w:t>
-      </w:r>
-    </w:p>
-    <w:p>
-      <w:pPr>
-        <w:pStyle w:val="ListParagraph"/>
-        <w:numPr>
-          <w:ilvl w:val="0"/>
-          <w:numId w:val="17"/>
-        </w:numPr>
-        <w:spacing w:after="80" w:line="290"/>
-      </w:pPr>
-      <w:r>
-        <w:t xml:space="preserve">Die Scheibe damit wie mit einem Radiergummi abreiben.</w:t>
-      </w:r>
-    </w:p>
-    <w:p>
-      <w:pPr>
-        <w:pStyle w:val="ListParagraph"/>
-        <w:numPr>
-          <w:ilvl w:val="0"/>
-          <w:numId w:val="17"/>
-        </w:numPr>
-        <w:spacing w:after="80" w:line="290"/>
-      </w:pPr>
-      <w:r>
-        <w:t xml:space="preserve">Mit einem feuchten Tuch nachwischen.</w:t>
+          <w:numId w:val="18"/>
+        </w:numPr>
+        <w:spacing w:after="80" w:line="290"/>
+      </w:pPr>
+      <w:r>
+        <w:t xml:space="preserve">Natronpaste dick auf die kalte Scheibe streichen und 1 Stunde einwirken lassen.</w:t>
+      </w:r>
+    </w:p>
+    <w:p>
+      <w:pPr>
+        <w:pStyle w:val="ListParagraph"/>
+        <w:numPr>
+          <w:ilvl w:val="0"/>
+          <w:numId w:val="18"/>
+        </w:numPr>
+        <w:spacing w:after="80" w:line="290"/>
+      </w:pPr>
+      <w:r>
+        <w:t xml:space="preserve">Eingebranntes vorsichtig mit dem flach gehaltenen Glasschaber abschieben.</w:t>
+      </w:r>
+    </w:p>
+    <w:p>
+      <w:pPr>
+        <w:pStyle w:val="ListParagraph"/>
+        <w:numPr>
+          <w:ilvl w:val="0"/>
+          <w:numId w:val="18"/>
+        </w:numPr>
+        <w:spacing w:after="80" w:line="290"/>
+      </w:pPr>
+      <w:r>
+        <w:t xml:space="preserve">Mit Essig einsprühen und mit einem feuchten Tuch nachwischen.</w:t>
       </w:r>
     </w:p>
     <w:p>
@@ -6995,14 +7261,14 @@
         <w:jc w:val="both"/>
       </w:pPr>
       <w:r>
-        <w:t xml:space="preserve">Abdeckungen und Brennerdeckel in heißem Wasser mit 2 EL Soda einweichen, abbürsten, gut trocknen. Die Brenneröffnungen nicht mit Wasser fluten; vor dem Wiedereinbau vollständig trocknen lassen.</w:t>
+        <w:t xml:space="preserve">Abdeckungen und Brennerdeckel in heißem Wasser mit 2 EL Natron einweichen, abbürsten, gut trocknen. Die Brenneröffnungen nicht mit Wasser fluten; vor dem Wiedereinbau vollständig trocknen lassen.</w:t>
       </w:r>
     </w:p>
     <w:p>
       <w:pPr>
         <w:pStyle w:val="Heading3"/>
       </w:pPr>
-      <w:bookmarkStart w:name="r16" w:id="1"/>
+      <w:bookmarkStart w:name="r17" w:id="1"/>
       <w:r>
         <w:t xml:space="preserve">Mikrowelle in 5 Minuten</w:t>
       </w:r>
@@ -7076,7 +7342,7 @@
         <w:pStyle w:val="ListParagraph"/>
         <w:numPr>
           <w:ilvl w:val="0"/>
-          <w:numId w:val="18"/>
+          <w:numId w:val="19"/>
         </w:numPr>
         <w:spacing w:after="80" w:line="290"/>
       </w:pPr>
@@ -7089,7 +7355,7 @@
         <w:pStyle w:val="ListParagraph"/>
         <w:numPr>
           <w:ilvl w:val="0"/>
-          <w:numId w:val="18"/>
+          <w:numId w:val="19"/>
         </w:numPr>
         <w:spacing w:after="80" w:line="290"/>
       </w:pPr>
@@ -7102,7 +7368,7 @@
         <w:pStyle w:val="ListParagraph"/>
         <w:numPr>
           <w:ilvl w:val="0"/>
-          <w:numId w:val="18"/>
+          <w:numId w:val="19"/>
         </w:numPr>
         <w:spacing w:after="80" w:line="290"/>
       </w:pPr>
@@ -7115,7 +7381,7 @@
         <w:pStyle w:val="ListParagraph"/>
         <w:numPr>
           <w:ilvl w:val="0"/>
-          <w:numId w:val="18"/>
+          <w:numId w:val="19"/>
         </w:numPr>
         <w:spacing w:after="80" w:line="290"/>
       </w:pPr>
@@ -7137,7 +7403,7 @@
         <w:jc w:val="both"/>
       </w:pPr>
       <w:r>
-        <w:t xml:space="preserve">Metall-Fettfilter in heißem Wasser mit 2 bis 3 EL Soda 30 Minuten einweichen, abbürsten und spülen – oder, wenn erlaubt, in der Spülmaschine. Aktivkohlefilter lassen sich nicht reinigen, nur austauschen.</w:t>
+        <w:t xml:space="preserve">Metall-Fettfilter in heißem Wasser mit 3 EL Natron 30 Minuten einweichen, abbürsten und spülen – oder, wenn erlaubt, in der Spülmaschine. Aktivkohlefilter lassen sich nicht reinigen, nur austauschen.</w:t>
       </w:r>
     </w:p>
     <w:p>
@@ -7155,7 +7421,7 @@
       <w:pPr>
         <w:pStyle w:val="Heading3"/>
       </w:pPr>
-      <w:bookmarkStart w:name="r17" w:id="1"/>
+      <w:bookmarkStart w:name="r18" w:id="1"/>
       <w:r>
         <w:t xml:space="preserve">Kühlschrank auswischen</w:t>
       </w:r>
@@ -7242,7 +7508,7 @@
         <w:pStyle w:val="ListParagraph"/>
         <w:numPr>
           <w:ilvl w:val="0"/>
-          <w:numId w:val="19"/>
+          <w:numId w:val="20"/>
         </w:numPr>
         <w:spacing w:after="80" w:line="290"/>
       </w:pPr>
@@ -7255,7 +7521,7 @@
         <w:pStyle w:val="ListParagraph"/>
         <w:numPr>
           <w:ilvl w:val="0"/>
-          <w:numId w:val="19"/>
+          <w:numId w:val="20"/>
         </w:numPr>
         <w:spacing w:after="80" w:line="290"/>
       </w:pPr>
@@ -7268,7 +7534,7 @@
         <w:pStyle w:val="ListParagraph"/>
         <w:numPr>
           <w:ilvl w:val="0"/>
-          <w:numId w:val="19"/>
+          <w:numId w:val="20"/>
         </w:numPr>
         <w:spacing w:after="80" w:line="290"/>
       </w:pPr>
@@ -7281,7 +7547,7 @@
         <w:pStyle w:val="ListParagraph"/>
         <w:numPr>
           <w:ilvl w:val="0"/>
-          <w:numId w:val="19"/>
+          <w:numId w:val="20"/>
         </w:numPr>
         <w:spacing w:after="80" w:line="290"/>
       </w:pPr>
@@ -7482,7 +7748,7 @@
               <w:jc w:val="left"/>
             </w:pPr>
             <w:r>
-              <w:t xml:space="preserve">warmes Wasser mit Spülmittel oder Essigwasser</w:t>
+              <w:t xml:space="preserve">warmes Wasser, Essigwasser oder Zitrusreiniger</w:t>
             </w:r>
           </w:p>
         </w:tc>
@@ -7592,7 +7858,7 @@
               <w:jc w:val="left"/>
             </w:pPr>
             <w:r>
-              <w:t xml:space="preserve">viel Wasser, Soda, Essigessenz</w:t>
+              <w:t xml:space="preserve">viel Wasser, Essigessenz</w:t>
             </w:r>
           </w:p>
         </w:tc>
@@ -7650,7 +7916,7 @@
               <w:jc w:val="left"/>
             </w:pPr>
             <w:r>
-              <w:t xml:space="preserve">warmes Wasser mit etwas Schmierseife</w:t>
+              <w:t xml:space="preserve">warmes Wasser, bei Fett ein Schuss Kastanien- oder Efeusud</w:t>
             </w:r>
           </w:p>
         </w:tc>
@@ -7782,7 +8048,7 @@
       <w:pPr>
         <w:pStyle w:val="Heading3"/>
       </w:pPr>
-      <w:bookmarkStart w:name="r18" w:id="1"/>
+      <w:bookmarkStart w:name="r19" w:id="1"/>
       <w:r>
         <w:t xml:space="preserve">Allzweckspray für die Küche</w:t>
       </w:r>
@@ -7849,19 +8115,6 @@
         <w:spacing w:after="80" w:line="290"/>
       </w:pPr>
       <w:r>
-        <w:t xml:space="preserve">1 TL Spülmittel aus Kernseife</w:t>
-      </w:r>
-    </w:p>
-    <w:p>
-      <w:pPr>
-        <w:pStyle w:val="ListParagraph"/>
-        <w:numPr>
-          <w:ilvl w:val="0"/>
-          <w:numId w:val="2"/>
-        </w:numPr>
-        <w:spacing w:after="80" w:line="290"/>
-      </w:pPr>
-      <w:r>
         <w:t xml:space="preserve">Sprühflasche</w:t>
       </w:r>
     </w:p>
@@ -7882,7 +8135,7 @@
         <w:pStyle w:val="ListParagraph"/>
         <w:numPr>
           <w:ilvl w:val="0"/>
-          <w:numId w:val="20"/>
+          <w:numId w:val="21"/>
         </w:numPr>
         <w:spacing w:after="80" w:line="290"/>
       </w:pPr>
@@ -7895,7 +8148,7 @@
         <w:pStyle w:val="ListParagraph"/>
         <w:numPr>
           <w:ilvl w:val="0"/>
-          <w:numId w:val="20"/>
+          <w:numId w:val="21"/>
         </w:numPr>
         <w:spacing w:after="80" w:line="290"/>
       </w:pPr>
@@ -7913,7 +8166,7 @@
           <w:i/>
           <w:iCs/>
         </w:rPr>
-        <w:t xml:space="preserve">Tipp: Nicht auf Naturstein. Für Holz und Stein stattdessen Wasser mit einem Spritzer Schmierseife verwenden.</w:t>
+        <w:t xml:space="preserve">Tipp: Nicht auf Naturstein. Für Holz und Stein stattdessen klares, warmes Wasser verwenden.</w:t>
       </w:r>
     </w:p>
     <w:p>
@@ -8001,7 +8254,7 @@
       <w:pPr>
         <w:pStyle w:val="Heading3"/>
       </w:pPr>
-      <w:bookmarkStart w:name="r19" w:id="1"/>
+      <w:bookmarkStart w:name="r20" w:id="1"/>
       <w:r>
         <w:t xml:space="preserve">Spüllappen aus alten T-Shirts</w:t>
       </w:r>
@@ -8075,7 +8328,7 @@
         <w:pStyle w:val="ListParagraph"/>
         <w:numPr>
           <w:ilvl w:val="0"/>
-          <w:numId w:val="21"/>
+          <w:numId w:val="22"/>
         </w:numPr>
         <w:spacing w:after="80" w:line="290"/>
       </w:pPr>
@@ -8088,7 +8341,7 @@
         <w:pStyle w:val="ListParagraph"/>
         <w:numPr>
           <w:ilvl w:val="0"/>
-          <w:numId w:val="21"/>
+          <w:numId w:val="22"/>
         </w:numPr>
         <w:spacing w:after="80" w:line="290"/>
       </w:pPr>
@@ -8101,7 +8354,7 @@
         <w:pStyle w:val="ListParagraph"/>
         <w:numPr>
           <w:ilvl w:val="0"/>
-          <w:numId w:val="21"/>
+          <w:numId w:val="22"/>
         </w:numPr>
         <w:spacing w:after="80" w:line="290"/>
       </w:pPr>
@@ -8179,7 +8432,7 @@
       <w:pPr>
         <w:pStyle w:val="Heading3"/>
       </w:pPr>
-      <w:bookmarkStart w:name="r20" w:id="1"/>
+      <w:bookmarkStart w:name="r21" w:id="1"/>
       <w:r>
         <w:t xml:space="preserve">Kalklöser-Spray</w:t>
       </w:r>
@@ -8279,7 +8532,7 @@
         <w:pStyle w:val="ListParagraph"/>
         <w:numPr>
           <w:ilvl w:val="0"/>
-          <w:numId w:val="22"/>
+          <w:numId w:val="23"/>
         </w:numPr>
         <w:spacing w:after="80" w:line="290"/>
       </w:pPr>
@@ -8302,7 +8555,7 @@
         <w:pStyle w:val="ListParagraph"/>
         <w:numPr>
           <w:ilvl w:val="0"/>
-          <w:numId w:val="22"/>
+          <w:numId w:val="23"/>
         </w:numPr>
         <w:spacing w:after="80" w:line="290"/>
       </w:pPr>
@@ -8315,7 +8568,7 @@
         <w:pStyle w:val="ListParagraph"/>
         <w:numPr>
           <w:ilvl w:val="0"/>
-          <w:numId w:val="22"/>
+          <w:numId w:val="23"/>
         </w:numPr>
         <w:spacing w:after="80" w:line="290"/>
       </w:pPr>
@@ -8340,7 +8593,7 @@
       <w:pPr>
         <w:pStyle w:val="Heading3"/>
       </w:pPr>
-      <w:bookmarkStart w:name="r21" w:id="1"/>
+      <w:bookmarkStart w:name="r22" w:id="1"/>
       <w:r>
         <w:t xml:space="preserve">Duschkopf und Perlator entkalken</w:t>
       </w:r>
@@ -8427,7 +8680,7 @@
         <w:pStyle w:val="ListParagraph"/>
         <w:numPr>
           <w:ilvl w:val="0"/>
-          <w:numId w:val="23"/>
+          <w:numId w:val="24"/>
         </w:numPr>
         <w:spacing w:after="80" w:line="290"/>
       </w:pPr>
@@ -8440,7 +8693,7 @@
         <w:pStyle w:val="ListParagraph"/>
         <w:numPr>
           <w:ilvl w:val="0"/>
-          <w:numId w:val="23"/>
+          <w:numId w:val="24"/>
         </w:numPr>
         <w:spacing w:after="80" w:line="290"/>
       </w:pPr>
@@ -8453,7 +8706,7 @@
         <w:pStyle w:val="ListParagraph"/>
         <w:numPr>
           <w:ilvl w:val="0"/>
-          <w:numId w:val="23"/>
+          <w:numId w:val="24"/>
         </w:numPr>
         <w:spacing w:after="80" w:line="290"/>
       </w:pPr>
@@ -8466,7 +8719,7 @@
         <w:pStyle w:val="ListParagraph"/>
         <w:numPr>
           <w:ilvl w:val="0"/>
-          <w:numId w:val="23"/>
+          <w:numId w:val="24"/>
         </w:numPr>
         <w:spacing w:after="80" w:line="290"/>
       </w:pPr>
@@ -8478,7 +8731,7 @@
       <w:pPr>
         <w:pStyle w:val="Heading3"/>
       </w:pPr>
-      <w:bookmarkStart w:name="r22" w:id="1"/>
+      <w:bookmarkStart w:name="r23" w:id="1"/>
       <w:r>
         <w:t xml:space="preserve">Wasserkocher entkalken</w:t>
       </w:r>
@@ -8552,7 +8805,7 @@
         <w:pStyle w:val="ListParagraph"/>
         <w:numPr>
           <w:ilvl w:val="0"/>
-          <w:numId w:val="24"/>
+          <w:numId w:val="25"/>
         </w:numPr>
         <w:spacing w:after="80" w:line="290"/>
       </w:pPr>
@@ -8575,7 +8828,7 @@
         <w:pStyle w:val="ListParagraph"/>
         <w:numPr>
           <w:ilvl w:val="0"/>
-          <w:numId w:val="24"/>
+          <w:numId w:val="25"/>
         </w:numPr>
         <w:spacing w:after="80" w:line="290"/>
       </w:pPr>
@@ -8588,7 +8841,7 @@
         <w:pStyle w:val="ListParagraph"/>
         <w:numPr>
           <w:ilvl w:val="0"/>
-          <w:numId w:val="24"/>
+          <w:numId w:val="25"/>
         </w:numPr>
         <w:spacing w:after="80" w:line="290"/>
       </w:pPr>
@@ -8647,7 +8900,7 @@
       <w:pPr>
         <w:pStyle w:val="Heading3"/>
       </w:pPr>
-      <w:bookmarkStart w:name="r23" w:id="1"/>
+      <w:bookmarkStart w:name="r24" w:id="1"/>
       <w:r>
         <w:t xml:space="preserve">Badreiniger-Paste</w:t>
       </w:r>
@@ -8701,7 +8954,7 @@
         <w:spacing w:after="80" w:line="290"/>
       </w:pPr>
       <w:r>
-        <w:t xml:space="preserve">1 EL Schmierseife oder Spülmittel</w:t>
+        <w:t xml:space="preserve">1 EL Kastanien-, Efeu- oder Waschnusssud</w:t>
       </w:r>
     </w:p>
     <w:p>
@@ -8734,7 +8987,7 @@
         <w:pStyle w:val="ListParagraph"/>
         <w:numPr>
           <w:ilvl w:val="0"/>
-          <w:numId w:val="25"/>
+          <w:numId w:val="26"/>
         </w:numPr>
         <w:spacing w:after="80" w:line="290"/>
       </w:pPr>
@@ -8747,7 +9000,7 @@
         <w:pStyle w:val="ListParagraph"/>
         <w:numPr>
           <w:ilvl w:val="0"/>
-          <w:numId w:val="25"/>
+          <w:numId w:val="26"/>
         </w:numPr>
         <w:spacing w:after="80" w:line="290"/>
       </w:pPr>
@@ -8760,7 +9013,7 @@
         <w:pStyle w:val="ListParagraph"/>
         <w:numPr>
           <w:ilvl w:val="0"/>
-          <w:numId w:val="25"/>
+          <w:numId w:val="26"/>
         </w:numPr>
         <w:spacing w:after="80" w:line="290"/>
       </w:pPr>
@@ -8796,7 +9049,7 @@
       <w:pPr>
         <w:pStyle w:val="Heading3"/>
       </w:pPr>
-      <w:bookmarkStart w:name="r24" w:id="1"/>
+      <w:bookmarkStart w:name="r25" w:id="1"/>
       <w:r>
         <w:t xml:space="preserve">WC-Reiniger gegen Urinstein</w:t>
       </w:r>
@@ -8883,7 +9136,7 @@
         <w:pStyle w:val="ListParagraph"/>
         <w:numPr>
           <w:ilvl w:val="0"/>
-          <w:numId w:val="26"/>
+          <w:numId w:val="27"/>
         </w:numPr>
         <w:spacing w:after="80" w:line="290"/>
       </w:pPr>
@@ -8896,7 +9149,7 @@
         <w:pStyle w:val="ListParagraph"/>
         <w:numPr>
           <w:ilvl w:val="0"/>
-          <w:numId w:val="26"/>
+          <w:numId w:val="27"/>
         </w:numPr>
         <w:spacing w:after="80" w:line="290"/>
       </w:pPr>
@@ -8909,7 +9162,7 @@
         <w:pStyle w:val="ListParagraph"/>
         <w:numPr>
           <w:ilvl w:val="0"/>
-          <w:numId w:val="26"/>
+          <w:numId w:val="27"/>
         </w:numPr>
         <w:spacing w:after="80" w:line="290"/>
       </w:pPr>
@@ -8934,7 +9187,7 @@
       <w:pPr>
         <w:pStyle w:val="Heading3"/>
       </w:pPr>
-      <w:bookmarkStart w:name="r25" w:id="1"/>
+      <w:bookmarkStart w:name="r26" w:id="1"/>
       <w:r>
         <w:t xml:space="preserve">WC-Tabs zum Vorrätighalten</w:t>
       </w:r>
@@ -9047,7 +9300,7 @@
         <w:pStyle w:val="ListParagraph"/>
         <w:numPr>
           <w:ilvl w:val="0"/>
-          <w:numId w:val="27"/>
+          <w:numId w:val="28"/>
         </w:numPr>
         <w:spacing w:after="80" w:line="290"/>
       </w:pPr>
@@ -9060,7 +9313,7 @@
         <w:pStyle w:val="ListParagraph"/>
         <w:numPr>
           <w:ilvl w:val="0"/>
-          <w:numId w:val="27"/>
+          <w:numId w:val="28"/>
         </w:numPr>
         <w:spacing w:after="80" w:line="290"/>
       </w:pPr>
@@ -9083,7 +9336,7 @@
         <w:pStyle w:val="ListParagraph"/>
         <w:numPr>
           <w:ilvl w:val="0"/>
-          <w:numId w:val="27"/>
+          <w:numId w:val="28"/>
         </w:numPr>
         <w:spacing w:after="80" w:line="290"/>
       </w:pPr>
@@ -9096,7 +9349,7 @@
         <w:pStyle w:val="ListParagraph"/>
         <w:numPr>
           <w:ilvl w:val="0"/>
-          <w:numId w:val="27"/>
+          <w:numId w:val="28"/>
         </w:numPr>
         <w:spacing w:after="80" w:line="290"/>
       </w:pPr>
@@ -9186,7 +9439,7 @@
         <w:pStyle w:val="ListParagraph"/>
         <w:numPr>
           <w:ilvl w:val="0"/>
-          <w:numId w:val="28"/>
+          <w:numId w:val="29"/>
         </w:numPr>
         <w:spacing w:after="80" w:line="290"/>
       </w:pPr>
@@ -9206,7 +9459,7 @@
         <w:pStyle w:val="ListParagraph"/>
         <w:numPr>
           <w:ilvl w:val="0"/>
-          <w:numId w:val="28"/>
+          <w:numId w:val="29"/>
         </w:numPr>
         <w:spacing w:after="80" w:line="290"/>
       </w:pPr>
@@ -9226,7 +9479,7 @@
         <w:pStyle w:val="ListParagraph"/>
         <w:numPr>
           <w:ilvl w:val="0"/>
-          <w:numId w:val="28"/>
+          <w:numId w:val="29"/>
         </w:numPr>
         <w:spacing w:after="80" w:line="290"/>
       </w:pPr>
@@ -9246,7 +9499,7 @@
         <w:pStyle w:val="ListParagraph"/>
         <w:numPr>
           <w:ilvl w:val="0"/>
-          <w:numId w:val="28"/>
+          <w:numId w:val="29"/>
         </w:numPr>
         <w:spacing w:after="80" w:line="290"/>
       </w:pPr>
@@ -9266,7 +9519,7 @@
         <w:pStyle w:val="ListParagraph"/>
         <w:numPr>
           <w:ilvl w:val="0"/>
-          <w:numId w:val="28"/>
+          <w:numId w:val="29"/>
         </w:numPr>
         <w:spacing w:after="80" w:line="290"/>
       </w:pPr>
@@ -9288,7 +9541,7 @@
       <w:pPr>
         <w:pStyle w:val="Heading3"/>
       </w:pPr>
-      <w:bookmarkStart w:name="r26" w:id="1"/>
+      <w:bookmarkStart w:name="r27" w:id="1"/>
       <w:r>
         <w:t xml:space="preserve">Vorbeugende Abfluss-Pflege</w:t>
       </w:r>
@@ -9329,7 +9582,7 @@
         <w:spacing w:after="80" w:line="290"/>
       </w:pPr>
       <w:r>
-        <w:t xml:space="preserve">2 EL Soda oder Natron</w:t>
+        <w:t xml:space="preserve">2 EL Natron</w:t>
       </w:r>
     </w:p>
     <w:p>
@@ -9362,20 +9615,20 @@
         <w:pStyle w:val="ListParagraph"/>
         <w:numPr>
           <w:ilvl w:val="0"/>
-          <w:numId w:val="29"/>
-        </w:numPr>
-        <w:spacing w:after="80" w:line="290"/>
-      </w:pPr>
-      <w:r>
-        <w:t xml:space="preserve">Soda in den Abfluss geben.</w:t>
-      </w:r>
-    </w:p>
-    <w:p>
-      <w:pPr>
-        <w:pStyle w:val="ListParagraph"/>
-        <w:numPr>
-          <w:ilvl w:val="0"/>
-          <w:numId w:val="29"/>
+          <w:numId w:val="30"/>
+        </w:numPr>
+        <w:spacing w:after="80" w:line="290"/>
+      </w:pPr>
+      <w:r>
+        <w:t xml:space="preserve">Natron in den Abfluss geben.</w:t>
+      </w:r>
+    </w:p>
+    <w:p>
+      <w:pPr>
+        <w:pStyle w:val="ListParagraph"/>
+        <w:numPr>
+          <w:ilvl w:val="0"/>
+          <w:numId w:val="30"/>
         </w:numPr>
         <w:spacing w:after="80" w:line="290"/>
       </w:pPr>
@@ -9388,7 +9641,7 @@
         <w:pStyle w:val="ListParagraph"/>
         <w:numPr>
           <w:ilvl w:val="0"/>
-          <w:numId w:val="29"/>
+          <w:numId w:val="30"/>
         </w:numPr>
         <w:spacing w:after="80" w:line="290"/>
       </w:pPr>
@@ -9470,9 +9723,9 @@
       <w:pPr>
         <w:pStyle w:val="Heading3"/>
       </w:pPr>
-      <w:bookmarkStart w:name="r27" w:id="1"/>
-      <w:r>
-        <w:t xml:space="preserve">Allzweckreiniger aus Schmierseife</w:t>
+      <w:bookmarkStart w:name="r28" w:id="1"/>
+      <w:r>
+        <w:t xml:space="preserve">Wischwasser mit Kastanien oder Efeu</w:t>
       </w:r>
       <w:bookmarkEnd w:id="1"/>
     </w:p>
@@ -9524,7 +9777,20 @@
         <w:spacing w:after="80" w:line="290"/>
       </w:pPr>
       <w:r>
-        <w:t xml:space="preserve">1 bis 2 EL Schmierseife</w:t>
+        <w:t xml:space="preserve">1 Tasse Kastanien- oder Efeusud (Kapitel Waschmittel)</w:t>
+      </w:r>
+    </w:p>
+    <w:p>
+      <w:pPr>
+        <w:pStyle w:val="ListParagraph"/>
+        <w:numPr>
+          <w:ilvl w:val="0"/>
+          <w:numId w:val="2"/>
+        </w:numPr>
+        <w:spacing w:after="80" w:line="290"/>
+      </w:pPr>
+      <w:r>
+        <w:t xml:space="preserve">nach Belieben 1 Schuss Duftessig (nicht für Naturstein und Holz)</w:t>
       </w:r>
     </w:p>
     <w:p>
@@ -9544,25 +9810,25 @@
         <w:pStyle w:val="ListParagraph"/>
         <w:numPr>
           <w:ilvl w:val="0"/>
-          <w:numId w:val="30"/>
-        </w:numPr>
-        <w:spacing w:after="80" w:line="290"/>
-      </w:pPr>
-      <w:r>
-        <w:t xml:space="preserve">Schmierseife im warmen Wasser auflösen.</w:t>
-      </w:r>
-    </w:p>
-    <w:p>
-      <w:pPr>
-        <w:pStyle w:val="ListParagraph"/>
-        <w:numPr>
-          <w:ilvl w:val="0"/>
-          <w:numId w:val="30"/>
-        </w:numPr>
-        <w:spacing w:after="80" w:line="290"/>
-      </w:pPr>
-      <w:r>
-        <w:t xml:space="preserve">Wischen wie gewohnt – nicht nachwischen, der dünne Seifenfilm pflegt.</w:t>
+          <w:numId w:val="31"/>
+        </w:numPr>
+        <w:spacing w:after="80" w:line="290"/>
+      </w:pPr>
+      <w:r>
+        <w:t xml:space="preserve">Sud ins warme Wasser geben.</w:t>
+      </w:r>
+    </w:p>
+    <w:p>
+      <w:pPr>
+        <w:pStyle w:val="ListParagraph"/>
+        <w:numPr>
+          <w:ilvl w:val="0"/>
+          <w:numId w:val="31"/>
+        </w:numPr>
+        <w:spacing w:after="80" w:line="290"/>
+      </w:pPr>
+      <w:r>
+        <w:t xml:space="preserve">Wischen wie gewohnt.</w:t>
       </w:r>
     </w:p>
     <w:p>
@@ -9575,14 +9841,14 @@
           <w:i/>
           <w:iCs/>
         </w:rPr>
-        <w:t xml:space="preserve">Tipp: Lieber zu wenig als zu viel: Zu viel Seife hinterlässt Schlieren und einen klebrigen Film.</w:t>
+        <w:t xml:space="preserve">Tipp: Für die meisten Böden reicht sogar klares, warmes Wasser mit einem guten Mopp. Den Sud brauchst du nur, wenn es fettig oder klebrig ist. Haustiere nicht aus dem Eimer trinken lassen.</w:t>
       </w:r>
     </w:p>
     <w:p>
       <w:pPr>
         <w:pStyle w:val="Heading3"/>
       </w:pPr>
-      <w:bookmarkStart w:name="r28" w:id="1"/>
+      <w:bookmarkStart w:name="r29" w:id="1"/>
       <w:r>
         <w:t xml:space="preserve">Zitrusreiniger aus Orangenschalen</w:t>
       </w:r>
@@ -9669,7 +9935,7 @@
         <w:pStyle w:val="ListParagraph"/>
         <w:numPr>
           <w:ilvl w:val="0"/>
-          <w:numId w:val="31"/>
+          <w:numId w:val="32"/>
         </w:numPr>
         <w:spacing w:after="80" w:line="290"/>
       </w:pPr>
@@ -9682,7 +9948,7 @@
         <w:pStyle w:val="ListParagraph"/>
         <w:numPr>
           <w:ilvl w:val="0"/>
-          <w:numId w:val="31"/>
+          <w:numId w:val="32"/>
         </w:numPr>
         <w:spacing w:after="80" w:line="290"/>
       </w:pPr>
@@ -9695,7 +9961,7 @@
         <w:pStyle w:val="ListParagraph"/>
         <w:numPr>
           <w:ilvl w:val="0"/>
-          <w:numId w:val="31"/>
+          <w:numId w:val="32"/>
         </w:numPr>
         <w:spacing w:after="80" w:line="290"/>
       </w:pPr>
@@ -9896,7 +10162,7 @@
               <w:jc w:val="left"/>
             </w:pPr>
             <w:r>
-              <w:t xml:space="preserve">Wasser mit Schmierseife oder Zitrusreiniger</w:t>
+              <w:t xml:space="preserve">Wasser mit Kastanien- oder Efeusud oder Zitrusreiniger</w:t>
             </w:r>
           </w:p>
         </w:tc>
@@ -9987,7 +10253,7 @@
               <w:t xml:space="preserve">nebelfeucht</w:t>
             </w:r>
             <w:r>
-              <w:t xml:space="preserve"> mit Schmierseifenwasser; ab und zu mit Holzbodenseife pflegen</w:t>
+              <w:t xml:space="preserve"> mit klarem Wasser; ab und zu dünn mit Leinöl pflegen</w:t>
             </w:r>
           </w:p>
         </w:tc>
@@ -10013,7 +10279,7 @@
               <w:jc w:val="left"/>
             </w:pPr>
             <w:r>
-              <w:t xml:space="preserve">nie nass, kein Essig, kein Soda</w:t>
+              <w:t xml:space="preserve">nie nass, kein Essig, kein Natron</w:t>
             </w:r>
           </w:p>
         </w:tc>
@@ -10071,7 +10337,7 @@
               <w:jc w:val="left"/>
             </w:pPr>
             <w:r>
-              <w:t xml:space="preserve">nebelfeucht mit klarem Wasser und einem Spritzer Spülmittel</w:t>
+              <w:t xml:space="preserve">nebelfeucht mit klarem Wasser</w:t>
             </w:r>
           </w:p>
         </w:tc>
@@ -10097,7 +10363,7 @@
               <w:jc w:val="left"/>
             </w:pPr>
             <w:r>
-              <w:t xml:space="preserve">keine Seife – macht Schlieren</w:t>
+              <w:t xml:space="preserve">kein Pflanzensud – macht Schlieren</w:t>
             </w:r>
           </w:p>
         </w:tc>
@@ -10239,7 +10505,7 @@
               <w:jc w:val="left"/>
             </w:pPr>
             <w:r>
-              <w:t xml:space="preserve">Schmierseifenwasser</w:t>
+              <w:t xml:space="preserve">warmes Wasser, bei Bedarf mit etwas Kastaniensud</w:t>
             </w:r>
           </w:p>
         </w:tc>
@@ -10327,7 +10593,7 @@
               <w:jc w:val="left"/>
             </w:pPr>
             <w:r>
-              <w:t xml:space="preserve">Schmierseifenwasser</w:t>
+              <w:t xml:space="preserve">warmes Wasser mit etwas Kastanien- oder Efeusud</w:t>
             </w:r>
           </w:p>
         </w:tc>
@@ -10353,7 +10619,7 @@
               <w:jc w:val="left"/>
             </w:pPr>
             <w:r>
-              <w:t xml:space="preserve">keine Laugen (Soda)</w:t>
+              <w:t xml:space="preserve">kein Natron, nicht nass</w:t>
             </w:r>
           </w:p>
         </w:tc>
@@ -10368,7 +10634,7 @@
       <w:pPr>
         <w:pStyle w:val="Heading3"/>
       </w:pPr>
-      <w:bookmarkStart w:name="r29" w:id="1"/>
+      <w:bookmarkStart w:name="r30" w:id="1"/>
       <w:r>
         <w:t xml:space="preserve">Teppich auffrischen mit Natron</w:t>
       </w:r>
@@ -10442,7 +10708,7 @@
         <w:pStyle w:val="ListParagraph"/>
         <w:numPr>
           <w:ilvl w:val="0"/>
-          <w:numId w:val="32"/>
+          <w:numId w:val="33"/>
         </w:numPr>
         <w:spacing w:after="80" w:line="290"/>
       </w:pPr>
@@ -10455,7 +10721,7 @@
         <w:pStyle w:val="ListParagraph"/>
         <w:numPr>
           <w:ilvl w:val="0"/>
-          <w:numId w:val="32"/>
+          <w:numId w:val="33"/>
         </w:numPr>
         <w:spacing w:after="80" w:line="290"/>
       </w:pPr>
@@ -10468,7 +10734,7 @@
         <w:pStyle w:val="ListParagraph"/>
         <w:numPr>
           <w:ilvl w:val="0"/>
-          <w:numId w:val="32"/>
+          <w:numId w:val="33"/>
         </w:numPr>
         <w:spacing w:after="80" w:line="290"/>
       </w:pPr>
@@ -10523,7 +10789,7 @@
       <w:pPr>
         <w:pStyle w:val="Heading3"/>
       </w:pPr>
-      <w:bookmarkStart w:name="r30" w:id="1"/>
+      <w:bookmarkStart w:name="r31" w:id="1"/>
       <w:r>
         <w:t xml:space="preserve">Fensterputzmittel</w:t>
       </w:r>
@@ -10577,7 +10843,7 @@
         <w:spacing w:after="80" w:line="290"/>
       </w:pPr>
       <w:r>
-        <w:t xml:space="preserve">1 Schuss Spiritus oder Essig (etwa 50 ml)</w:t>
+        <w:t xml:space="preserve">1 Schuss Essig oder Duftessig (etwa 50 ml)</w:t>
       </w:r>
     </w:p>
     <w:p>
@@ -10590,7 +10856,7 @@
         <w:spacing w:after="80" w:line="290"/>
       </w:pPr>
       <w:r>
-        <w:t xml:space="preserve">1 Spritzer Spülmittel</w:t>
+        <w:t xml:space="preserve">bei sehr schmutzigen Scheiben: 1 Schuss Kastanien- oder Efeusud</w:t>
       </w:r>
     </w:p>
     <w:p>
@@ -10610,7 +10876,7 @@
         <w:pStyle w:val="ListParagraph"/>
         <w:numPr>
           <w:ilvl w:val="0"/>
-          <w:numId w:val="33"/>
+          <w:numId w:val="34"/>
         </w:numPr>
         <w:spacing w:after="80" w:line="290"/>
       </w:pPr>
@@ -10623,7 +10889,7 @@
         <w:pStyle w:val="ListParagraph"/>
         <w:numPr>
           <w:ilvl w:val="0"/>
-          <w:numId w:val="33"/>
+          <w:numId w:val="34"/>
         </w:numPr>
         <w:spacing w:after="80" w:line="290"/>
       </w:pPr>
@@ -10636,7 +10902,7 @@
         <w:pStyle w:val="ListParagraph"/>
         <w:numPr>
           <w:ilvl w:val="0"/>
-          <w:numId w:val="33"/>
+          <w:numId w:val="34"/>
         </w:numPr>
         <w:spacing w:after="80" w:line="290"/>
       </w:pPr>
@@ -10649,7 +10915,7 @@
         <w:pStyle w:val="ListParagraph"/>
         <w:numPr>
           <w:ilvl w:val="0"/>
-          <w:numId w:val="33"/>
+          <w:numId w:val="34"/>
         </w:numPr>
         <w:spacing w:after="80" w:line="290"/>
       </w:pPr>
@@ -10667,14 +10933,14 @@
           <w:i/>
           <w:iCs/>
         </w:rPr>
-        <w:t xml:space="preserve">Tipp: Spiritus ist entzündlich – nicht neben brennenden Kerzen oder Kaminfeuer arbeiten.</w:t>
+        <w:t xml:space="preserve">Tipp: Beim ersten Mal nach gekauftem Reiniger kann es schlieren – nach zwei, drei Durchgängen ist der alte Film weg.</w:t>
       </w:r>
     </w:p>
     <w:p>
       <w:pPr>
         <w:pStyle w:val="Heading3"/>
       </w:pPr>
-      <w:bookmarkStart w:name="r31" w:id="1"/>
+      <w:bookmarkStart w:name="r32" w:id="1"/>
       <w:r>
         <w:t xml:space="preserve">Glas- und Spiegelspray</w:t>
       </w:r>
@@ -10728,7 +10994,7 @@
         <w:spacing w:after="80" w:line="290"/>
       </w:pPr>
       <w:r>
-        <w:t xml:space="preserve">100 ml Spiritus oder Essig</w:t>
+        <w:t xml:space="preserve">100 ml Essig oder Duftessig</w:t>
       </w:r>
     </w:p>
     <w:p>
@@ -10761,7 +11027,7 @@
         <w:pStyle w:val="ListParagraph"/>
         <w:numPr>
           <w:ilvl w:val="0"/>
-          <w:numId w:val="34"/>
+          <w:numId w:val="35"/>
         </w:numPr>
         <w:spacing w:after="80" w:line="290"/>
       </w:pPr>
@@ -10774,7 +11040,7 @@
         <w:pStyle w:val="ListParagraph"/>
         <w:numPr>
           <w:ilvl w:val="0"/>
-          <w:numId w:val="34"/>
+          <w:numId w:val="35"/>
         </w:numPr>
         <w:spacing w:after="80" w:line="290"/>
       </w:pPr>
@@ -10827,7 +11093,7 @@
         <w:t xml:space="preserve">Fensterrahmen</w:t>
       </w:r>
       <w:r>
-        <w:t xml:space="preserve"> aus Kunststoff mit Schmierseifenwasser, Holzrahmen nur feucht.</w:t>
+        <w:t xml:space="preserve"> aus Kunststoff mit warmem Wasser und etwas Pflanzensud, Holzrahmen nur feucht.</w:t>
       </w:r>
     </w:p>
     <w:p>
@@ -10847,7 +11113,7 @@
         <w:t xml:space="preserve">Fliegendreck</w:t>
       </w:r>
       <w:r>
-        <w:t xml:space="preserve"> löst sich mit einer halben Zwiebel oder Spiritus.</w:t>
+        <w:t xml:space="preserve"> löst sich mit einer halben Zwiebel oder mit Essig.</w:t>
       </w:r>
     </w:p>
     <w:p>
@@ -10873,7 +11139,7 @@
       <w:pPr>
         <w:pStyle w:val="Heading3"/>
       </w:pPr>
-      <w:bookmarkStart w:name="r32" w:id="1"/>
+      <w:bookmarkStart w:name="r33" w:id="1"/>
       <w:r>
         <w:t xml:space="preserve">Möbelpolitur für geöltes Holz</w:t>
       </w:r>
@@ -10960,7 +11226,7 @@
         <w:pStyle w:val="ListParagraph"/>
         <w:numPr>
           <w:ilvl w:val="0"/>
-          <w:numId w:val="35"/>
+          <w:numId w:val="36"/>
         </w:numPr>
         <w:spacing w:after="80" w:line="290"/>
       </w:pPr>
@@ -10973,7 +11239,7 @@
         <w:pStyle w:val="ListParagraph"/>
         <w:numPr>
           <w:ilvl w:val="0"/>
-          <w:numId w:val="35"/>
+          <w:numId w:val="36"/>
         </w:numPr>
         <w:spacing w:after="80" w:line="290"/>
       </w:pPr>
@@ -10986,7 +11252,7 @@
         <w:pStyle w:val="ListParagraph"/>
         <w:numPr>
           <w:ilvl w:val="0"/>
-          <w:numId w:val="35"/>
+          <w:numId w:val="36"/>
         </w:numPr>
         <w:spacing w:after="80" w:line="290"/>
       </w:pPr>
@@ -11073,7 +11339,7 @@
       <w:pPr>
         <w:pStyle w:val="Heading3"/>
       </w:pPr>
-      <w:bookmarkStart w:name="r33" w:id="1"/>
+      <w:bookmarkStart w:name="r34" w:id="1"/>
       <w:r>
         <w:t xml:space="preserve">Lederbalsam</w:t>
       </w:r>
@@ -11160,7 +11426,7 @@
         <w:pStyle w:val="ListParagraph"/>
         <w:numPr>
           <w:ilvl w:val="0"/>
-          <w:numId w:val="36"/>
+          <w:numId w:val="37"/>
         </w:numPr>
         <w:spacing w:after="80" w:line="290"/>
       </w:pPr>
@@ -11173,7 +11439,7 @@
         <w:pStyle w:val="ListParagraph"/>
         <w:numPr>
           <w:ilvl w:val="0"/>
-          <w:numId w:val="36"/>
+          <w:numId w:val="37"/>
         </w:numPr>
         <w:spacing w:after="80" w:line="290"/>
       </w:pPr>
@@ -11186,7 +11452,7 @@
         <w:pStyle w:val="ListParagraph"/>
         <w:numPr>
           <w:ilvl w:val="0"/>
-          <w:numId w:val="36"/>
+          <w:numId w:val="37"/>
         </w:numPr>
         <w:spacing w:after="80" w:line="290"/>
       </w:pPr>
@@ -11235,7 +11501,7 @@
         <w:jc w:val="both"/>
       </w:pPr>
       <w:r>
-        <w:t xml:space="preserve">Glattleder reinigen: mit einem nebelfeuchten Tuch und ein wenig milder Seifenlösung (Kernseife) abwischen, trocknen lassen, dann pflegen.</w:t>
+        <w:t xml:space="preserve">Glattleder reinigen: mit einem nebelfeuchten Tuch und ein wenig Seifenkraut- oder Waschnusssud abwischen, trocknen lassen, dann pflegen.</w:t>
       </w:r>
     </w:p>
     <w:p>
@@ -11250,7 +11516,7 @@
       <w:pPr>
         <w:pStyle w:val="Heading3"/>
       </w:pPr>
-      <w:bookmarkStart w:name="r34" w:id="1"/>
+      <w:bookmarkStart w:name="r35" w:id="1"/>
       <w:r>
         <w:t xml:space="preserve">Silber putzen mit Alufolie und Natron</w:t>
       </w:r>
@@ -11337,7 +11603,7 @@
         <w:pStyle w:val="ListParagraph"/>
         <w:numPr>
           <w:ilvl w:val="0"/>
-          <w:numId w:val="37"/>
+          <w:numId w:val="38"/>
         </w:numPr>
         <w:spacing w:after="80" w:line="290"/>
       </w:pPr>
@@ -11350,7 +11616,7 @@
         <w:pStyle w:val="ListParagraph"/>
         <w:numPr>
           <w:ilvl w:val="0"/>
-          <w:numId w:val="37"/>
+          <w:numId w:val="38"/>
         </w:numPr>
         <w:spacing w:after="80" w:line="290"/>
       </w:pPr>
@@ -11363,7 +11629,7 @@
         <w:pStyle w:val="ListParagraph"/>
         <w:numPr>
           <w:ilvl w:val="0"/>
-          <w:numId w:val="37"/>
+          <w:numId w:val="38"/>
         </w:numPr>
         <w:spacing w:after="80" w:line="290"/>
       </w:pPr>
@@ -11376,7 +11642,7 @@
         <w:pStyle w:val="ListParagraph"/>
         <w:numPr>
           <w:ilvl w:val="0"/>
-          <w:numId w:val="37"/>
+          <w:numId w:val="38"/>
         </w:numPr>
         <w:spacing w:after="80" w:line="290"/>
       </w:pPr>
@@ -11401,7 +11667,7 @@
       <w:pPr>
         <w:pStyle w:val="Heading3"/>
       </w:pPr>
-      <w:bookmarkStart w:name="r35" w:id="1"/>
+      <w:bookmarkStart w:name="r36" w:id="1"/>
       <w:r>
         <w:t xml:space="preserve">Messing und Kupfer polieren</w:t>
       </w:r>
@@ -11488,7 +11754,7 @@
         <w:pStyle w:val="ListParagraph"/>
         <w:numPr>
           <w:ilvl w:val="0"/>
-          <w:numId w:val="38"/>
+          <w:numId w:val="39"/>
         </w:numPr>
         <w:spacing w:after="80" w:line="290"/>
       </w:pPr>
@@ -11501,7 +11767,7 @@
         <w:pStyle w:val="ListParagraph"/>
         <w:numPr>
           <w:ilvl w:val="0"/>
-          <w:numId w:val="38"/>
+          <w:numId w:val="39"/>
         </w:numPr>
         <w:spacing w:after="80" w:line="290"/>
       </w:pPr>
@@ -11665,7 +11931,7 @@
       <w:pPr>
         <w:pStyle w:val="Heading3"/>
       </w:pPr>
-      <w:bookmarkStart w:name="r36" w:id="1"/>
+      <w:bookmarkStart w:name="r37" w:id="1"/>
       <w:r>
         <w:t xml:space="preserve">Schuh-Deo-Säckchen</w:t>
       </w:r>
@@ -11752,7 +12018,7 @@
         <w:pStyle w:val="ListParagraph"/>
         <w:numPr>
           <w:ilvl w:val="0"/>
-          <w:numId w:val="39"/>
+          <w:numId w:val="40"/>
         </w:numPr>
         <w:spacing w:after="80" w:line="290"/>
       </w:pPr>
@@ -11765,7 +12031,7 @@
         <w:pStyle w:val="ListParagraph"/>
         <w:numPr>
           <w:ilvl w:val="0"/>
-          <w:numId w:val="39"/>
+          <w:numId w:val="40"/>
         </w:numPr>
         <w:spacing w:after="80" w:line="290"/>
       </w:pPr>
@@ -11778,7 +12044,7 @@
         <w:pStyle w:val="ListParagraph"/>
         <w:numPr>
           <w:ilvl w:val="0"/>
-          <w:numId w:val="39"/>
+          <w:numId w:val="40"/>
         </w:numPr>
         <w:spacing w:after="80" w:line="290"/>
       </w:pPr>
@@ -11790,7 +12056,7 @@
       <w:pPr>
         <w:pStyle w:val="Heading3"/>
       </w:pPr>
-      <w:bookmarkStart w:name="r37" w:id="1"/>
+      <w:bookmarkStart w:name="r38" w:id="1"/>
       <w:r>
         <w:t xml:space="preserve">Raumduft-Topf (Simmer Pot)</w:t>
       </w:r>
@@ -11864,7 +12130,7 @@
         <w:pStyle w:val="ListParagraph"/>
         <w:numPr>
           <w:ilvl w:val="0"/>
-          <w:numId w:val="40"/>
+          <w:numId w:val="41"/>
         </w:numPr>
         <w:spacing w:after="80" w:line="290"/>
       </w:pPr>
@@ -11877,7 +12143,7 @@
         <w:pStyle w:val="ListParagraph"/>
         <w:numPr>
           <w:ilvl w:val="0"/>
-          <w:numId w:val="40"/>
+          <w:numId w:val="41"/>
         </w:numPr>
         <w:spacing w:after="80" w:line="290"/>
       </w:pPr>
@@ -11999,7 +12265,7 @@
       <w:pPr>
         <w:pStyle w:val="Heading3"/>
       </w:pPr>
-      <w:bookmarkStart w:name="r38" w:id="1"/>
+      <w:bookmarkStart w:name="r39" w:id="1"/>
       <w:r>
         <w:t xml:space="preserve">Kleine Schimmelflecken entfernen</w:t>
       </w:r>
@@ -12040,7 +12306,7 @@
         <w:spacing w:after="80" w:line="290"/>
       </w:pPr>
       <w:r>
-        <w:t xml:space="preserve">70- bis 80-prozentiger Alkohol (Ethanol oder Isopropanol, Apotheke) oder Brennspiritus</w:t>
+        <w:t xml:space="preserve">70- bis 80-prozentiger Ethanol (Weingeist aus der Apotheke)</w:t>
       </w:r>
     </w:p>
     <w:p>
@@ -12073,7 +12339,7 @@
         <w:pStyle w:val="ListParagraph"/>
         <w:numPr>
           <w:ilvl w:val="0"/>
-          <w:numId w:val="41"/>
+          <w:numId w:val="42"/>
         </w:numPr>
         <w:spacing w:after="80" w:line="290"/>
       </w:pPr>
@@ -12086,7 +12352,7 @@
         <w:pStyle w:val="ListParagraph"/>
         <w:numPr>
           <w:ilvl w:val="0"/>
-          <w:numId w:val="41"/>
+          <w:numId w:val="42"/>
         </w:numPr>
         <w:spacing w:after="80" w:line="290"/>
       </w:pPr>
@@ -12109,7 +12375,7 @@
         <w:pStyle w:val="ListParagraph"/>
         <w:numPr>
           <w:ilvl w:val="0"/>
-          <w:numId w:val="41"/>
+          <w:numId w:val="42"/>
         </w:numPr>
         <w:spacing w:after="80" w:line="290"/>
       </w:pPr>
@@ -12122,7 +12388,7 @@
         <w:pStyle w:val="ListParagraph"/>
         <w:numPr>
           <w:ilvl w:val="0"/>
-          <w:numId w:val="41"/>
+          <w:numId w:val="42"/>
         </w:numPr>
         <w:spacing w:after="80" w:line="290"/>
       </w:pPr>
@@ -12140,7 +12406,7 @@
           <w:i/>
           <w:iCs/>
         </w:rPr>
-        <w:t xml:space="preserve">Tipp: Alkohol ist entzündlich – keine offenen Flammen, nicht rauchen. </w:t>
+        <w:t xml:space="preserve">Tipp: Ethanol ist – wie im Wein – aus vergorenem Pflanzenzucker gewonnen; hier ist er die eine Ausnahme im Buch, weil das Umweltbundesamt ihn für kleine Schimmelflächen empfiehlt. Er ist entzündlich – keine offenen Flammen, nicht rauchen. </w:t>
       </w:r>
       <w:r>
         <w:rPr>
@@ -12251,7 +12517,7 @@
       <w:pPr>
         <w:pStyle w:val="Heading3"/>
       </w:pPr>
-      <w:bookmarkStart w:name="r39" w:id="1"/>
+      <w:bookmarkStart w:name="r40" w:id="1"/>
       <w:r>
         <w:t xml:space="preserve">Fruchtfliegenfalle</w:t>
       </w:r>
@@ -12331,7 +12597,7 @@
         <w:spacing w:after="80" w:line="290"/>
       </w:pPr>
       <w:r>
-        <w:t xml:space="preserve">1 Tropfen Spülmittel</w:t>
+        <w:t xml:space="preserve">1 TL Kastanien-, Efeu- oder Waschnusssud</w:t>
       </w:r>
     </w:p>
     <w:p>
@@ -12351,20 +12617,20 @@
         <w:pStyle w:val="ListParagraph"/>
         <w:numPr>
           <w:ilvl w:val="0"/>
-          <w:numId w:val="42"/>
-        </w:numPr>
-        <w:spacing w:after="80" w:line="290"/>
-      </w:pPr>
-      <w:r>
-        <w:t xml:space="preserve">Essig und Saft ins Glas geben, Spülmittel dazutropfen – es bricht die Oberflächenspannung, sodass die Fliegen nicht wieder hochkommen.</w:t>
-      </w:r>
-    </w:p>
-    <w:p>
-      <w:pPr>
-        <w:pStyle w:val="ListParagraph"/>
-        <w:numPr>
-          <w:ilvl w:val="0"/>
-          <w:numId w:val="42"/>
+          <w:numId w:val="43"/>
+        </w:numPr>
+        <w:spacing w:after="80" w:line="290"/>
+      </w:pPr>
+      <w:r>
+        <w:t xml:space="preserve">Essig und Saft ins Glas geben, den Sud dazugeben – er bricht die Oberflächenspannung, sodass die Fliegen nicht wieder hochkommen.</w:t>
+      </w:r>
+    </w:p>
+    <w:p>
+      <w:pPr>
+        <w:pStyle w:val="ListParagraph"/>
+        <w:numPr>
+          <w:ilvl w:val="0"/>
+          <w:numId w:val="43"/>
         </w:numPr>
         <w:spacing w:after="80" w:line="290"/>
       </w:pPr>
@@ -12377,7 +12643,7 @@
         <w:pStyle w:val="ListParagraph"/>
         <w:numPr>
           <w:ilvl w:val="0"/>
-          <w:numId w:val="42"/>
+          <w:numId w:val="43"/>
         </w:numPr>
         <w:spacing w:after="80" w:line="290"/>
       </w:pPr>
@@ -12540,7 +12806,7 @@
       <w:pPr>
         <w:pStyle w:val="Heading3"/>
       </w:pPr>
-      <w:bookmarkStart w:name="r40" w:id="1"/>
+      <w:bookmarkStart w:name="r41" w:id="1"/>
       <w:r>
         <w:t xml:space="preserve">Mottensäckchen</w:t>
       </w:r>
@@ -12627,7 +12893,7 @@
         <w:pStyle w:val="ListParagraph"/>
         <w:numPr>
           <w:ilvl w:val="0"/>
-          <w:numId w:val="43"/>
+          <w:numId w:val="44"/>
         </w:numPr>
         <w:spacing w:after="80" w:line="290"/>
       </w:pPr>
@@ -12640,7 +12906,7 @@
         <w:pStyle w:val="ListParagraph"/>
         <w:numPr>
           <w:ilvl w:val="0"/>
-          <w:numId w:val="43"/>
+          <w:numId w:val="44"/>
         </w:numPr>
         <w:spacing w:after="80" w:line="290"/>
       </w:pPr>
@@ -12653,7 +12919,7 @@
         <w:pStyle w:val="ListParagraph"/>
         <w:numPr>
           <w:ilvl w:val="0"/>
-          <w:numId w:val="43"/>
+          <w:numId w:val="44"/>
         </w:numPr>
         <w:spacing w:after="80" w:line="290"/>
       </w:pPr>
@@ -12982,7 +13248,7 @@
               <w:jc w:val="left"/>
             </w:pPr>
             <w:r>
-              <w:t xml:space="preserve">Waschsoda</w:t>
+              <w:t xml:space="preserve">Zitronensäure (Pulver)</w:t>
             </w:r>
           </w:p>
         </w:tc>
@@ -13034,7 +13300,7 @@
               <w:jc w:val="left"/>
             </w:pPr>
             <w:r>
-              <w:t xml:space="preserve">3 bis 6 Monate</w:t>
+              <w:t xml:space="preserve">6 Monate</w:t>
             </w:r>
           </w:p>
         </w:tc>
@@ -13066,7 +13332,7 @@
               <w:jc w:val="left"/>
             </w:pPr>
             <w:r>
-              <w:t xml:space="preserve">Zitronensäure (Pulver)</w:t>
+              <w:t xml:space="preserve">Haushaltsessig oder Essigessenz</w:t>
             </w:r>
           </w:p>
         </w:tc>
@@ -13092,7 +13358,7 @@
               <w:jc w:val="left"/>
             </w:pPr>
             <w:r>
-              <w:t xml:space="preserve">1 kg</w:t>
+              <w:t xml:space="preserve">1 Liter Essenz (ergibt 5 Liter Essig)</w:t>
             </w:r>
           </w:p>
         </w:tc>
@@ -13118,7 +13384,7 @@
               <w:jc w:val="left"/>
             </w:pPr>
             <w:r>
-              <w:t xml:space="preserve">6 Monate</w:t>
+              <w:t xml:space="preserve">3 Monate</w:t>
             </w:r>
           </w:p>
         </w:tc>
@@ -13150,7 +13416,7 @@
               <w:jc w:val="left"/>
             </w:pPr>
             <w:r>
-              <w:t xml:space="preserve">Haushaltsessig oder Essigessenz</w:t>
+              <w:t xml:space="preserve">Salz (grob und fein)</w:t>
             </w:r>
           </w:p>
         </w:tc>
@@ -13176,7 +13442,7 @@
               <w:jc w:val="left"/>
             </w:pPr>
             <w:r>
-              <w:t xml:space="preserve">1 Liter Essenz (ergibt 5 Liter Essig)</w:t>
+              <w:t xml:space="preserve">1 kg</w:t>
             </w:r>
           </w:p>
         </w:tc>
@@ -13202,7 +13468,7 @@
               <w:jc w:val="left"/>
             </w:pPr>
             <w:r>
-              <w:t xml:space="preserve">3 Monate</w:t>
+              <w:t xml:space="preserve">6 Monate</w:t>
             </w:r>
           </w:p>
         </w:tc>
@@ -13234,7 +13500,7 @@
               <w:jc w:val="left"/>
             </w:pPr>
             <w:r>
-              <w:t xml:space="preserve">Kernseife</w:t>
+              <w:t xml:space="preserve">Zitronen (Bio)</w:t>
             </w:r>
           </w:p>
         </w:tc>
@@ -13260,7 +13526,7 @@
               <w:jc w:val="left"/>
             </w:pPr>
             <w:r>
-              <w:t xml:space="preserve">2 Stück à 150 g</w:t>
+              <w:t xml:space="preserve">immer ein paar im Haus</w:t>
             </w:r>
           </w:p>
         </w:tc>
@@ -13286,7 +13552,7 @@
               <w:jc w:val="left"/>
             </w:pPr>
             <w:r>
-              <w:t xml:space="preserve">6 Monate</w:t>
+              <w:t xml:space="preserve">laufend</w:t>
             </w:r>
           </w:p>
         </w:tc>
@@ -13318,7 +13584,7 @@
               <w:jc w:val="left"/>
             </w:pPr>
             <w:r>
-              <w:t xml:space="preserve">Schmierseife</w:t>
+              <w:t xml:space="preserve">Rosskastanien</w:t>
             </w:r>
           </w:p>
         </w:tc>
@@ -13344,7 +13610,7 @@
               <w:jc w:val="left"/>
             </w:pPr>
             <w:r>
-              <w:t xml:space="preserve">1 Liter</w:t>
+              <w:t xml:space="preserve">im Herbst sammeln: ein großer Korb</w:t>
             </w:r>
           </w:p>
         </w:tc>
@@ -13370,7 +13636,7 @@
               <w:jc w:val="left"/>
             </w:pPr>
             <w:r>
-              <w:t xml:space="preserve">6 Monate</w:t>
+              <w:t xml:space="preserve">getrocknet bis zur nächsten Saison</w:t>
             </w:r>
           </w:p>
         </w:tc>
@@ -13402,7 +13668,7 @@
               <w:jc w:val="left"/>
             </w:pPr>
             <w:r>
-              <w:t xml:space="preserve">Gallseife</w:t>
+              <w:t xml:space="preserve">Efeublätter</w:t>
             </w:r>
           </w:p>
         </w:tc>
@@ -13428,7 +13694,7 @@
               <w:jc w:val="left"/>
             </w:pPr>
             <w:r>
-              <w:t xml:space="preserve">1 Stück</w:t>
+              <w:t xml:space="preserve">bei Bedarf frisch pflücken</w:t>
             </w:r>
           </w:p>
         </w:tc>
@@ -13454,7 +13720,7 @@
               <w:jc w:val="left"/>
             </w:pPr>
             <w:r>
-              <w:t xml:space="preserve">1 Jahr</w:t>
+              <w:t xml:space="preserve">das ganze Jahr</w:t>
             </w:r>
           </w:p>
         </w:tc>
@@ -13486,7 +13752,7 @@
               <w:jc w:val="left"/>
             </w:pPr>
             <w:r>
-              <w:t xml:space="preserve">Brennspiritus</w:t>
+              <w:t xml:space="preserve">Waschnüsse (nach Belieben)</w:t>
             </w:r>
           </w:p>
         </w:tc>
@@ -13512,7 +13778,7 @@
               <w:jc w:val="left"/>
             </w:pPr>
             <w:r>
-              <w:t xml:space="preserve">1 Liter</w:t>
+              <w:t xml:space="preserve">500 g</w:t>
             </w:r>
           </w:p>
         </w:tc>
@@ -13538,7 +13804,7 @@
               <w:jc w:val="left"/>
             </w:pPr>
             <w:r>
-              <w:t xml:space="preserve">1 Jahr</w:t>
+              <w:t xml:space="preserve">6 bis 12 Monate</w:t>
             </w:r>
           </w:p>
         </w:tc>
@@ -13570,7 +13836,7 @@
               <w:jc w:val="left"/>
             </w:pPr>
             <w:r>
-              <w:t xml:space="preserve">Natriumpercarbonat</w:t>
+              <w:t xml:space="preserve">Ethanol 70 % (nur für Schimmel)</w:t>
             </w:r>
           </w:p>
         </w:tc>
@@ -13596,7 +13862,7 @@
               <w:jc w:val="left"/>
             </w:pPr>
             <w:r>
-              <w:t xml:space="preserve">1 kg</w:t>
+              <w:t xml:space="preserve">250 ml aus der Apotheke</w:t>
             </w:r>
           </w:p>
         </w:tc>
@@ -13622,7 +13888,7 @@
               <w:jc w:val="left"/>
             </w:pPr>
             <w:r>
-              <w:t xml:space="preserve">6 Monate</w:t>
+              <w:t xml:space="preserve">1 Jahr</w:t>
             </w:r>
           </w:p>
         </w:tc>
@@ -13639,7 +13905,7 @@
         <w:jc w:val="both"/>
       </w:pPr>
       <w:r>
-        <w:t xml:space="preserve">Diese Grundausstattung kostet zusammen etwa so viel wie drei bis vier Markenreiniger – und ersetzt fast alle.</w:t>
+        <w:t xml:space="preserve">Diese Grundausstattung kostet zusammen weniger als zwei Markenreiniger – die Kastanien und den Efeu schenkt dir die Natur.</w:t>
       </w:r>
     </w:p>
     <w:p>
@@ -14190,14 +14456,14 @@
         <w:spacing w:after="80" w:line="290"/>
       </w:pPr>
       <w:r>
-        <w:t xml:space="preserve">Putzmittel-Vorrat auffüllen und Flaschen neu beschriften</w:t>
+        <w:t xml:space="preserve">Putzmittel-Vorrat auffüllen und Flaschen neu beschriften – und im Herbst Kastanien sammeln</w:t>
       </w:r>
     </w:p>
     <w:p>
       <w:pPr>
         <w:pStyle w:val="Heading3"/>
       </w:pPr>
-      <w:bookmarkStart w:name="r41" w:id="1"/>
+      <w:bookmarkStart w:name="r42" w:id="1"/>
       <w:r>
         <w:t xml:space="preserve">Die Grund-Sprühflaschen für den Alltag</w:t>
       </w:r>
@@ -14238,7 +14504,7 @@
         <w:spacing w:after="80" w:line="290"/>
       </w:pPr>
       <w:r>
-        <w:t xml:space="preserve">Flasche 1 – Allzweckspray: 400 ml Wasser, 100 ml Duftessig, 1 TL Kernseifen-Spülmittel</w:t>
+        <w:t xml:space="preserve">Flasche 1 – Allzweckspray: 400 ml Wasser, 100 ml Duftessig</w:t>
       </w:r>
     </w:p>
     <w:p>
@@ -14264,7 +14530,7 @@
         <w:spacing w:after="80" w:line="290"/>
       </w:pPr>
       <w:r>
-        <w:t xml:space="preserve">Flasche 3 – Glas: 400 ml Wasser, 100 ml Spiritus</w:t>
+        <w:t xml:space="preserve">Flasche 3 – Fettlöser: frischer Kastanien- oder Efeusud (im Kühlschrank, wöchentlich neu)</w:t>
       </w:r>
     </w:p>
     <w:p>
@@ -14297,7 +14563,7 @@
         <w:pStyle w:val="ListParagraph"/>
         <w:numPr>
           <w:ilvl w:val="0"/>
-          <w:numId w:val="44"/>
+          <w:numId w:val="45"/>
         </w:numPr>
         <w:spacing w:after="80" w:line="290"/>
       </w:pPr>
@@ -14320,25 +14586,25 @@
         <w:pStyle w:val="ListParagraph"/>
         <w:numPr>
           <w:ilvl w:val="0"/>
-          <w:numId w:val="44"/>
-        </w:numPr>
-        <w:spacing w:after="80" w:line="290"/>
-      </w:pPr>
-      <w:r>
-        <w:t xml:space="preserve">Flasche 1 für Küche und Flächen, Flasche 2 für Bad und Armaturen, Flasche 3 für Fenster und Spiegel.</w:t>
-      </w:r>
-    </w:p>
-    <w:p>
-      <w:pPr>
-        <w:pStyle w:val="ListParagraph"/>
-        <w:numPr>
-          <w:ilvl w:val="0"/>
-          <w:numId w:val="44"/>
-        </w:numPr>
-        <w:spacing w:after="80" w:line="290"/>
-      </w:pPr>
-      <w:r>
-        <w:t xml:space="preserve">Kühl, dunkel und außer Reichweite von Kindern aufbewahren.</w:t>
+          <w:numId w:val="45"/>
+        </w:numPr>
+        <w:spacing w:after="80" w:line="290"/>
+      </w:pPr>
+      <w:r>
+        <w:t xml:space="preserve">Flasche 1 für Küche und Flächen, Flasche 2 für Bad und Armaturen, Flasche 3 für Fettiges, Herd und Dunstabzug.</w:t>
+      </w:r>
+    </w:p>
+    <w:p>
+      <w:pPr>
+        <w:pStyle w:val="ListParagraph"/>
+        <w:numPr>
+          <w:ilvl w:val="0"/>
+          <w:numId w:val="45"/>
+        </w:numPr>
+        <w:spacing w:after="80" w:line="290"/>
+      </w:pPr>
+      <w:r>
+        <w:t xml:space="preserve">Kühl, dunkel und außer Reichweite von Kindern aufbewahren. Flasche 3 ist giftig – nie an Lebensmittel.</w:t>
       </w:r>
     </w:p>
     <w:p>
@@ -14351,7 +14617,7 @@
           <w:i/>
           <w:iCs/>
         </w:rPr>
-        <w:t xml:space="preserve">Tipp: Nie Flasche 1 oder 2 mit gekauftem Chlorreiniger kombinieren.</w:t>
+        <w:t xml:space="preserve">Tipp: Nie mit gekauftem Chlorreiniger kombinieren.</w:t>
       </w:r>
     </w:p>
     <w:p>
@@ -14601,7 +14867,7 @@
                 <w:sz w:val="18"/>
                 <w:szCs w:val="18"/>
               </w:rPr>
-              <w:t xml:space="preserve">Allzweckreiniger aus Schmierseife</w:t>
+              <w:t xml:space="preserve">Allzweckspray für die Küche</w:t>
             </w:r>
           </w:p>
         </w:tc>
@@ -14631,7 +14897,7 @@
                 <w:sz w:val="18"/>
                 <w:szCs w:val="18"/>
               </w:rPr>
-              <w:t xml:space="preserve">Böden</w:t>
+              <w:t xml:space="preserve">Kühlschrank und Flächen</w:t>
             </w:r>
           </w:p>
         </w:tc>
@@ -14663,9 +14929,9 @@
               </w:rPr>
               <w:t xml:space="preserve">S. </w:t>
             </w:r>
-            <w:fldSimple w:instr="PAGEREF r27 \h">
+            <w:fldSimple w:instr="PAGEREF r19 \h">
               <w:r>
-                <w:t xml:space="preserve">32</w:t>
+                <w:t xml:space="preserve">26</w:t>
               </w:r>
             </w:fldSimple>
           </w:p>
@@ -14702,7 +14968,7 @@
                 <w:sz w:val="18"/>
                 <w:szCs w:val="18"/>
               </w:rPr>
-              <w:t xml:space="preserve">Allzweckspray für die Küche</w:t>
+              <w:t xml:space="preserve">Die Grund-Sprühflaschen für den Alltag</w:t>
             </w:r>
           </w:p>
         </w:tc>
@@ -14732,7 +14998,7 @@
                 <w:sz w:val="18"/>
                 <w:szCs w:val="18"/>
               </w:rPr>
-              <w:t xml:space="preserve">Kühlschrank und Flächen</w:t>
+              <w:t xml:space="preserve">Putzplan</w:t>
             </w:r>
           </w:p>
         </w:tc>
@@ -14764,9 +15030,9 @@
               </w:rPr>
               <w:t xml:space="preserve">S. </w:t>
             </w:r>
-            <w:fldSimple w:instr="PAGEREF r18 \h">
+            <w:fldSimple w:instr="PAGEREF r42 \h">
               <w:r>
-                <w:t xml:space="preserve">24</w:t>
+                <w:t xml:space="preserve">45</w:t>
               </w:r>
             </w:fldSimple>
           </w:p>
@@ -14803,7 +15069,7 @@
                 <w:sz w:val="18"/>
                 <w:szCs w:val="18"/>
               </w:rPr>
-              <w:t xml:space="preserve">Die Grund-Sprühflaschen für den Alltag</w:t>
+              <w:t xml:space="preserve">Duftessig mit Zitrusschalen</w:t>
             </w:r>
           </w:p>
         </w:tc>
@@ -14833,7 +15099,7 @@
                 <w:sz w:val="18"/>
                 <w:szCs w:val="18"/>
               </w:rPr>
-              <w:t xml:space="preserve">Putzplan</w:t>
+              <w:t xml:space="preserve">Wäschepflege</w:t>
             </w:r>
           </w:p>
         </w:tc>
@@ -14865,9 +15131,9 @@
               </w:rPr>
               <w:t xml:space="preserve">S. </w:t>
             </w:r>
-            <w:fldSimple w:instr="PAGEREF r41 \h">
+            <w:fldSimple w:instr="PAGEREF r8 \h">
               <w:r>
-                <w:t xml:space="preserve">43</w:t>
+                <w:t xml:space="preserve">17</w:t>
               </w:r>
             </w:fldSimple>
           </w:p>
@@ -14904,7 +15170,7 @@
                 <w:sz w:val="18"/>
                 <w:szCs w:val="18"/>
               </w:rPr>
-              <w:t xml:space="preserve">Duftessig mit Zitrusschalen</w:t>
+              <w:t xml:space="preserve">Efeu-Waschmittel</w:t>
             </w:r>
           </w:p>
         </w:tc>
@@ -14934,7 +15200,7 @@
                 <w:sz w:val="18"/>
                 <w:szCs w:val="18"/>
               </w:rPr>
-              <w:t xml:space="preserve">Wäschepflege</w:t>
+              <w:t xml:space="preserve">Waschmittel</w:t>
             </w:r>
           </w:p>
         </w:tc>
@@ -14966,9 +15232,9 @@
               </w:rPr>
               <w:t xml:space="preserve">S. </w:t>
             </w:r>
-            <w:fldSimple w:instr="PAGEREF r7 \h">
+            <w:fldSimple w:instr="PAGEREF r3 \h">
               <w:r>
-                <w:t xml:space="preserve">15</w:t>
+                <w:t xml:space="preserve">12</w:t>
               </w:r>
             </w:fldSimple>
           </w:p>
@@ -15067,9 +15333,9 @@
               </w:rPr>
               <w:t xml:space="preserve">S. </w:t>
             </w:r>
-            <w:fldSimple w:instr="PAGEREF r30 \h">
+            <w:fldSimple w:instr="PAGEREF r31 \h">
               <w:r>
-                <w:t xml:space="preserve">34</w:t>
+                <w:t xml:space="preserve">36</w:t>
               </w:r>
             </w:fldSimple>
           </w:p>
@@ -15106,7 +15372,7 @@
                 <w:sz w:val="18"/>
                 <w:szCs w:val="18"/>
               </w:rPr>
-              <w:t xml:space="preserve">Fleckenspray für den Vorrat</w:t>
+              <w:t xml:space="preserve">Fleckenspray aus Kastanien oder Seifenkraut</w:t>
             </w:r>
           </w:p>
         </w:tc>
@@ -15168,9 +15434,9 @@
               </w:rPr>
               <w:t xml:space="preserve">S. </w:t>
             </w:r>
-            <w:fldSimple w:instr="PAGEREF r4 \h">
+            <w:fldSimple w:instr="PAGEREF r5 \h">
               <w:r>
-                <w:t xml:space="preserve">14</w:t>
+                <w:t xml:space="preserve">15</w:t>
               </w:r>
             </w:fldSimple>
           </w:p>
@@ -15207,7 +15473,7 @@
                 <w:sz w:val="18"/>
                 <w:szCs w:val="18"/>
               </w:rPr>
-              <w:t xml:space="preserve">Flüssigwaschmittel aus Kernseife und Soda</w:t>
+              <w:t xml:space="preserve">Kalklöser-Spray</w:t>
             </w:r>
           </w:p>
         </w:tc>
@@ -15237,7 +15503,7 @@
                 <w:sz w:val="18"/>
                 <w:szCs w:val="18"/>
               </w:rPr>
-              <w:t xml:space="preserve">Waschmittel</w:t>
+              <w:t xml:space="preserve">Kalk und Armaturen</w:t>
             </w:r>
           </w:p>
         </w:tc>
@@ -15269,9 +15535,9 @@
               </w:rPr>
               <w:t xml:space="preserve">S. </w:t>
             </w:r>
-            <w:fldSimple w:instr="PAGEREF r1 \h">
+            <w:fldSimple w:instr="PAGEREF r21 \h">
               <w:r>
-                <w:t xml:space="preserve">11</w:t>
+                <w:t xml:space="preserve">29</w:t>
               </w:r>
             </w:fldSimple>
           </w:p>
@@ -15308,7 +15574,7 @@
                 <w:sz w:val="18"/>
                 <w:szCs w:val="18"/>
               </w:rPr>
-              <w:t xml:space="preserve">Kalklöser-Spray</w:t>
+              <w:t xml:space="preserve">Kastanien-Waschmittel</w:t>
             </w:r>
           </w:p>
         </w:tc>
@@ -15338,7 +15604,7 @@
                 <w:sz w:val="18"/>
                 <w:szCs w:val="18"/>
               </w:rPr>
-              <w:t xml:space="preserve">Kalk und Armaturen</w:t>
+              <w:t xml:space="preserve">Waschmittel</w:t>
             </w:r>
           </w:p>
         </w:tc>
@@ -15370,9 +15636,9 @@
               </w:rPr>
               <w:t xml:space="preserve">S. </w:t>
             </w:r>
-            <w:fldSimple w:instr="PAGEREF r20 \h">
+            <w:fldSimple w:instr="PAGEREF r1 \h">
               <w:r>
-                <w:t xml:space="preserve">27</w:t>
+                <w:t xml:space="preserve">11</w:t>
               </w:r>
             </w:fldSimple>
           </w:p>
@@ -15409,7 +15675,7 @@
                 <w:sz w:val="18"/>
                 <w:szCs w:val="18"/>
               </w:rPr>
-              <w:t xml:space="preserve">Spülmittel aus Kernseife</w:t>
+              <w:t xml:space="preserve">Kastanienpulver für den Vorrat</w:t>
             </w:r>
           </w:p>
         </w:tc>
@@ -15439,7 +15705,7 @@
                 <w:sz w:val="18"/>
                 <w:szCs w:val="18"/>
               </w:rPr>
-              <w:t xml:space="preserve">Spülen</w:t>
+              <w:t xml:space="preserve">Waschmittel</w:t>
             </w:r>
           </w:p>
         </w:tc>
@@ -15471,9 +15737,9 @@
               </w:rPr>
               <w:t xml:space="preserve">S. </w:t>
             </w:r>
-            <w:fldSimple w:instr="PAGEREF r11 \h">
+            <w:fldSimple w:instr="PAGEREF r2 \h">
               <w:r>
-                <w:t xml:space="preserve">20</w:t>
+                <w:t xml:space="preserve">12</w:t>
               </w:r>
             </w:fldSimple>
           </w:p>
@@ -15510,7 +15776,7 @@
                 <w:sz w:val="18"/>
                 <w:szCs w:val="18"/>
               </w:rPr>
-              <w:t xml:space="preserve">Waschpulver aus Kernseife, Soda und Natron</w:t>
+              <w:t xml:space="preserve">Spülmittel aus Waschnüssen</w:t>
             </w:r>
           </w:p>
         </w:tc>
@@ -15540,7 +15806,7 @@
                 <w:sz w:val="18"/>
                 <w:szCs w:val="18"/>
               </w:rPr>
-              <w:t xml:space="preserve">Waschmittel</w:t>
+              <w:t xml:space="preserve">Spülen</w:t>
             </w:r>
           </w:p>
         </w:tc>
@@ -15572,9 +15838,9 @@
               </w:rPr>
               <w:t xml:space="preserve">S. </w:t>
             </w:r>
-            <w:fldSimple w:instr="PAGEREF r2 \h">
+            <w:fldSimple w:instr="PAGEREF r12 \h">
               <w:r>
-                <w:t xml:space="preserve">11</w:t>
+                <w:t xml:space="preserve">22</w:t>
               </w:r>
             </w:fldSimple>
           </w:p>
@@ -15673,9 +15939,9 @@
               </w:rPr>
               <w:t xml:space="preserve">S. </w:t>
             </w:r>
-            <w:fldSimple w:instr="PAGEREF r25 \h">
+            <w:fldSimple w:instr="PAGEREF r26 \h">
               <w:r>
-                <w:t xml:space="preserve">29</w:t>
+                <w:t xml:space="preserve">31</w:t>
               </w:r>
             </w:fldSimple>
           </w:p>
@@ -15712,7 +15978,7 @@
                 <w:sz w:val="18"/>
                 <w:szCs w:val="18"/>
               </w:rPr>
-              <w:t xml:space="preserve">Zitrusreiniger aus Orangenschalen</w:t>
+              <w:t xml:space="preserve">Wischwasser mit Kastanien oder Efeu</w:t>
             </w:r>
           </w:p>
         </w:tc>
@@ -15776,7 +16042,108 @@
             </w:r>
             <w:fldSimple w:instr="PAGEREF r28 \h">
               <w:r>
-                <w:t xml:space="preserve">32</w:t>
+                <w:t xml:space="preserve">34</w:t>
+              </w:r>
+            </w:fldSimple>
+          </w:p>
+        </w:tc>
+      </w:tr>
+      <w:tr>
+        <w:trPr>
+          <w:cantSplit/>
+          <w:tblHeader w:val="false"/>
+        </w:trPr>
+        <w:tc>
+          <w:tcPr>
+            <w:tcW w:type="dxa" w:w="5000"/>
+            <w:tcBorders>
+              <w:top w:val="single" w:color="C9C2AE" w:sz="4"/>
+              <w:left w:val="single" w:color="C9C2AE" w:sz="4"/>
+              <w:bottom w:val="single" w:color="C9C2AE" w:sz="4"/>
+              <w:right w:val="single" w:color="C9C2AE" w:sz="4"/>
+            </w:tcBorders>
+            <w:tcMar>
+              <w:top w:type="dxa" w:w="40"/>
+              <w:left w:type="dxa" w:w="40"/>
+              <w:bottom w:type="dxa" w:w="40"/>
+              <w:right w:type="dxa" w:w="40"/>
+            </w:tcMar>
+          </w:tcPr>
+          <w:p>
+            <w:pPr>
+              <w:spacing w:after="0" w:line="260"/>
+              <w:jc w:val="left"/>
+            </w:pPr>
+            <w:r>
+              <w:rPr>
+                <w:sz w:val="18"/>
+                <w:szCs w:val="18"/>
+              </w:rPr>
+              <w:t xml:space="preserve">Zitrusreiniger aus Orangenschalen</w:t>
+            </w:r>
+          </w:p>
+        </w:tc>
+        <w:tc>
+          <w:tcPr>
+            <w:tcW w:type="dxa" w:w="2670"/>
+            <w:tcBorders>
+              <w:top w:val="single" w:color="C9C2AE" w:sz="4"/>
+              <w:left w:val="single" w:color="C9C2AE" w:sz="4"/>
+              <w:bottom w:val="single" w:color="C9C2AE" w:sz="4"/>
+              <w:right w:val="single" w:color="C9C2AE" w:sz="4"/>
+            </w:tcBorders>
+            <w:tcMar>
+              <w:top w:type="dxa" w:w="40"/>
+              <w:left w:type="dxa" w:w="40"/>
+              <w:bottom w:type="dxa" w:w="40"/>
+              <w:right w:type="dxa" w:w="40"/>
+            </w:tcMar>
+          </w:tcPr>
+          <w:p>
+            <w:pPr>
+              <w:spacing w:after="0" w:line="260"/>
+              <w:jc w:val="left"/>
+            </w:pPr>
+            <w:r>
+              <w:rPr>
+                <w:sz w:val="18"/>
+                <w:szCs w:val="18"/>
+              </w:rPr>
+              <w:t xml:space="preserve">Böden</w:t>
+            </w:r>
+          </w:p>
+        </w:tc>
+        <w:tc>
+          <w:tcPr>
+            <w:tcW w:type="dxa" w:w="1400"/>
+            <w:tcBorders>
+              <w:top w:val="single" w:color="C9C2AE" w:sz="4"/>
+              <w:left w:val="single" w:color="C9C2AE" w:sz="4"/>
+              <w:bottom w:val="single" w:color="C9C2AE" w:sz="4"/>
+              <w:right w:val="single" w:color="C9C2AE" w:sz="4"/>
+            </w:tcBorders>
+            <w:tcMar>
+              <w:top w:type="dxa" w:w="40"/>
+              <w:left w:type="dxa" w:w="40"/>
+              <w:bottom w:type="dxa" w:w="40"/>
+              <w:right w:type="dxa" w:w="40"/>
+            </w:tcMar>
+          </w:tcPr>
+          <w:p>
+            <w:pPr>
+              <w:spacing w:after="0" w:line="260"/>
+              <w:jc w:val="left"/>
+            </w:pPr>
+            <w:r>
+              <w:rPr>
+                <w:sz w:val="18"/>
+                <w:szCs w:val="18"/>
+              </w:rPr>
+              <w:t xml:space="preserve">S. </w:t>
+            </w:r>
+            <w:fldSimple w:instr="PAGEREF r29 \h">
+              <w:r>
+                <w:t xml:space="preserve">34</w:t>
               </w:r>
             </w:fldSimple>
           </w:p>
@@ -16009,9 +16376,9 @@
               </w:rPr>
               <w:t xml:space="preserve">S. </w:t>
             </w:r>
-            <w:fldSimple w:instr="PAGEREF r7 \h">
+            <w:fldSimple w:instr="PAGEREF r8 \h">
               <w:r>
-                <w:t xml:space="preserve">15</w:t>
+                <w:t xml:space="preserve">17</w:t>
               </w:r>
             </w:fldSimple>
           </w:p>
@@ -16048,7 +16415,7 @@
                 <w:sz w:val="18"/>
                 <w:szCs w:val="18"/>
               </w:rPr>
-              <w:t xml:space="preserve">Essig als Weichspüler</w:t>
+              <w:t xml:space="preserve">Efeu-Waschmittel</w:t>
             </w:r>
           </w:p>
         </w:tc>
@@ -16078,7 +16445,7 @@
                 <w:sz w:val="18"/>
                 <w:szCs w:val="18"/>
               </w:rPr>
-              <w:t xml:space="preserve">Wäschepflege</w:t>
+              <w:t xml:space="preserve">Waschmittel</w:t>
             </w:r>
           </w:p>
         </w:tc>
@@ -16110,9 +16477,9 @@
               </w:rPr>
               <w:t xml:space="preserve">S. </w:t>
             </w:r>
-            <w:fldSimple w:instr="PAGEREF r6 \h">
+            <w:fldSimple w:instr="PAGEREF r3 \h">
               <w:r>
-                <w:t xml:space="preserve">15</w:t>
+                <w:t xml:space="preserve">12</w:t>
               </w:r>
             </w:fldSimple>
           </w:p>
@@ -16149,7 +16516,7 @@
                 <w:sz w:val="18"/>
                 <w:szCs w:val="18"/>
               </w:rPr>
-              <w:t xml:space="preserve">Flüssigwaschmittel aus Kernseife und Soda</w:t>
+              <w:t xml:space="preserve">Essig als Weichspüler</w:t>
             </w:r>
           </w:p>
         </w:tc>
@@ -16179,7 +16546,7 @@
                 <w:sz w:val="18"/>
                 <w:szCs w:val="18"/>
               </w:rPr>
-              <w:t xml:space="preserve">Waschmittel</w:t>
+              <w:t xml:space="preserve">Wäschepflege</w:t>
             </w:r>
           </w:p>
         </w:tc>
@@ -16211,9 +16578,9 @@
               </w:rPr>
               <w:t xml:space="preserve">S. </w:t>
             </w:r>
-            <w:fldSimple w:instr="PAGEREF r1 \h">
+            <w:fldSimple w:instr="PAGEREF r7 \h">
               <w:r>
-                <w:t xml:space="preserve">11</w:t>
+                <w:t xml:space="preserve">17</w:t>
               </w:r>
             </w:fldSimple>
           </w:p>
@@ -16250,7 +16617,7 @@
                 <w:sz w:val="18"/>
                 <w:szCs w:val="18"/>
               </w:rPr>
-              <w:t xml:space="preserve">Kastanien-Waschmittel (Kurzfassung)</w:t>
+              <w:t xml:space="preserve">Kastanien-Waschmittel</w:t>
             </w:r>
           </w:p>
         </w:tc>
@@ -16312,9 +16679,9 @@
               </w:rPr>
               <w:t xml:space="preserve">S. </w:t>
             </w:r>
-            <w:fldSimple w:instr="PAGEREF r3 \h">
+            <w:fldSimple w:instr="PAGEREF r1 \h">
               <w:r>
-                <w:t xml:space="preserve">12</w:t>
+                <w:t xml:space="preserve">11</w:t>
               </w:r>
             </w:fldSimple>
           </w:p>
@@ -16351,7 +16718,7 @@
                 <w:sz w:val="18"/>
                 <w:szCs w:val="18"/>
               </w:rPr>
-              <w:t xml:space="preserve">Lanolin-Kur für Wolle (Wollwalk, Windeln)</w:t>
+              <w:t xml:space="preserve">Kastanienpulver für den Vorrat</w:t>
             </w:r>
           </w:p>
         </w:tc>
@@ -16381,7 +16748,7 @@
                 <w:sz w:val="18"/>
                 <w:szCs w:val="18"/>
               </w:rPr>
-              <w:t xml:space="preserve">Wolle und Feines</w:t>
+              <w:t xml:space="preserve">Waschmittel</w:t>
             </w:r>
           </w:p>
         </w:tc>
@@ -16413,9 +16780,9 @@
               </w:rPr>
               <w:t xml:space="preserve">S. </w:t>
             </w:r>
-            <w:fldSimple w:instr="PAGEREF r10 \h">
+            <w:fldSimple w:instr="PAGEREF r2 \h">
               <w:r>
-                <w:t xml:space="preserve">17</w:t>
+                <w:t xml:space="preserve">12</w:t>
               </w:r>
             </w:fldSimple>
           </w:p>
@@ -16452,7 +16819,7 @@
                 <w:sz w:val="18"/>
                 <w:szCs w:val="18"/>
               </w:rPr>
-              <w:t xml:space="preserve">Mildes Woll- und Feinwaschmittel</w:t>
+              <w:t xml:space="preserve">Lanolin-Kur für Wolle (Wollwalk, Windeln)</w:t>
             </w:r>
           </w:p>
         </w:tc>
@@ -16514,9 +16881,9 @@
               </w:rPr>
               <w:t xml:space="preserve">S. </w:t>
             </w:r>
-            <w:fldSimple w:instr="PAGEREF r9 \h">
+            <w:fldSimple w:instr="PAGEREF r11 \h">
               <w:r>
-                <w:t xml:space="preserve">17</w:t>
+                <w:t xml:space="preserve">19</w:t>
               </w:r>
             </w:fldSimple>
           </w:p>
@@ -16553,7 +16920,7 @@
                 <w:sz w:val="18"/>
                 <w:szCs w:val="18"/>
               </w:rPr>
-              <w:t xml:space="preserve">Waschbälle und Trocknerbälle aus Wolle</w:t>
+              <w:t xml:space="preserve">Mildes Woll- und Feinwaschmittel</w:t>
             </w:r>
           </w:p>
         </w:tc>
@@ -16583,7 +16950,7 @@
                 <w:sz w:val="18"/>
                 <w:szCs w:val="18"/>
               </w:rPr>
-              <w:t xml:space="preserve">Wäschepflege</w:t>
+              <w:t xml:space="preserve">Wolle und Feines</w:t>
             </w:r>
           </w:p>
         </w:tc>
@@ -16615,9 +16982,9 @@
               </w:rPr>
               <w:t xml:space="preserve">S. </w:t>
             </w:r>
-            <w:fldSimple w:instr="PAGEREF r8 \h">
+            <w:fldSimple w:instr="PAGEREF r10 \h">
               <w:r>
-                <w:t xml:space="preserve">16</w:t>
+                <w:t xml:space="preserve">19</w:t>
               </w:r>
             </w:fldSimple>
           </w:p>
@@ -16654,7 +17021,7 @@
                 <w:sz w:val="18"/>
                 <w:szCs w:val="18"/>
               </w:rPr>
-              <w:t xml:space="preserve">Waschpulver aus Kernseife, Soda und Natron</w:t>
+              <w:t xml:space="preserve">Waschbälle und Trocknerbälle aus Wolle</w:t>
             </w:r>
           </w:p>
         </w:tc>
@@ -16684,7 +17051,7 @@
                 <w:sz w:val="18"/>
                 <w:szCs w:val="18"/>
               </w:rPr>
-              <w:t xml:space="preserve">Waschmittel</w:t>
+              <w:t xml:space="preserve">Wäschepflege</w:t>
             </w:r>
           </w:p>
         </w:tc>
@@ -16716,9 +17083,9 @@
               </w:rPr>
               <w:t xml:space="preserve">S. </w:t>
             </w:r>
-            <w:fldSimple w:instr="PAGEREF r2 \h">
+            <w:fldSimple w:instr="PAGEREF r9 \h">
               <w:r>
-                <w:t xml:space="preserve">11</w:t>
+                <w:t xml:space="preserve">18</w:t>
               </w:r>
             </w:fldSimple>
           </w:p>
@@ -16755,7 +17122,7 @@
                 <w:sz w:val="18"/>
                 <w:szCs w:val="18"/>
               </w:rPr>
-              <w:t xml:space="preserve">Weißmacher-Einweichbad</w:t>
+              <w:t xml:space="preserve">Waschen mit Waschnüssen</w:t>
             </w:r>
           </w:p>
         </w:tc>
@@ -16785,7 +17152,7 @@
                 <w:sz w:val="18"/>
                 <w:szCs w:val="18"/>
               </w:rPr>
-              <w:t xml:space="preserve">Flecken</w:t>
+              <w:t xml:space="preserve">Waschmittel</w:t>
             </w:r>
           </w:p>
         </w:tc>
@@ -16817,9 +17184,110 @@
               </w:rPr>
               <w:t xml:space="preserve">S. </w:t>
             </w:r>
-            <w:fldSimple w:instr="PAGEREF r5 \h">
+            <w:fldSimple w:instr="PAGEREF r4 \h">
               <w:r>
-                <w:t xml:space="preserve">14</w:t>
+                <w:t xml:space="preserve">12</w:t>
+              </w:r>
+            </w:fldSimple>
+          </w:p>
+        </w:tc>
+      </w:tr>
+      <w:tr>
+        <w:trPr>
+          <w:cantSplit/>
+          <w:tblHeader w:val="false"/>
+        </w:trPr>
+        <w:tc>
+          <w:tcPr>
+            <w:tcW w:type="dxa" w:w="5000"/>
+            <w:tcBorders>
+              <w:top w:val="single" w:color="C9C2AE" w:sz="4"/>
+              <w:left w:val="single" w:color="C9C2AE" w:sz="4"/>
+              <w:bottom w:val="single" w:color="C9C2AE" w:sz="4"/>
+              <w:right w:val="single" w:color="C9C2AE" w:sz="4"/>
+            </w:tcBorders>
+            <w:tcMar>
+              <w:top w:type="dxa" w:w="40"/>
+              <w:left w:type="dxa" w:w="40"/>
+              <w:bottom w:type="dxa" w:w="40"/>
+              <w:right w:type="dxa" w:w="40"/>
+            </w:tcMar>
+          </w:tcPr>
+          <w:p>
+            <w:pPr>
+              <w:spacing w:after="0" w:line="260"/>
+              <w:jc w:val="left"/>
+            </w:pPr>
+            <w:r>
+              <w:rPr>
+                <w:sz w:val="18"/>
+                <w:szCs w:val="18"/>
+              </w:rPr>
+              <w:t xml:space="preserve">Weißmacher-Einweichbad mit Zitrone</w:t>
+            </w:r>
+          </w:p>
+        </w:tc>
+        <w:tc>
+          <w:tcPr>
+            <w:tcW w:type="dxa" w:w="2670"/>
+            <w:tcBorders>
+              <w:top w:val="single" w:color="C9C2AE" w:sz="4"/>
+              <w:left w:val="single" w:color="C9C2AE" w:sz="4"/>
+              <w:bottom w:val="single" w:color="C9C2AE" w:sz="4"/>
+              <w:right w:val="single" w:color="C9C2AE" w:sz="4"/>
+            </w:tcBorders>
+            <w:tcMar>
+              <w:top w:type="dxa" w:w="40"/>
+              <w:left w:type="dxa" w:w="40"/>
+              <w:bottom w:type="dxa" w:w="40"/>
+              <w:right w:type="dxa" w:w="40"/>
+            </w:tcMar>
+          </w:tcPr>
+          <w:p>
+            <w:pPr>
+              <w:spacing w:after="0" w:line="260"/>
+              <w:jc w:val="left"/>
+            </w:pPr>
+            <w:r>
+              <w:rPr>
+                <w:sz w:val="18"/>
+                <w:szCs w:val="18"/>
+              </w:rPr>
+              <w:t xml:space="preserve">Flecken</w:t>
+            </w:r>
+          </w:p>
+        </w:tc>
+        <w:tc>
+          <w:tcPr>
+            <w:tcW w:type="dxa" w:w="1400"/>
+            <w:tcBorders>
+              <w:top w:val="single" w:color="C9C2AE" w:sz="4"/>
+              <w:left w:val="single" w:color="C9C2AE" w:sz="4"/>
+              <w:bottom w:val="single" w:color="C9C2AE" w:sz="4"/>
+              <w:right w:val="single" w:color="C9C2AE" w:sz="4"/>
+            </w:tcBorders>
+            <w:tcMar>
+              <w:top w:type="dxa" w:w="40"/>
+              <w:left w:type="dxa" w:w="40"/>
+              <w:bottom w:type="dxa" w:w="40"/>
+              <w:right w:type="dxa" w:w="40"/>
+            </w:tcMar>
+          </w:tcPr>
+          <w:p>
+            <w:pPr>
+              <w:spacing w:after="0" w:line="260"/>
+              <w:jc w:val="left"/>
+            </w:pPr>
+            <w:r>
+              <w:rPr>
+                <w:sz w:val="18"/>
+                <w:szCs w:val="18"/>
+              </w:rPr>
+              <w:t xml:space="preserve">S. </w:t>
+            </w:r>
+            <w:fldSimple w:instr="PAGEREF r6 \h">
+              <w:r>
+                <w:t xml:space="preserve">15</w:t>
               </w:r>
             </w:fldSimple>
           </w:p>
@@ -16990,7 +17458,7 @@
                 <w:sz w:val="18"/>
                 <w:szCs w:val="18"/>
               </w:rPr>
-              <w:t xml:space="preserve">Fleckenspray für den Vorrat</w:t>
+              <w:t xml:space="preserve">Fleckenspray aus Kastanien oder Seifenkraut</w:t>
             </w:r>
           </w:p>
         </w:tc>
@@ -17052,9 +17520,9 @@
               </w:rPr>
               <w:t xml:space="preserve">S. </w:t>
             </w:r>
-            <w:fldSimple w:instr="PAGEREF r4 \h">
+            <w:fldSimple w:instr="PAGEREF r5 \h">
               <w:r>
-                <w:t xml:space="preserve">14</w:t>
+                <w:t xml:space="preserve">15</w:t>
               </w:r>
             </w:fldSimple>
           </w:p>
@@ -17091,7 +17559,7 @@
                 <w:sz w:val="18"/>
                 <w:szCs w:val="18"/>
               </w:rPr>
-              <w:t xml:space="preserve">Weißmacher-Einweichbad</w:t>
+              <w:t xml:space="preserve">Weißmacher-Einweichbad mit Zitrone</w:t>
             </w:r>
           </w:p>
         </w:tc>
@@ -17153,9 +17621,9 @@
               </w:rPr>
               <w:t xml:space="preserve">S. </w:t>
             </w:r>
-            <w:fldSimple w:instr="PAGEREF r5 \h">
+            <w:fldSimple w:instr="PAGEREF r6 \h">
               <w:r>
-                <w:t xml:space="preserve">14</w:t>
+                <w:t xml:space="preserve">15</w:t>
               </w:r>
             </w:fldSimple>
           </w:p>
@@ -17388,9 +17856,9 @@
               </w:rPr>
               <w:t xml:space="preserve">S. </w:t>
             </w:r>
-            <w:fldSimple w:instr="PAGEREF r18 \h">
+            <w:fldSimple w:instr="PAGEREF r19 \h">
               <w:r>
-                <w:t xml:space="preserve">24</w:t>
+                <w:t xml:space="preserve">26</w:t>
               </w:r>
             </w:fldSimple>
           </w:p>
@@ -17489,9 +17957,9 @@
               </w:rPr>
               <w:t xml:space="preserve">S. </w:t>
             </w:r>
-            <w:fldSimple w:instr="PAGEREF r14 \h">
+            <w:fldSimple w:instr="PAGEREF r15 \h">
               <w:r>
-                <w:t xml:space="preserve">22</w:t>
+                <w:t xml:space="preserve">24</w:t>
               </w:r>
             </w:fldSimple>
           </w:p>
@@ -17528,7 +17996,7 @@
                 <w:sz w:val="18"/>
                 <w:szCs w:val="18"/>
               </w:rPr>
-              <w:t xml:space="preserve">Backofenscheibe mit Spülmaschinentab</w:t>
+              <w:t xml:space="preserve">Backofenscheibe mit Natron und Glasschaber</w:t>
             </w:r>
           </w:p>
         </w:tc>
@@ -17590,9 +18058,9 @@
               </w:rPr>
               <w:t xml:space="preserve">S. </w:t>
             </w:r>
-            <w:fldSimple w:instr="PAGEREF r15 \h">
+            <w:fldSimple w:instr="PAGEREF r16 \h">
               <w:r>
-                <w:t xml:space="preserve">22</w:t>
+                <w:t xml:space="preserve">24</w:t>
               </w:r>
             </w:fldSimple>
           </w:p>
@@ -17691,9 +18159,9 @@
               </w:rPr>
               <w:t xml:space="preserve">S. </w:t>
             </w:r>
-            <w:fldSimple w:instr="PAGEREF r17 \h">
+            <w:fldSimple w:instr="PAGEREF r18 \h">
               <w:r>
-                <w:t xml:space="preserve">24</w:t>
+                <w:t xml:space="preserve">26</w:t>
               </w:r>
             </w:fldSimple>
           </w:p>
@@ -17792,9 +18260,9 @@
               </w:rPr>
               <w:t xml:space="preserve">S. </w:t>
             </w:r>
-            <w:fldSimple w:instr="PAGEREF r16 \h">
+            <w:fldSimple w:instr="PAGEREF r17 \h">
               <w:r>
-                <w:t xml:space="preserve">23</w:t>
+                <w:t xml:space="preserve">25</w:t>
               </w:r>
             </w:fldSimple>
           </w:p>
@@ -17893,9 +18361,9 @@
               </w:rPr>
               <w:t xml:space="preserve">S. </w:t>
             </w:r>
-            <w:fldSimple w:instr="PAGEREF r19 \h">
+            <w:fldSimple w:instr="PAGEREF r20 \h">
               <w:r>
-                <w:t xml:space="preserve">25</w:t>
+                <w:t xml:space="preserve">27</w:t>
               </w:r>
             </w:fldSimple>
           </w:p>
@@ -17932,7 +18400,7 @@
                 <w:sz w:val="18"/>
                 <w:szCs w:val="18"/>
               </w:rPr>
-              <w:t xml:space="preserve">Spülmaschinenpulver</w:t>
+              <w:t xml:space="preserve">Spülmaschinenpulver aus Natron und Salz</w:t>
             </w:r>
           </w:p>
         </w:tc>
@@ -17994,9 +18462,9 @@
               </w:rPr>
               <w:t xml:space="preserve">S. </w:t>
             </w:r>
-            <w:fldSimple w:instr="PAGEREF r13 \h">
+            <w:fldSimple w:instr="PAGEREF r14 \h">
               <w:r>
-                <w:t xml:space="preserve">21</w:t>
+                <w:t xml:space="preserve">23</w:t>
               </w:r>
             </w:fldSimple>
           </w:p>
@@ -18095,9 +18563,9 @@
               </w:rPr>
               <w:t xml:space="preserve">S. </w:t>
             </w:r>
-            <w:fldSimple w:instr="PAGEREF r12 \h">
+            <w:fldSimple w:instr="PAGEREF r13 \h">
               <w:r>
-                <w:t xml:space="preserve">20</w:t>
+                <w:t xml:space="preserve">22</w:t>
               </w:r>
             </w:fldSimple>
           </w:p>
@@ -18134,7 +18602,7 @@
                 <w:sz w:val="18"/>
                 <w:szCs w:val="18"/>
               </w:rPr>
-              <w:t xml:space="preserve">Spülmittel aus Kernseife</w:t>
+              <w:t xml:space="preserve">Spülmittel aus Waschnüssen</w:t>
             </w:r>
           </w:p>
         </w:tc>
@@ -18196,9 +18664,9 @@
               </w:rPr>
               <w:t xml:space="preserve">S. </w:t>
             </w:r>
-            <w:fldSimple w:instr="PAGEREF r11 \h">
+            <w:fldSimple w:instr="PAGEREF r12 \h">
               <w:r>
-                <w:t xml:space="preserve">20</w:t>
+                <w:t xml:space="preserve">22</w:t>
               </w:r>
             </w:fldSimple>
           </w:p>
@@ -18297,9 +18765,9 @@
               </w:rPr>
               <w:t xml:space="preserve">S. </w:t>
             </w:r>
-            <w:fldSimple w:instr="PAGEREF r22 \h">
+            <w:fldSimple w:instr="PAGEREF r23 \h">
               <w:r>
-                <w:t xml:space="preserve">27</w:t>
+                <w:t xml:space="preserve">29</w:t>
               </w:r>
             </w:fldSimple>
           </w:p>
@@ -18532,9 +19000,9 @@
               </w:rPr>
               <w:t xml:space="preserve">S. </w:t>
             </w:r>
-            <w:fldSimple w:instr="PAGEREF r23 \h">
+            <w:fldSimple w:instr="PAGEREF r24 \h">
               <w:r>
-                <w:t xml:space="preserve">28</w:t>
+                <w:t xml:space="preserve">30</w:t>
               </w:r>
             </w:fldSimple>
           </w:p>
@@ -18633,9 +19101,9 @@
               </w:rPr>
               <w:t xml:space="preserve">S. </w:t>
             </w:r>
-            <w:fldSimple w:instr="PAGEREF r21 \h">
+            <w:fldSimple w:instr="PAGEREF r22 \h">
               <w:r>
-                <w:t xml:space="preserve">27</w:t>
+                <w:t xml:space="preserve">29</w:t>
               </w:r>
             </w:fldSimple>
           </w:p>
@@ -18734,9 +19202,9 @@
               </w:rPr>
               <w:t xml:space="preserve">S. </w:t>
             </w:r>
-            <w:fldSimple w:instr="PAGEREF r20 \h">
+            <w:fldSimple w:instr="PAGEREF r21 \h">
               <w:r>
-                <w:t xml:space="preserve">27</w:t>
+                <w:t xml:space="preserve">29</w:t>
               </w:r>
             </w:fldSimple>
           </w:p>
@@ -18835,9 +19303,9 @@
               </w:rPr>
               <w:t xml:space="preserve">S. </w:t>
             </w:r>
-            <w:fldSimple w:instr="PAGEREF r26 \h">
+            <w:fldSimple w:instr="PAGEREF r27 \h">
               <w:r>
-                <w:t xml:space="preserve">30</w:t>
+                <w:t xml:space="preserve">32</w:t>
               </w:r>
             </w:fldSimple>
           </w:p>
@@ -18936,9 +19404,9 @@
               </w:rPr>
               <w:t xml:space="preserve">S. </w:t>
             </w:r>
-            <w:fldSimple w:instr="PAGEREF r22 \h">
+            <w:fldSimple w:instr="PAGEREF r23 \h">
               <w:r>
-                <w:t xml:space="preserve">27</w:t>
+                <w:t xml:space="preserve">29</w:t>
               </w:r>
             </w:fldSimple>
           </w:p>
@@ -19037,9 +19505,9 @@
               </w:rPr>
               <w:t xml:space="preserve">S. </w:t>
             </w:r>
-            <w:fldSimple w:instr="PAGEREF r24 \h">
+            <w:fldSimple w:instr="PAGEREF r25 \h">
               <w:r>
-                <w:t xml:space="preserve">29</w:t>
+                <w:t xml:space="preserve">31</w:t>
               </w:r>
             </w:fldSimple>
           </w:p>
@@ -19138,9 +19606,9 @@
               </w:rPr>
               <w:t xml:space="preserve">S. </w:t>
             </w:r>
-            <w:fldSimple w:instr="PAGEREF r25 \h">
+            <w:fldSimple w:instr="PAGEREF r26 \h">
               <w:r>
-                <w:t xml:space="preserve">29</w:t>
+                <w:t xml:space="preserve">31</w:t>
               </w:r>
             </w:fldSimple>
           </w:p>
@@ -19311,7 +19779,7 @@
                 <w:sz w:val="18"/>
                 <w:szCs w:val="18"/>
               </w:rPr>
-              <w:t xml:space="preserve">Allzweckreiniger aus Schmierseife</w:t>
+              <w:t xml:space="preserve">Fensterputzmittel</w:t>
             </w:r>
           </w:p>
         </w:tc>
@@ -19341,7 +19809,7 @@
                 <w:sz w:val="18"/>
                 <w:szCs w:val="18"/>
               </w:rPr>
-              <w:t xml:space="preserve">Böden</w:t>
+              <w:t xml:space="preserve">Fenster</w:t>
             </w:r>
           </w:p>
         </w:tc>
@@ -19373,9 +19841,9 @@
               </w:rPr>
               <w:t xml:space="preserve">S. </w:t>
             </w:r>
-            <w:fldSimple w:instr="PAGEREF r27 \h">
+            <w:fldSimple w:instr="PAGEREF r31 \h">
               <w:r>
-                <w:t xml:space="preserve">32</w:t>
+                <w:t xml:space="preserve">36</w:t>
               </w:r>
             </w:fldSimple>
           </w:p>
@@ -19412,7 +19880,7 @@
                 <w:sz w:val="18"/>
                 <w:szCs w:val="18"/>
               </w:rPr>
-              <w:t xml:space="preserve">Fensterputzmittel</w:t>
+              <w:t xml:space="preserve">Glas- und Spiegelspray</w:t>
             </w:r>
           </w:p>
         </w:tc>
@@ -19474,9 +19942,9 @@
               </w:rPr>
               <w:t xml:space="preserve">S. </w:t>
             </w:r>
-            <w:fldSimple w:instr="PAGEREF r30 \h">
+            <w:fldSimple w:instr="PAGEREF r32 \h">
               <w:r>
-                <w:t xml:space="preserve">34</w:t>
+                <w:t xml:space="preserve">36</w:t>
               </w:r>
             </w:fldSimple>
           </w:p>
@@ -19513,7 +19981,7 @@
                 <w:sz w:val="18"/>
                 <w:szCs w:val="18"/>
               </w:rPr>
-              <w:t xml:space="preserve">Glas- und Spiegelspray</w:t>
+              <w:t xml:space="preserve">Teppich auffrischen mit Natron</w:t>
             </w:r>
           </w:p>
         </w:tc>
@@ -19543,7 +20011,7 @@
                 <w:sz w:val="18"/>
                 <w:szCs w:val="18"/>
               </w:rPr>
-              <w:t xml:space="preserve">Fenster</w:t>
+              <w:t xml:space="preserve">Böden</w:t>
             </w:r>
           </w:p>
         </w:tc>
@@ -19575,9 +20043,9 @@
               </w:rPr>
               <w:t xml:space="preserve">S. </w:t>
             </w:r>
-            <w:fldSimple w:instr="PAGEREF r31 \h">
+            <w:fldSimple w:instr="PAGEREF r30 \h">
               <w:r>
-                <w:t xml:space="preserve">34</w:t>
+                <w:t xml:space="preserve">35</w:t>
               </w:r>
             </w:fldSimple>
           </w:p>
@@ -19614,7 +20082,7 @@
                 <w:sz w:val="18"/>
                 <w:szCs w:val="18"/>
               </w:rPr>
-              <w:t xml:space="preserve">Teppich auffrischen mit Natron</w:t>
+              <w:t xml:space="preserve">Wischwasser mit Kastanien oder Efeu</w:t>
             </w:r>
           </w:p>
         </w:tc>
@@ -19676,9 +20144,9 @@
               </w:rPr>
               <w:t xml:space="preserve">S. </w:t>
             </w:r>
-            <w:fldSimple w:instr="PAGEREF r29 \h">
+            <w:fldSimple w:instr="PAGEREF r28 \h">
               <w:r>
-                <w:t xml:space="preserve">33</w:t>
+                <w:t xml:space="preserve">34</w:t>
               </w:r>
             </w:fldSimple>
           </w:p>
@@ -19777,9 +20245,9 @@
               </w:rPr>
               <w:t xml:space="preserve">S. </w:t>
             </w:r>
-            <w:fldSimple w:instr="PAGEREF r28 \h">
+            <w:fldSimple w:instr="PAGEREF r29 \h">
               <w:r>
-                <w:t xml:space="preserve">32</w:t>
+                <w:t xml:space="preserve">34</w:t>
               </w:r>
             </w:fldSimple>
           </w:p>
@@ -20012,9 +20480,9 @@
               </w:rPr>
               <w:t xml:space="preserve">S. </w:t>
             </w:r>
-            <w:fldSimple w:instr="PAGEREF r33 \h">
+            <w:fldSimple w:instr="PAGEREF r34 \h">
               <w:r>
-                <w:t xml:space="preserve">35</w:t>
+                <w:t xml:space="preserve">37</w:t>
               </w:r>
             </w:fldSimple>
           </w:p>
@@ -20113,9 +20581,9 @@
               </w:rPr>
               <w:t xml:space="preserve">S. </w:t>
             </w:r>
-            <w:fldSimple w:instr="PAGEREF r35 \h">
+            <w:fldSimple w:instr="PAGEREF r36 \h">
               <w:r>
-                <w:t xml:space="preserve">36</w:t>
+                <w:t xml:space="preserve">38</w:t>
               </w:r>
             </w:fldSimple>
           </w:p>
@@ -20214,9 +20682,9 @@
               </w:rPr>
               <w:t xml:space="preserve">S. </w:t>
             </w:r>
-            <w:fldSimple w:instr="PAGEREF r32 \h">
+            <w:fldSimple w:instr="PAGEREF r33 \h">
               <w:r>
-                <w:t xml:space="preserve">35</w:t>
+                <w:t xml:space="preserve">37</w:t>
               </w:r>
             </w:fldSimple>
           </w:p>
@@ -20315,9 +20783,9 @@
               </w:rPr>
               <w:t xml:space="preserve">S. </w:t>
             </w:r>
-            <w:fldSimple w:instr="PAGEREF r34 \h">
+            <w:fldSimple w:instr="PAGEREF r35 \h">
               <w:r>
-                <w:t xml:space="preserve">36</w:t>
+                <w:t xml:space="preserve">38</w:t>
               </w:r>
             </w:fldSimple>
           </w:p>
@@ -20550,9 +21018,9 @@
               </w:rPr>
               <w:t xml:space="preserve">S. </w:t>
             </w:r>
-            <w:fldSimple w:instr="PAGEREF r38 \h">
+            <w:fldSimple w:instr="PAGEREF r39 \h">
               <w:r>
-                <w:t xml:space="preserve">38</w:t>
+                <w:t xml:space="preserve">40</w:t>
               </w:r>
             </w:fldSimple>
           </w:p>
@@ -20651,9 +21119,9 @@
               </w:rPr>
               <w:t xml:space="preserve">S. </w:t>
             </w:r>
-            <w:fldSimple w:instr="PAGEREF r37 \h">
+            <w:fldSimple w:instr="PAGEREF r38 \h">
               <w:r>
-                <w:t xml:space="preserve">37</w:t>
+                <w:t xml:space="preserve">39</w:t>
               </w:r>
             </w:fldSimple>
           </w:p>
@@ -20752,9 +21220,9 @@
               </w:rPr>
               <w:t xml:space="preserve">S. </w:t>
             </w:r>
-            <w:fldSimple w:instr="PAGEREF r36 \h">
+            <w:fldSimple w:instr="PAGEREF r37 \h">
               <w:r>
-                <w:t xml:space="preserve">37</w:t>
+                <w:t xml:space="preserve">39</w:t>
               </w:r>
             </w:fldSimple>
           </w:p>
@@ -20987,9 +21455,9 @@
               </w:rPr>
               <w:t xml:space="preserve">S. </w:t>
             </w:r>
-            <w:fldSimple w:instr="PAGEREF r39 \h">
+            <w:fldSimple w:instr="PAGEREF r40 \h">
               <w:r>
-                <w:t xml:space="preserve">39</w:t>
+                <w:t xml:space="preserve">41</w:t>
               </w:r>
             </w:fldSimple>
           </w:p>
@@ -21088,9 +21556,9 @@
               </w:rPr>
               <w:t xml:space="preserve">S. </w:t>
             </w:r>
-            <w:fldSimple w:instr="PAGEREF r40 \h">
+            <w:fldSimple w:instr="PAGEREF r41 \h">
               <w:r>
-                <w:t xml:space="preserve">39</w:t>
+                <w:t xml:space="preserve">42</w:t>
               </w:r>
             </w:fldSimple>
           </w:p>
@@ -21820,6 +22288,18 @@
     </w:lvl>
   </w:abstractNum>
   <w:abstractNum w:abstractNumId="44" w15:restartNumberingAfterBreak="0">
+    <w:multiLevelType w:val="hybridMultilevel"/>
+    <w:lvl w:ilvl="0" w15:tentative="1">
+      <w:start w:val="1"/>
+      <w:numFmt w:val="decimal"/>
+      <w:lvlText w:val="%1."/>
+      <w:lvlJc w:val="left"/>
+      <w:pPr>
+        <w:ind w:left="540" w:hanging="340"/>
+      </w:pPr>
+    </w:lvl>
+  </w:abstractNum>
+  <w:abstractNum w:abstractNumId="45" w15:restartNumberingAfterBreak="0">
     <w:multiLevelType w:val="hybridMultilevel"/>
     <w:lvl w:ilvl="0" w15:tentative="1">
       <w:start w:val="1"/>
@@ -22095,6 +22575,12 @@
       <w:startOverride w:val="1"/>
     </w:lvlOverride>
   </w:num>
+  <w:num w:numId="45">
+    <w:abstractNumId w:val="45"/>
+    <w:lvlOverride w:ilvl="0">
+      <w:startOverride w:val="1"/>
+    </w:lvlOverride>
+  </w:num>
 </w:numbering>
 </file>
 

--- a/buecher/band-4-reinigung/Was-die-Natur-uns-schenkt-Band-4.docx
+++ b/buecher/band-4-reinigung/Was-die-Natur-uns-schenkt-Band-4.docx
@@ -491,7 +491,7 @@
       </w:r>
       <w:fldSimple w:instr="PAGEREF s_kueche \h">
         <w:r>
-          <w:t xml:space="preserve">21</w:t>
+          <w:t xml:space="preserve">20</w:t>
         </w:r>
       </w:fldSimple>
     </w:p>
@@ -517,7 +517,7 @@
       </w:r>
       <w:fldSimple w:instr="PAGEREF k_spuelen \h">
         <w:r>
-          <w:t xml:space="preserve">22</w:t>
+          <w:t xml:space="preserve">21</w:t>
         </w:r>
       </w:fldSimple>
     </w:p>
@@ -543,7 +543,7 @@
       </w:r>
       <w:fldSimple w:instr="PAGEREF k_backofen_herd \h">
         <w:r>
-          <w:t xml:space="preserve">24</w:t>
+          <w:t xml:space="preserve">23</w:t>
         </w:r>
       </w:fldSimple>
     </w:p>
@@ -569,7 +569,7 @@
       </w:r>
       <w:fldSimple w:instr="PAGEREF k_kuehlschrank_flaechen \h">
         <w:r>
-          <w:t xml:space="preserve">26</w:t>
+          <w:t xml:space="preserve">25</w:t>
         </w:r>
       </w:fldSimple>
     </w:p>
@@ -595,7 +595,7 @@
       </w:r>
       <w:fldSimple w:instr="PAGEREF s_bad \h">
         <w:r>
-          <w:t xml:space="preserve">28</w:t>
+          <w:t xml:space="preserve">27</w:t>
         </w:r>
       </w:fldSimple>
     </w:p>
@@ -621,7 +621,7 @@
       </w:r>
       <w:fldSimple w:instr="PAGEREF k_kalk_armaturen \h">
         <w:r>
-          <w:t xml:space="preserve">29</w:t>
+          <w:t xml:space="preserve">28</w:t>
         </w:r>
       </w:fldSimple>
     </w:p>
@@ -647,7 +647,7 @@
       </w:r>
       <w:fldSimple w:instr="PAGEREF k_wc_fugen_abfluss \h">
         <w:r>
-          <w:t xml:space="preserve">31</w:t>
+          <w:t xml:space="preserve">30</w:t>
         </w:r>
       </w:fldSimple>
     </w:p>
@@ -673,7 +673,7 @@
       </w:r>
       <w:fldSimple w:instr="PAGEREF s_wohnen \h">
         <w:r>
-          <w:t xml:space="preserve">33</w:t>
+          <w:t xml:space="preserve">32</w:t>
         </w:r>
       </w:fldSimple>
     </w:p>
@@ -699,7 +699,7 @@
       </w:r>
       <w:fldSimple w:instr="PAGEREF k_allzweck_boeden \h">
         <w:r>
-          <w:t xml:space="preserve">34</w:t>
+          <w:t xml:space="preserve">33</w:t>
         </w:r>
       </w:fldSimple>
     </w:p>
@@ -725,7 +725,7 @@
       </w:r>
       <w:fldSimple w:instr="PAGEREF k_fenster_glas \h">
         <w:r>
-          <w:t xml:space="preserve">36</w:t>
+          <w:t xml:space="preserve">35</w:t>
         </w:r>
       </w:fldSimple>
     </w:p>
@@ -751,7 +751,7 @@
       </w:r>
       <w:fldSimple w:instr="PAGEREF k_moebel_leder_metall \h">
         <w:r>
-          <w:t xml:space="preserve">37</w:t>
+          <w:t xml:space="preserve">36</w:t>
         </w:r>
       </w:fldSimple>
     </w:p>
@@ -777,7 +777,7 @@
       </w:r>
       <w:fldSimple w:instr="PAGEREF k_luft_schimmel \h">
         <w:r>
-          <w:t xml:space="preserve">39</w:t>
+          <w:t xml:space="preserve">38</w:t>
         </w:r>
       </w:fldSimple>
     </w:p>
@@ -803,7 +803,7 @@
       </w:r>
       <w:fldSimple w:instr="PAGEREF k_ungeziefer \h">
         <w:r>
-          <w:t xml:space="preserve">41</w:t>
+          <w:t xml:space="preserve">40</w:t>
         </w:r>
       </w:fldSimple>
     </w:p>
@@ -829,7 +829,7 @@
       </w:r>
       <w:fldSimple w:instr="PAGEREF s_routine \h">
         <w:r>
-          <w:t xml:space="preserve">43</w:t>
+          <w:t xml:space="preserve">42</w:t>
         </w:r>
       </w:fldSimple>
     </w:p>
@@ -855,7 +855,7 @@
       </w:r>
       <w:fldSimple w:instr="PAGEREF k_putzplan \h">
         <w:r>
-          <w:t xml:space="preserve">44</w:t>
+          <w:t xml:space="preserve">43</w:t>
         </w:r>
       </w:fldSimple>
     </w:p>
@@ -881,7 +881,7 @@
       </w:r>
       <w:fldSimple w:instr="PAGEREF t25 \h">
         <w:r>
-          <w:t xml:space="preserve">46</w:t>
+          <w:t xml:space="preserve">45</w:t>
         </w:r>
       </w:fldSimple>
     </w:p>
@@ -907,7 +907,7 @@
       </w:r>
       <w:fldSimple w:instr="PAGEREF t26 \h">
         <w:r>
-          <w:t xml:space="preserve">47</w:t>
+          <w:t xml:space="preserve">46</w:t>
         </w:r>
       </w:fldSimple>
     </w:p>
@@ -4542,7 +4542,7 @@
               <w:jc w:val="left"/>
             </w:pPr>
             <w:r>
-              <w:t xml:space="preserve">über Nacht in Milch oder Buttermilch einweichen, dann waschen; Reste mit Zitronensaft betupfen</w:t>
+              <w:t xml:space="preserve">frisch mit Zitronensaft betupfen, etwas Salz aufstreuen, 30 Minuten einwirken lassen, auswaschen; eingetrocknete Tinte geht mit Hausmitteln oft nicht mehr ganz heraus</w:t>
             </w:r>
           </w:p>
         </w:tc>
@@ -5652,11 +5652,185 @@
     </w:p>
     <w:p>
       <w:pPr>
+        <w:pStyle w:val="Heading2"/>
+      </w:pPr>
+      <w:r>
+        <w:t xml:space="preserve">Weiche Wäsche ohne Trockner</w:t>
+      </w:r>
+    </w:p>
+    <w:p>
+      <w:pPr>
+        <w:pStyle w:val="ListParagraph"/>
+        <w:numPr>
+          <w:ilvl w:val="0"/>
+          <w:numId w:val="2"/>
+        </w:numPr>
+        <w:spacing w:after="80" w:line="290"/>
+      </w:pPr>
+      <w:r>
+        <w:t xml:space="preserve">Wäsche nach dem Schleudern </w:t>
+      </w:r>
+      <w:r>
+        <w:rPr>
+          <w:b/>
+          <w:bCs/>
+        </w:rPr>
+        <w:t xml:space="preserve">kräftig ausschütteln</w:t>
+      </w:r>
+      <w:r>
+        <w:t xml:space="preserve"> und glatt ziehen, bevor du sie aufhängst.</w:t>
+      </w:r>
+    </w:p>
+    <w:p>
+      <w:pPr>
+        <w:pStyle w:val="ListParagraph"/>
+        <w:numPr>
+          <w:ilvl w:val="0"/>
+          <w:numId w:val="2"/>
+        </w:numPr>
+        <w:spacing w:after="80" w:line="290"/>
+      </w:pPr>
+      <w:r>
+        <w:rPr>
+          <w:b/>
+          <w:bCs/>
+        </w:rPr>
+        <w:t xml:space="preserve">Draußen bei Wind</w:t>
+      </w:r>
+      <w:r>
+        <w:t xml:space="preserve"> trocknet sie am weichsten; in der prallen Sonne wird Frottee eher hart.</w:t>
+      </w:r>
+    </w:p>
+    <w:p>
+      <w:pPr>
+        <w:pStyle w:val="ListParagraph"/>
+        <w:numPr>
+          <w:ilvl w:val="0"/>
+          <w:numId w:val="2"/>
+        </w:numPr>
+        <w:spacing w:after="80" w:line="290"/>
+      </w:pPr>
+      <w:r>
+        <w:t xml:space="preserve">Handtücher nach dem Trocknen kurz ausschlagen oder rubbeln – dann sind sie wieder flauschig.</w:t>
+      </w:r>
+    </w:p>
+    <w:p>
+      <w:pPr>
+        <w:pStyle w:val="ListParagraph"/>
+        <w:numPr>
+          <w:ilvl w:val="0"/>
+          <w:numId w:val="2"/>
+        </w:numPr>
+        <w:spacing w:after="80" w:line="290"/>
+      </w:pPr>
+      <w:r>
+        <w:t xml:space="preserve">Essig im Weichspülerfach (oben) löst Kalkreste, die Wäsche steif machen.</w:t>
+      </w:r>
+    </w:p>
+    <w:p>
+      <w:pPr>
+        <w:pStyle w:val="Heading1"/>
+        <w:pageBreakBefore/>
+      </w:pPr>
+      <w:bookmarkStart w:name="k_wolle_feines" w:id="1"/>
+      <w:r>
+        <w:t xml:space="preserve">Wolle, Seide und Feines</w:t>
+      </w:r>
+      <w:bookmarkEnd w:id="1"/>
+    </w:p>
+    <w:p>
+      <w:pPr>
+        <w:spacing w:after="140" w:line="300"/>
+        <w:jc w:val="both"/>
+      </w:pPr>
+      <w:r>
+        <w:t xml:space="preserve">Wolle und Seide sind Eiweißfasern – wie unser Haar. Sie vertragen </w:t>
+      </w:r>
+      <w:r>
+        <w:rPr>
+          <w:b/>
+          <w:bCs/>
+        </w:rPr>
+        <w:t xml:space="preserve">keine Basen</w:t>
+      </w:r>
+      <w:r>
+        <w:t xml:space="preserve"> wie Natron und keine Hitze. Am besten wäscht man sie mild, lauwarm und von Hand.</w:t>
+      </w:r>
+    </w:p>
+    <w:p>
+      <w:pPr>
+        <w:pStyle w:val="Heading2"/>
+      </w:pPr>
+      <w:r>
+        <w:t xml:space="preserve">Grundregeln</w:t>
+      </w:r>
+    </w:p>
+    <w:p>
+      <w:pPr>
+        <w:pStyle w:val="ListParagraph"/>
+        <w:numPr>
+          <w:ilvl w:val="0"/>
+          <w:numId w:val="2"/>
+        </w:numPr>
+        <w:spacing w:after="80" w:line="290"/>
+      </w:pPr>
+      <w:r>
+        <w:t xml:space="preserve">Lauwarm (höchstens 30 °C), nicht kalt und warm abwechselnd – Temperaturwechsel lässt Wolle verfilzen.</w:t>
+      </w:r>
+    </w:p>
+    <w:p>
+      <w:pPr>
+        <w:pStyle w:val="ListParagraph"/>
+        <w:numPr>
+          <w:ilvl w:val="0"/>
+          <w:numId w:val="2"/>
+        </w:numPr>
+        <w:spacing w:after="80" w:line="290"/>
+      </w:pPr>
+      <w:r>
+        <w:rPr>
+          <w:b/>
+          <w:bCs/>
+        </w:rPr>
+        <w:t xml:space="preserve">Nicht reiben, nicht wringen</w:t>
+      </w:r>
+      <w:r>
+        <w:t xml:space="preserve"> – sanft durchdrücken.</w:t>
+      </w:r>
+    </w:p>
+    <w:p>
+      <w:pPr>
+        <w:pStyle w:val="ListParagraph"/>
+        <w:numPr>
+          <w:ilvl w:val="0"/>
+          <w:numId w:val="2"/>
+        </w:numPr>
+        <w:spacing w:after="80" w:line="290"/>
+      </w:pPr>
+      <w:r>
+        <w:t xml:space="preserve">Liegend auf einem Handtuch trocknen, nicht in der Sonne oder auf der Heizung.</w:t>
+      </w:r>
+    </w:p>
+    <w:p>
+      <w:pPr>
+        <w:pStyle w:val="ListParagraph"/>
+        <w:numPr>
+          <w:ilvl w:val="0"/>
+          <w:numId w:val="2"/>
+        </w:numPr>
+        <w:spacing w:after="80" w:line="290"/>
+      </w:pPr>
+      <w:r>
+        <w:t xml:space="preserve">Wolle muss nicht oft gewaschen werden: Auslüften reicht meist.</w:t>
+      </w:r>
+    </w:p>
+    <w:p>
+      <w:pPr>
         <w:pStyle w:val="Heading3"/>
       </w:pPr>
       <w:bookmarkStart w:name="r9" w:id="1"/>
       <w:r>
-        <w:t xml:space="preserve">Waschbälle und Trocknerbälle aus Wolle</w:t>
+        <w:t xml:space="preserve">Mildes Woll- und Feinwaschmittel</w:t>
       </w:r>
       <w:bookmarkEnd w:id="1"/>
     </w:p>
@@ -5670,7 +5844,7 @@
           <w:i/>
           <w:iCs/>
         </w:rPr>
-        <w:t xml:space="preserve">Ersetzen Weichspüler im Trockner</w:t>
+        <w:t xml:space="preserve">Für eine Handwäsche</w:t>
       </w:r>
     </w:p>
     <w:p>
@@ -5695,7 +5869,7 @@
         <w:spacing w:after="80" w:line="290"/>
       </w:pPr>
       <w:r>
-        <w:t xml:space="preserve">reine Schafwolle (Märchenwolle) oder Wollreste, die filzen</w:t>
+        <w:t xml:space="preserve">5 Liter lauwarmes Wasser</w:t>
       </w:r>
     </w:p>
     <w:p>
@@ -5708,7 +5882,20 @@
         <w:spacing w:after="80" w:line="290"/>
       </w:pPr>
       <w:r>
-        <w:t xml:space="preserve">alter Nylonstrumpf</w:t>
+        <w:t xml:space="preserve">100 ml Seifenkrautsud (Band 1) oder Waschnusssud (Kapitel Spülen)</w:t>
+      </w:r>
+    </w:p>
+    <w:p>
+      <w:pPr>
+        <w:pStyle w:val="ListParagraph"/>
+        <w:numPr>
+          <w:ilvl w:val="0"/>
+          <w:numId w:val="2"/>
+        </w:numPr>
+        <w:spacing w:after="80" w:line="290"/>
+      </w:pPr>
+      <w:r>
+        <w:t xml:space="preserve">für die Spülung: 1 Schuss Essig</w:t>
       </w:r>
     </w:p>
     <w:p>
@@ -5733,7 +5920,7 @@
         <w:spacing w:after="80" w:line="290"/>
       </w:pPr>
       <w:r>
-        <w:t xml:space="preserve">Wolle zu einer festen Kugel wickeln (etwa tennisballgroß).</w:t>
+        <w:t xml:space="preserve">Sud ins Wasser geben und verrühren.</w:t>
       </w:r>
     </w:p>
     <w:p>
@@ -5746,7 +5933,7 @@
         <w:spacing w:after="80" w:line="290"/>
       </w:pPr>
       <w:r>
-        <w:t xml:space="preserve">In den Nylonstrumpf stecken, Strumpf zwischen mehreren Kugeln abbinden.</w:t>
+        <w:t xml:space="preserve">Kleidungsstück 10 Minuten einweichen, sanft durchdrücken.</w:t>
       </w:r>
     </w:p>
     <w:p>
@@ -5759,7 +5946,7 @@
         <w:spacing w:after="80" w:line="290"/>
       </w:pPr>
       <w:r>
-        <w:t xml:space="preserve">Bei 60 °C mit Handtüchern waschen und im Trockner trocknen – die Kugeln verfilzen fest.</w:t>
+        <w:t xml:space="preserve">In lauwarmem Wasser spülen, im letzten Spülwasser einen Schuss Essig – er macht die Fasern geschmeidig.</w:t>
       </w:r>
     </w:p>
     <w:p>
@@ -5772,380 +5959,7 @@
         <w:spacing w:after="80" w:line="290"/>
       </w:pPr>
       <w:r>
-        <w:t xml:space="preserve">Aus dem Strumpf nehmen. 3 bis 4 Bälle mit in den Trockner geben – sie lockern die Wäsche auf und verkürzen die Trockenzeit.</w:t>
-      </w:r>
-    </w:p>
-    <w:p>
-      <w:pPr>
-        <w:pStyle w:val="Heading1"/>
-        <w:pageBreakBefore/>
-      </w:pPr>
-      <w:bookmarkStart w:name="k_wolle_feines" w:id="1"/>
-      <w:r>
-        <w:t xml:space="preserve">Wolle, Seide und Feines</w:t>
-      </w:r>
-      <w:bookmarkEnd w:id="1"/>
-    </w:p>
-    <w:p>
-      <w:pPr>
-        <w:spacing w:after="140" w:line="300"/>
-        <w:jc w:val="both"/>
-      </w:pPr>
-      <w:r>
-        <w:t xml:space="preserve">Wolle und Seide sind Eiweißfasern – wie unser Haar. Sie vertragen </w:t>
-      </w:r>
-      <w:r>
-        <w:rPr>
-          <w:b/>
-          <w:bCs/>
-        </w:rPr>
-        <w:t xml:space="preserve">keine Basen</w:t>
-      </w:r>
-      <w:r>
-        <w:t xml:space="preserve"> wie Natron und keine Hitze. Am besten wäscht man sie mild, lauwarm und von Hand.</w:t>
-      </w:r>
-    </w:p>
-    <w:p>
-      <w:pPr>
-        <w:pStyle w:val="Heading2"/>
-      </w:pPr>
-      <w:r>
-        <w:t xml:space="preserve">Grundregeln</w:t>
-      </w:r>
-    </w:p>
-    <w:p>
-      <w:pPr>
-        <w:pStyle w:val="ListParagraph"/>
-        <w:numPr>
-          <w:ilvl w:val="0"/>
-          <w:numId w:val="2"/>
-        </w:numPr>
-        <w:spacing w:after="80" w:line="290"/>
-      </w:pPr>
-      <w:r>
-        <w:t xml:space="preserve">Lauwarm (höchstens 30 °C), nicht kalt und warm abwechselnd – Temperaturwechsel lässt Wolle verfilzen.</w:t>
-      </w:r>
-    </w:p>
-    <w:p>
-      <w:pPr>
-        <w:pStyle w:val="ListParagraph"/>
-        <w:numPr>
-          <w:ilvl w:val="0"/>
-          <w:numId w:val="2"/>
-        </w:numPr>
-        <w:spacing w:after="80" w:line="290"/>
-      </w:pPr>
-      <w:r>
-        <w:rPr>
-          <w:b/>
-          <w:bCs/>
-        </w:rPr>
-        <w:t xml:space="preserve">Nicht reiben, nicht wringen</w:t>
-      </w:r>
-      <w:r>
-        <w:t xml:space="preserve"> – sanft durchdrücken.</w:t>
-      </w:r>
-    </w:p>
-    <w:p>
-      <w:pPr>
-        <w:pStyle w:val="ListParagraph"/>
-        <w:numPr>
-          <w:ilvl w:val="0"/>
-          <w:numId w:val="2"/>
-        </w:numPr>
-        <w:spacing w:after="80" w:line="290"/>
-      </w:pPr>
-      <w:r>
-        <w:t xml:space="preserve">Liegend auf einem Handtuch trocknen, nicht in der Sonne oder auf der Heizung.</w:t>
-      </w:r>
-    </w:p>
-    <w:p>
-      <w:pPr>
-        <w:pStyle w:val="ListParagraph"/>
-        <w:numPr>
-          <w:ilvl w:val="0"/>
-          <w:numId w:val="2"/>
-        </w:numPr>
-        <w:spacing w:after="80" w:line="290"/>
-      </w:pPr>
-      <w:r>
-        <w:t xml:space="preserve">Wolle muss nicht oft gewaschen werden: Auslüften reicht meist.</w:t>
-      </w:r>
-    </w:p>
-    <w:p>
-      <w:pPr>
-        <w:pStyle w:val="Heading3"/>
-      </w:pPr>
-      <w:bookmarkStart w:name="r10" w:id="1"/>
-      <w:r>
-        <w:t xml:space="preserve">Mildes Woll- und Feinwaschmittel</w:t>
-      </w:r>
-      <w:bookmarkEnd w:id="1"/>
-    </w:p>
-    <w:p>
-      <w:pPr>
-        <w:spacing w:after="140" w:line="300"/>
-        <w:jc w:val="left"/>
-      </w:pPr>
-      <w:r>
-        <w:rPr>
-          <w:i/>
-          <w:iCs/>
-        </w:rPr>
-        <w:t xml:space="preserve">Für eine Handwäsche</w:t>
-      </w:r>
-    </w:p>
-    <w:p>
-      <w:pPr>
-        <w:spacing w:after="60"/>
-      </w:pPr>
-      <w:r>
-        <w:rPr>
-          <w:b/>
-          <w:bCs/>
-        </w:rPr>
-        <w:t xml:space="preserve">Du brauchst</w:t>
-      </w:r>
-    </w:p>
-    <w:p>
-      <w:pPr>
-        <w:pStyle w:val="ListParagraph"/>
-        <w:numPr>
-          <w:ilvl w:val="0"/>
-          <w:numId w:val="2"/>
-        </w:numPr>
-        <w:spacing w:after="80" w:line="290"/>
-      </w:pPr>
-      <w:r>
-        <w:t xml:space="preserve">5 Liter lauwarmes Wasser</w:t>
-      </w:r>
-    </w:p>
-    <w:p>
-      <w:pPr>
-        <w:pStyle w:val="ListParagraph"/>
-        <w:numPr>
-          <w:ilvl w:val="0"/>
-          <w:numId w:val="2"/>
-        </w:numPr>
-        <w:spacing w:after="80" w:line="290"/>
-      </w:pPr>
-      <w:r>
-        <w:t xml:space="preserve">100 ml Seifenkrautsud (Band 1) oder Waschnusssud (Kapitel Spülen)</w:t>
-      </w:r>
-    </w:p>
-    <w:p>
-      <w:pPr>
-        <w:pStyle w:val="ListParagraph"/>
-        <w:numPr>
-          <w:ilvl w:val="0"/>
-          <w:numId w:val="2"/>
-        </w:numPr>
-        <w:spacing w:after="80" w:line="290"/>
-      </w:pPr>
-      <w:r>
-        <w:t xml:space="preserve">für die Spülung: 1 Schuss Essig</w:t>
-      </w:r>
-    </w:p>
-    <w:p>
-      <w:pPr>
-        <w:spacing w:after="60" w:before="120"/>
-      </w:pPr>
-      <w:r>
-        <w:rPr>
-          <w:b/>
-          <w:bCs/>
-        </w:rPr>
-        <w:t xml:space="preserve">So geht es</w:t>
-      </w:r>
-    </w:p>
-    <w:p>
-      <w:pPr>
-        <w:pStyle w:val="ListParagraph"/>
-        <w:numPr>
-          <w:ilvl w:val="0"/>
-          <w:numId w:val="12"/>
-        </w:numPr>
-        <w:spacing w:after="80" w:line="290"/>
-      </w:pPr>
-      <w:r>
-        <w:t xml:space="preserve">Sud ins Wasser geben und verrühren.</w:t>
-      </w:r>
-    </w:p>
-    <w:p>
-      <w:pPr>
-        <w:pStyle w:val="ListParagraph"/>
-        <w:numPr>
-          <w:ilvl w:val="0"/>
-          <w:numId w:val="12"/>
-        </w:numPr>
-        <w:spacing w:after="80" w:line="290"/>
-      </w:pPr>
-      <w:r>
-        <w:t xml:space="preserve">Kleidungsstück 10 Minuten einweichen, sanft durchdrücken.</w:t>
-      </w:r>
-    </w:p>
-    <w:p>
-      <w:pPr>
-        <w:pStyle w:val="ListParagraph"/>
-        <w:numPr>
-          <w:ilvl w:val="0"/>
-          <w:numId w:val="12"/>
-        </w:numPr>
-        <w:spacing w:after="80" w:line="290"/>
-      </w:pPr>
-      <w:r>
-        <w:t xml:space="preserve">In lauwarmem Wasser spülen, im letzten Spülwasser einen Schuss Essig – er macht die Fasern geschmeidig.</w:t>
-      </w:r>
-    </w:p>
-    <w:p>
-      <w:pPr>
-        <w:pStyle w:val="ListParagraph"/>
-        <w:numPr>
-          <w:ilvl w:val="0"/>
-          <w:numId w:val="12"/>
-        </w:numPr>
-        <w:spacing w:after="80" w:line="290"/>
-      </w:pPr>
-      <w:r>
         <w:t xml:space="preserve">Wasser vorsichtig herausdrücken, in ein Handtuch einrollen und ausdrücken, liegend trocknen.</w:t>
-      </w:r>
-    </w:p>
-    <w:p>
-      <w:pPr>
-        <w:pStyle w:val="Heading3"/>
-      </w:pPr>
-      <w:bookmarkStart w:name="r11" w:id="1"/>
-      <w:r>
-        <w:t xml:space="preserve">Lanolin-Kur für Wolle (Wollwalk, Windeln)</w:t>
-      </w:r>
-      <w:bookmarkEnd w:id="1"/>
-    </w:p>
-    <w:p>
-      <w:pPr>
-        <w:spacing w:after="140" w:line="300"/>
-        <w:jc w:val="left"/>
-      </w:pPr>
-      <w:r>
-        <w:rPr>
-          <w:i/>
-          <w:iCs/>
-        </w:rPr>
-        <w:t xml:space="preserve">Macht Wolle wieder wasserabweisend</w:t>
-      </w:r>
-    </w:p>
-    <w:p>
-      <w:pPr>
-        <w:spacing w:after="60"/>
-      </w:pPr>
-      <w:r>
-        <w:rPr>
-          <w:b/>
-          <w:bCs/>
-        </w:rPr>
-        <w:t xml:space="preserve">Du brauchst</w:t>
-      </w:r>
-    </w:p>
-    <w:p>
-      <w:pPr>
-        <w:pStyle w:val="ListParagraph"/>
-        <w:numPr>
-          <w:ilvl w:val="0"/>
-          <w:numId w:val="2"/>
-        </w:numPr>
-        <w:spacing w:after="80" w:line="290"/>
-      </w:pPr>
-      <w:r>
-        <w:t xml:space="preserve">1 TL reines Lanolin (Wollfett, Apotheke)</w:t>
-      </w:r>
-    </w:p>
-    <w:p>
-      <w:pPr>
-        <w:pStyle w:val="ListParagraph"/>
-        <w:numPr>
-          <w:ilvl w:val="0"/>
-          <w:numId w:val="2"/>
-        </w:numPr>
-        <w:spacing w:after="80" w:line="290"/>
-      </w:pPr>
-      <w:r>
-        <w:t xml:space="preserve">ein Glas heißes Wasser, 1 EL Seifenkraut- oder Waschnusssud</w:t>
-      </w:r>
-    </w:p>
-    <w:p>
-      <w:pPr>
-        <w:pStyle w:val="ListParagraph"/>
-        <w:numPr>
-          <w:ilvl w:val="0"/>
-          <w:numId w:val="2"/>
-        </w:numPr>
-        <w:spacing w:after="80" w:line="290"/>
-      </w:pPr>
-      <w:r>
-        <w:t xml:space="preserve">Schüssel mit lauwarmem Wasser</w:t>
-      </w:r>
-    </w:p>
-    <w:p>
-      <w:pPr>
-        <w:spacing w:after="60" w:before="120"/>
-      </w:pPr>
-      <w:r>
-        <w:rPr>
-          <w:b/>
-          <w:bCs/>
-        </w:rPr>
-        <w:t xml:space="preserve">So geht es</w:t>
-      </w:r>
-    </w:p>
-    <w:p>
-      <w:pPr>
-        <w:pStyle w:val="ListParagraph"/>
-        <w:numPr>
-          <w:ilvl w:val="0"/>
-          <w:numId w:val="13"/>
-        </w:numPr>
-        <w:spacing w:after="80" w:line="290"/>
-      </w:pPr>
-      <w:r>
-        <w:t xml:space="preserve">Lanolin mit dem Sud im heißen Wasser verrühren, bis es milchig ist.</w:t>
-      </w:r>
-    </w:p>
-    <w:p>
-      <w:pPr>
-        <w:pStyle w:val="ListParagraph"/>
-        <w:numPr>
-          <w:ilvl w:val="0"/>
-          <w:numId w:val="13"/>
-        </w:numPr>
-        <w:spacing w:after="80" w:line="290"/>
-      </w:pPr>
-      <w:r>
-        <w:t xml:space="preserve">In die Schüssel mit lauwarmem Wasser geben.</w:t>
-      </w:r>
-    </w:p>
-    <w:p>
-      <w:pPr>
-        <w:pStyle w:val="ListParagraph"/>
-        <w:numPr>
-          <w:ilvl w:val="0"/>
-          <w:numId w:val="13"/>
-        </w:numPr>
-        <w:spacing w:after="80" w:line="290"/>
-      </w:pPr>
-      <w:r>
-        <w:t xml:space="preserve">Gewaschene Wolle einlegen und 1 bis 2 Stunden ziehen lassen, nicht ausspülen.</w:t>
-      </w:r>
-    </w:p>
-    <w:p>
-      <w:pPr>
-        <w:pStyle w:val="ListParagraph"/>
-        <w:numPr>
-          <w:ilvl w:val="0"/>
-          <w:numId w:val="13"/>
-        </w:numPr>
-        <w:spacing w:after="80" w:line="290"/>
-      </w:pPr>
-      <w:r>
-        <w:t xml:space="preserve">Vorsichtig ausdrücken und liegend trocknen.</w:t>
       </w:r>
     </w:p>
     <w:p>
@@ -6275,7 +6089,7 @@
       <w:pPr>
         <w:pStyle w:val="Heading3"/>
       </w:pPr>
-      <w:bookmarkStart w:name="r12" w:id="1"/>
+      <w:bookmarkStart w:name="r10" w:id="1"/>
       <w:r>
         <w:t xml:space="preserve">Spülmittel aus Waschnüssen</w:t>
       </w:r>
@@ -6362,7 +6176,7 @@
         <w:pStyle w:val="ListParagraph"/>
         <w:numPr>
           <w:ilvl w:val="0"/>
-          <w:numId w:val="14"/>
+          <w:numId w:val="12"/>
         </w:numPr>
         <w:spacing w:after="80" w:line="290"/>
       </w:pPr>
@@ -6375,7 +6189,7 @@
         <w:pStyle w:val="ListParagraph"/>
         <w:numPr>
           <w:ilvl w:val="0"/>
-          <w:numId w:val="14"/>
+          <w:numId w:val="12"/>
         </w:numPr>
         <w:spacing w:after="80" w:line="290"/>
       </w:pPr>
@@ -6388,7 +6202,7 @@
         <w:pStyle w:val="ListParagraph"/>
         <w:numPr>
           <w:ilvl w:val="0"/>
-          <w:numId w:val="14"/>
+          <w:numId w:val="12"/>
         </w:numPr>
         <w:spacing w:after="80" w:line="290"/>
       </w:pPr>
@@ -6413,7 +6227,7 @@
       <w:pPr>
         <w:pStyle w:val="Heading3"/>
       </w:pPr>
-      <w:bookmarkStart w:name="r13" w:id="1"/>
+      <w:bookmarkStart w:name="r11" w:id="1"/>
       <w:r>
         <w:t xml:space="preserve">Spülmittel aus Efeu oder Kastanien</w:t>
       </w:r>
@@ -6474,7 +6288,7 @@
         <w:pStyle w:val="ListParagraph"/>
         <w:numPr>
           <w:ilvl w:val="0"/>
-          <w:numId w:val="15"/>
+          <w:numId w:val="13"/>
         </w:numPr>
         <w:spacing w:after="80" w:line="290"/>
       </w:pPr>
@@ -6487,7 +6301,7 @@
         <w:pStyle w:val="ListParagraph"/>
         <w:numPr>
           <w:ilvl w:val="0"/>
-          <w:numId w:val="15"/>
+          <w:numId w:val="13"/>
         </w:numPr>
         <w:spacing w:after="80" w:line="290"/>
       </w:pPr>
@@ -6500,7 +6314,7 @@
         <w:pStyle w:val="ListParagraph"/>
         <w:numPr>
           <w:ilvl w:val="0"/>
-          <w:numId w:val="15"/>
+          <w:numId w:val="13"/>
         </w:numPr>
         <w:spacing w:after="80" w:line="290"/>
       </w:pPr>
@@ -6680,7 +6494,7 @@
       <w:pPr>
         <w:pStyle w:val="Heading3"/>
       </w:pPr>
-      <w:bookmarkStart w:name="r14" w:id="1"/>
+      <w:bookmarkStart w:name="r12" w:id="1"/>
       <w:r>
         <w:t xml:space="preserve">Spülmaschinenpulver aus Natron und Salz</w:t>
       </w:r>
@@ -6780,7 +6594,7 @@
         <w:pStyle w:val="ListParagraph"/>
         <w:numPr>
           <w:ilvl w:val="0"/>
-          <w:numId w:val="16"/>
+          <w:numId w:val="14"/>
         </w:numPr>
         <w:spacing w:after="80" w:line="290"/>
       </w:pPr>
@@ -6793,7 +6607,7 @@
         <w:pStyle w:val="ListParagraph"/>
         <w:numPr>
           <w:ilvl w:val="0"/>
-          <w:numId w:val="16"/>
+          <w:numId w:val="14"/>
         </w:numPr>
         <w:spacing w:after="80" w:line="290"/>
       </w:pPr>
@@ -6806,7 +6620,7 @@
         <w:pStyle w:val="ListParagraph"/>
         <w:numPr>
           <w:ilvl w:val="0"/>
-          <w:numId w:val="16"/>
+          <w:numId w:val="14"/>
         </w:numPr>
         <w:spacing w:after="80" w:line="290"/>
       </w:pPr>
@@ -6819,7 +6633,7 @@
         <w:pStyle w:val="ListParagraph"/>
         <w:numPr>
           <w:ilvl w:val="0"/>
-          <w:numId w:val="16"/>
+          <w:numId w:val="14"/>
         </w:numPr>
         <w:spacing w:after="80" w:line="290"/>
       </w:pPr>
@@ -6902,7 +6716,7 @@
       <w:pPr>
         <w:pStyle w:val="Heading3"/>
       </w:pPr>
-      <w:bookmarkStart w:name="r15" w:id="1"/>
+      <w:bookmarkStart w:name="r13" w:id="1"/>
       <w:r>
         <w:t xml:space="preserve">Backofen reinigen mit Natronpaste</w:t>
       </w:r>
@@ -7002,7 +6816,7 @@
         <w:pStyle w:val="ListParagraph"/>
         <w:numPr>
           <w:ilvl w:val="0"/>
-          <w:numId w:val="17"/>
+          <w:numId w:val="15"/>
         </w:numPr>
         <w:spacing w:after="80" w:line="290"/>
       </w:pPr>
@@ -7015,7 +6829,7 @@
         <w:pStyle w:val="ListParagraph"/>
         <w:numPr>
           <w:ilvl w:val="0"/>
-          <w:numId w:val="17"/>
+          <w:numId w:val="15"/>
         </w:numPr>
         <w:spacing w:after="80" w:line="290"/>
       </w:pPr>
@@ -7028,7 +6842,7 @@
         <w:pStyle w:val="ListParagraph"/>
         <w:numPr>
           <w:ilvl w:val="0"/>
-          <w:numId w:val="17"/>
+          <w:numId w:val="15"/>
         </w:numPr>
         <w:spacing w:after="80" w:line="290"/>
       </w:pPr>
@@ -7041,7 +6855,7 @@
         <w:pStyle w:val="ListParagraph"/>
         <w:numPr>
           <w:ilvl w:val="0"/>
-          <w:numId w:val="17"/>
+          <w:numId w:val="15"/>
         </w:numPr>
         <w:spacing w:after="80" w:line="290"/>
       </w:pPr>
@@ -7054,7 +6868,7 @@
         <w:pStyle w:val="ListParagraph"/>
         <w:numPr>
           <w:ilvl w:val="0"/>
-          <w:numId w:val="17"/>
+          <w:numId w:val="15"/>
         </w:numPr>
         <w:spacing w:after="80" w:line="290"/>
       </w:pPr>
@@ -7079,7 +6893,7 @@
       <w:pPr>
         <w:pStyle w:val="Heading3"/>
       </w:pPr>
-      <w:bookmarkStart w:name="r16" w:id="1"/>
+      <w:bookmarkStart w:name="r14" w:id="1"/>
       <w:r>
         <w:t xml:space="preserve">Backofenscheibe mit Natron und Glasschaber</w:t>
       </w:r>
@@ -7166,7 +6980,7 @@
         <w:pStyle w:val="ListParagraph"/>
         <w:numPr>
           <w:ilvl w:val="0"/>
-          <w:numId w:val="18"/>
+          <w:numId w:val="16"/>
         </w:numPr>
         <w:spacing w:after="80" w:line="290"/>
       </w:pPr>
@@ -7179,7 +6993,7 @@
         <w:pStyle w:val="ListParagraph"/>
         <w:numPr>
           <w:ilvl w:val="0"/>
-          <w:numId w:val="18"/>
+          <w:numId w:val="16"/>
         </w:numPr>
         <w:spacing w:after="80" w:line="290"/>
       </w:pPr>
@@ -7192,7 +7006,7 @@
         <w:pStyle w:val="ListParagraph"/>
         <w:numPr>
           <w:ilvl w:val="0"/>
-          <w:numId w:val="18"/>
+          <w:numId w:val="16"/>
         </w:numPr>
         <w:spacing w:after="80" w:line="290"/>
       </w:pPr>
@@ -7268,7 +7082,7 @@
       <w:pPr>
         <w:pStyle w:val="Heading3"/>
       </w:pPr>
-      <w:bookmarkStart w:name="r17" w:id="1"/>
+      <w:bookmarkStart w:name="r15" w:id="1"/>
       <w:r>
         <w:t xml:space="preserve">Mikrowelle in 5 Minuten</w:t>
       </w:r>
@@ -7342,7 +7156,7 @@
         <w:pStyle w:val="ListParagraph"/>
         <w:numPr>
           <w:ilvl w:val="0"/>
-          <w:numId w:val="19"/>
+          <w:numId w:val="17"/>
         </w:numPr>
         <w:spacing w:after="80" w:line="290"/>
       </w:pPr>
@@ -7355,7 +7169,7 @@
         <w:pStyle w:val="ListParagraph"/>
         <w:numPr>
           <w:ilvl w:val="0"/>
-          <w:numId w:val="19"/>
+          <w:numId w:val="17"/>
         </w:numPr>
         <w:spacing w:after="80" w:line="290"/>
       </w:pPr>
@@ -7368,7 +7182,7 @@
         <w:pStyle w:val="ListParagraph"/>
         <w:numPr>
           <w:ilvl w:val="0"/>
-          <w:numId w:val="19"/>
+          <w:numId w:val="17"/>
         </w:numPr>
         <w:spacing w:after="80" w:line="290"/>
       </w:pPr>
@@ -7381,7 +7195,7 @@
         <w:pStyle w:val="ListParagraph"/>
         <w:numPr>
           <w:ilvl w:val="0"/>
-          <w:numId w:val="19"/>
+          <w:numId w:val="17"/>
         </w:numPr>
         <w:spacing w:after="80" w:line="290"/>
       </w:pPr>
@@ -7421,7 +7235,7 @@
       <w:pPr>
         <w:pStyle w:val="Heading3"/>
       </w:pPr>
-      <w:bookmarkStart w:name="r18" w:id="1"/>
+      <w:bookmarkStart w:name="r16" w:id="1"/>
       <w:r>
         <w:t xml:space="preserve">Kühlschrank auswischen</w:t>
       </w:r>
@@ -7508,7 +7322,7 @@
         <w:pStyle w:val="ListParagraph"/>
         <w:numPr>
           <w:ilvl w:val="0"/>
-          <w:numId w:val="20"/>
+          <w:numId w:val="18"/>
         </w:numPr>
         <w:spacing w:after="80" w:line="290"/>
       </w:pPr>
@@ -7521,7 +7335,7 @@
         <w:pStyle w:val="ListParagraph"/>
         <w:numPr>
           <w:ilvl w:val="0"/>
-          <w:numId w:val="20"/>
+          <w:numId w:val="18"/>
         </w:numPr>
         <w:spacing w:after="80" w:line="290"/>
       </w:pPr>
@@ -7534,7 +7348,7 @@
         <w:pStyle w:val="ListParagraph"/>
         <w:numPr>
           <w:ilvl w:val="0"/>
-          <w:numId w:val="20"/>
+          <w:numId w:val="18"/>
         </w:numPr>
         <w:spacing w:after="80" w:line="290"/>
       </w:pPr>
@@ -7547,7 +7361,7 @@
         <w:pStyle w:val="ListParagraph"/>
         <w:numPr>
           <w:ilvl w:val="0"/>
-          <w:numId w:val="20"/>
+          <w:numId w:val="18"/>
         </w:numPr>
         <w:spacing w:after="80" w:line="290"/>
       </w:pPr>
@@ -8048,7 +7862,7 @@
       <w:pPr>
         <w:pStyle w:val="Heading3"/>
       </w:pPr>
-      <w:bookmarkStart w:name="r19" w:id="1"/>
+      <w:bookmarkStart w:name="r17" w:id="1"/>
       <w:r>
         <w:t xml:space="preserve">Allzweckspray für die Küche</w:t>
       </w:r>
@@ -8135,7 +7949,7 @@
         <w:pStyle w:val="ListParagraph"/>
         <w:numPr>
           <w:ilvl w:val="0"/>
-          <w:numId w:val="21"/>
+          <w:numId w:val="19"/>
         </w:numPr>
         <w:spacing w:after="80" w:line="290"/>
       </w:pPr>
@@ -8148,7 +7962,7 @@
         <w:pStyle w:val="ListParagraph"/>
         <w:numPr>
           <w:ilvl w:val="0"/>
-          <w:numId w:val="21"/>
+          <w:numId w:val="19"/>
         </w:numPr>
         <w:spacing w:after="80" w:line="290"/>
       </w:pPr>
@@ -8254,7 +8068,7 @@
       <w:pPr>
         <w:pStyle w:val="Heading3"/>
       </w:pPr>
-      <w:bookmarkStart w:name="r20" w:id="1"/>
+      <w:bookmarkStart w:name="r18" w:id="1"/>
       <w:r>
         <w:t xml:space="preserve">Spüllappen aus alten T-Shirts</w:t>
       </w:r>
@@ -8328,7 +8142,7 @@
         <w:pStyle w:val="ListParagraph"/>
         <w:numPr>
           <w:ilvl w:val="0"/>
-          <w:numId w:val="22"/>
+          <w:numId w:val="20"/>
         </w:numPr>
         <w:spacing w:after="80" w:line="290"/>
       </w:pPr>
@@ -8341,7 +8155,7 @@
         <w:pStyle w:val="ListParagraph"/>
         <w:numPr>
           <w:ilvl w:val="0"/>
-          <w:numId w:val="22"/>
+          <w:numId w:val="20"/>
         </w:numPr>
         <w:spacing w:after="80" w:line="290"/>
       </w:pPr>
@@ -8354,7 +8168,7 @@
         <w:pStyle w:val="ListParagraph"/>
         <w:numPr>
           <w:ilvl w:val="0"/>
-          <w:numId w:val="22"/>
+          <w:numId w:val="20"/>
         </w:numPr>
         <w:spacing w:after="80" w:line="290"/>
       </w:pPr>
@@ -8432,7 +8246,7 @@
       <w:pPr>
         <w:pStyle w:val="Heading3"/>
       </w:pPr>
-      <w:bookmarkStart w:name="r21" w:id="1"/>
+      <w:bookmarkStart w:name="r19" w:id="1"/>
       <w:r>
         <w:t xml:space="preserve">Kalklöser-Spray</w:t>
       </w:r>
@@ -8532,7 +8346,7 @@
         <w:pStyle w:val="ListParagraph"/>
         <w:numPr>
           <w:ilvl w:val="0"/>
-          <w:numId w:val="23"/>
+          <w:numId w:val="21"/>
         </w:numPr>
         <w:spacing w:after="80" w:line="290"/>
       </w:pPr>
@@ -8555,7 +8369,7 @@
         <w:pStyle w:val="ListParagraph"/>
         <w:numPr>
           <w:ilvl w:val="0"/>
-          <w:numId w:val="23"/>
+          <w:numId w:val="21"/>
         </w:numPr>
         <w:spacing w:after="80" w:line="290"/>
       </w:pPr>
@@ -8568,7 +8382,7 @@
         <w:pStyle w:val="ListParagraph"/>
         <w:numPr>
           <w:ilvl w:val="0"/>
-          <w:numId w:val="23"/>
+          <w:numId w:val="21"/>
         </w:numPr>
         <w:spacing w:after="80" w:line="290"/>
       </w:pPr>
@@ -8593,7 +8407,7 @@
       <w:pPr>
         <w:pStyle w:val="Heading3"/>
       </w:pPr>
-      <w:bookmarkStart w:name="r22" w:id="1"/>
+      <w:bookmarkStart w:name="r20" w:id="1"/>
       <w:r>
         <w:t xml:space="preserve">Duschkopf und Perlator entkalken</w:t>
       </w:r>
@@ -8680,7 +8494,7 @@
         <w:pStyle w:val="ListParagraph"/>
         <w:numPr>
           <w:ilvl w:val="0"/>
-          <w:numId w:val="24"/>
+          <w:numId w:val="22"/>
         </w:numPr>
         <w:spacing w:after="80" w:line="290"/>
       </w:pPr>
@@ -8693,7 +8507,7 @@
         <w:pStyle w:val="ListParagraph"/>
         <w:numPr>
           <w:ilvl w:val="0"/>
-          <w:numId w:val="24"/>
+          <w:numId w:val="22"/>
         </w:numPr>
         <w:spacing w:after="80" w:line="290"/>
       </w:pPr>
@@ -8706,7 +8520,7 @@
         <w:pStyle w:val="ListParagraph"/>
         <w:numPr>
           <w:ilvl w:val="0"/>
-          <w:numId w:val="24"/>
+          <w:numId w:val="22"/>
         </w:numPr>
         <w:spacing w:after="80" w:line="290"/>
       </w:pPr>
@@ -8719,7 +8533,7 @@
         <w:pStyle w:val="ListParagraph"/>
         <w:numPr>
           <w:ilvl w:val="0"/>
-          <w:numId w:val="24"/>
+          <w:numId w:val="22"/>
         </w:numPr>
         <w:spacing w:after="80" w:line="290"/>
       </w:pPr>
@@ -8731,7 +8545,7 @@
       <w:pPr>
         <w:pStyle w:val="Heading3"/>
       </w:pPr>
-      <w:bookmarkStart w:name="r23" w:id="1"/>
+      <w:bookmarkStart w:name="r21" w:id="1"/>
       <w:r>
         <w:t xml:space="preserve">Wasserkocher entkalken</w:t>
       </w:r>
@@ -8805,7 +8619,7 @@
         <w:pStyle w:val="ListParagraph"/>
         <w:numPr>
           <w:ilvl w:val="0"/>
-          <w:numId w:val="25"/>
+          <w:numId w:val="23"/>
         </w:numPr>
         <w:spacing w:after="80" w:line="290"/>
       </w:pPr>
@@ -8828,7 +8642,7 @@
         <w:pStyle w:val="ListParagraph"/>
         <w:numPr>
           <w:ilvl w:val="0"/>
-          <w:numId w:val="25"/>
+          <w:numId w:val="23"/>
         </w:numPr>
         <w:spacing w:after="80" w:line="290"/>
       </w:pPr>
@@ -8841,7 +8655,7 @@
         <w:pStyle w:val="ListParagraph"/>
         <w:numPr>
           <w:ilvl w:val="0"/>
-          <w:numId w:val="25"/>
+          <w:numId w:val="23"/>
         </w:numPr>
         <w:spacing w:after="80" w:line="290"/>
       </w:pPr>
@@ -8900,7 +8714,7 @@
       <w:pPr>
         <w:pStyle w:val="Heading3"/>
       </w:pPr>
-      <w:bookmarkStart w:name="r24" w:id="1"/>
+      <w:bookmarkStart w:name="r22" w:id="1"/>
       <w:r>
         <w:t xml:space="preserve">Badreiniger-Paste</w:t>
       </w:r>
@@ -8987,7 +8801,7 @@
         <w:pStyle w:val="ListParagraph"/>
         <w:numPr>
           <w:ilvl w:val="0"/>
-          <w:numId w:val="26"/>
+          <w:numId w:val="24"/>
         </w:numPr>
         <w:spacing w:after="80" w:line="290"/>
       </w:pPr>
@@ -9000,7 +8814,7 @@
         <w:pStyle w:val="ListParagraph"/>
         <w:numPr>
           <w:ilvl w:val="0"/>
-          <w:numId w:val="26"/>
+          <w:numId w:val="24"/>
         </w:numPr>
         <w:spacing w:after="80" w:line="290"/>
       </w:pPr>
@@ -9013,7 +8827,7 @@
         <w:pStyle w:val="ListParagraph"/>
         <w:numPr>
           <w:ilvl w:val="0"/>
-          <w:numId w:val="26"/>
+          <w:numId w:val="24"/>
         </w:numPr>
         <w:spacing w:after="80" w:line="290"/>
       </w:pPr>
@@ -9049,7 +8863,7 @@
       <w:pPr>
         <w:pStyle w:val="Heading3"/>
       </w:pPr>
-      <w:bookmarkStart w:name="r25" w:id="1"/>
+      <w:bookmarkStart w:name="r23" w:id="1"/>
       <w:r>
         <w:t xml:space="preserve">WC-Reiniger gegen Urinstein</w:t>
       </w:r>
@@ -9136,7 +8950,7 @@
         <w:pStyle w:val="ListParagraph"/>
         <w:numPr>
           <w:ilvl w:val="0"/>
-          <w:numId w:val="27"/>
+          <w:numId w:val="25"/>
         </w:numPr>
         <w:spacing w:after="80" w:line="290"/>
       </w:pPr>
@@ -9149,7 +8963,7 @@
         <w:pStyle w:val="ListParagraph"/>
         <w:numPr>
           <w:ilvl w:val="0"/>
-          <w:numId w:val="27"/>
+          <w:numId w:val="25"/>
         </w:numPr>
         <w:spacing w:after="80" w:line="290"/>
       </w:pPr>
@@ -9162,7 +8976,7 @@
         <w:pStyle w:val="ListParagraph"/>
         <w:numPr>
           <w:ilvl w:val="0"/>
-          <w:numId w:val="27"/>
+          <w:numId w:val="25"/>
         </w:numPr>
         <w:spacing w:after="80" w:line="290"/>
       </w:pPr>
@@ -9187,7 +9001,7 @@
       <w:pPr>
         <w:pStyle w:val="Heading3"/>
       </w:pPr>
-      <w:bookmarkStart w:name="r26" w:id="1"/>
+      <w:bookmarkStart w:name="r24" w:id="1"/>
       <w:r>
         <w:t xml:space="preserve">WC-Tabs zum Vorrätighalten</w:t>
       </w:r>
@@ -9300,7 +9114,7 @@
         <w:pStyle w:val="ListParagraph"/>
         <w:numPr>
           <w:ilvl w:val="0"/>
-          <w:numId w:val="28"/>
+          <w:numId w:val="26"/>
         </w:numPr>
         <w:spacing w:after="80" w:line="290"/>
       </w:pPr>
@@ -9313,7 +9127,7 @@
         <w:pStyle w:val="ListParagraph"/>
         <w:numPr>
           <w:ilvl w:val="0"/>
-          <w:numId w:val="28"/>
+          <w:numId w:val="26"/>
         </w:numPr>
         <w:spacing w:after="80" w:line="290"/>
       </w:pPr>
@@ -9336,7 +9150,7 @@
         <w:pStyle w:val="ListParagraph"/>
         <w:numPr>
           <w:ilvl w:val="0"/>
-          <w:numId w:val="28"/>
+          <w:numId w:val="26"/>
         </w:numPr>
         <w:spacing w:after="80" w:line="290"/>
       </w:pPr>
@@ -9349,7 +9163,7 @@
         <w:pStyle w:val="ListParagraph"/>
         <w:numPr>
           <w:ilvl w:val="0"/>
-          <w:numId w:val="28"/>
+          <w:numId w:val="26"/>
         </w:numPr>
         <w:spacing w:after="80" w:line="290"/>
       </w:pPr>
@@ -9439,7 +9253,7 @@
         <w:pStyle w:val="ListParagraph"/>
         <w:numPr>
           <w:ilvl w:val="0"/>
-          <w:numId w:val="29"/>
+          <w:numId w:val="27"/>
         </w:numPr>
         <w:spacing w:after="80" w:line="290"/>
       </w:pPr>
@@ -9459,7 +9273,7 @@
         <w:pStyle w:val="ListParagraph"/>
         <w:numPr>
           <w:ilvl w:val="0"/>
-          <w:numId w:val="29"/>
+          <w:numId w:val="27"/>
         </w:numPr>
         <w:spacing w:after="80" w:line="290"/>
       </w:pPr>
@@ -9479,7 +9293,7 @@
         <w:pStyle w:val="ListParagraph"/>
         <w:numPr>
           <w:ilvl w:val="0"/>
-          <w:numId w:val="29"/>
+          <w:numId w:val="27"/>
         </w:numPr>
         <w:spacing w:after="80" w:line="290"/>
       </w:pPr>
@@ -9499,7 +9313,7 @@
         <w:pStyle w:val="ListParagraph"/>
         <w:numPr>
           <w:ilvl w:val="0"/>
-          <w:numId w:val="29"/>
+          <w:numId w:val="27"/>
         </w:numPr>
         <w:spacing w:after="80" w:line="290"/>
       </w:pPr>
@@ -9519,7 +9333,7 @@
         <w:pStyle w:val="ListParagraph"/>
         <w:numPr>
           <w:ilvl w:val="0"/>
-          <w:numId w:val="29"/>
+          <w:numId w:val="27"/>
         </w:numPr>
         <w:spacing w:after="80" w:line="290"/>
       </w:pPr>
@@ -9541,7 +9355,7 @@
       <w:pPr>
         <w:pStyle w:val="Heading3"/>
       </w:pPr>
-      <w:bookmarkStart w:name="r27" w:id="1"/>
+      <w:bookmarkStart w:name="r25" w:id="1"/>
       <w:r>
         <w:t xml:space="preserve">Vorbeugende Abfluss-Pflege</w:t>
       </w:r>
@@ -9615,7 +9429,7 @@
         <w:pStyle w:val="ListParagraph"/>
         <w:numPr>
           <w:ilvl w:val="0"/>
-          <w:numId w:val="30"/>
+          <w:numId w:val="28"/>
         </w:numPr>
         <w:spacing w:after="80" w:line="290"/>
       </w:pPr>
@@ -9628,7 +9442,7 @@
         <w:pStyle w:val="ListParagraph"/>
         <w:numPr>
           <w:ilvl w:val="0"/>
-          <w:numId w:val="30"/>
+          <w:numId w:val="28"/>
         </w:numPr>
         <w:spacing w:after="80" w:line="290"/>
       </w:pPr>
@@ -9641,7 +9455,7 @@
         <w:pStyle w:val="ListParagraph"/>
         <w:numPr>
           <w:ilvl w:val="0"/>
-          <w:numId w:val="30"/>
+          <w:numId w:val="28"/>
         </w:numPr>
         <w:spacing w:after="80" w:line="290"/>
       </w:pPr>
@@ -9723,7 +9537,7 @@
       <w:pPr>
         <w:pStyle w:val="Heading3"/>
       </w:pPr>
-      <w:bookmarkStart w:name="r28" w:id="1"/>
+      <w:bookmarkStart w:name="r26" w:id="1"/>
       <w:r>
         <w:t xml:space="preserve">Wischwasser mit Kastanien oder Efeu</w:t>
       </w:r>
@@ -9810,7 +9624,7 @@
         <w:pStyle w:val="ListParagraph"/>
         <w:numPr>
           <w:ilvl w:val="0"/>
-          <w:numId w:val="31"/>
+          <w:numId w:val="29"/>
         </w:numPr>
         <w:spacing w:after="80" w:line="290"/>
       </w:pPr>
@@ -9823,7 +9637,7 @@
         <w:pStyle w:val="ListParagraph"/>
         <w:numPr>
           <w:ilvl w:val="0"/>
-          <w:numId w:val="31"/>
+          <w:numId w:val="29"/>
         </w:numPr>
         <w:spacing w:after="80" w:line="290"/>
       </w:pPr>
@@ -9848,7 +9662,7 @@
       <w:pPr>
         <w:pStyle w:val="Heading3"/>
       </w:pPr>
-      <w:bookmarkStart w:name="r29" w:id="1"/>
+      <w:bookmarkStart w:name="r27" w:id="1"/>
       <w:r>
         <w:t xml:space="preserve">Zitrusreiniger aus Orangenschalen</w:t>
       </w:r>
@@ -9935,7 +9749,7 @@
         <w:pStyle w:val="ListParagraph"/>
         <w:numPr>
           <w:ilvl w:val="0"/>
-          <w:numId w:val="32"/>
+          <w:numId w:val="30"/>
         </w:numPr>
         <w:spacing w:after="80" w:line="290"/>
       </w:pPr>
@@ -9948,7 +9762,7 @@
         <w:pStyle w:val="ListParagraph"/>
         <w:numPr>
           <w:ilvl w:val="0"/>
-          <w:numId w:val="32"/>
+          <w:numId w:val="30"/>
         </w:numPr>
         <w:spacing w:after="80" w:line="290"/>
       </w:pPr>
@@ -9961,7 +9775,7 @@
         <w:pStyle w:val="ListParagraph"/>
         <w:numPr>
           <w:ilvl w:val="0"/>
-          <w:numId w:val="32"/>
+          <w:numId w:val="30"/>
         </w:numPr>
         <w:spacing w:after="80" w:line="290"/>
       </w:pPr>
@@ -10634,7 +10448,7 @@
       <w:pPr>
         <w:pStyle w:val="Heading3"/>
       </w:pPr>
-      <w:bookmarkStart w:name="r30" w:id="1"/>
+      <w:bookmarkStart w:name="r28" w:id="1"/>
       <w:r>
         <w:t xml:space="preserve">Teppich auffrischen mit Natron</w:t>
       </w:r>
@@ -10708,7 +10522,7 @@
         <w:pStyle w:val="ListParagraph"/>
         <w:numPr>
           <w:ilvl w:val="0"/>
-          <w:numId w:val="33"/>
+          <w:numId w:val="31"/>
         </w:numPr>
         <w:spacing w:after="80" w:line="290"/>
       </w:pPr>
@@ -10721,7 +10535,7 @@
         <w:pStyle w:val="ListParagraph"/>
         <w:numPr>
           <w:ilvl w:val="0"/>
-          <w:numId w:val="33"/>
+          <w:numId w:val="31"/>
         </w:numPr>
         <w:spacing w:after="80" w:line="290"/>
       </w:pPr>
@@ -10734,7 +10548,7 @@
         <w:pStyle w:val="ListParagraph"/>
         <w:numPr>
           <w:ilvl w:val="0"/>
-          <w:numId w:val="33"/>
+          <w:numId w:val="31"/>
         </w:numPr>
         <w:spacing w:after="80" w:line="290"/>
       </w:pPr>
@@ -10789,7 +10603,7 @@
       <w:pPr>
         <w:pStyle w:val="Heading3"/>
       </w:pPr>
-      <w:bookmarkStart w:name="r31" w:id="1"/>
+      <w:bookmarkStart w:name="r29" w:id="1"/>
       <w:r>
         <w:t xml:space="preserve">Fensterputzmittel</w:t>
       </w:r>
@@ -10876,7 +10690,7 @@
         <w:pStyle w:val="ListParagraph"/>
         <w:numPr>
           <w:ilvl w:val="0"/>
-          <w:numId w:val="34"/>
+          <w:numId w:val="32"/>
         </w:numPr>
         <w:spacing w:after="80" w:line="290"/>
       </w:pPr>
@@ -10889,7 +10703,7 @@
         <w:pStyle w:val="ListParagraph"/>
         <w:numPr>
           <w:ilvl w:val="0"/>
-          <w:numId w:val="34"/>
+          <w:numId w:val="32"/>
         </w:numPr>
         <w:spacing w:after="80" w:line="290"/>
       </w:pPr>
@@ -10902,7 +10716,7 @@
         <w:pStyle w:val="ListParagraph"/>
         <w:numPr>
           <w:ilvl w:val="0"/>
-          <w:numId w:val="34"/>
+          <w:numId w:val="32"/>
         </w:numPr>
         <w:spacing w:after="80" w:line="290"/>
       </w:pPr>
@@ -10915,7 +10729,7 @@
         <w:pStyle w:val="ListParagraph"/>
         <w:numPr>
           <w:ilvl w:val="0"/>
-          <w:numId w:val="34"/>
+          <w:numId w:val="32"/>
         </w:numPr>
         <w:spacing w:after="80" w:line="290"/>
       </w:pPr>
@@ -10940,7 +10754,7 @@
       <w:pPr>
         <w:pStyle w:val="Heading3"/>
       </w:pPr>
-      <w:bookmarkStart w:name="r32" w:id="1"/>
+      <w:bookmarkStart w:name="r30" w:id="1"/>
       <w:r>
         <w:t xml:space="preserve">Glas- und Spiegelspray</w:t>
       </w:r>
@@ -11027,7 +10841,7 @@
         <w:pStyle w:val="ListParagraph"/>
         <w:numPr>
           <w:ilvl w:val="0"/>
-          <w:numId w:val="35"/>
+          <w:numId w:val="33"/>
         </w:numPr>
         <w:spacing w:after="80" w:line="290"/>
       </w:pPr>
@@ -11040,7 +10854,7 @@
         <w:pStyle w:val="ListParagraph"/>
         <w:numPr>
           <w:ilvl w:val="0"/>
-          <w:numId w:val="35"/>
+          <w:numId w:val="33"/>
         </w:numPr>
         <w:spacing w:after="80" w:line="290"/>
       </w:pPr>
@@ -11139,7 +10953,7 @@
       <w:pPr>
         <w:pStyle w:val="Heading3"/>
       </w:pPr>
-      <w:bookmarkStart w:name="r33" w:id="1"/>
+      <w:bookmarkStart w:name="r31" w:id="1"/>
       <w:r>
         <w:t xml:space="preserve">Möbelpolitur für geöltes Holz</w:t>
       </w:r>
@@ -11226,7 +11040,7 @@
         <w:pStyle w:val="ListParagraph"/>
         <w:numPr>
           <w:ilvl w:val="0"/>
-          <w:numId w:val="36"/>
+          <w:numId w:val="34"/>
         </w:numPr>
         <w:spacing w:after="80" w:line="290"/>
       </w:pPr>
@@ -11239,7 +11053,7 @@
         <w:pStyle w:val="ListParagraph"/>
         <w:numPr>
           <w:ilvl w:val="0"/>
-          <w:numId w:val="36"/>
+          <w:numId w:val="34"/>
         </w:numPr>
         <w:spacing w:after="80" w:line="290"/>
       </w:pPr>
@@ -11252,7 +11066,7 @@
         <w:pStyle w:val="ListParagraph"/>
         <w:numPr>
           <w:ilvl w:val="0"/>
-          <w:numId w:val="36"/>
+          <w:numId w:val="34"/>
         </w:numPr>
         <w:spacing w:after="80" w:line="290"/>
       </w:pPr>
@@ -11339,7 +11153,7 @@
       <w:pPr>
         <w:pStyle w:val="Heading3"/>
       </w:pPr>
-      <w:bookmarkStart w:name="r34" w:id="1"/>
+      <w:bookmarkStart w:name="r32" w:id="1"/>
       <w:r>
         <w:t xml:space="preserve">Lederbalsam</w:t>
       </w:r>
@@ -11380,7 +11194,7 @@
         <w:spacing w:after="80" w:line="290"/>
       </w:pPr>
       <w:r>
-        <w:t xml:space="preserve">20 g Bienenwachs</w:t>
+        <w:t xml:space="preserve">14 g Candelillawachs (pflanzliches Wachs)</w:t>
       </w:r>
     </w:p>
     <w:p>
@@ -11426,7 +11240,7 @@
         <w:pStyle w:val="ListParagraph"/>
         <w:numPr>
           <w:ilvl w:val="0"/>
-          <w:numId w:val="37"/>
+          <w:numId w:val="35"/>
         </w:numPr>
         <w:spacing w:after="80" w:line="290"/>
       </w:pPr>
@@ -11439,7 +11253,7 @@
         <w:pStyle w:val="ListParagraph"/>
         <w:numPr>
           <w:ilvl w:val="0"/>
-          <w:numId w:val="37"/>
+          <w:numId w:val="35"/>
         </w:numPr>
         <w:spacing w:after="80" w:line="290"/>
       </w:pPr>
@@ -11452,7 +11266,7 @@
         <w:pStyle w:val="ListParagraph"/>
         <w:numPr>
           <w:ilvl w:val="0"/>
-          <w:numId w:val="37"/>
+          <w:numId w:val="35"/>
         </w:numPr>
         <w:spacing w:after="80" w:line="290"/>
       </w:pPr>
@@ -11475,24 +11289,157 @@
     </w:p>
     <w:p>
       <w:pPr>
-        <w:spacing w:after="140" w:before="60" w:line="280"/>
+        <w:spacing w:after="140" w:line="300"/>
+        <w:jc w:val="both"/>
+      </w:pPr>
+      <w:r>
+        <w:t xml:space="preserve">Glattleder reinigen: mit einem nebelfeuchten Tuch und ein wenig Seifenkraut- oder Waschnusssud abwischen, trocknen lassen, dann pflegen.</w:t>
+      </w:r>
+    </w:p>
+    <w:p>
+      <w:pPr>
+        <w:pStyle w:val="Heading2"/>
+      </w:pPr>
+      <w:r>
+        <w:t xml:space="preserve">Metall</w:t>
+      </w:r>
+    </w:p>
+    <w:p>
+      <w:pPr>
+        <w:pStyle w:val="Heading3"/>
+      </w:pPr>
+      <w:bookmarkStart w:name="r33" w:id="1"/>
+      <w:r>
+        <w:t xml:space="preserve">Silber putzen mit Alufolie und Natron</w:t>
+      </w:r>
+      <w:bookmarkEnd w:id="1"/>
+    </w:p>
+    <w:p>
+      <w:pPr>
+        <w:spacing w:after="140" w:line="300"/>
+        <w:jc w:val="left"/>
+      </w:pPr>
+      <w:r>
+        <w:rPr>
+          <w:i/>
+          <w:iCs/>
+        </w:rPr>
+        <w:t xml:space="preserve">Für Besteck und Schmuck</w:t>
+      </w:r>
+    </w:p>
+    <w:p>
+      <w:pPr>
+        <w:spacing w:after="60"/>
       </w:pPr>
       <w:r>
         <w:rPr>
           <w:b/>
           <w:bCs/>
-          <w:color w:val="3E5A2A"/>
-          <w:sz w:val="20"/>
-          <w:szCs w:val="20"/>
-        </w:rPr>
-        <w:t xml:space="preserve">Tausch-Tipp: </w:t>
-      </w:r>
-      <w:r>
-        <w:rPr>
-          <w:sz w:val="20"/>
-          <w:szCs w:val="20"/>
-        </w:rPr>
-        <w:t xml:space="preserve">Statt Bienenwachs 15 g Candelilla- oder Carnaubawachs.</w:t>
+        </w:rPr>
+        <w:t xml:space="preserve">Du brauchst</w:t>
+      </w:r>
+    </w:p>
+    <w:p>
+      <w:pPr>
+        <w:pStyle w:val="ListParagraph"/>
+        <w:numPr>
+          <w:ilvl w:val="0"/>
+          <w:numId w:val="2"/>
+        </w:numPr>
+        <w:spacing w:after="80" w:line="290"/>
+      </w:pPr>
+      <w:r>
+        <w:t xml:space="preserve">eine Schüssel (kein Metall), mit Alufolie ausgelegt (glänzende Seite nach oben)</w:t>
+      </w:r>
+    </w:p>
+    <w:p>
+      <w:pPr>
+        <w:pStyle w:val="ListParagraph"/>
+        <w:numPr>
+          <w:ilvl w:val="0"/>
+          <w:numId w:val="2"/>
+        </w:numPr>
+        <w:spacing w:after="80" w:line="290"/>
+      </w:pPr>
+      <w:r>
+        <w:t xml:space="preserve">1 Liter heißes Wasser</w:t>
+      </w:r>
+    </w:p>
+    <w:p>
+      <w:pPr>
+        <w:pStyle w:val="ListParagraph"/>
+        <w:numPr>
+          <w:ilvl w:val="0"/>
+          <w:numId w:val="2"/>
+        </w:numPr>
+        <w:spacing w:after="80" w:line="290"/>
+      </w:pPr>
+      <w:r>
+        <w:t xml:space="preserve">2 EL Natron, 1 EL Salz</w:t>
+      </w:r>
+    </w:p>
+    <w:p>
+      <w:pPr>
+        <w:spacing w:after="60" w:before="120"/>
+      </w:pPr>
+      <w:r>
+        <w:rPr>
+          <w:b/>
+          <w:bCs/>
+        </w:rPr>
+        <w:t xml:space="preserve">So geht es</w:t>
+      </w:r>
+    </w:p>
+    <w:p>
+      <w:pPr>
+        <w:pStyle w:val="ListParagraph"/>
+        <w:numPr>
+          <w:ilvl w:val="0"/>
+          <w:numId w:val="36"/>
+        </w:numPr>
+        <w:spacing w:after="80" w:line="290"/>
+      </w:pPr>
+      <w:r>
+        <w:t xml:space="preserve">Natron und Salz im heißen Wasser auflösen und in die Schüssel gießen.</w:t>
+      </w:r>
+    </w:p>
+    <w:p>
+      <w:pPr>
+        <w:pStyle w:val="ListParagraph"/>
+        <w:numPr>
+          <w:ilvl w:val="0"/>
+          <w:numId w:val="36"/>
+        </w:numPr>
+        <w:spacing w:after="80" w:line="290"/>
+      </w:pPr>
+      <w:r>
+        <w:t xml:space="preserve">Silber hineinlegen, sodass es die Alufolie berührt.</w:t>
+      </w:r>
+    </w:p>
+    <w:p>
+      <w:pPr>
+        <w:pStyle w:val="ListParagraph"/>
+        <w:numPr>
+          <w:ilvl w:val="0"/>
+          <w:numId w:val="36"/>
+        </w:numPr>
+        <w:spacing w:after="80" w:line="290"/>
+      </w:pPr>
+      <w:r>
+        <w:t xml:space="preserve">5 bis 10 Minuten warten – der schwarze Belag wandert auf die Folie (es riecht leicht nach Schwefel).</w:t>
+      </w:r>
+    </w:p>
+    <w:p>
+      <w:pPr>
+        <w:pStyle w:val="ListParagraph"/>
+        <w:numPr>
+          <w:ilvl w:val="0"/>
+          <w:numId w:val="36"/>
+        </w:numPr>
+        <w:spacing w:after="80" w:line="290"/>
+      </w:pPr>
+      <w:r>
+        <w:t xml:space="preserve">Silber abspülen und mit einem weichen Tuch polieren.</w:t>
       </w:r>
     </w:p>
     <w:p>
@@ -11501,24 +11448,20 @@
         <w:jc w:val="both"/>
       </w:pPr>
       <w:r>
-        <w:t xml:space="preserve">Glattleder reinigen: mit einem nebelfeuchten Tuch und ein wenig Seifenkraut- oder Waschnusssud abwischen, trocknen lassen, dann pflegen.</w:t>
-      </w:r>
-    </w:p>
-    <w:p>
-      <w:pPr>
-        <w:pStyle w:val="Heading2"/>
-      </w:pPr>
-      <w:r>
-        <w:t xml:space="preserve">Metall</w:t>
+        <w:rPr>
+          <w:i/>
+          <w:iCs/>
+        </w:rPr>
+        <w:t xml:space="preserve">Tipp: Nicht für Schmuck mit Perlen, Steinen, Klebestellen oder gewollter Patina (Antiksilber).</w:t>
       </w:r>
     </w:p>
     <w:p>
       <w:pPr>
         <w:pStyle w:val="Heading3"/>
       </w:pPr>
-      <w:bookmarkStart w:name="r35" w:id="1"/>
-      <w:r>
-        <w:t xml:space="preserve">Silber putzen mit Alufolie und Natron</w:t>
+      <w:bookmarkStart w:name="r34" w:id="1"/>
+      <w:r>
+        <w:t xml:space="preserve">Messing und Kupfer polieren</w:t>
       </w:r>
       <w:bookmarkEnd w:id="1"/>
     </w:p>
@@ -11532,7 +11475,7 @@
           <w:i/>
           <w:iCs/>
         </w:rPr>
-        <w:t xml:space="preserve">Für Besteck und Schmuck</w:t>
+        <w:t xml:space="preserve">Für Töpfe, Griffe, Dekoration</w:t>
       </w:r>
     </w:p>
     <w:p>
@@ -11557,7 +11500,7 @@
         <w:spacing w:after="80" w:line="290"/>
       </w:pPr>
       <w:r>
-        <w:t xml:space="preserve">eine Schüssel (kein Metall), mit Alufolie ausgelegt (glänzende Seite nach oben)</w:t>
+        <w:t xml:space="preserve">½ Zitrone</w:t>
       </w:r>
     </w:p>
     <w:p>
@@ -11570,7 +11513,7 @@
         <w:spacing w:after="80" w:line="290"/>
       </w:pPr>
       <w:r>
-        <w:t xml:space="preserve">1 Liter heißes Wasser</w:t>
+        <w:t xml:space="preserve">1 EL Salz</w:t>
       </w:r>
     </w:p>
     <w:p>
@@ -11583,7 +11526,7 @@
         <w:spacing w:after="80" w:line="290"/>
       </w:pPr>
       <w:r>
-        <w:t xml:space="preserve">2 EL Natron, 1 EL Salz</w:t>
+        <w:t xml:space="preserve">oder: Paste aus 1 EL Essig, 1 EL Salz, 1 EL Mehl</w:t>
       </w:r>
     </w:p>
     <w:p>
@@ -11603,51 +11546,25 @@
         <w:pStyle w:val="ListParagraph"/>
         <w:numPr>
           <w:ilvl w:val="0"/>
-          <w:numId w:val="38"/>
-        </w:numPr>
-        <w:spacing w:after="80" w:line="290"/>
-      </w:pPr>
-      <w:r>
-        <w:t xml:space="preserve">Natron und Salz im heißen Wasser auflösen und in die Schüssel gießen.</w:t>
-      </w:r>
-    </w:p>
-    <w:p>
-      <w:pPr>
-        <w:pStyle w:val="ListParagraph"/>
-        <w:numPr>
-          <w:ilvl w:val="0"/>
-          <w:numId w:val="38"/>
-        </w:numPr>
-        <w:spacing w:after="80" w:line="290"/>
-      </w:pPr>
-      <w:r>
-        <w:t xml:space="preserve">Silber hineinlegen, sodass es die Alufolie berührt.</w:t>
-      </w:r>
-    </w:p>
-    <w:p>
-      <w:pPr>
-        <w:pStyle w:val="ListParagraph"/>
-        <w:numPr>
-          <w:ilvl w:val="0"/>
-          <w:numId w:val="38"/>
-        </w:numPr>
-        <w:spacing w:after="80" w:line="290"/>
-      </w:pPr>
-      <w:r>
-        <w:t xml:space="preserve">5 bis 10 Minuten warten – der schwarze Belag wandert auf die Folie (es riecht leicht nach Schwefel).</w:t>
-      </w:r>
-    </w:p>
-    <w:p>
-      <w:pPr>
-        <w:pStyle w:val="ListParagraph"/>
-        <w:numPr>
-          <w:ilvl w:val="0"/>
-          <w:numId w:val="38"/>
-        </w:numPr>
-        <w:spacing w:after="80" w:line="290"/>
-      </w:pPr>
-      <w:r>
-        <w:t xml:space="preserve">Silber abspülen und mit einem weichen Tuch polieren.</w:t>
+          <w:numId w:val="37"/>
+        </w:numPr>
+        <w:spacing w:after="80" w:line="290"/>
+      </w:pPr>
+      <w:r>
+        <w:t xml:space="preserve">Salz auf die Schnittfläche der Zitrone streuen und das Metall damit abreiben – oder die Paste auftragen und 15 Minuten einwirken lassen.</w:t>
+      </w:r>
+    </w:p>
+    <w:p>
+      <w:pPr>
+        <w:pStyle w:val="ListParagraph"/>
+        <w:numPr>
+          <w:ilvl w:val="0"/>
+          <w:numId w:val="37"/>
+        </w:numPr>
+        <w:spacing w:after="80" w:line="290"/>
+      </w:pPr>
+      <w:r>
+        <w:t xml:space="preserve">Gründlich abspülen und sofort trocken polieren.</w:t>
       </w:r>
     </w:p>
     <w:p>
@@ -11660,16 +11577,155 @@
           <w:i/>
           <w:iCs/>
         </w:rPr>
-        <w:t xml:space="preserve">Tipp: Nicht für Schmuck mit Perlen, Steinen, Klebestellen oder gewollter Patina (Antiksilber).</w:t>
+        <w:t xml:space="preserve">Tipp: Nicht für lackiertes Messing.</w:t>
+      </w:r>
+    </w:p>
+    <w:p>
+      <w:pPr>
+        <w:pStyle w:val="ListParagraph"/>
+        <w:numPr>
+          <w:ilvl w:val="0"/>
+          <w:numId w:val="2"/>
+        </w:numPr>
+        <w:spacing w:after="80" w:line="290"/>
+      </w:pPr>
+      <w:r>
+        <w:rPr>
+          <w:b/>
+          <w:bCs/>
+        </w:rPr>
+        <w:t xml:space="preserve">Edelstahl:</w:t>
+      </w:r>
+      <w:r>
+        <w:t xml:space="preserve"> mit etwas Öl auf einem Tuch in Schliffrichtung polieren.</w:t>
+      </w:r>
+    </w:p>
+    <w:p>
+      <w:pPr>
+        <w:pStyle w:val="ListParagraph"/>
+        <w:numPr>
+          <w:ilvl w:val="0"/>
+          <w:numId w:val="2"/>
+        </w:numPr>
+        <w:spacing w:after="80" w:line="290"/>
+      </w:pPr>
+      <w:r>
+        <w:rPr>
+          <w:b/>
+          <w:bCs/>
+        </w:rPr>
+        <w:t xml:space="preserve">Chrom:</w:t>
+      </w:r>
+      <w:r>
+        <w:t xml:space="preserve"> mit Essigwasser oder einer zerknüllten, feuchten Alufolie leichten Rost abreiben.</w:t>
+      </w:r>
+    </w:p>
+    <w:p>
+      <w:pPr>
+        <w:pStyle w:val="ListParagraph"/>
+        <w:numPr>
+          <w:ilvl w:val="0"/>
+          <w:numId w:val="2"/>
+        </w:numPr>
+        <w:spacing w:after="80" w:line="290"/>
+      </w:pPr>
+      <w:r>
+        <w:rPr>
+          <w:b/>
+          <w:bCs/>
+        </w:rPr>
+        <w:t xml:space="preserve">Gusseisen:</w:t>
+      </w:r>
+      <w:r>
+        <w:t xml:space="preserve"> siehe Kapitel Spülen.</w:t>
+      </w:r>
+    </w:p>
+    <w:p>
+      <w:pPr>
+        <w:pStyle w:val="Heading1"/>
+        <w:pageBreakBefore/>
+      </w:pPr>
+      <w:bookmarkStart w:name="k_luft_schimmel" w:id="1"/>
+      <w:r>
+        <w:t xml:space="preserve">Gerüche, frische Luft und Schimmel</w:t>
+      </w:r>
+      <w:bookmarkEnd w:id="1"/>
+    </w:p>
+    <w:p>
+      <w:pPr>
+        <w:pStyle w:val="Heading2"/>
+      </w:pPr>
+      <w:r>
+        <w:t xml:space="preserve">Gerüche binden statt überdecken</w:t>
+      </w:r>
+    </w:p>
+    <w:p>
+      <w:pPr>
+        <w:pStyle w:val="ListParagraph"/>
+        <w:numPr>
+          <w:ilvl w:val="0"/>
+          <w:numId w:val="2"/>
+        </w:numPr>
+        <w:spacing w:after="80" w:line="290"/>
+      </w:pPr>
+      <w:r>
+        <w:rPr>
+          <w:b/>
+          <w:bCs/>
+        </w:rPr>
+        <w:t xml:space="preserve">Natron</w:t>
+      </w:r>
+      <w:r>
+        <w:t xml:space="preserve"> in offenen Schälchen bindet Gerüche im Kühlschrank, Schuhschrank und Mülleimer.</w:t>
+      </w:r>
+    </w:p>
+    <w:p>
+      <w:pPr>
+        <w:pStyle w:val="ListParagraph"/>
+        <w:numPr>
+          <w:ilvl w:val="0"/>
+          <w:numId w:val="2"/>
+        </w:numPr>
+        <w:spacing w:after="80" w:line="290"/>
+      </w:pPr>
+      <w:r>
+        <w:rPr>
+          <w:b/>
+          <w:bCs/>
+        </w:rPr>
+        <w:t xml:space="preserve">Kaffeesatz</w:t>
+      </w:r>
+      <w:r>
+        <w:t xml:space="preserve"> (getrocknet) bindet Gerüche im Kühlschrank und an den Händen nach Zwiebelschneiden.</w:t>
+      </w:r>
+    </w:p>
+    <w:p>
+      <w:pPr>
+        <w:pStyle w:val="ListParagraph"/>
+        <w:numPr>
+          <w:ilvl w:val="0"/>
+          <w:numId w:val="2"/>
+        </w:numPr>
+        <w:spacing w:after="80" w:line="290"/>
+      </w:pPr>
+      <w:r>
+        <w:rPr>
+          <w:b/>
+          <w:bCs/>
+        </w:rPr>
+        <w:t xml:space="preserve">Stoßlüften</w:t>
+      </w:r>
+      <w:r>
+        <w:t xml:space="preserve"> statt Kipplüften: 3- bis 4-mal täglich 5 bis 10 Minuten die Fenster weit öffnen.</w:t>
       </w:r>
     </w:p>
     <w:p>
       <w:pPr>
         <w:pStyle w:val="Heading3"/>
       </w:pPr>
-      <w:bookmarkStart w:name="r36" w:id="1"/>
-      <w:r>
-        <w:t xml:space="preserve">Messing und Kupfer polieren</w:t>
+      <w:bookmarkStart w:name="r35" w:id="1"/>
+      <w:r>
+        <w:t xml:space="preserve">Schuh-Deo-Säckchen</w:t>
       </w:r>
       <w:bookmarkEnd w:id="1"/>
     </w:p>
@@ -11683,7 +11739,7 @@
           <w:i/>
           <w:iCs/>
         </w:rPr>
-        <w:t xml:space="preserve">Für Töpfe, Griffe, Dekoration</w:t>
+        <w:t xml:space="preserve">Für ein Paar Schuhe</w:t>
       </w:r>
     </w:p>
     <w:p>
@@ -11708,7 +11764,7 @@
         <w:spacing w:after="80" w:line="290"/>
       </w:pPr>
       <w:r>
-        <w:t xml:space="preserve">½ Zitrone</w:t>
+        <w:t xml:space="preserve">2 alte Socken oder kleine Stoffbeutel</w:t>
       </w:r>
     </w:p>
     <w:p>
@@ -11721,7 +11777,7 @@
         <w:spacing w:after="80" w:line="290"/>
       </w:pPr>
       <w:r>
-        <w:t xml:space="preserve">1 EL Salz</w:t>
+        <w:t xml:space="preserve">4 EL Natron</w:t>
       </w:r>
     </w:p>
     <w:p>
@@ -11734,7 +11790,7 @@
         <w:spacing w:after="80" w:line="290"/>
       </w:pPr>
       <w:r>
-        <w:t xml:space="preserve">oder: Paste aus 1 EL Essig, 1 EL Salz, 1 EL Mehl</w:t>
+        <w:t xml:space="preserve">nach Belieben getrocknete Lavendelblüten</w:t>
       </w:r>
     </w:p>
     <w:p>
@@ -11754,12 +11810,124 @@
         <w:pStyle w:val="ListParagraph"/>
         <w:numPr>
           <w:ilvl w:val="0"/>
+          <w:numId w:val="38"/>
+        </w:numPr>
+        <w:spacing w:after="80" w:line="290"/>
+      </w:pPr>
+      <w:r>
+        <w:t xml:space="preserve">Natron (und Lavendel) in die Socken füllen und zuknoten.</w:t>
+      </w:r>
+    </w:p>
+    <w:p>
+      <w:pPr>
+        <w:pStyle w:val="ListParagraph"/>
+        <w:numPr>
+          <w:ilvl w:val="0"/>
+          <w:numId w:val="38"/>
+        </w:numPr>
+        <w:spacing w:after="80" w:line="290"/>
+      </w:pPr>
+      <w:r>
+        <w:t xml:space="preserve">Über Nacht in die Schuhe legen.</w:t>
+      </w:r>
+    </w:p>
+    <w:p>
+      <w:pPr>
+        <w:pStyle w:val="ListParagraph"/>
+        <w:numPr>
+          <w:ilvl w:val="0"/>
+          <w:numId w:val="38"/>
+        </w:numPr>
+        <w:spacing w:after="80" w:line="290"/>
+      </w:pPr>
+      <w:r>
+        <w:t xml:space="preserve">Alle paar Wochen das Natron erneuern.</w:t>
+      </w:r>
+    </w:p>
+    <w:p>
+      <w:pPr>
+        <w:pStyle w:val="Heading3"/>
+      </w:pPr>
+      <w:bookmarkStart w:name="r36" w:id="1"/>
+      <w:r>
+        <w:t xml:space="preserve">Raumduft-Topf (Simmer Pot)</w:t>
+      </w:r>
+      <w:bookmarkEnd w:id="1"/>
+    </w:p>
+    <w:p>
+      <w:pPr>
+        <w:spacing w:after="140" w:line="300"/>
+        <w:jc w:val="left"/>
+      </w:pPr>
+      <w:r>
+        <w:rPr>
+          <w:i/>
+          <w:iCs/>
+        </w:rPr>
+        <w:t xml:space="preserve">Für einen gemütlichen Nachmittag</w:t>
+      </w:r>
+    </w:p>
+    <w:p>
+      <w:pPr>
+        <w:spacing w:after="60"/>
+      </w:pPr>
+      <w:r>
+        <w:rPr>
+          <w:b/>
+          <w:bCs/>
+        </w:rPr>
+        <w:t xml:space="preserve">Du brauchst</w:t>
+      </w:r>
+    </w:p>
+    <w:p>
+      <w:pPr>
+        <w:pStyle w:val="ListParagraph"/>
+        <w:numPr>
+          <w:ilvl w:val="0"/>
+          <w:numId w:val="2"/>
+        </w:numPr>
+        <w:spacing w:after="80" w:line="290"/>
+      </w:pPr>
+      <w:r>
+        <w:t xml:space="preserve">ein Topf mit Wasser</w:t>
+      </w:r>
+    </w:p>
+    <w:p>
+      <w:pPr>
+        <w:pStyle w:val="ListParagraph"/>
+        <w:numPr>
+          <w:ilvl w:val="0"/>
+          <w:numId w:val="2"/>
+        </w:numPr>
+        <w:spacing w:after="80" w:line="290"/>
+      </w:pPr>
+      <w:r>
+        <w:t xml:space="preserve">Orangen- oder Apfelschalen, 1 Zimtstange, ein paar Nelken, ein Zweig Fichte oder Rosmarin</w:t>
+      </w:r>
+    </w:p>
+    <w:p>
+      <w:pPr>
+        <w:spacing w:after="60" w:before="120"/>
+      </w:pPr>
+      <w:r>
+        <w:rPr>
+          <w:b/>
+          <w:bCs/>
+        </w:rPr>
+        <w:t xml:space="preserve">So geht es</w:t>
+      </w:r>
+    </w:p>
+    <w:p>
+      <w:pPr>
+        <w:pStyle w:val="ListParagraph"/>
+        <w:numPr>
+          <w:ilvl w:val="0"/>
           <w:numId w:val="39"/>
         </w:numPr>
         <w:spacing w:after="80" w:line="290"/>
       </w:pPr>
       <w:r>
-        <w:t xml:space="preserve">Salz auf die Schnittfläche der Zitrone streuen und das Metall damit abreiben – oder die Paste auftragen und 15 Minuten einwirken lassen.</w:t>
+        <w:t xml:space="preserve">Alles in den Topf geben.</w:t>
       </w:r>
     </w:p>
     <w:p>
@@ -11772,7 +11940,7 @@
         <w:spacing w:after="80" w:line="290"/>
       </w:pPr>
       <w:r>
-        <w:t xml:space="preserve">Gründlich abspülen und sofort trocken polieren.</w:t>
+        <w:t xml:space="preserve">Auf kleinster Stufe leise köcheln lassen und Wasser nachfüllen.</w:t>
       </w:r>
     </w:p>
     <w:p>
@@ -11785,7 +11953,24 @@
           <w:i/>
           <w:iCs/>
         </w:rPr>
-        <w:t xml:space="preserve">Tipp: Nicht für lackiertes Messing.</w:t>
+        <w:t xml:space="preserve">Tipp: Nie unbeaufsichtigt lassen. Statt Duftkerzen und Raumsprays – ohne künstliche Duftstoffe.</w:t>
+      </w:r>
+    </w:p>
+    <w:p>
+      <w:pPr>
+        <w:pStyle w:val="Heading2"/>
+      </w:pPr>
+      <w:r>
+        <w:t xml:space="preserve">Schimmel: was du selbst machen kannst – und was nicht</w:t>
+      </w:r>
+    </w:p>
+    <w:p>
+      <w:pPr>
+        <w:spacing w:after="140" w:line="300"/>
+        <w:jc w:val="both"/>
+      </w:pPr>
+      <w:r>
+        <w:t xml:space="preserve">Schimmel ist kein Schönheitsproblem, sondern kann der Gesundheit schaden. Das Umweltbundesamt empfiehlt:</w:t>
       </w:r>
     </w:p>
     <w:p>
@@ -11802,30 +11987,20 @@
           <w:b/>
           <w:bCs/>
         </w:rPr>
-        <w:t xml:space="preserve">Edelstahl:</w:t>
-      </w:r>
-      <w:r>
-        <w:t xml:space="preserve"> mit etwas Öl auf einem Tuch in Schliffrichtung polieren.</w:t>
-      </w:r>
-    </w:p>
-    <w:p>
-      <w:pPr>
-        <w:pStyle w:val="ListParagraph"/>
-        <w:numPr>
-          <w:ilvl w:val="0"/>
-          <w:numId w:val="2"/>
-        </w:numPr>
-        <w:spacing w:after="80" w:line="290"/>
-      </w:pPr>
+        <w:t xml:space="preserve">Kleine Flächen</w:t>
+      </w:r>
+      <w:r>
+        <w:t xml:space="preserve"> (bis etwa 0,5 m²) auf </w:t>
+      </w:r>
       <w:r>
         <w:rPr>
           <w:b/>
           <w:bCs/>
         </w:rPr>
-        <w:t xml:space="preserve">Chrom:</w:t>
-      </w:r>
-      <w:r>
-        <w:t xml:space="preserve"> mit Essigwasser oder einer zerknüllten, feuchten Alufolie leichten Rost abreiben.</w:t>
+        <w:t xml:space="preserve">glatten, nicht saugfähigen</w:t>
+      </w:r>
+      <w:r>
+        <w:t xml:space="preserve"> Oberflächen (Fliesen, Fensterrahmen, Silikon) kannst du selbst entfernen.</w:t>
       </w:r>
     </w:p>
     <w:p>
@@ -11842,10 +12017,262 @@
           <w:b/>
           <w:bCs/>
         </w:rPr>
-        <w:t xml:space="preserve">Gusseisen:</w:t>
-      </w:r>
-      <w:r>
-        <w:t xml:space="preserve"> siehe Kapitel Spülen.</w:t>
+        <w:t xml:space="preserve">Größere Flächen</w:t>
+      </w:r>
+      <w:r>
+        <w:t xml:space="preserve">, Schimmel in Wänden, unter Tapeten oder nach Wasserschäden gehören in die Hand von </w:t>
+      </w:r>
+      <w:r>
+        <w:rPr>
+          <w:b/>
+          <w:bCs/>
+        </w:rPr>
+        <w:t xml:space="preserve">Fachleuten</w:t>
+      </w:r>
+      <w:r>
+        <w:t xml:space="preserve">. Das gilt auch, wenn Allergiker, Schwangere, kleine Kinder oder Menschen mit geschwächtem Immunsystem im Haushalt leben.</w:t>
+      </w:r>
+    </w:p>
+    <w:p>
+      <w:pPr>
+        <w:pStyle w:val="ListParagraph"/>
+        <w:numPr>
+          <w:ilvl w:val="0"/>
+          <w:numId w:val="2"/>
+        </w:numPr>
+        <w:spacing w:after="80" w:line="290"/>
+      </w:pPr>
+      <w:r>
+        <w:rPr>
+          <w:b/>
+          <w:bCs/>
+        </w:rPr>
+        <w:t xml:space="preserve">Ursache finden:</w:t>
+      </w:r>
+      <w:r>
+        <w:t xml:space="preserve"> zu hohe Luftfeuchtigkeit, Wärmebrücken, undichte Stellen. Ohne die Ursache kommt der Schimmel wieder.</w:t>
+      </w:r>
+    </w:p>
+    <w:p>
+      <w:pPr>
+        <w:pStyle w:val="Heading3"/>
+      </w:pPr>
+      <w:bookmarkStart w:name="r37" w:id="1"/>
+      <w:r>
+        <w:t xml:space="preserve">Kleine Schimmelflecken entfernen</w:t>
+      </w:r>
+      <w:bookmarkEnd w:id="1"/>
+    </w:p>
+    <w:p>
+      <w:pPr>
+        <w:spacing w:after="140" w:line="300"/>
+        <w:jc w:val="left"/>
+      </w:pPr>
+      <w:r>
+        <w:rPr>
+          <w:i/>
+          <w:iCs/>
+        </w:rPr>
+        <w:t xml:space="preserve">Für glatte Oberflächen bis 0,5 m²</w:t>
+      </w:r>
+    </w:p>
+    <w:p>
+      <w:pPr>
+        <w:spacing w:after="60"/>
+      </w:pPr>
+      <w:r>
+        <w:rPr>
+          <w:b/>
+          <w:bCs/>
+        </w:rPr>
+        <w:t xml:space="preserve">Du brauchst</w:t>
+      </w:r>
+    </w:p>
+    <w:p>
+      <w:pPr>
+        <w:pStyle w:val="ListParagraph"/>
+        <w:numPr>
+          <w:ilvl w:val="0"/>
+          <w:numId w:val="2"/>
+        </w:numPr>
+        <w:spacing w:after="80" w:line="290"/>
+      </w:pPr>
+      <w:r>
+        <w:t xml:space="preserve">70- bis 80-prozentiger Ethanol (Weingeist aus der Apotheke)</w:t>
+      </w:r>
+    </w:p>
+    <w:p>
+      <w:pPr>
+        <w:pStyle w:val="ListParagraph"/>
+        <w:numPr>
+          <w:ilvl w:val="0"/>
+          <w:numId w:val="2"/>
+        </w:numPr>
+        <w:spacing w:after="80" w:line="290"/>
+      </w:pPr>
+      <w:r>
+        <w:t xml:space="preserve">Einweg-Tücher, Handschuhe, FFP2-Maske, Schutzbrille</w:t>
+      </w:r>
+    </w:p>
+    <w:p>
+      <w:pPr>
+        <w:spacing w:after="60" w:before="120"/>
+      </w:pPr>
+      <w:r>
+        <w:rPr>
+          <w:b/>
+          <w:bCs/>
+        </w:rPr>
+        <w:t xml:space="preserve">So geht es</w:t>
+      </w:r>
+    </w:p>
+    <w:p>
+      <w:pPr>
+        <w:pStyle w:val="ListParagraph"/>
+        <w:numPr>
+          <w:ilvl w:val="0"/>
+          <w:numId w:val="40"/>
+        </w:numPr>
+        <w:spacing w:after="80" w:line="290"/>
+      </w:pPr>
+      <w:r>
+        <w:t xml:space="preserve">Fenster öffnen, Schutzausrüstung anziehen.</w:t>
+      </w:r>
+    </w:p>
+    <w:p>
+      <w:pPr>
+        <w:pStyle w:val="ListParagraph"/>
+        <w:numPr>
+          <w:ilvl w:val="0"/>
+          <w:numId w:val="40"/>
+        </w:numPr>
+        <w:spacing w:after="80" w:line="290"/>
+      </w:pPr>
+      <w:r>
+        <w:t xml:space="preserve">Schimmel </w:t>
+      </w:r>
+      <w:r>
+        <w:rPr>
+          <w:b/>
+          <w:bCs/>
+        </w:rPr>
+        <w:t xml:space="preserve">nicht trocken abbürsten</w:t>
+      </w:r>
+      <w:r>
+        <w:t xml:space="preserve"> – das verteilt die Sporen.</w:t>
+      </w:r>
+    </w:p>
+    <w:p>
+      <w:pPr>
+        <w:pStyle w:val="ListParagraph"/>
+        <w:numPr>
+          <w:ilvl w:val="0"/>
+          <w:numId w:val="40"/>
+        </w:numPr>
+        <w:spacing w:after="80" w:line="290"/>
+      </w:pPr>
+      <w:r>
+        <w:t xml:space="preserve">Alkohol auf ein Tuch geben und die Fläche abwischen, kurz einwirken lassen, mit einem neuen Tuch nachwischen.</w:t>
+      </w:r>
+    </w:p>
+    <w:p>
+      <w:pPr>
+        <w:pStyle w:val="ListParagraph"/>
+        <w:numPr>
+          <w:ilvl w:val="0"/>
+          <w:numId w:val="40"/>
+        </w:numPr>
+        <w:spacing w:after="80" w:line="290"/>
+      </w:pPr>
+      <w:r>
+        <w:t xml:space="preserve">Tücher in einem verschlossenen Beutel im Restmüll entsorgen.</w:t>
+      </w:r>
+    </w:p>
+    <w:p>
+      <w:pPr>
+        <w:spacing w:after="140" w:line="300"/>
+        <w:jc w:val="both"/>
+      </w:pPr>
+      <w:r>
+        <w:rPr>
+          <w:i/>
+          <w:iCs/>
+        </w:rPr>
+        <w:t xml:space="preserve">Tipp: Ethanol ist – wie im Wein – aus vergorenem Pflanzenzucker gewonnen; hier ist er die eine Ausnahme im Buch, weil das Umweltbundesamt ihn für kleine Schimmelflächen empfiehlt. Er ist entzündlich – keine offenen Flammen, nicht rauchen. </w:t>
+      </w:r>
+      <w:r>
+        <w:rPr>
+          <w:i/>
+          <w:iCs/>
+        </w:rPr>
+        <w:t xml:space="preserve">Essig</w:t>
+      </w:r>
+      <w:r>
+        <w:rPr>
+          <w:i/>
+          <w:iCs/>
+        </w:rPr>
+        <w:t xml:space="preserve"> ist auf kalkhaltigen Wänden ungeeignet: Er wird neutralisiert und kann den Schimmel sogar ernähren.</w:t>
+      </w:r>
+    </w:p>
+    <w:p>
+      <w:pPr>
+        <w:pStyle w:val="Heading2"/>
+      </w:pPr>
+      <w:r>
+        <w:t xml:space="preserve">Richtig lüften und heizen</w:t>
+      </w:r>
+    </w:p>
+    <w:p>
+      <w:pPr>
+        <w:pStyle w:val="ListParagraph"/>
+        <w:numPr>
+          <w:ilvl w:val="0"/>
+          <w:numId w:val="2"/>
+        </w:numPr>
+        <w:spacing w:after="80" w:line="290"/>
+      </w:pPr>
+      <w:r>
+        <w:t xml:space="preserve">Luftfeuchtigkeit mit einem Hygrometer (unter 10 Euro) kontrollieren: Ideal sind 40 bis 60 %.</w:t>
+      </w:r>
+    </w:p>
+    <w:p>
+      <w:pPr>
+        <w:pStyle w:val="ListParagraph"/>
+        <w:numPr>
+          <w:ilvl w:val="0"/>
+          <w:numId w:val="2"/>
+        </w:numPr>
+        <w:spacing w:after="80" w:line="290"/>
+      </w:pPr>
+      <w:r>
+        <w:t xml:space="preserve">Nach dem Duschen, Kochen und Wäschetrocknen sofort stoßlüften.</w:t>
+      </w:r>
+    </w:p>
+    <w:p>
+      <w:pPr>
+        <w:pStyle w:val="ListParagraph"/>
+        <w:numPr>
+          <w:ilvl w:val="0"/>
+          <w:numId w:val="2"/>
+        </w:numPr>
+        <w:spacing w:after="80" w:line="290"/>
+      </w:pPr>
+      <w:r>
+        <w:t xml:space="preserve">Möbel mit etwas Abstand (5 bis 10 cm) zu Außenwänden aufstellen.</w:t>
+      </w:r>
+    </w:p>
+    <w:p>
+      <w:pPr>
+        <w:pStyle w:val="ListParagraph"/>
+        <w:numPr>
+          <w:ilvl w:val="0"/>
+          <w:numId w:val="2"/>
+        </w:numPr>
+        <w:spacing w:after="80" w:line="290"/>
+      </w:pPr>
+      <w:r>
+        <w:t xml:space="preserve">Räume nicht unter 16 °C auskühlen lassen.</w:t>
       </w:r>
     </w:p>
     <w:p>
@@ -11853,58 +12280,64 @@
         <w:pStyle w:val="Heading1"/>
         <w:pageBreakBefore/>
       </w:pPr>
-      <w:bookmarkStart w:name="k_luft_schimmel" w:id="1"/>
-      <w:r>
-        <w:t xml:space="preserve">Gerüche, frische Luft und Schimmel</w:t>
+      <w:bookmarkStart w:name="k_ungeziefer" w:id="1"/>
+      <w:r>
+        <w:t xml:space="preserve">Ungeziefer im Haus</w:t>
       </w:r>
       <w:bookmarkEnd w:id="1"/>
     </w:p>
     <w:p>
       <w:pPr>
-        <w:pStyle w:val="Heading2"/>
-      </w:pPr>
-      <w:r>
-        <w:t xml:space="preserve">Gerüche binden statt überdecken</w:t>
-      </w:r>
-    </w:p>
-    <w:p>
-      <w:pPr>
-        <w:pStyle w:val="ListParagraph"/>
-        <w:numPr>
-          <w:ilvl w:val="0"/>
-          <w:numId w:val="2"/>
-        </w:numPr>
-        <w:spacing w:after="80" w:line="290"/>
-      </w:pPr>
+        <w:spacing w:after="140" w:line="300"/>
+        <w:jc w:val="both"/>
+      </w:pPr>
+      <w:r>
+        <w:t xml:space="preserve">Gegen ungebetene Gäste hilft vor allem eines: </w:t>
+      </w:r>
       <w:r>
         <w:rPr>
           <w:b/>
           <w:bCs/>
         </w:rPr>
-        <w:t xml:space="preserve">Natron</w:t>
-      </w:r>
-      <w:r>
-        <w:t xml:space="preserve"> in offenen Schälchen bindet Gerüche im Kühlschrank, Schuhschrank und Mülleimer.</w:t>
-      </w:r>
-    </w:p>
-    <w:p>
-      <w:pPr>
-        <w:pStyle w:val="ListParagraph"/>
-        <w:numPr>
-          <w:ilvl w:val="0"/>
-          <w:numId w:val="2"/>
-        </w:numPr>
-        <w:spacing w:after="80" w:line="290"/>
+        <w:t xml:space="preserve">Vorbeugung.</w:t>
+      </w:r>
+      <w:r>
+        <w:t xml:space="preserve"> Lebensmittel dicht verschließen, Krümel wegwischen, Ritzen abdichten. Für den Rest gibt es sanfte Hausmittel.</w:t>
+      </w:r>
+    </w:p>
+    <w:p>
+      <w:pPr>
+        <w:pStyle w:val="Heading3"/>
+      </w:pPr>
+      <w:bookmarkStart w:name="r38" w:id="1"/>
+      <w:r>
+        <w:t xml:space="preserve">Fruchtfliegenfalle</w:t>
+      </w:r>
+      <w:bookmarkEnd w:id="1"/>
+    </w:p>
+    <w:p>
+      <w:pPr>
+        <w:spacing w:after="140" w:line="300"/>
+        <w:jc w:val="left"/>
+      </w:pPr>
+      <w:r>
+        <w:rPr>
+          <w:i/>
+          <w:iCs/>
+        </w:rPr>
+        <w:t xml:space="preserve">Für die Küche im Spätsommer</w:t>
+      </w:r>
+    </w:p>
+    <w:p>
+      <w:pPr>
+        <w:spacing w:after="60"/>
       </w:pPr>
       <w:r>
         <w:rPr>
           <w:b/>
           <w:bCs/>
         </w:rPr>
-        <w:t xml:space="preserve">Kaffeesatz</w:t>
-      </w:r>
-      <w:r>
-        <w:t xml:space="preserve"> (getrocknet) bindet Gerüche im Kühlschrank und an den Händen nach Zwiebelschneiden.</w:t>
+        <w:t xml:space="preserve">Du brauchst</w:t>
       </w:r>
     </w:p>
     <w:p>
@@ -11915,25 +12348,259 @@
           <w:numId w:val="2"/>
         </w:numPr>
         <w:spacing w:after="80" w:line="290"/>
+      </w:pPr>
+      <w:r>
+        <w:t xml:space="preserve">ein kleines Glas</w:t>
+      </w:r>
+    </w:p>
+    <w:p>
+      <w:pPr>
+        <w:pStyle w:val="ListParagraph"/>
+        <w:numPr>
+          <w:ilvl w:val="0"/>
+          <w:numId w:val="2"/>
+        </w:numPr>
+        <w:spacing w:after="80" w:line="290"/>
+      </w:pPr>
+      <w:r>
+        <w:t xml:space="preserve">3 EL Apfelessig</w:t>
+      </w:r>
+    </w:p>
+    <w:p>
+      <w:pPr>
+        <w:pStyle w:val="ListParagraph"/>
+        <w:numPr>
+          <w:ilvl w:val="0"/>
+          <w:numId w:val="2"/>
+        </w:numPr>
+        <w:spacing w:after="80" w:line="290"/>
+      </w:pPr>
+      <w:r>
+        <w:t xml:space="preserve">2 EL Saft oder etwas Obst</w:t>
+      </w:r>
+    </w:p>
+    <w:p>
+      <w:pPr>
+        <w:pStyle w:val="ListParagraph"/>
+        <w:numPr>
+          <w:ilvl w:val="0"/>
+          <w:numId w:val="2"/>
+        </w:numPr>
+        <w:spacing w:after="80" w:line="290"/>
+      </w:pPr>
+      <w:r>
+        <w:t xml:space="preserve">1 TL Kastanien-, Efeu- oder Waschnusssud</w:t>
+      </w:r>
+    </w:p>
+    <w:p>
+      <w:pPr>
+        <w:spacing w:after="60" w:before="120"/>
       </w:pPr>
       <w:r>
         <w:rPr>
           <w:b/>
           <w:bCs/>
         </w:rPr>
-        <w:t xml:space="preserve">Stoßlüften</w:t>
-      </w:r>
-      <w:r>
-        <w:t xml:space="preserve"> statt Kipplüften: 3- bis 4-mal täglich 5 bis 10 Minuten die Fenster weit öffnen.</w:t>
+        <w:t xml:space="preserve">So geht es</w:t>
+      </w:r>
+    </w:p>
+    <w:p>
+      <w:pPr>
+        <w:pStyle w:val="ListParagraph"/>
+        <w:numPr>
+          <w:ilvl w:val="0"/>
+          <w:numId w:val="41"/>
+        </w:numPr>
+        <w:spacing w:after="80" w:line="290"/>
+      </w:pPr>
+      <w:r>
+        <w:t xml:space="preserve">Essig und Saft ins Glas geben, den Sud dazugeben – er bricht die Oberflächenspannung, sodass die Fliegen nicht wieder hochkommen.</w:t>
+      </w:r>
+    </w:p>
+    <w:p>
+      <w:pPr>
+        <w:pStyle w:val="ListParagraph"/>
+        <w:numPr>
+          <w:ilvl w:val="0"/>
+          <w:numId w:val="41"/>
+        </w:numPr>
+        <w:spacing w:after="80" w:line="290"/>
+      </w:pPr>
+      <w:r>
+        <w:t xml:space="preserve">Glas neben die Obstschale stellen.</w:t>
+      </w:r>
+    </w:p>
+    <w:p>
+      <w:pPr>
+        <w:pStyle w:val="ListParagraph"/>
+        <w:numPr>
+          <w:ilvl w:val="0"/>
+          <w:numId w:val="41"/>
+        </w:numPr>
+        <w:spacing w:after="80" w:line="290"/>
+      </w:pPr>
+      <w:r>
+        <w:t xml:space="preserve">Alle paar Tage erneuern.</w:t>
+      </w:r>
+    </w:p>
+    <w:p>
+      <w:pPr>
+        <w:spacing w:after="140" w:line="300"/>
+        <w:jc w:val="both"/>
+      </w:pPr>
+      <w:r>
+        <w:rPr>
+          <w:i/>
+          <w:iCs/>
+        </w:rPr>
+        <w:t xml:space="preserve">Tipp: Obst nicht offen liegen lassen, Biomüll täglich leeren – dann gibt es kaum Fruchtfliegen.</w:t>
+      </w:r>
+    </w:p>
+    <w:p>
+      <w:pPr>
+        <w:pStyle w:val="Heading2"/>
+      </w:pPr>
+      <w:r>
+        <w:t xml:space="preserve">Ameisen</w:t>
+      </w:r>
+    </w:p>
+    <w:p>
+      <w:pPr>
+        <w:pStyle w:val="ListParagraph"/>
+        <w:numPr>
+          <w:ilvl w:val="0"/>
+          <w:numId w:val="2"/>
+        </w:numPr>
+        <w:spacing w:after="80" w:line="290"/>
+      </w:pPr>
+      <w:r>
+        <w:t xml:space="preserve">Ameisenstraße mit Essigwasser abwischen – das löscht die Duftspur.</w:t>
+      </w:r>
+    </w:p>
+    <w:p>
+      <w:pPr>
+        <w:pStyle w:val="ListParagraph"/>
+        <w:numPr>
+          <w:ilvl w:val="0"/>
+          <w:numId w:val="2"/>
+        </w:numPr>
+        <w:spacing w:after="80" w:line="290"/>
+      </w:pPr>
+      <w:r>
+        <w:rPr>
+          <w:b/>
+          <w:bCs/>
+        </w:rPr>
+        <w:t xml:space="preserve">Duftbarrieren</w:t>
+      </w:r>
+      <w:r>
+        <w:t xml:space="preserve"> aus Zimt, Lavendel, Pfefferminze oder Kreidestrichen an Eintrittsstellen legen.</w:t>
+      </w:r>
+    </w:p>
+    <w:p>
+      <w:pPr>
+        <w:pStyle w:val="ListParagraph"/>
+        <w:numPr>
+          <w:ilvl w:val="0"/>
+          <w:numId w:val="2"/>
+        </w:numPr>
+        <w:spacing w:after="80" w:line="290"/>
+      </w:pPr>
+      <w:r>
+        <w:t xml:space="preserve">Eintrittsstellen (Fugen, Fensterritzen) finden und abdichten.</w:t>
+      </w:r>
+    </w:p>
+    <w:p>
+      <w:pPr>
+        <w:pStyle w:val="ListParagraph"/>
+        <w:numPr>
+          <w:ilvl w:val="0"/>
+          <w:numId w:val="2"/>
+        </w:numPr>
+        <w:spacing w:after="80" w:line="290"/>
+      </w:pPr>
+      <w:r>
+        <w:t xml:space="preserve">Draußen ein Nest umsiedeln: Einen Blumentopf mit Holzwolle umgekehrt auf das Nest stellen, nach einigen Tagen mit einem Spaten unterfahren und weit weg tragen.</w:t>
+      </w:r>
+    </w:p>
+    <w:p>
+      <w:pPr>
+        <w:pStyle w:val="Heading2"/>
+      </w:pPr>
+      <w:r>
+        <w:t xml:space="preserve">Kleidermotten und Lebensmittelmotten</w:t>
+      </w:r>
+    </w:p>
+    <w:p>
+      <w:pPr>
+        <w:pStyle w:val="ListParagraph"/>
+        <w:numPr>
+          <w:ilvl w:val="0"/>
+          <w:numId w:val="2"/>
+        </w:numPr>
+        <w:spacing w:after="80" w:line="290"/>
+      </w:pPr>
+      <w:r>
+        <w:rPr>
+          <w:b/>
+          <w:bCs/>
+        </w:rPr>
+        <w:t xml:space="preserve">Kleidermotten:</w:t>
+      </w:r>
+      <w:r>
+        <w:t xml:space="preserve"> Schrank aussaugen und mit Essigwasser auswischen, Wollsachen einfrieren (2 bis 3 Tage) oder bei 60 °C waschen. Lavendel, Zedernholz und Steinklee (Band 1) halten fern.</w:t>
+      </w:r>
+    </w:p>
+    <w:p>
+      <w:pPr>
+        <w:pStyle w:val="ListParagraph"/>
+        <w:numPr>
+          <w:ilvl w:val="0"/>
+          <w:numId w:val="2"/>
+        </w:numPr>
+        <w:spacing w:after="80" w:line="290"/>
+      </w:pPr>
+      <w:r>
+        <w:rPr>
+          <w:b/>
+          <w:bCs/>
+        </w:rPr>
+        <w:t xml:space="preserve">Lebensmittelmotten:</w:t>
+      </w:r>
+      <w:r>
+        <w:t xml:space="preserve"> Befallene Vorräte im Restmüll entsorgen, Schrank aussaugen und auswischen, Vorräte in dicht schließenden Gläsern lagern. </w:t>
+      </w:r>
+      <w:r>
+        <w:rPr>
+          <w:b/>
+          <w:bCs/>
+        </w:rPr>
+        <w:t xml:space="preserve">Schlupfwespen</w:t>
+      </w:r>
+      <w:r>
+        <w:t xml:space="preserve"> (im Handel) sind natürliche Gegenspieler.</w:t>
+      </w:r>
+    </w:p>
+    <w:p>
+      <w:pPr>
+        <w:pStyle w:val="ListParagraph"/>
+        <w:numPr>
+          <w:ilvl w:val="0"/>
+          <w:numId w:val="2"/>
+        </w:numPr>
+        <w:spacing w:after="80" w:line="290"/>
+      </w:pPr>
+      <w:r>
+        <w:t xml:space="preserve">Pheromonfallen zeigen einen Befall an, bekämpfen ihn aber nicht.</w:t>
       </w:r>
     </w:p>
     <w:p>
       <w:pPr>
         <w:pStyle w:val="Heading3"/>
       </w:pPr>
-      <w:bookmarkStart w:name="r37" w:id="1"/>
-      <w:r>
-        <w:t xml:space="preserve">Schuh-Deo-Säckchen</w:t>
+      <w:bookmarkStart w:name="r39" w:id="1"/>
+      <w:r>
+        <w:t xml:space="preserve">Mottensäckchen</w:t>
       </w:r>
       <w:bookmarkEnd w:id="1"/>
     </w:p>
@@ -11947,7 +12614,7 @@
           <w:i/>
           <w:iCs/>
         </w:rPr>
-        <w:t xml:space="preserve">Für ein Paar Schuhe</w:t>
+        <w:t xml:space="preserve">Für den Kleiderschrank</w:t>
       </w:r>
     </w:p>
     <w:p>
@@ -11972,7 +12639,7 @@
         <w:spacing w:after="80" w:line="290"/>
       </w:pPr>
       <w:r>
-        <w:t xml:space="preserve">2 alte Socken oder kleine Stoffbeutel</w:t>
+        <w:t xml:space="preserve">kleine Baumwollbeutel</w:t>
       </w:r>
     </w:p>
     <w:p>
@@ -11985,7 +12652,7 @@
         <w:spacing w:after="80" w:line="290"/>
       </w:pPr>
       <w:r>
-        <w:t xml:space="preserve">4 EL Natron</w:t>
+        <w:t xml:space="preserve">getrocknete Lavendelblüten, Zedernholzspäne oder Steinklee</w:t>
       </w:r>
     </w:p>
     <w:p>
@@ -11998,7 +12665,7 @@
         <w:spacing w:after="80" w:line="290"/>
       </w:pPr>
       <w:r>
-        <w:t xml:space="preserve">nach Belieben getrocknete Lavendelblüten</w:t>
+        <w:t xml:space="preserve">ein paar Tropfen Lavendelöl zum Auffrischen</w:t>
       </w:r>
     </w:p>
     <w:p>
@@ -12018,333 +12685,12 @@
         <w:pStyle w:val="ListParagraph"/>
         <w:numPr>
           <w:ilvl w:val="0"/>
-          <w:numId w:val="40"/>
-        </w:numPr>
-        <w:spacing w:after="80" w:line="290"/>
-      </w:pPr>
-      <w:r>
-        <w:t xml:space="preserve">Natron (und Lavendel) in die Socken füllen und zuknoten.</w:t>
-      </w:r>
-    </w:p>
-    <w:p>
-      <w:pPr>
-        <w:pStyle w:val="ListParagraph"/>
-        <w:numPr>
-          <w:ilvl w:val="0"/>
-          <w:numId w:val="40"/>
-        </w:numPr>
-        <w:spacing w:after="80" w:line="290"/>
-      </w:pPr>
-      <w:r>
-        <w:t xml:space="preserve">Über Nacht in die Schuhe legen.</w:t>
-      </w:r>
-    </w:p>
-    <w:p>
-      <w:pPr>
-        <w:pStyle w:val="ListParagraph"/>
-        <w:numPr>
-          <w:ilvl w:val="0"/>
-          <w:numId w:val="40"/>
-        </w:numPr>
-        <w:spacing w:after="80" w:line="290"/>
-      </w:pPr>
-      <w:r>
-        <w:t xml:space="preserve">Alle paar Wochen das Natron erneuern.</w:t>
-      </w:r>
-    </w:p>
-    <w:p>
-      <w:pPr>
-        <w:pStyle w:val="Heading3"/>
-      </w:pPr>
-      <w:bookmarkStart w:name="r38" w:id="1"/>
-      <w:r>
-        <w:t xml:space="preserve">Raumduft-Topf (Simmer Pot)</w:t>
-      </w:r>
-      <w:bookmarkEnd w:id="1"/>
-    </w:p>
-    <w:p>
-      <w:pPr>
-        <w:spacing w:after="140" w:line="300"/>
-        <w:jc w:val="left"/>
-      </w:pPr>
-      <w:r>
-        <w:rPr>
-          <w:i/>
-          <w:iCs/>
-        </w:rPr>
-        <w:t xml:space="preserve">Für einen gemütlichen Nachmittag</w:t>
-      </w:r>
-    </w:p>
-    <w:p>
-      <w:pPr>
-        <w:spacing w:after="60"/>
-      </w:pPr>
-      <w:r>
-        <w:rPr>
-          <w:b/>
-          <w:bCs/>
-        </w:rPr>
-        <w:t xml:space="preserve">Du brauchst</w:t>
-      </w:r>
-    </w:p>
-    <w:p>
-      <w:pPr>
-        <w:pStyle w:val="ListParagraph"/>
-        <w:numPr>
-          <w:ilvl w:val="0"/>
-          <w:numId w:val="2"/>
-        </w:numPr>
-        <w:spacing w:after="80" w:line="290"/>
-      </w:pPr>
-      <w:r>
-        <w:t xml:space="preserve">ein Topf mit Wasser</w:t>
-      </w:r>
-    </w:p>
-    <w:p>
-      <w:pPr>
-        <w:pStyle w:val="ListParagraph"/>
-        <w:numPr>
-          <w:ilvl w:val="0"/>
-          <w:numId w:val="2"/>
-        </w:numPr>
-        <w:spacing w:after="80" w:line="290"/>
-      </w:pPr>
-      <w:r>
-        <w:t xml:space="preserve">Orangen- oder Apfelschalen, 1 Zimtstange, ein paar Nelken, ein Zweig Fichte oder Rosmarin</w:t>
-      </w:r>
-    </w:p>
-    <w:p>
-      <w:pPr>
-        <w:spacing w:after="60" w:before="120"/>
-      </w:pPr>
-      <w:r>
-        <w:rPr>
-          <w:b/>
-          <w:bCs/>
-        </w:rPr>
-        <w:t xml:space="preserve">So geht es</w:t>
-      </w:r>
-    </w:p>
-    <w:p>
-      <w:pPr>
-        <w:pStyle w:val="ListParagraph"/>
-        <w:numPr>
-          <w:ilvl w:val="0"/>
-          <w:numId w:val="41"/>
-        </w:numPr>
-        <w:spacing w:after="80" w:line="290"/>
-      </w:pPr>
-      <w:r>
-        <w:t xml:space="preserve">Alles in den Topf geben.</w:t>
-      </w:r>
-    </w:p>
-    <w:p>
-      <w:pPr>
-        <w:pStyle w:val="ListParagraph"/>
-        <w:numPr>
-          <w:ilvl w:val="0"/>
-          <w:numId w:val="41"/>
-        </w:numPr>
-        <w:spacing w:after="80" w:line="290"/>
-      </w:pPr>
-      <w:r>
-        <w:t xml:space="preserve">Auf kleinster Stufe leise köcheln lassen und Wasser nachfüllen.</w:t>
-      </w:r>
-    </w:p>
-    <w:p>
-      <w:pPr>
-        <w:spacing w:after="140" w:line="300"/>
-        <w:jc w:val="both"/>
-      </w:pPr>
-      <w:r>
-        <w:rPr>
-          <w:i/>
-          <w:iCs/>
-        </w:rPr>
-        <w:t xml:space="preserve">Tipp: Nie unbeaufsichtigt lassen. Statt Duftkerzen und Raumsprays – ohne künstliche Duftstoffe.</w:t>
-      </w:r>
-    </w:p>
-    <w:p>
-      <w:pPr>
-        <w:pStyle w:val="Heading2"/>
-      </w:pPr>
-      <w:r>
-        <w:t xml:space="preserve">Schimmel: was du selbst machen kannst – und was nicht</w:t>
-      </w:r>
-    </w:p>
-    <w:p>
-      <w:pPr>
-        <w:spacing w:after="140" w:line="300"/>
-        <w:jc w:val="both"/>
-      </w:pPr>
-      <w:r>
-        <w:t xml:space="preserve">Schimmel ist kein Schönheitsproblem, sondern kann der Gesundheit schaden. Das Umweltbundesamt empfiehlt:</w:t>
-      </w:r>
-    </w:p>
-    <w:p>
-      <w:pPr>
-        <w:pStyle w:val="ListParagraph"/>
-        <w:numPr>
-          <w:ilvl w:val="0"/>
-          <w:numId w:val="2"/>
-        </w:numPr>
-        <w:spacing w:after="80" w:line="290"/>
-      </w:pPr>
-      <w:r>
-        <w:rPr>
-          <w:b/>
-          <w:bCs/>
-        </w:rPr>
-        <w:t xml:space="preserve">Kleine Flächen</w:t>
-      </w:r>
-      <w:r>
-        <w:t xml:space="preserve"> (bis etwa 0,5 m²) auf </w:t>
-      </w:r>
-      <w:r>
-        <w:rPr>
-          <w:b/>
-          <w:bCs/>
-        </w:rPr>
-        <w:t xml:space="preserve">glatten, nicht saugfähigen</w:t>
-      </w:r>
-      <w:r>
-        <w:t xml:space="preserve"> Oberflächen (Fliesen, Fensterrahmen, Silikon) kannst du selbst entfernen.</w:t>
-      </w:r>
-    </w:p>
-    <w:p>
-      <w:pPr>
-        <w:pStyle w:val="ListParagraph"/>
-        <w:numPr>
-          <w:ilvl w:val="0"/>
-          <w:numId w:val="2"/>
-        </w:numPr>
-        <w:spacing w:after="80" w:line="290"/>
-      </w:pPr>
-      <w:r>
-        <w:rPr>
-          <w:b/>
-          <w:bCs/>
-        </w:rPr>
-        <w:t xml:space="preserve">Größere Flächen</w:t>
-      </w:r>
-      <w:r>
-        <w:t xml:space="preserve">, Schimmel in Wänden, unter Tapeten oder nach Wasserschäden gehören in die Hand von </w:t>
-      </w:r>
-      <w:r>
-        <w:rPr>
-          <w:b/>
-          <w:bCs/>
-        </w:rPr>
-        <w:t xml:space="preserve">Fachleuten</w:t>
-      </w:r>
-      <w:r>
-        <w:t xml:space="preserve">. Das gilt auch, wenn Allergiker, Schwangere, kleine Kinder oder Menschen mit geschwächtem Immunsystem im Haushalt leben.</w:t>
-      </w:r>
-    </w:p>
-    <w:p>
-      <w:pPr>
-        <w:pStyle w:val="ListParagraph"/>
-        <w:numPr>
-          <w:ilvl w:val="0"/>
-          <w:numId w:val="2"/>
-        </w:numPr>
-        <w:spacing w:after="80" w:line="290"/>
-      </w:pPr>
-      <w:r>
-        <w:rPr>
-          <w:b/>
-          <w:bCs/>
-        </w:rPr>
-        <w:t xml:space="preserve">Ursache finden:</w:t>
-      </w:r>
-      <w:r>
-        <w:t xml:space="preserve"> zu hohe Luftfeuchtigkeit, Wärmebrücken, undichte Stellen. Ohne die Ursache kommt der Schimmel wieder.</w:t>
-      </w:r>
-    </w:p>
-    <w:p>
-      <w:pPr>
-        <w:pStyle w:val="Heading3"/>
-      </w:pPr>
-      <w:bookmarkStart w:name="r39" w:id="1"/>
-      <w:r>
-        <w:t xml:space="preserve">Kleine Schimmelflecken entfernen</w:t>
-      </w:r>
-      <w:bookmarkEnd w:id="1"/>
-    </w:p>
-    <w:p>
-      <w:pPr>
-        <w:spacing w:after="140" w:line="300"/>
-        <w:jc w:val="left"/>
-      </w:pPr>
-      <w:r>
-        <w:rPr>
-          <w:i/>
-          <w:iCs/>
-        </w:rPr>
-        <w:t xml:space="preserve">Für glatte Oberflächen bis 0,5 m²</w:t>
-      </w:r>
-    </w:p>
-    <w:p>
-      <w:pPr>
-        <w:spacing w:after="60"/>
-      </w:pPr>
-      <w:r>
-        <w:rPr>
-          <w:b/>
-          <w:bCs/>
-        </w:rPr>
-        <w:t xml:space="preserve">Du brauchst</w:t>
-      </w:r>
-    </w:p>
-    <w:p>
-      <w:pPr>
-        <w:pStyle w:val="ListParagraph"/>
-        <w:numPr>
-          <w:ilvl w:val="0"/>
-          <w:numId w:val="2"/>
-        </w:numPr>
-        <w:spacing w:after="80" w:line="290"/>
-      </w:pPr>
-      <w:r>
-        <w:t xml:space="preserve">70- bis 80-prozentiger Ethanol (Weingeist aus der Apotheke)</w:t>
-      </w:r>
-    </w:p>
-    <w:p>
-      <w:pPr>
-        <w:pStyle w:val="ListParagraph"/>
-        <w:numPr>
-          <w:ilvl w:val="0"/>
-          <w:numId w:val="2"/>
-        </w:numPr>
-        <w:spacing w:after="80" w:line="290"/>
-      </w:pPr>
-      <w:r>
-        <w:t xml:space="preserve">Einweg-Tücher, Handschuhe, FFP2-Maske, Schutzbrille</w:t>
-      </w:r>
-    </w:p>
-    <w:p>
-      <w:pPr>
-        <w:spacing w:after="60" w:before="120"/>
-      </w:pPr>
-      <w:r>
-        <w:rPr>
-          <w:b/>
-          <w:bCs/>
-        </w:rPr>
-        <w:t xml:space="preserve">So geht es</w:t>
-      </w:r>
-    </w:p>
-    <w:p>
-      <w:pPr>
-        <w:pStyle w:val="ListParagraph"/>
-        <w:numPr>
-          <w:ilvl w:val="0"/>
           <w:numId w:val="42"/>
         </w:numPr>
         <w:spacing w:after="80" w:line="290"/>
       </w:pPr>
       <w:r>
-        <w:t xml:space="preserve">Fenster öffnen, Schutzausrüstung anziehen.</w:t>
+        <w:t xml:space="preserve">Beutel füllen und zubinden.</w:t>
       </w:r>
     </w:p>
     <w:p>
@@ -12357,17 +12703,7 @@
         <w:spacing w:after="80" w:line="290"/>
       </w:pPr>
       <w:r>
-        <w:t xml:space="preserve">Schimmel </w:t>
-      </w:r>
-      <w:r>
-        <w:rPr>
-          <w:b/>
-          <w:bCs/>
-        </w:rPr>
-        <w:t xml:space="preserve">nicht trocken abbürsten</w:t>
-      </w:r>
-      <w:r>
-        <w:t xml:space="preserve"> – das verteilt die Sporen.</w:t>
+        <w:t xml:space="preserve">Zwischen die Kleidung hängen oder legen.</w:t>
       </w:r>
     </w:p>
     <w:p>
@@ -12376,550 +12712,6 @@
         <w:numPr>
           <w:ilvl w:val="0"/>
           <w:numId w:val="42"/>
-        </w:numPr>
-        <w:spacing w:after="80" w:line="290"/>
-      </w:pPr>
-      <w:r>
-        <w:t xml:space="preserve">Alkohol auf ein Tuch geben und die Fläche abwischen, kurz einwirken lassen, mit einem neuen Tuch nachwischen.</w:t>
-      </w:r>
-    </w:p>
-    <w:p>
-      <w:pPr>
-        <w:pStyle w:val="ListParagraph"/>
-        <w:numPr>
-          <w:ilvl w:val="0"/>
-          <w:numId w:val="42"/>
-        </w:numPr>
-        <w:spacing w:after="80" w:line="290"/>
-      </w:pPr>
-      <w:r>
-        <w:t xml:space="preserve">Tücher in einem verschlossenen Beutel im Restmüll entsorgen.</w:t>
-      </w:r>
-    </w:p>
-    <w:p>
-      <w:pPr>
-        <w:spacing w:after="140" w:line="300"/>
-        <w:jc w:val="both"/>
-      </w:pPr>
-      <w:r>
-        <w:rPr>
-          <w:i/>
-          <w:iCs/>
-        </w:rPr>
-        <w:t xml:space="preserve">Tipp: Ethanol ist – wie im Wein – aus vergorenem Pflanzenzucker gewonnen; hier ist er die eine Ausnahme im Buch, weil das Umweltbundesamt ihn für kleine Schimmelflächen empfiehlt. Er ist entzündlich – keine offenen Flammen, nicht rauchen. </w:t>
-      </w:r>
-      <w:r>
-        <w:rPr>
-          <w:i/>
-          <w:iCs/>
-        </w:rPr>
-        <w:t xml:space="preserve">Essig</w:t>
-      </w:r>
-      <w:r>
-        <w:rPr>
-          <w:i/>
-          <w:iCs/>
-        </w:rPr>
-        <w:t xml:space="preserve"> ist auf kalkhaltigen Wänden ungeeignet: Er wird neutralisiert und kann den Schimmel sogar ernähren.</w:t>
-      </w:r>
-    </w:p>
-    <w:p>
-      <w:pPr>
-        <w:pStyle w:val="Heading2"/>
-      </w:pPr>
-      <w:r>
-        <w:t xml:space="preserve">Richtig lüften und heizen</w:t>
-      </w:r>
-    </w:p>
-    <w:p>
-      <w:pPr>
-        <w:pStyle w:val="ListParagraph"/>
-        <w:numPr>
-          <w:ilvl w:val="0"/>
-          <w:numId w:val="2"/>
-        </w:numPr>
-        <w:spacing w:after="80" w:line="290"/>
-      </w:pPr>
-      <w:r>
-        <w:t xml:space="preserve">Luftfeuchtigkeit mit einem Hygrometer (unter 10 Euro) kontrollieren: Ideal sind 40 bis 60 %.</w:t>
-      </w:r>
-    </w:p>
-    <w:p>
-      <w:pPr>
-        <w:pStyle w:val="ListParagraph"/>
-        <w:numPr>
-          <w:ilvl w:val="0"/>
-          <w:numId w:val="2"/>
-        </w:numPr>
-        <w:spacing w:after="80" w:line="290"/>
-      </w:pPr>
-      <w:r>
-        <w:t xml:space="preserve">Nach dem Duschen, Kochen und Wäschetrocknen sofort stoßlüften.</w:t>
-      </w:r>
-    </w:p>
-    <w:p>
-      <w:pPr>
-        <w:pStyle w:val="ListParagraph"/>
-        <w:numPr>
-          <w:ilvl w:val="0"/>
-          <w:numId w:val="2"/>
-        </w:numPr>
-        <w:spacing w:after="80" w:line="290"/>
-      </w:pPr>
-      <w:r>
-        <w:t xml:space="preserve">Möbel mit etwas Abstand (5 bis 10 cm) zu Außenwänden aufstellen.</w:t>
-      </w:r>
-    </w:p>
-    <w:p>
-      <w:pPr>
-        <w:pStyle w:val="ListParagraph"/>
-        <w:numPr>
-          <w:ilvl w:val="0"/>
-          <w:numId w:val="2"/>
-        </w:numPr>
-        <w:spacing w:after="80" w:line="290"/>
-      </w:pPr>
-      <w:r>
-        <w:t xml:space="preserve">Räume nicht unter 16 °C auskühlen lassen.</w:t>
-      </w:r>
-    </w:p>
-    <w:p>
-      <w:pPr>
-        <w:pStyle w:val="Heading1"/>
-        <w:pageBreakBefore/>
-      </w:pPr>
-      <w:bookmarkStart w:name="k_ungeziefer" w:id="1"/>
-      <w:r>
-        <w:t xml:space="preserve">Ungeziefer im Haus</w:t>
-      </w:r>
-      <w:bookmarkEnd w:id="1"/>
-    </w:p>
-    <w:p>
-      <w:pPr>
-        <w:spacing w:after="140" w:line="300"/>
-        <w:jc w:val="both"/>
-      </w:pPr>
-      <w:r>
-        <w:t xml:space="preserve">Gegen ungebetene Gäste hilft vor allem eines: </w:t>
-      </w:r>
-      <w:r>
-        <w:rPr>
-          <w:b/>
-          <w:bCs/>
-        </w:rPr>
-        <w:t xml:space="preserve">Vorbeugung.</w:t>
-      </w:r>
-      <w:r>
-        <w:t xml:space="preserve"> Lebensmittel dicht verschließen, Krümel wegwischen, Ritzen abdichten. Für den Rest gibt es sanfte Hausmittel.</w:t>
-      </w:r>
-    </w:p>
-    <w:p>
-      <w:pPr>
-        <w:pStyle w:val="Heading3"/>
-      </w:pPr>
-      <w:bookmarkStart w:name="r40" w:id="1"/>
-      <w:r>
-        <w:t xml:space="preserve">Fruchtfliegenfalle</w:t>
-      </w:r>
-      <w:bookmarkEnd w:id="1"/>
-    </w:p>
-    <w:p>
-      <w:pPr>
-        <w:spacing w:after="140" w:line="300"/>
-        <w:jc w:val="left"/>
-      </w:pPr>
-      <w:r>
-        <w:rPr>
-          <w:i/>
-          <w:iCs/>
-        </w:rPr>
-        <w:t xml:space="preserve">Für die Küche im Spätsommer</w:t>
-      </w:r>
-    </w:p>
-    <w:p>
-      <w:pPr>
-        <w:spacing w:after="60"/>
-      </w:pPr>
-      <w:r>
-        <w:rPr>
-          <w:b/>
-          <w:bCs/>
-        </w:rPr>
-        <w:t xml:space="preserve">Du brauchst</w:t>
-      </w:r>
-    </w:p>
-    <w:p>
-      <w:pPr>
-        <w:pStyle w:val="ListParagraph"/>
-        <w:numPr>
-          <w:ilvl w:val="0"/>
-          <w:numId w:val="2"/>
-        </w:numPr>
-        <w:spacing w:after="80" w:line="290"/>
-      </w:pPr>
-      <w:r>
-        <w:t xml:space="preserve">ein kleines Glas</w:t>
-      </w:r>
-    </w:p>
-    <w:p>
-      <w:pPr>
-        <w:pStyle w:val="ListParagraph"/>
-        <w:numPr>
-          <w:ilvl w:val="0"/>
-          <w:numId w:val="2"/>
-        </w:numPr>
-        <w:spacing w:after="80" w:line="290"/>
-      </w:pPr>
-      <w:r>
-        <w:t xml:space="preserve">3 EL Apfelessig</w:t>
-      </w:r>
-    </w:p>
-    <w:p>
-      <w:pPr>
-        <w:pStyle w:val="ListParagraph"/>
-        <w:numPr>
-          <w:ilvl w:val="0"/>
-          <w:numId w:val="2"/>
-        </w:numPr>
-        <w:spacing w:after="80" w:line="290"/>
-      </w:pPr>
-      <w:r>
-        <w:t xml:space="preserve">2 EL Saft oder etwas Obst</w:t>
-      </w:r>
-    </w:p>
-    <w:p>
-      <w:pPr>
-        <w:pStyle w:val="ListParagraph"/>
-        <w:numPr>
-          <w:ilvl w:val="0"/>
-          <w:numId w:val="2"/>
-        </w:numPr>
-        <w:spacing w:after="80" w:line="290"/>
-      </w:pPr>
-      <w:r>
-        <w:t xml:space="preserve">1 TL Kastanien-, Efeu- oder Waschnusssud</w:t>
-      </w:r>
-    </w:p>
-    <w:p>
-      <w:pPr>
-        <w:spacing w:after="60" w:before="120"/>
-      </w:pPr>
-      <w:r>
-        <w:rPr>
-          <w:b/>
-          <w:bCs/>
-        </w:rPr>
-        <w:t xml:space="preserve">So geht es</w:t>
-      </w:r>
-    </w:p>
-    <w:p>
-      <w:pPr>
-        <w:pStyle w:val="ListParagraph"/>
-        <w:numPr>
-          <w:ilvl w:val="0"/>
-          <w:numId w:val="43"/>
-        </w:numPr>
-        <w:spacing w:after="80" w:line="290"/>
-      </w:pPr>
-      <w:r>
-        <w:t xml:space="preserve">Essig und Saft ins Glas geben, den Sud dazugeben – er bricht die Oberflächenspannung, sodass die Fliegen nicht wieder hochkommen.</w:t>
-      </w:r>
-    </w:p>
-    <w:p>
-      <w:pPr>
-        <w:pStyle w:val="ListParagraph"/>
-        <w:numPr>
-          <w:ilvl w:val="0"/>
-          <w:numId w:val="43"/>
-        </w:numPr>
-        <w:spacing w:after="80" w:line="290"/>
-      </w:pPr>
-      <w:r>
-        <w:t xml:space="preserve">Glas neben die Obstschale stellen.</w:t>
-      </w:r>
-    </w:p>
-    <w:p>
-      <w:pPr>
-        <w:pStyle w:val="ListParagraph"/>
-        <w:numPr>
-          <w:ilvl w:val="0"/>
-          <w:numId w:val="43"/>
-        </w:numPr>
-        <w:spacing w:after="80" w:line="290"/>
-      </w:pPr>
-      <w:r>
-        <w:t xml:space="preserve">Alle paar Tage erneuern.</w:t>
-      </w:r>
-    </w:p>
-    <w:p>
-      <w:pPr>
-        <w:spacing w:after="140" w:line="300"/>
-        <w:jc w:val="both"/>
-      </w:pPr>
-      <w:r>
-        <w:rPr>
-          <w:i/>
-          <w:iCs/>
-        </w:rPr>
-        <w:t xml:space="preserve">Tipp: Obst nicht offen liegen lassen, Biomüll täglich leeren – dann gibt es kaum Fruchtfliegen.</w:t>
-      </w:r>
-    </w:p>
-    <w:p>
-      <w:pPr>
-        <w:pStyle w:val="Heading2"/>
-      </w:pPr>
-      <w:r>
-        <w:t xml:space="preserve">Ameisen</w:t>
-      </w:r>
-    </w:p>
-    <w:p>
-      <w:pPr>
-        <w:pStyle w:val="ListParagraph"/>
-        <w:numPr>
-          <w:ilvl w:val="0"/>
-          <w:numId w:val="2"/>
-        </w:numPr>
-        <w:spacing w:after="80" w:line="290"/>
-      </w:pPr>
-      <w:r>
-        <w:t xml:space="preserve">Ameisenstraße mit Essigwasser abwischen – das löscht die Duftspur.</w:t>
-      </w:r>
-    </w:p>
-    <w:p>
-      <w:pPr>
-        <w:pStyle w:val="ListParagraph"/>
-        <w:numPr>
-          <w:ilvl w:val="0"/>
-          <w:numId w:val="2"/>
-        </w:numPr>
-        <w:spacing w:after="80" w:line="290"/>
-      </w:pPr>
-      <w:r>
-        <w:rPr>
-          <w:b/>
-          <w:bCs/>
-        </w:rPr>
-        <w:t xml:space="preserve">Duftbarrieren</w:t>
-      </w:r>
-      <w:r>
-        <w:t xml:space="preserve"> aus Zimt, Lavendel, Pfefferminze oder Kreidestrichen an Eintrittsstellen legen.</w:t>
-      </w:r>
-    </w:p>
-    <w:p>
-      <w:pPr>
-        <w:pStyle w:val="ListParagraph"/>
-        <w:numPr>
-          <w:ilvl w:val="0"/>
-          <w:numId w:val="2"/>
-        </w:numPr>
-        <w:spacing w:after="80" w:line="290"/>
-      </w:pPr>
-      <w:r>
-        <w:t xml:space="preserve">Eintrittsstellen (Fugen, Fensterritzen) finden und abdichten.</w:t>
-      </w:r>
-    </w:p>
-    <w:p>
-      <w:pPr>
-        <w:pStyle w:val="ListParagraph"/>
-        <w:numPr>
-          <w:ilvl w:val="0"/>
-          <w:numId w:val="2"/>
-        </w:numPr>
-        <w:spacing w:after="80" w:line="290"/>
-      </w:pPr>
-      <w:r>
-        <w:t xml:space="preserve">Draußen ein Nest umsiedeln: Einen Blumentopf mit Holzwolle umgekehrt auf das Nest stellen, nach einigen Tagen mit einem Spaten unterfahren und weit weg tragen.</w:t>
-      </w:r>
-    </w:p>
-    <w:p>
-      <w:pPr>
-        <w:pStyle w:val="Heading2"/>
-      </w:pPr>
-      <w:r>
-        <w:t xml:space="preserve">Kleidermotten und Lebensmittelmotten</w:t>
-      </w:r>
-    </w:p>
-    <w:p>
-      <w:pPr>
-        <w:pStyle w:val="ListParagraph"/>
-        <w:numPr>
-          <w:ilvl w:val="0"/>
-          <w:numId w:val="2"/>
-        </w:numPr>
-        <w:spacing w:after="80" w:line="290"/>
-      </w:pPr>
-      <w:r>
-        <w:rPr>
-          <w:b/>
-          <w:bCs/>
-        </w:rPr>
-        <w:t xml:space="preserve">Kleidermotten:</w:t>
-      </w:r>
-      <w:r>
-        <w:t xml:space="preserve"> Schrank aussaugen und mit Essigwasser auswischen, Wollsachen einfrieren (2 bis 3 Tage) oder bei 60 °C waschen. Lavendel, Zedernholz und Steinklee (Band 1) halten fern.</w:t>
-      </w:r>
-    </w:p>
-    <w:p>
-      <w:pPr>
-        <w:pStyle w:val="ListParagraph"/>
-        <w:numPr>
-          <w:ilvl w:val="0"/>
-          <w:numId w:val="2"/>
-        </w:numPr>
-        <w:spacing w:after="80" w:line="290"/>
-      </w:pPr>
-      <w:r>
-        <w:rPr>
-          <w:b/>
-          <w:bCs/>
-        </w:rPr>
-        <w:t xml:space="preserve">Lebensmittelmotten:</w:t>
-      </w:r>
-      <w:r>
-        <w:t xml:space="preserve"> Befallene Vorräte im Restmüll entsorgen, Schrank aussaugen und auswischen, Vorräte in dicht schließenden Gläsern lagern. </w:t>
-      </w:r>
-      <w:r>
-        <w:rPr>
-          <w:b/>
-          <w:bCs/>
-        </w:rPr>
-        <w:t xml:space="preserve">Schlupfwespen</w:t>
-      </w:r>
-      <w:r>
-        <w:t xml:space="preserve"> (im Handel) sind natürliche Gegenspieler.</w:t>
-      </w:r>
-    </w:p>
-    <w:p>
-      <w:pPr>
-        <w:pStyle w:val="ListParagraph"/>
-        <w:numPr>
-          <w:ilvl w:val="0"/>
-          <w:numId w:val="2"/>
-        </w:numPr>
-        <w:spacing w:after="80" w:line="290"/>
-      </w:pPr>
-      <w:r>
-        <w:t xml:space="preserve">Pheromonfallen zeigen einen Befall an, bekämpfen ihn aber nicht.</w:t>
-      </w:r>
-    </w:p>
-    <w:p>
-      <w:pPr>
-        <w:pStyle w:val="Heading3"/>
-      </w:pPr>
-      <w:bookmarkStart w:name="r41" w:id="1"/>
-      <w:r>
-        <w:t xml:space="preserve">Mottensäckchen</w:t>
-      </w:r>
-      <w:bookmarkEnd w:id="1"/>
-    </w:p>
-    <w:p>
-      <w:pPr>
-        <w:spacing w:after="140" w:line="300"/>
-        <w:jc w:val="left"/>
-      </w:pPr>
-      <w:r>
-        <w:rPr>
-          <w:i/>
-          <w:iCs/>
-        </w:rPr>
-        <w:t xml:space="preserve">Für den Kleiderschrank</w:t>
-      </w:r>
-    </w:p>
-    <w:p>
-      <w:pPr>
-        <w:spacing w:after="60"/>
-      </w:pPr>
-      <w:r>
-        <w:rPr>
-          <w:b/>
-          <w:bCs/>
-        </w:rPr>
-        <w:t xml:space="preserve">Du brauchst</w:t>
-      </w:r>
-    </w:p>
-    <w:p>
-      <w:pPr>
-        <w:pStyle w:val="ListParagraph"/>
-        <w:numPr>
-          <w:ilvl w:val="0"/>
-          <w:numId w:val="2"/>
-        </w:numPr>
-        <w:spacing w:after="80" w:line="290"/>
-      </w:pPr>
-      <w:r>
-        <w:t xml:space="preserve">kleine Baumwollbeutel</w:t>
-      </w:r>
-    </w:p>
-    <w:p>
-      <w:pPr>
-        <w:pStyle w:val="ListParagraph"/>
-        <w:numPr>
-          <w:ilvl w:val="0"/>
-          <w:numId w:val="2"/>
-        </w:numPr>
-        <w:spacing w:after="80" w:line="290"/>
-      </w:pPr>
-      <w:r>
-        <w:t xml:space="preserve">getrocknete Lavendelblüten, Zedernholzspäne oder Steinklee</w:t>
-      </w:r>
-    </w:p>
-    <w:p>
-      <w:pPr>
-        <w:pStyle w:val="ListParagraph"/>
-        <w:numPr>
-          <w:ilvl w:val="0"/>
-          <w:numId w:val="2"/>
-        </w:numPr>
-        <w:spacing w:after="80" w:line="290"/>
-      </w:pPr>
-      <w:r>
-        <w:t xml:space="preserve">ein paar Tropfen Lavendelöl zum Auffrischen</w:t>
-      </w:r>
-    </w:p>
-    <w:p>
-      <w:pPr>
-        <w:spacing w:after="60" w:before="120"/>
-      </w:pPr>
-      <w:r>
-        <w:rPr>
-          <w:b/>
-          <w:bCs/>
-        </w:rPr>
-        <w:t xml:space="preserve">So geht es</w:t>
-      </w:r>
-    </w:p>
-    <w:p>
-      <w:pPr>
-        <w:pStyle w:val="ListParagraph"/>
-        <w:numPr>
-          <w:ilvl w:val="0"/>
-          <w:numId w:val="44"/>
-        </w:numPr>
-        <w:spacing w:after="80" w:line="290"/>
-      </w:pPr>
-      <w:r>
-        <w:t xml:space="preserve">Beutel füllen und zubinden.</w:t>
-      </w:r>
-    </w:p>
-    <w:p>
-      <w:pPr>
-        <w:pStyle w:val="ListParagraph"/>
-        <w:numPr>
-          <w:ilvl w:val="0"/>
-          <w:numId w:val="44"/>
-        </w:numPr>
-        <w:spacing w:after="80" w:line="290"/>
-      </w:pPr>
-      <w:r>
-        <w:t xml:space="preserve">Zwischen die Kleidung hängen oder legen.</w:t>
-      </w:r>
-    </w:p>
-    <w:p>
-      <w:pPr>
-        <w:pStyle w:val="ListParagraph"/>
-        <w:numPr>
-          <w:ilvl w:val="0"/>
-          <w:numId w:val="44"/>
         </w:numPr>
         <w:spacing w:after="80" w:line="290"/>
       </w:pPr>
@@ -14463,7 +14255,7 @@
       <w:pPr>
         <w:pStyle w:val="Heading3"/>
       </w:pPr>
-      <w:bookmarkStart w:name="r42" w:id="1"/>
+      <w:bookmarkStart w:name="r40" w:id="1"/>
       <w:r>
         <w:t xml:space="preserve">Die Grund-Sprühflaschen für den Alltag</w:t>
       </w:r>
@@ -14563,7 +14355,7 @@
         <w:pStyle w:val="ListParagraph"/>
         <w:numPr>
           <w:ilvl w:val="0"/>
-          <w:numId w:val="45"/>
+          <w:numId w:val="43"/>
         </w:numPr>
         <w:spacing w:after="80" w:line="290"/>
       </w:pPr>
@@ -14586,7 +14378,7 @@
         <w:pStyle w:val="ListParagraph"/>
         <w:numPr>
           <w:ilvl w:val="0"/>
-          <w:numId w:val="45"/>
+          <w:numId w:val="43"/>
         </w:numPr>
         <w:spacing w:after="80" w:line="290"/>
       </w:pPr>
@@ -14599,7 +14391,7 @@
         <w:pStyle w:val="ListParagraph"/>
         <w:numPr>
           <w:ilvl w:val="0"/>
-          <w:numId w:val="45"/>
+          <w:numId w:val="43"/>
         </w:numPr>
         <w:spacing w:after="80" w:line="290"/>
       </w:pPr>
@@ -14929,9 +14721,9 @@
               </w:rPr>
               <w:t xml:space="preserve">S. </w:t>
             </w:r>
-            <w:fldSimple w:instr="PAGEREF r19 \h">
+            <w:fldSimple w:instr="PAGEREF r17 \h">
               <w:r>
-                <w:t xml:space="preserve">26</w:t>
+                <w:t xml:space="preserve">25</w:t>
               </w:r>
             </w:fldSimple>
           </w:p>
@@ -15030,9 +14822,9 @@
               </w:rPr>
               <w:t xml:space="preserve">S. </w:t>
             </w:r>
-            <w:fldSimple w:instr="PAGEREF r42 \h">
+            <w:fldSimple w:instr="PAGEREF r40 \h">
               <w:r>
-                <w:t xml:space="preserve">45</w:t>
+                <w:t xml:space="preserve">44</w:t>
               </w:r>
             </w:fldSimple>
           </w:p>
@@ -15333,9 +15125,9 @@
               </w:rPr>
               <w:t xml:space="preserve">S. </w:t>
             </w:r>
-            <w:fldSimple w:instr="PAGEREF r31 \h">
+            <w:fldSimple w:instr="PAGEREF r29 \h">
               <w:r>
-                <w:t xml:space="preserve">36</w:t>
+                <w:t xml:space="preserve">35</w:t>
               </w:r>
             </w:fldSimple>
           </w:p>
@@ -15535,9 +15327,9 @@
               </w:rPr>
               <w:t xml:space="preserve">S. </w:t>
             </w:r>
-            <w:fldSimple w:instr="PAGEREF r21 \h">
+            <w:fldSimple w:instr="PAGEREF r19 \h">
               <w:r>
-                <w:t xml:space="preserve">29</w:t>
+                <w:t xml:space="preserve">28</w:t>
               </w:r>
             </w:fldSimple>
           </w:p>
@@ -15838,9 +15630,9 @@
               </w:rPr>
               <w:t xml:space="preserve">S. </w:t>
             </w:r>
-            <w:fldSimple w:instr="PAGEREF r12 \h">
+            <w:fldSimple w:instr="PAGEREF r10 \h">
               <w:r>
-                <w:t xml:space="preserve">22</w:t>
+                <w:t xml:space="preserve">21</w:t>
               </w:r>
             </w:fldSimple>
           </w:p>
@@ -15939,9 +15731,9 @@
               </w:rPr>
               <w:t xml:space="preserve">S. </w:t>
             </w:r>
-            <w:fldSimple w:instr="PAGEREF r26 \h">
+            <w:fldSimple w:instr="PAGEREF r24 \h">
               <w:r>
-                <w:t xml:space="preserve">31</w:t>
+                <w:t xml:space="preserve">30</w:t>
               </w:r>
             </w:fldSimple>
           </w:p>
@@ -16040,9 +15832,9 @@
               </w:rPr>
               <w:t xml:space="preserve">S. </w:t>
             </w:r>
-            <w:fldSimple w:instr="PAGEREF r28 \h">
+            <w:fldSimple w:instr="PAGEREF r26 \h">
               <w:r>
-                <w:t xml:space="preserve">34</w:t>
+                <w:t xml:space="preserve">33</w:t>
               </w:r>
             </w:fldSimple>
           </w:p>
@@ -16141,9 +15933,9 @@
               </w:rPr>
               <w:t xml:space="preserve">S. </w:t>
             </w:r>
-            <w:fldSimple w:instr="PAGEREF r29 \h">
+            <w:fldSimple w:instr="PAGEREF r27 \h">
               <w:r>
-                <w:t xml:space="preserve">34</w:t>
+                <w:t xml:space="preserve">33</w:t>
               </w:r>
             </w:fldSimple>
           </w:p>
@@ -16819,7 +16611,7 @@
                 <w:sz w:val="18"/>
                 <w:szCs w:val="18"/>
               </w:rPr>
-              <w:t xml:space="preserve">Lanolin-Kur für Wolle (Wollwalk, Windeln)</w:t>
+              <w:t xml:space="preserve">Mildes Woll- und Feinwaschmittel</w:t>
             </w:r>
           </w:p>
         </w:tc>
@@ -16881,211 +16673,9 @@
               </w:rPr>
               <w:t xml:space="preserve">S. </w:t>
             </w:r>
-            <w:fldSimple w:instr="PAGEREF r11 \h">
+            <w:fldSimple w:instr="PAGEREF r9 \h">
               <w:r>
                 <w:t xml:space="preserve">19</w:t>
-              </w:r>
-            </w:fldSimple>
-          </w:p>
-        </w:tc>
-      </w:tr>
-      <w:tr>
-        <w:trPr>
-          <w:cantSplit/>
-          <w:tblHeader w:val="false"/>
-        </w:trPr>
-        <w:tc>
-          <w:tcPr>
-            <w:tcW w:type="dxa" w:w="5000"/>
-            <w:tcBorders>
-              <w:top w:val="single" w:color="C9C2AE" w:sz="4"/>
-              <w:left w:val="single" w:color="C9C2AE" w:sz="4"/>
-              <w:bottom w:val="single" w:color="C9C2AE" w:sz="4"/>
-              <w:right w:val="single" w:color="C9C2AE" w:sz="4"/>
-            </w:tcBorders>
-            <w:tcMar>
-              <w:top w:type="dxa" w:w="40"/>
-              <w:left w:type="dxa" w:w="40"/>
-              <w:bottom w:type="dxa" w:w="40"/>
-              <w:right w:type="dxa" w:w="40"/>
-            </w:tcMar>
-          </w:tcPr>
-          <w:p>
-            <w:pPr>
-              <w:spacing w:after="0" w:line="260"/>
-              <w:jc w:val="left"/>
-            </w:pPr>
-            <w:r>
-              <w:rPr>
-                <w:sz w:val="18"/>
-                <w:szCs w:val="18"/>
-              </w:rPr>
-              <w:t xml:space="preserve">Mildes Woll- und Feinwaschmittel</w:t>
-            </w:r>
-          </w:p>
-        </w:tc>
-        <w:tc>
-          <w:tcPr>
-            <w:tcW w:type="dxa" w:w="2670"/>
-            <w:tcBorders>
-              <w:top w:val="single" w:color="C9C2AE" w:sz="4"/>
-              <w:left w:val="single" w:color="C9C2AE" w:sz="4"/>
-              <w:bottom w:val="single" w:color="C9C2AE" w:sz="4"/>
-              <w:right w:val="single" w:color="C9C2AE" w:sz="4"/>
-            </w:tcBorders>
-            <w:tcMar>
-              <w:top w:type="dxa" w:w="40"/>
-              <w:left w:type="dxa" w:w="40"/>
-              <w:bottom w:type="dxa" w:w="40"/>
-              <w:right w:type="dxa" w:w="40"/>
-            </w:tcMar>
-          </w:tcPr>
-          <w:p>
-            <w:pPr>
-              <w:spacing w:after="0" w:line="260"/>
-              <w:jc w:val="left"/>
-            </w:pPr>
-            <w:r>
-              <w:rPr>
-                <w:sz w:val="18"/>
-                <w:szCs w:val="18"/>
-              </w:rPr>
-              <w:t xml:space="preserve">Wolle und Feines</w:t>
-            </w:r>
-          </w:p>
-        </w:tc>
-        <w:tc>
-          <w:tcPr>
-            <w:tcW w:type="dxa" w:w="1400"/>
-            <w:tcBorders>
-              <w:top w:val="single" w:color="C9C2AE" w:sz="4"/>
-              <w:left w:val="single" w:color="C9C2AE" w:sz="4"/>
-              <w:bottom w:val="single" w:color="C9C2AE" w:sz="4"/>
-              <w:right w:val="single" w:color="C9C2AE" w:sz="4"/>
-            </w:tcBorders>
-            <w:tcMar>
-              <w:top w:type="dxa" w:w="40"/>
-              <w:left w:type="dxa" w:w="40"/>
-              <w:bottom w:type="dxa" w:w="40"/>
-              <w:right w:type="dxa" w:w="40"/>
-            </w:tcMar>
-          </w:tcPr>
-          <w:p>
-            <w:pPr>
-              <w:spacing w:after="0" w:line="260"/>
-              <w:jc w:val="left"/>
-            </w:pPr>
-            <w:r>
-              <w:rPr>
-                <w:sz w:val="18"/>
-                <w:szCs w:val="18"/>
-              </w:rPr>
-              <w:t xml:space="preserve">S. </w:t>
-            </w:r>
-            <w:fldSimple w:instr="PAGEREF r10 \h">
-              <w:r>
-                <w:t xml:space="preserve">19</w:t>
-              </w:r>
-            </w:fldSimple>
-          </w:p>
-        </w:tc>
-      </w:tr>
-      <w:tr>
-        <w:trPr>
-          <w:cantSplit/>
-          <w:tblHeader w:val="false"/>
-        </w:trPr>
-        <w:tc>
-          <w:tcPr>
-            <w:tcW w:type="dxa" w:w="5000"/>
-            <w:tcBorders>
-              <w:top w:val="single" w:color="C9C2AE" w:sz="4"/>
-              <w:left w:val="single" w:color="C9C2AE" w:sz="4"/>
-              <w:bottom w:val="single" w:color="C9C2AE" w:sz="4"/>
-              <w:right w:val="single" w:color="C9C2AE" w:sz="4"/>
-            </w:tcBorders>
-            <w:tcMar>
-              <w:top w:type="dxa" w:w="40"/>
-              <w:left w:type="dxa" w:w="40"/>
-              <w:bottom w:type="dxa" w:w="40"/>
-              <w:right w:type="dxa" w:w="40"/>
-            </w:tcMar>
-          </w:tcPr>
-          <w:p>
-            <w:pPr>
-              <w:spacing w:after="0" w:line="260"/>
-              <w:jc w:val="left"/>
-            </w:pPr>
-            <w:r>
-              <w:rPr>
-                <w:sz w:val="18"/>
-                <w:szCs w:val="18"/>
-              </w:rPr>
-              <w:t xml:space="preserve">Waschbälle und Trocknerbälle aus Wolle</w:t>
-            </w:r>
-          </w:p>
-        </w:tc>
-        <w:tc>
-          <w:tcPr>
-            <w:tcW w:type="dxa" w:w="2670"/>
-            <w:tcBorders>
-              <w:top w:val="single" w:color="C9C2AE" w:sz="4"/>
-              <w:left w:val="single" w:color="C9C2AE" w:sz="4"/>
-              <w:bottom w:val="single" w:color="C9C2AE" w:sz="4"/>
-              <w:right w:val="single" w:color="C9C2AE" w:sz="4"/>
-            </w:tcBorders>
-            <w:tcMar>
-              <w:top w:type="dxa" w:w="40"/>
-              <w:left w:type="dxa" w:w="40"/>
-              <w:bottom w:type="dxa" w:w="40"/>
-              <w:right w:type="dxa" w:w="40"/>
-            </w:tcMar>
-          </w:tcPr>
-          <w:p>
-            <w:pPr>
-              <w:spacing w:after="0" w:line="260"/>
-              <w:jc w:val="left"/>
-            </w:pPr>
-            <w:r>
-              <w:rPr>
-                <w:sz w:val="18"/>
-                <w:szCs w:val="18"/>
-              </w:rPr>
-              <w:t xml:space="preserve">Wäschepflege</w:t>
-            </w:r>
-          </w:p>
-        </w:tc>
-        <w:tc>
-          <w:tcPr>
-            <w:tcW w:type="dxa" w:w="1400"/>
-            <w:tcBorders>
-              <w:top w:val="single" w:color="C9C2AE" w:sz="4"/>
-              <w:left w:val="single" w:color="C9C2AE" w:sz="4"/>
-              <w:bottom w:val="single" w:color="C9C2AE" w:sz="4"/>
-              <w:right w:val="single" w:color="C9C2AE" w:sz="4"/>
-            </w:tcBorders>
-            <w:tcMar>
-              <w:top w:type="dxa" w:w="40"/>
-              <w:left w:type="dxa" w:w="40"/>
-              <w:bottom w:type="dxa" w:w="40"/>
-              <w:right w:type="dxa" w:w="40"/>
-            </w:tcMar>
-          </w:tcPr>
-          <w:p>
-            <w:pPr>
-              <w:spacing w:after="0" w:line="260"/>
-              <w:jc w:val="left"/>
-            </w:pPr>
-            <w:r>
-              <w:rPr>
-                <w:sz w:val="18"/>
-                <w:szCs w:val="18"/>
-              </w:rPr>
-              <w:t xml:space="preserve">S. </w:t>
-            </w:r>
-            <w:fldSimple w:instr="PAGEREF r9 \h">
-              <w:r>
-                <w:t xml:space="preserve">18</w:t>
               </w:r>
             </w:fldSimple>
           </w:p>
@@ -17856,9 +17446,9 @@
               </w:rPr>
               <w:t xml:space="preserve">S. </w:t>
             </w:r>
-            <w:fldSimple w:instr="PAGEREF r19 \h">
+            <w:fldSimple w:instr="PAGEREF r17 \h">
               <w:r>
-                <w:t xml:space="preserve">26</w:t>
+                <w:t xml:space="preserve">25</w:t>
               </w:r>
             </w:fldSimple>
           </w:p>
@@ -17957,9 +17547,9 @@
               </w:rPr>
               <w:t xml:space="preserve">S. </w:t>
             </w:r>
-            <w:fldSimple w:instr="PAGEREF r15 \h">
+            <w:fldSimple w:instr="PAGEREF r13 \h">
               <w:r>
-                <w:t xml:space="preserve">24</w:t>
+                <w:t xml:space="preserve">23</w:t>
               </w:r>
             </w:fldSimple>
           </w:p>
@@ -18058,9 +17648,9 @@
               </w:rPr>
               <w:t xml:space="preserve">S. </w:t>
             </w:r>
-            <w:fldSimple w:instr="PAGEREF r16 \h">
+            <w:fldSimple w:instr="PAGEREF r14 \h">
               <w:r>
-                <w:t xml:space="preserve">24</w:t>
+                <w:t xml:space="preserve">23</w:t>
               </w:r>
             </w:fldSimple>
           </w:p>
@@ -18159,9 +17749,9 @@
               </w:rPr>
               <w:t xml:space="preserve">S. </w:t>
             </w:r>
-            <w:fldSimple w:instr="PAGEREF r18 \h">
+            <w:fldSimple w:instr="PAGEREF r16 \h">
               <w:r>
-                <w:t xml:space="preserve">26</w:t>
+                <w:t xml:space="preserve">25</w:t>
               </w:r>
             </w:fldSimple>
           </w:p>
@@ -18260,9 +17850,9 @@
               </w:rPr>
               <w:t xml:space="preserve">S. </w:t>
             </w:r>
-            <w:fldSimple w:instr="PAGEREF r17 \h">
+            <w:fldSimple w:instr="PAGEREF r15 \h">
               <w:r>
-                <w:t xml:space="preserve">25</w:t>
+                <w:t xml:space="preserve">24</w:t>
               </w:r>
             </w:fldSimple>
           </w:p>
@@ -18361,9 +17951,9 @@
               </w:rPr>
               <w:t xml:space="preserve">S. </w:t>
             </w:r>
-            <w:fldSimple w:instr="PAGEREF r20 \h">
+            <w:fldSimple w:instr="PAGEREF r18 \h">
               <w:r>
-                <w:t xml:space="preserve">27</w:t>
+                <w:t xml:space="preserve">26</w:t>
               </w:r>
             </w:fldSimple>
           </w:p>
@@ -18462,9 +18052,9 @@
               </w:rPr>
               <w:t xml:space="preserve">S. </w:t>
             </w:r>
-            <w:fldSimple w:instr="PAGEREF r14 \h">
+            <w:fldSimple w:instr="PAGEREF r12 \h">
               <w:r>
-                <w:t xml:space="preserve">23</w:t>
+                <w:t xml:space="preserve">22</w:t>
               </w:r>
             </w:fldSimple>
           </w:p>
@@ -18563,9 +18153,9 @@
               </w:rPr>
               <w:t xml:space="preserve">S. </w:t>
             </w:r>
-            <w:fldSimple w:instr="PAGEREF r13 \h">
+            <w:fldSimple w:instr="PAGEREF r11 \h">
               <w:r>
-                <w:t xml:space="preserve">22</w:t>
+                <w:t xml:space="preserve">21</w:t>
               </w:r>
             </w:fldSimple>
           </w:p>
@@ -18664,9 +18254,9 @@
               </w:rPr>
               <w:t xml:space="preserve">S. </w:t>
             </w:r>
-            <w:fldSimple w:instr="PAGEREF r12 \h">
+            <w:fldSimple w:instr="PAGEREF r10 \h">
               <w:r>
-                <w:t xml:space="preserve">22</w:t>
+                <w:t xml:space="preserve">21</w:t>
               </w:r>
             </w:fldSimple>
           </w:p>
@@ -18765,9 +18355,9 @@
               </w:rPr>
               <w:t xml:space="preserve">S. </w:t>
             </w:r>
-            <w:fldSimple w:instr="PAGEREF r23 \h">
+            <w:fldSimple w:instr="PAGEREF r21 \h">
               <w:r>
-                <w:t xml:space="preserve">29</w:t>
+                <w:t xml:space="preserve">28</w:t>
               </w:r>
             </w:fldSimple>
           </w:p>
@@ -19000,9 +18590,9 @@
               </w:rPr>
               <w:t xml:space="preserve">S. </w:t>
             </w:r>
-            <w:fldSimple w:instr="PAGEREF r24 \h">
+            <w:fldSimple w:instr="PAGEREF r22 \h">
               <w:r>
-                <w:t xml:space="preserve">30</w:t>
+                <w:t xml:space="preserve">29</w:t>
               </w:r>
             </w:fldSimple>
           </w:p>
@@ -19101,9 +18691,9 @@
               </w:rPr>
               <w:t xml:space="preserve">S. </w:t>
             </w:r>
-            <w:fldSimple w:instr="PAGEREF r22 \h">
+            <w:fldSimple w:instr="PAGEREF r20 \h">
               <w:r>
-                <w:t xml:space="preserve">29</w:t>
+                <w:t xml:space="preserve">28</w:t>
               </w:r>
             </w:fldSimple>
           </w:p>
@@ -19202,9 +18792,9 @@
               </w:rPr>
               <w:t xml:space="preserve">S. </w:t>
             </w:r>
-            <w:fldSimple w:instr="PAGEREF r21 \h">
+            <w:fldSimple w:instr="PAGEREF r19 \h">
               <w:r>
-                <w:t xml:space="preserve">29</w:t>
+                <w:t xml:space="preserve">28</w:t>
               </w:r>
             </w:fldSimple>
           </w:p>
@@ -19303,9 +18893,9 @@
               </w:rPr>
               <w:t xml:space="preserve">S. </w:t>
             </w:r>
-            <w:fldSimple w:instr="PAGEREF r27 \h">
+            <w:fldSimple w:instr="PAGEREF r25 \h">
               <w:r>
-                <w:t xml:space="preserve">32</w:t>
+                <w:t xml:space="preserve">31</w:t>
               </w:r>
             </w:fldSimple>
           </w:p>
@@ -19404,9 +18994,9 @@
               </w:rPr>
               <w:t xml:space="preserve">S. </w:t>
             </w:r>
-            <w:fldSimple w:instr="PAGEREF r23 \h">
+            <w:fldSimple w:instr="PAGEREF r21 \h">
               <w:r>
-                <w:t xml:space="preserve">29</w:t>
+                <w:t xml:space="preserve">28</w:t>
               </w:r>
             </w:fldSimple>
           </w:p>
@@ -19505,9 +19095,9 @@
               </w:rPr>
               <w:t xml:space="preserve">S. </w:t>
             </w:r>
-            <w:fldSimple w:instr="PAGEREF r25 \h">
+            <w:fldSimple w:instr="PAGEREF r23 \h">
               <w:r>
-                <w:t xml:space="preserve">31</w:t>
+                <w:t xml:space="preserve">30</w:t>
               </w:r>
             </w:fldSimple>
           </w:p>
@@ -19606,9 +19196,9 @@
               </w:rPr>
               <w:t xml:space="preserve">S. </w:t>
             </w:r>
-            <w:fldSimple w:instr="PAGEREF r26 \h">
+            <w:fldSimple w:instr="PAGEREF r24 \h">
               <w:r>
-                <w:t xml:space="preserve">31</w:t>
+                <w:t xml:space="preserve">30</w:t>
               </w:r>
             </w:fldSimple>
           </w:p>
@@ -19841,9 +19431,9 @@
               </w:rPr>
               <w:t xml:space="preserve">S. </w:t>
             </w:r>
-            <w:fldSimple w:instr="PAGEREF r31 \h">
+            <w:fldSimple w:instr="PAGEREF r29 \h">
               <w:r>
-                <w:t xml:space="preserve">36</w:t>
+                <w:t xml:space="preserve">35</w:t>
               </w:r>
             </w:fldSimple>
           </w:p>
@@ -19942,9 +19532,9 @@
               </w:rPr>
               <w:t xml:space="preserve">S. </w:t>
             </w:r>
-            <w:fldSimple w:instr="PAGEREF r32 \h">
+            <w:fldSimple w:instr="PAGEREF r30 \h">
               <w:r>
-                <w:t xml:space="preserve">36</w:t>
+                <w:t xml:space="preserve">35</w:t>
               </w:r>
             </w:fldSimple>
           </w:p>
@@ -20043,9 +19633,9 @@
               </w:rPr>
               <w:t xml:space="preserve">S. </w:t>
             </w:r>
-            <w:fldSimple w:instr="PAGEREF r30 \h">
+            <w:fldSimple w:instr="PAGEREF r28 \h">
               <w:r>
-                <w:t xml:space="preserve">35</w:t>
+                <w:t xml:space="preserve">34</w:t>
               </w:r>
             </w:fldSimple>
           </w:p>
@@ -20144,9 +19734,9 @@
               </w:rPr>
               <w:t xml:space="preserve">S. </w:t>
             </w:r>
-            <w:fldSimple w:instr="PAGEREF r28 \h">
+            <w:fldSimple w:instr="PAGEREF r26 \h">
               <w:r>
-                <w:t xml:space="preserve">34</w:t>
+                <w:t xml:space="preserve">33</w:t>
               </w:r>
             </w:fldSimple>
           </w:p>
@@ -20245,9 +19835,9 @@
               </w:rPr>
               <w:t xml:space="preserve">S. </w:t>
             </w:r>
-            <w:fldSimple w:instr="PAGEREF r29 \h">
+            <w:fldSimple w:instr="PAGEREF r27 \h">
               <w:r>
-                <w:t xml:space="preserve">34</w:t>
+                <w:t xml:space="preserve">33</w:t>
               </w:r>
             </w:fldSimple>
           </w:p>
@@ -20480,9 +20070,9 @@
               </w:rPr>
               <w:t xml:space="preserve">S. </w:t>
             </w:r>
-            <w:fldSimple w:instr="PAGEREF r34 \h">
+            <w:fldSimple w:instr="PAGEREF r32 \h">
               <w:r>
-                <w:t xml:space="preserve">37</w:t>
+                <w:t xml:space="preserve">36</w:t>
               </w:r>
             </w:fldSimple>
           </w:p>
@@ -20581,9 +20171,9 @@
               </w:rPr>
               <w:t xml:space="preserve">S. </w:t>
             </w:r>
-            <w:fldSimple w:instr="PAGEREF r36 \h">
+            <w:fldSimple w:instr="PAGEREF r34 \h">
               <w:r>
-                <w:t xml:space="preserve">38</w:t>
+                <w:t xml:space="preserve">37</w:t>
               </w:r>
             </w:fldSimple>
           </w:p>
@@ -20682,9 +20272,9 @@
               </w:rPr>
               <w:t xml:space="preserve">S. </w:t>
             </w:r>
-            <w:fldSimple w:instr="PAGEREF r33 \h">
+            <w:fldSimple w:instr="PAGEREF r31 \h">
               <w:r>
-                <w:t xml:space="preserve">37</w:t>
+                <w:t xml:space="preserve">36</w:t>
               </w:r>
             </w:fldSimple>
           </w:p>
@@ -20783,9 +20373,9 @@
               </w:rPr>
               <w:t xml:space="preserve">S. </w:t>
             </w:r>
-            <w:fldSimple w:instr="PAGEREF r35 \h">
+            <w:fldSimple w:instr="PAGEREF r33 \h">
               <w:r>
-                <w:t xml:space="preserve">38</w:t>
+                <w:t xml:space="preserve">37</w:t>
               </w:r>
             </w:fldSimple>
           </w:p>
@@ -21018,9 +20608,9 @@
               </w:rPr>
               <w:t xml:space="preserve">S. </w:t>
             </w:r>
-            <w:fldSimple w:instr="PAGEREF r39 \h">
+            <w:fldSimple w:instr="PAGEREF r37 \h">
               <w:r>
-                <w:t xml:space="preserve">40</w:t>
+                <w:t xml:space="preserve">39</w:t>
               </w:r>
             </w:fldSimple>
           </w:p>
@@ -21119,9 +20709,9 @@
               </w:rPr>
               <w:t xml:space="preserve">S. </w:t>
             </w:r>
-            <w:fldSimple w:instr="PAGEREF r38 \h">
+            <w:fldSimple w:instr="PAGEREF r36 \h">
               <w:r>
-                <w:t xml:space="preserve">39</w:t>
+                <w:t xml:space="preserve">38</w:t>
               </w:r>
             </w:fldSimple>
           </w:p>
@@ -21220,9 +20810,9 @@
               </w:rPr>
               <w:t xml:space="preserve">S. </w:t>
             </w:r>
-            <w:fldSimple w:instr="PAGEREF r37 \h">
+            <w:fldSimple w:instr="PAGEREF r35 \h">
               <w:r>
-                <w:t xml:space="preserve">39</w:t>
+                <w:t xml:space="preserve">38</w:t>
               </w:r>
             </w:fldSimple>
           </w:p>
@@ -21455,9 +21045,9 @@
               </w:rPr>
               <w:t xml:space="preserve">S. </w:t>
             </w:r>
-            <w:fldSimple w:instr="PAGEREF r40 \h">
+            <w:fldSimple w:instr="PAGEREF r38 \h">
               <w:r>
-                <w:t xml:space="preserve">41</w:t>
+                <w:t xml:space="preserve">40</w:t>
               </w:r>
             </w:fldSimple>
           </w:p>
@@ -21556,9 +21146,9 @@
               </w:rPr>
               <w:t xml:space="preserve">S. </w:t>
             </w:r>
-            <w:fldSimple w:instr="PAGEREF r41 \h">
+            <w:fldSimple w:instr="PAGEREF r39 \h">
               <w:r>
-                <w:t xml:space="preserve">42</w:t>
+                <w:t xml:space="preserve">41</w:t>
               </w:r>
             </w:fldSimple>
           </w:p>
@@ -22276,30 +21866,6 @@
     </w:lvl>
   </w:abstractNum>
   <w:abstractNum w:abstractNumId="43" w15:restartNumberingAfterBreak="0">
-    <w:multiLevelType w:val="hybridMultilevel"/>
-    <w:lvl w:ilvl="0" w15:tentative="1">
-      <w:start w:val="1"/>
-      <w:numFmt w:val="decimal"/>
-      <w:lvlText w:val="%1."/>
-      <w:lvlJc w:val="left"/>
-      <w:pPr>
-        <w:ind w:left="540" w:hanging="340"/>
-      </w:pPr>
-    </w:lvl>
-  </w:abstractNum>
-  <w:abstractNum w:abstractNumId="44" w15:restartNumberingAfterBreak="0">
-    <w:multiLevelType w:val="hybridMultilevel"/>
-    <w:lvl w:ilvl="0" w15:tentative="1">
-      <w:start w:val="1"/>
-      <w:numFmt w:val="decimal"/>
-      <w:lvlText w:val="%1."/>
-      <w:lvlJc w:val="left"/>
-      <w:pPr>
-        <w:ind w:left="540" w:hanging="340"/>
-      </w:pPr>
-    </w:lvl>
-  </w:abstractNum>
-  <w:abstractNum w:abstractNumId="45" w15:restartNumberingAfterBreak="0">
     <w:multiLevelType w:val="hybridMultilevel"/>
     <w:lvl w:ilvl="0" w15:tentative="1">
       <w:start w:val="1"/>
@@ -22569,18 +22135,6 @@
       <w:startOverride w:val="1"/>
     </w:lvlOverride>
   </w:num>
-  <w:num w:numId="44">
-    <w:abstractNumId w:val="44"/>
-    <w:lvlOverride w:ilvl="0">
-      <w:startOverride w:val="1"/>
-    </w:lvlOverride>
-  </w:num>
-  <w:num w:numId="45">
-    <w:abstractNumId w:val="45"/>
-    <w:lvlOverride w:ilvl="0">
-      <w:startOverride w:val="1"/>
-    </w:lvlOverride>
-  </w:num>
 </w:numbering>
 </file>
 

--- a/buecher/band-4-reinigung/Was-die-Natur-uns-schenkt-Band-4.docx
+++ b/buecher/band-4-reinigung/Was-die-Natur-uns-schenkt-Band-4.docx
@@ -195,7 +195,7 @@
           <w:sz w:val="18"/>
           <w:szCs w:val="18"/>
         </w:rPr>
-        <w:t xml:space="preserve">Texte und Pflanzenzeichnungen wurden mit Unterstützung künstlicher Intelligenz erstellt und von der Autorin überarbeitet.</w:t>
+        <w:t xml:space="preserve">Die Texte wurden mit Unterstützung künstlicher Intelligenz erstellt und von der Autorin überarbeitet.</w:t>
       </w:r>
     </w:p>
     <w:p>
@@ -223,7 +223,7 @@
           <w:sz w:val="18"/>
           <w:szCs w:val="18"/>
         </w:rPr>
-        <w:t xml:space="preserve"> Bitte beachte den Haftungsausschluss auf den folgenden Seiten. Die Inhalte dieses Buches wurden sorgfältig recherchiert. Sie dienen der allgemeinen Information und ersetzen keine ärztliche Beratung, Diagnose oder Behandlung. Wer Wildpflanzen sammelt und verwendet, tut dies auf eigene Verantwortung. Iss nie eine Pflanze, die du nicht zweifelsfrei bestimmt hast. Autorin und Verlag übernehmen keine Haftung für Schäden, die aus der Anwendung der beschriebenen Rezepte und Verfahren entstehen.</w:t>
+        <w:t xml:space="preserve"> Bitte beachte den Haftungsausschluss auf den folgenden Seiten. Die Inhalte dieses Buches wurden sorgfältig recherchiert. Sie dienen der allgemeinen Information. Wer die beschriebenen Mittel herstellt und anwendet, tut dies auf eigene Verantwortung. Autorin und Verlag übernehmen keine Haftung für Schäden, die aus der Anwendung der beschriebenen Anleitungen entstehen.</w:t>
       </w:r>
     </w:p>
     <w:p>
@@ -900,7 +900,7 @@
           <w:sz w:val="22"/>
           <w:szCs w:val="22"/>
         </w:rPr>
-        <w:t xml:space="preserve">Rezepte und Anwendungen nach Themen</w:t>
+        <w:t xml:space="preserve">Anleitungen nach Themen</w:t>
       </w:r>
       <w:r>
         <w:tab/>
@@ -14482,7 +14482,7 @@
       </w:pPr>
       <w:bookmarkStart w:name="t26" w:id="1"/>
       <w:r>
-        <w:t xml:space="preserve">Rezepte und Anwendungen nach Themen</w:t>
+        <w:t xml:space="preserve">Anleitungen nach Themen</w:t>
       </w:r>
       <w:bookmarkEnd w:id="1"/>
     </w:p>
@@ -14555,7 +14555,7 @@
                 <w:sz w:val="18"/>
                 <w:szCs w:val="18"/>
               </w:rPr>
-              <w:t xml:space="preserve">Rezept oder Anwendung</w:t>
+              <w:t xml:space="preserve">Anleitung</w:t>
             </w:r>
           </w:p>
         </w:tc>
@@ -16002,7 +16002,7 @@
                 <w:sz w:val="18"/>
                 <w:szCs w:val="18"/>
               </w:rPr>
-              <w:t xml:space="preserve">Rezept oder Anwendung</w:t>
+              <w:t xml:space="preserve">Anleitung</w:t>
             </w:r>
           </w:p>
         </w:tc>
@@ -16944,7 +16944,7 @@
                 <w:sz w:val="18"/>
                 <w:szCs w:val="18"/>
               </w:rPr>
-              <w:t xml:space="preserve">Rezept oder Anwendung</w:t>
+              <w:t xml:space="preserve">Anleitung</w:t>
             </w:r>
           </w:p>
         </w:tc>
@@ -17280,7 +17280,7 @@
                 <w:sz w:val="18"/>
                 <w:szCs w:val="18"/>
               </w:rPr>
-              <w:t xml:space="preserve">Rezept oder Anwendung</w:t>
+              <w:t xml:space="preserve">Anleitung</w:t>
             </w:r>
           </w:p>
         </w:tc>
@@ -18424,7 +18424,7 @@
                 <w:sz w:val="18"/>
                 <w:szCs w:val="18"/>
               </w:rPr>
-              <w:t xml:space="preserve">Rezept oder Anwendung</w:t>
+              <w:t xml:space="preserve">Anleitung</w:t>
             </w:r>
           </w:p>
         </w:tc>
@@ -19265,7 +19265,7 @@
                 <w:sz w:val="18"/>
                 <w:szCs w:val="18"/>
               </w:rPr>
-              <w:t xml:space="preserve">Rezept oder Anwendung</w:t>
+              <w:t xml:space="preserve">Anleitung</w:t>
             </w:r>
           </w:p>
         </w:tc>
@@ -19904,7 +19904,7 @@
                 <w:sz w:val="18"/>
                 <w:szCs w:val="18"/>
               </w:rPr>
-              <w:t xml:space="preserve">Rezept oder Anwendung</w:t>
+              <w:t xml:space="preserve">Anleitung</w:t>
             </w:r>
           </w:p>
         </w:tc>
@@ -20442,7 +20442,7 @@
                 <w:sz w:val="18"/>
                 <w:szCs w:val="18"/>
               </w:rPr>
-              <w:t xml:space="preserve">Rezept oder Anwendung</w:t>
+              <w:t xml:space="preserve">Anleitung</w:t>
             </w:r>
           </w:p>
         </w:tc>
@@ -20879,7 +20879,7 @@
                 <w:sz w:val="18"/>
                 <w:szCs w:val="18"/>
               </w:rPr>
-              <w:t xml:space="preserve">Rezept oder Anwendung</w:t>
+              <w:t xml:space="preserve">Anleitung</w:t>
             </w:r>
           </w:p>
         </w:tc>

--- a/buecher/band-4-reinigung/Was-die-Natur-uns-schenkt-Band-4.docx
+++ b/buecher/band-4-reinigung/Was-die-Natur-uns-schenkt-Band-4.docx
@@ -66,7 +66,7 @@
           <w:sz w:val="30"/>
           <w:szCs w:val="30"/>
         </w:rPr>
-        <w:t xml:space="preserve">Diana</w:t>
+        <w:t xml:space="preserve">Diana Bittenbinder</w:t>
       </w:r>
     </w:p>
     <w:p>
@@ -105,7 +105,7 @@
           <w:sz w:val="18"/>
           <w:szCs w:val="18"/>
         </w:rPr>
-        <w:t xml:space="preserve">© 2026 Diana [Nachname]. Alle Rechte vorbehalten.</w:t>
+        <w:t xml:space="preserve">© 2026 Diana Bittenbinder. Alle Rechte vorbehalten.</w:t>
       </w:r>
     </w:p>
     <w:p>
@@ -118,7 +118,7 @@
           <w:sz w:val="18"/>
           <w:szCs w:val="18"/>
         </w:rPr>
-        <w:t xml:space="preserve">Herausgeberin: Diana [Nachname], [Straße Hausnummer], [PLZ Ort]</w:t>
+        <w:t xml:space="preserve">Kontakt: info@svsger.de</w:t>
       </w:r>
     </w:p>
     <w:p>
@@ -131,71 +131,7 @@
           <w:sz w:val="18"/>
           <w:szCs w:val="18"/>
         </w:rPr>
-        <w:t xml:space="preserve">Kontakt: [E-Mail-Adresse]</w:t>
-      </w:r>
-    </w:p>
-    <w:p>
-      <w:pPr>
-        <w:spacing w:after="140" w:line="300"/>
-        <w:jc w:val="left"/>
-      </w:pPr>
-      <w:r>
-        <w:rPr>
-          <w:sz w:val="18"/>
-          <w:szCs w:val="18"/>
-        </w:rPr>
         <w:t xml:space="preserve">Website: svsger.de</w:t>
-      </w:r>
-    </w:p>
-    <w:p>
-      <w:pPr>
-        <w:spacing w:after="140" w:line="300"/>
-        <w:jc w:val="left"/>
-      </w:pPr>
-    </w:p>
-    <w:p>
-      <w:pPr>
-        <w:spacing w:after="140" w:line="300"/>
-        <w:jc w:val="left"/>
-      </w:pPr>
-      <w:r>
-        <w:rPr>
-          <w:sz w:val="18"/>
-          <w:szCs w:val="18"/>
-        </w:rPr>
-        <w:t xml:space="preserve">Druck und Vertrieb: [z. B. Amazon KDP / Independently published]</w:t>
-      </w:r>
-    </w:p>
-    <w:p>
-      <w:pPr>
-        <w:spacing w:after="140" w:line="300"/>
-        <w:jc w:val="left"/>
-      </w:pPr>
-      <w:r>
-        <w:rPr>
-          <w:sz w:val="18"/>
-          <w:szCs w:val="18"/>
-        </w:rPr>
-        <w:t xml:space="preserve">ISBN: [wird bei der Veröffentlichung vergeben]</w:t>
-      </w:r>
-    </w:p>
-    <w:p>
-      <w:pPr>
-        <w:spacing w:after="140" w:line="300"/>
-        <w:jc w:val="left"/>
-      </w:pPr>
-    </w:p>
-    <w:p>
-      <w:pPr>
-        <w:spacing w:after="140" w:line="300"/>
-        <w:jc w:val="left"/>
-      </w:pPr>
-      <w:r>
-        <w:rPr>
-          <w:sz w:val="18"/>
-          <w:szCs w:val="18"/>
-        </w:rPr>
-        <w:t xml:space="preserve">Die Texte wurden mit Unterstützung künstlicher Intelligenz erstellt und von der Autorin überarbeitet.</w:t>
       </w:r>
     </w:p>
     <w:p>
